--- a/二稿.docx
+++ b/二稿.docx
@@ -2450,251 +2450,14 @@
           <w:rFonts w:hint="eastAsia"/>
           <w:color w:val="000000"/>
         </w:rPr>
-        <w:t>其中格式分量是硬门槛，空间奖励仅在答案正确时生效，防止模型为刷结构分而牺牲最终答案；权重固定为</w:t>
+        <w:t>其中格式分量是硬门槛，空间奖励仅在答案正确时生效，防止模型为刷结构分而牺牲最终答案。</w:t>
       </w:r>
       <w:r>
         <w:rPr>
           <w:rFonts w:hint="eastAsia"/>
           <w:color w:val="000000"/>
-          <w:lang w:val="en-US" w:eastAsia="zh-CN"/>
-        </w:rPr>
-        <w:t xml:space="preserve"> </w:t>
-      </w:r>
-      <m:oMath>
-        <m:sSub>
-          <m:sSubPr>
-            <m:ctrlPr>
-              <w:rPr>
-                <w:rFonts w:ascii="Cambria Math" w:hAnsi="Cambria Math"/>
-              </w:rPr>
-            </m:ctrlPr>
-          </m:sSubPr>
-          <m:e>
-            <m:r>
-              <m:rPr/>
-              <w:rPr>
-                <w:rFonts w:ascii="Cambria Math" w:hAnsi="Cambria Math"/>
-              </w:rPr>
-              <m:t>w</m:t>
-            </m:r>
-            <m:ctrlPr>
-              <w:rPr>
-                <w:rFonts w:ascii="Cambria Math" w:hAnsi="Cambria Math"/>
-              </w:rPr>
-            </m:ctrlPr>
-          </m:e>
-          <m:sub>
-            <m:r>
-              <m:rPr/>
-              <w:rPr>
-                <w:rFonts w:ascii="Cambria Math" w:hAnsi="Cambria Math"/>
-              </w:rPr>
-              <m:t>f</m:t>
-            </m:r>
-            <m:ctrlPr>
-              <w:rPr>
-                <w:rFonts w:ascii="Cambria Math" w:hAnsi="Cambria Math"/>
-              </w:rPr>
-            </m:ctrlPr>
-          </m:sub>
-        </m:sSub>
-        <m:r>
-          <m:rPr>
-            <m:sty m:val="p"/>
-          </m:rPr>
-          <w:rPr>
-            <w:rFonts w:ascii="Cambria Math" w:hAnsi="Cambria Math"/>
-          </w:rPr>
-          <m:t>=</m:t>
-        </m:r>
-        <m:r>
-          <m:rPr/>
-          <w:rPr>
-            <w:rFonts w:ascii="Cambria Math" w:hAnsi="Cambria Math"/>
-          </w:rPr>
-          <m:t>0.1</m:t>
-        </m:r>
-      </m:oMath>
-      <w:r>
-        <w:t>、</w:t>
-      </w:r>
-      <m:oMath>
-        <m:sSub>
-          <m:sSubPr>
-            <m:ctrlPr>
-              <w:rPr>
-                <w:rFonts w:ascii="Cambria Math" w:hAnsi="Cambria Math"/>
-              </w:rPr>
-            </m:ctrlPr>
-          </m:sSubPr>
-          <m:e>
-            <m:r>
-              <m:rPr/>
-              <w:rPr>
-                <w:rFonts w:ascii="Cambria Math" w:hAnsi="Cambria Math"/>
-              </w:rPr>
-              <m:t>w</m:t>
-            </m:r>
-            <m:ctrlPr>
-              <w:rPr>
-                <w:rFonts w:ascii="Cambria Math" w:hAnsi="Cambria Math"/>
-              </w:rPr>
-            </m:ctrlPr>
-          </m:e>
-          <m:sub>
-            <m:r>
-              <m:rPr/>
-              <w:rPr>
-                <w:rFonts w:ascii="Cambria Math" w:hAnsi="Cambria Math"/>
-              </w:rPr>
-              <m:t>c</m:t>
-            </m:r>
-            <m:ctrlPr>
-              <w:rPr>
-                <w:rFonts w:ascii="Cambria Math" w:hAnsi="Cambria Math"/>
-              </w:rPr>
-            </m:ctrlPr>
-          </m:sub>
-        </m:sSub>
-        <m:r>
-          <m:rPr>
-            <m:sty m:val="p"/>
-          </m:rPr>
-          <w:rPr>
-            <w:rFonts w:ascii="Cambria Math" w:hAnsi="Cambria Math"/>
-          </w:rPr>
-          <m:t>=</m:t>
-        </m:r>
-        <m:r>
-          <m:rPr/>
-          <w:rPr>
-            <w:rFonts w:ascii="Cambria Math" w:hAnsi="Cambria Math"/>
-          </w:rPr>
-          <m:t>0.2</m:t>
-        </m:r>
-      </m:oMath>
-      <w:r>
-        <w:t>、</w:t>
-      </w:r>
-      <m:oMath>
-        <m:sSub>
-          <m:sSubPr>
-            <m:ctrlPr>
-              <w:rPr>
-                <w:rFonts w:ascii="Cambria Math" w:hAnsi="Cambria Math"/>
-              </w:rPr>
-            </m:ctrlPr>
-          </m:sSubPr>
-          <m:e>
-            <m:r>
-              <m:rPr/>
-              <w:rPr>
-                <w:rFonts w:ascii="Cambria Math" w:hAnsi="Cambria Math"/>
-              </w:rPr>
-              <m:t>w</m:t>
-            </m:r>
-            <m:ctrlPr>
-              <w:rPr>
-                <w:rFonts w:ascii="Cambria Math" w:hAnsi="Cambria Math"/>
-              </w:rPr>
-            </m:ctrlPr>
-          </m:e>
-          <m:sub>
-            <m:r>
-              <m:rPr/>
-              <w:rPr>
-                <w:rFonts w:ascii="Cambria Math" w:hAnsi="Cambria Math"/>
-              </w:rPr>
-              <m:t>a</m:t>
-            </m:r>
-            <m:ctrlPr>
-              <w:rPr>
-                <w:rFonts w:ascii="Cambria Math" w:hAnsi="Cambria Math"/>
-              </w:rPr>
-            </m:ctrlPr>
-          </m:sub>
-        </m:sSub>
-        <m:r>
-          <m:rPr>
-            <m:sty m:val="p"/>
-          </m:rPr>
-          <w:rPr>
-            <w:rFonts w:ascii="Cambria Math" w:hAnsi="Cambria Math"/>
-          </w:rPr>
-          <m:t>=</m:t>
-        </m:r>
-        <m:r>
-          <m:rPr/>
-          <w:rPr>
-            <w:rFonts w:ascii="Cambria Math" w:hAnsi="Cambria Math"/>
-          </w:rPr>
-          <m:t>0.5</m:t>
-        </m:r>
-      </m:oMath>
-      <w:r>
-        <w:t>、</w:t>
-      </w:r>
-      <m:oMath>
-        <m:sSub>
-          <m:sSubPr>
-            <m:ctrlPr>
-              <w:rPr>
-                <w:rFonts w:ascii="Cambria Math" w:hAnsi="Cambria Math"/>
-              </w:rPr>
-            </m:ctrlPr>
-          </m:sSubPr>
-          <m:e>
-            <m:r>
-              <m:rPr/>
-              <w:rPr>
-                <w:rFonts w:ascii="Cambria Math" w:hAnsi="Cambria Math"/>
-              </w:rPr>
-              <m:t>w</m:t>
-            </m:r>
-            <m:ctrlPr>
-              <w:rPr>
-                <w:rFonts w:ascii="Cambria Math" w:hAnsi="Cambria Math"/>
-              </w:rPr>
-            </m:ctrlPr>
-          </m:e>
-          <m:sub>
-            <m:r>
-              <m:rPr/>
-              <w:rPr>
-                <w:rFonts w:ascii="Cambria Math" w:hAnsi="Cambria Math"/>
-              </w:rPr>
-              <m:t>s</m:t>
-            </m:r>
-            <m:ctrlPr>
-              <w:rPr>
-                <w:rFonts w:ascii="Cambria Math" w:hAnsi="Cambria Math"/>
-              </w:rPr>
-            </m:ctrlPr>
-          </m:sub>
-        </m:sSub>
-        <m:r>
-          <m:rPr>
-            <m:sty m:val="p"/>
-          </m:rPr>
-          <w:rPr>
-            <w:rFonts w:ascii="Cambria Math" w:hAnsi="Cambria Math"/>
-          </w:rPr>
-          <m:t>=</m:t>
-        </m:r>
-        <m:r>
-          <m:rPr/>
-          <w:rPr>
-            <w:rFonts w:ascii="Cambria Math" w:hAnsi="Cambria Math"/>
-          </w:rPr>
-          <m:t>0.2</m:t>
-        </m:r>
-      </m:oMath>
-      <w:r>
-        <w:rPr>
-          <w:rFonts w:hint="eastAsia"/>
-          <w:color w:val="000000"/>
-        </w:rPr>
-        <w:t>，准确率优先。空间分量用匈牙利算法对预测与真实物体做二分图匹配，以 CIoU 与语义相似度为代价，对不重叠的框也提供稠密梯度。7B 模型在 14 个基准上平均超越 GPT-4o（+4.7%）；其代价是 STVQA-7K 基于 Visual Genome 人工标注构建，框标注质量直接决定空间分量的可靠性。</w:t>
+        </w:rPr>
+        <w:t>7B 模型在 14 个基准上平均超越 GPT-4o（+4.7%），但 STVQA-7K 基于 Visual Genome 人工标注构建，框标注质量直接决定空间分量的可靠性。</w:t>
       </w:r>
     </w:p>
     <w:p>
@@ -2723,7 +2486,7 @@
             </w14:solidFill>
           </w14:textFill>
         </w:rPr>
-        <w:t>SVQA-R1 [14] 代表了对“跨视角一致性”的验证，验证器完全自监督：将图像镜像翻转并用 GPT-4o 生成翻转后逻辑一致的问答对，要求模型对原图与翻转图给出语义一致的答案；奖励为格式与语义两个分量加权（</w:t>
+        <w:t>SVQA-R1 [14] 代表了对“跨视角一致性”的验证，将图像镜像翻转并用 GPT-4o 生成翻转后逻辑一致的问答对，要求模型对原图与翻转图给出语义一致的答案；奖励为格式与语义两个分量加权（</w:t>
       </w:r>
       <m:oMath>
         <m:r>
@@ -3052,17 +2815,8 @@
             </w14:solidFill>
           </w14:textFill>
         </w:rPr>
-        <w:t xml:space="preserve">），Spatial-GRPO 对语义奖励显著占优的组施加 </w:t>
-      </w:r>
-      <m:oMath>
-        <m:r>
-          <m:rPr/>
-          <w:rPr>
-            <w:rFonts w:ascii="Cambria Math" w:hAnsi="Cambria Math"/>
-          </w:rPr>
-          <m:t>η‖Δ‖</m:t>
-        </m:r>
-      </m:oMath>
+        <w:t xml:space="preserve">）。</w:t>
+      </w:r>
       <w:r>
         <w:rPr>
           <w:rFonts w:cs="Times New Roman"/>
@@ -3073,7 +2827,7 @@
             </w14:solidFill>
           </w14:textFill>
         </w:rPr>
-        <w:t xml:space="preserve"> 扣分。3B 模型在 Q-Spatial++ 上较 SFT 基线提升超 30 个百分点，验证范围限于水平镜像翻转下的空间问答。</w:t>
+        <w:t xml:space="preserve">3B 模型在 Q-Spatial++ 上较 SFT 基线提升超 30 个百分点，验证范围限于水平镜像翻转下的空间问答。</w:t>
       </w:r>
     </w:p>
     <w:p>
@@ -3146,7 +2900,7 @@
         <w:rPr>
           <w:color w:val="000000"/>
         </w:rPr>
-        <w:t>Ground-R1 [15] 是这一方向的起点，证明 RL 下最轻量的格式监督就足以驱动模型学会定位证据。其两阶段 rollout 中，第一阶段模型输出证据框坐标，只给格式奖励；第二阶段将证据框裁剪出的局部图像送回模型作答，奖励为格式与答案准确率之和；两阶段由同一 GRPO 目标联合优化。消融显示，加入 GT 框 IoU 奖励的变体与纯格式奖励几乎无差（82.0 vs 81.7），说明“框在哪里”不需要监督，答案信号会倒逼定位行为涌现：错误的定位会降低裁剪区域的答案正确率，从而压低对应轨迹的组内优势，定位行为与答案正确性在信用分配上被耦合。</w:t>
+        <w:t>Ground-R1 [15] 是这一方向的起点，证明 RL 下最轻量的格式监督就足以驱动模型学会定位证据。两阶段 rollout 中，模型先输出证据框坐标、再基于裁剪出的局部图像作答，两阶段由同一 GRPO 目标联合优化。消融显示，加入 GT 框 IoU 奖励的变体与纯格式奖励几乎无差（82.0 vs 81.7），说明“框在哪里”不需要监督，答案信号会倒逼定位行为涌现。</w:t>
       </w:r>
     </w:p>
     <w:p>
@@ -4301,7 +4055,7 @@
           <w:rFonts w:hint="eastAsia"/>
           <w:color w:val="000000"/>
         </w:rPr>
-        <w:t xml:space="preserve"> 是预测框与真实物体匹配的置信度（IoU 与归一化距离加权）。看错地方的轨迹即使答对，其物体级优势也会被置信度压低，从而在奖励层面区分“答案对但看错地方”与“答案对且看对地方”。在 VSR 上 POLIA 将基线 GRPO 的 59.0% 提升至 81.3%，物体级打分仅占总训练时间的 0.0004%。同方向的 SAYO [18] 以区域级视觉注意力作为奖励信号，把对齐对象从显式框推广到注意力分布。</w:t>
+        <w:t xml:space="preserve"> 是预测框与真实物体匹配的置信度。看错地方的轨迹即使答对，其物体级优势也会被置信度压低，从而在奖励层面区分“答案对但看错地方”与“答案对且看对地方”。在 VSR 上 POLIA 将基线 GRPO 的 59.0% 提升至 81.3%。同方向的 SAYO [18] 以区域级视觉注意力作为奖励信号，把对齐对象从显式框推广到注意力分布。</w:t>
       </w:r>
     </w:p>
     <w:p>
@@ -4360,7 +4114,7 @@
           <w:rFonts w:hint="eastAsia"/>
           <w:color w:val="000000"/>
         </w:rPr>
-        <w:t>前两类的信号分别作用于“是否正确”与“是否看对”，第三类则把优化信号作用于推理过程本身。理论上，这类方法与结果验证存在深层联系：GRPO 在 token 级设定下与 PRM-aware 目标数学等价，组内共享前缀天然构成“过程步骤” [11]，即结果奖励本就在隐式地做过程级信用分配，本节方法可视为将这一隐式机制显式化。第一步在多模态侧已经出现：VisualPRM [12] 以约 40 万条过程监督数据训练 8B 过程奖励模型，在 7 个多模态推理基准上带来 3.7</w:t>
+        <w:t>前两类的信号分别作用于“是否正确”与“是否看对”，第三类则把优化信号作用于推理过程本身。理论上，这类方法与结果验证存在深层联系：GRPO 在 token 级设定下与 PRM-aware 目标数学等价，组内共享前缀天然构成“过程步骤” [11]，即结果奖励本就在隐式地做过程级信用分配，本节方法可视为将这一隐式机制显式化。第一步在多模态侧已经出现：VisualPRM [12] 训练 8B 过程奖励模型，在 7 个多模态推理基准上带来 3.7</w:t>
       </w:r>
       <w:r>
         <w:rPr>
@@ -5964,7 +5718,7 @@
           <w:rFonts w:hint="eastAsia"/>
           <w:color w:val="000000"/>
         </w:rPr>
-        <w:t xml:space="preserve"> 衡量预测证据框存在且与参考证据区域兼容，</w:t>
+        <w:t xml:space="preserve">、</w:t>
       </w:r>
       <m:oMath>
         <m:sSub>
@@ -6010,17 +5764,17 @@
         </m:sSub>
       </m:oMath>
       <w:r>
-        <w:t xml:space="preserve"> </w:t>
+        <w:t xml:space="preserve"/>
       </w:r>
       <w:r>
         <w:rPr>
           <w:rFonts w:hint="eastAsia"/>
           <w:lang w:val="en-US" w:eastAsia="zh-CN"/>
         </w:rPr>
-        <w:t>和</w:t>
-      </w:r>
-      <w:r>
-        <w:t xml:space="preserve"> </w:t>
+        <w:t>、</w:t>
+      </w:r>
+      <w:r>
+        <w:t xml:space="preserve"/>
       </w:r>
       <m:oMath>
         <m:sSub>
@@ -6070,7 +5824,7 @@
           <w:rFonts w:hint="eastAsia"/>
           <w:color w:val="000000"/>
         </w:rPr>
-        <w:t xml:space="preserve"> 为子问题与子答案的语义相似度（Sentence-BERT 余弦），IoU 为两框的空间重叠。总奖励为格式奖励与“答案奖励 × 匈牙利奖励”之和：</w:t>
+        <w:t xml:space="preserve"> 分别衡量证据框兼容性、子问题与子答案的语义相似度，IoU 为空间重叠。总奖励为格式奖励与“答案奖励 × 匈牙利奖励”之和：</w:t>
       </w:r>
     </w:p>
     <w:p>
@@ -6298,7 +6052,7 @@
           <w:rFonts w:hint="eastAsia"/>
           <w:color w:val="000000"/>
         </w:rPr>
-        <w:t>门控关系保证：光答对但中间步骤与证据 grounding 不到位，奖励即被门控，从而抑制“忽略图像仅凭文本脑补”的捷径。数学上，GRPO 是 H-GRPO 对角匹配的特例，在方法层面印证了“结果验证与过程验证同源”的结论。小模型受益最大（SmolVLM-2.2B 在 A-OKVQA 达 73.4%、OOD 基准 RoboSpatial 达 70.2%），但参考推理链的质量决定奖励上限。</w:t>
+        <w:t>门控关系保证：光答对但中间步骤与证据 grounding 不到位，奖励即被门控，从而抑制“忽略图像仅凭文本脑补”的捷径。数学上，GRPO 是 H-GRPO 对角匹配的特例，在方法层面印证了“结果验证与过程验证同源”的结论。小模型受益最大（SmolVLM-2.2B 在 A-OKVQA 达 73.4%），但参考推理链的质量决定奖励上限。</w:t>
       </w:r>
     </w:p>
     <w:p>

--- a/二稿.docx
+++ b/二稿.docx
@@ -4055,7 +4055,7 @@
           <w:rFonts w:hint="eastAsia"/>
           <w:color w:val="000000"/>
         </w:rPr>
-        <w:t xml:space="preserve"> 是预测框与真实物体匹配的置信度。看错地方的轨迹即使答对，其物体级优势也会被置信度压低，从而在奖励层面区分“答案对但看错地方”与“答案对且看对地方”。在 VSR 上 POLIA 将基线 GRPO 的 59.0% 提升至 81.3%。同方向的 SAYO [18] 以区域级视觉注意力作为奖励信号，把对齐对象从显式框推广到注意力分布。</w:t>
+        <w:t xml:space="preserve"> 是预测框与真实物体匹配的置信度（IoU 与归一化距离加权）。看错地方的轨迹即使答对，其物体级优势也会被置信度压低，从而在奖励层面区分“答案对但看错地方”与“答案对且看对地方”。在 VSR 上 POLIA 将基线 GRPO 的 59.0% 提升至 81.3%，物体级打分仅占总训练时间的 0.0004%。同方向的 SAYO [18] 以区域级视觉注意力作为奖励信号，把对齐对象从显式框推广到注意力分布。</w:t>
       </w:r>
     </w:p>
     <w:p>
@@ -8844,7 +8844,7 @@
           <w:rFonts w:hint="eastAsia"/>
           <w:color w:val="000000"/>
         </w:rPr>
-        <w:t>分解式可验证奖励。AlphaGRPO 提出的 DVReward 把复杂用户请求分解为原子化的可验证子问题，再由通用 MLLM 逐项评估，为生成类任务提供稳定、可解释的反馈 [22]。这一思想对组合推理的直接启示是：将组合提示分解为可验证的子奖励（物体存在性、属性匹配、关系成立），使奖励沿组合结构逐项可判。当前 H-GRPO 的三元组匹配已具备雏形，但子奖励仍依赖参考链而非程序化判定；这一分解与验证思想在文本事实核查中已有先例（FactScore 的原子事实分解 [23]），迁移到视觉绑定子奖励是自然延伸。</w:t>
+        <w:t>分解式可验证奖励。AlphaGRPO 的 DVReward 将复杂请求分解为原子化可验证子问题，再由通用 MLLM 逐项评估 [22]。这一思想对组合推理的直接启示是：将组合提示分解为可验证的子奖励（物体存在性、属性匹配、关系成立），使奖励沿组合结构逐项可判。当前 H-GRPO 的三元组匹配已具备雏形，但子奖励仍依赖参考链而非程序化判定；文本事实核查已有先例（FactScore 的原子事实分解 [23]），迁移到视觉绑定子奖励是自然延伸。</w:t>
       </w:r>
     </w:p>
     <w:p>

--- a/二稿.docx
+++ b/二稿.docx
@@ -2900,7 +2900,7 @@
         <w:rPr>
           <w:color w:val="000000"/>
         </w:rPr>
-        <w:t>Ground-R1 [15] 是这一方向的起点，证明 RL 下最轻量的格式监督就足以驱动模型学会定位证据。两阶段 rollout 中，模型先输出证据框坐标、再基于裁剪出的局部图像作答，两阶段由同一 GRPO 目标联合优化。消融显示，加入 GT 框 IoU 奖励的变体与纯格式奖励几乎无差（82.0 vs 81.7），说明“框在哪里”不需要监督，答案信号会倒逼定位行为涌现。</w:t>
+        <w:t>Ground-R1 [15] 是这一方向的起点，证明 RL 下无需框标注即可驱动模型学会定位证据。两阶段 rollout 中，模型先输出证据框坐标、再基于裁剪出的局部图像作答；但论文诊断出标准 GRPO 的全局归一化偏袒大而显著的证据区域，小但关键的证据获得持续负优势、陷入探索崩溃，故提出尺度相对策略优化（SRPO）：按证据区域相对面积分箱（K=3），以桶内归一化与桶间判别奖励让不同尺度的证据公平竞争。消融显示 SRPO 较 GRPO 稳定提升（V* +2.1%、HR-4K +1.2%），说明对齐奖励不仅要约束“看哪儿”，还要公平对待每个尺度的证据。</w:t>
       </w:r>
     </w:p>
     <w:p>
@@ -4078,7 +4078,7 @@
           <w:rFonts w:hint="eastAsia"/>
           <w:color w:val="000000"/>
         </w:rPr>
-        <w:t>该方向的对齐对象覆盖证据区域、思维链内嵌、物体级与显著性分布，监督需求从 8K 问答对降到零标注。但上述工作多在通用 VQA 与空间问答上验证，显式组合基准上的覆盖仍然不足；对齐奖励衡量“是否看对”，而组合推理还要求“是否合理推理”，后者由推理过程优化方向（3.3）处理。</w:t>
+        <w:t>该方向的对齐对象覆盖证据区域、思维链内嵌、物体级与显著性分布，监督需求从数千级问答对降到零标注。但上述工作多在通用 VQA 与空间问答上验证，显式组合基准上的覆盖仍然不足；对齐奖励衡量“是否看对”，而组合推理还要求“是否合理推理”，后者由推理过程优化方向（3.3）处理。</w:t>
       </w:r>
     </w:p>
     <w:bookmarkEnd w:id="7"/>
@@ -8753,7 +8753,7 @@
           <w:rFonts w:hint="eastAsia"/>
           <w:color w:val="000000"/>
         </w:rPr>
-        <w:t>三类方法在评测上各行其是：CR³ 报告 MMVP、Winoground、Cola，SpatialThinker 横跨 14 个基准，SVQA-R1 聚焦 Q-Spatial++，Ground-R1 与 POLIA 主要在通用 VQA 与空间问答上验证，H-GRPO 则依赖 A-OKVQA 与自建 OOD 基准，任何两篇方法论文的结果都难以直接横向比较。现有共识恰好指向一个可作统一试金石的子任务：SugarCrepe 的 Swap，即交换两个同类别概念而不引入新概念，是最纯粹的绑定测试</w:t>
+        <w:t>三类方法在评测上各行其是：CR³ 报告 MMVP、Winoground、Cola，SpatialThinker 横跨 14 个基准，SVQA-R1 聚焦 Q-Spatial++，Ground-R1 在通用与高分辨率基准上验证，POLIA 主要在通用 VQA 与空间问答上验证，H-GRPO 则依赖 A-OKVQA 与自建 OOD 基准，任何两篇方法论文的结果都难以直接横向比较。现有共识恰好指向一个可作统一试金石的子任务：SugarCrepe 的 Swap，即交换两个同类别概念而不引入新概念，是最纯粹的绑定测试</w:t>
       </w:r>
       <w:r>
         <w:rPr>
@@ -9130,7 +9130,7 @@
         <w:jc w:val="both"/>
       </w:pPr>
       <w:r>
-        <w:t>[15] Ground-R1: Incentivizing Grounded Visual Reasoning via Reinforcement Learning. arXiv:2505.20272, 2025.</w:t>
+        <w:t>[15] Ground-R1: Thinking with Images via Scale Relative Policy Optimization. arXiv:2505.20272 (v3), 2026.</w:t>
       </w:r>
     </w:p>
     <w:p>

--- a/二稿.docx
+++ b/二稿.docx
@@ -247,7 +247,7 @@
           <w:rFonts w:hint="eastAsia"/>
           <w:color w:val="000000"/>
         </w:rPr>
-        <w:t>组合缺陷的根源可追溯到训练信号本身。ARO 的 shortcut 分析表明，现有对比预训练的目标并不要求模型理解组合结构，模型仅凭词频与整体语义即可取得高分 [2]；CREPE 的证据显示，组合性缺陷与模型规模无关，单纯扩大数据与参数无法自动习得组合能力 [1]。在此背景下，强化学习（Reinforcement Learning, RL）后训练成为主流手段，奖励的定义方式直接决定训练方向：与监督微调（SFT）直接灌输标准答案不同，RL 通过奖励信号让模型在试错中习得推理行为。例如 CR³ 将组合推理重新设计为答案可自动判分的任务，以规则判定的二元奖励驱动 RL，平均提升超过 9 个绝对点 [4]。由此浮现关键问题：什么样的奖励信号才能真正驱动组合推理能力？</w:t>
+        <w:t>组合缺陷的根源可追溯到训练信号本身。ARO 的 shortcut 分析表明，现有对比预训练的目标并不要求模型理解组合结构，模型仅凭词频与整体语义即可取得高分 [2]；CREPE 的证据显示，组合性缺陷与模型规模无关，单纯扩大数据与参数无法自动习得组合能力 [1]。在此背景下，强化学习（Reinforcement Learning, RL）后训练成为主流手段，奖励的定义方式直接决定训练方向：与监督微调（SFT）直接灌输标准答案不同，RL 通过奖励信号让模型在试错中习得推理行为。例如 CR³ 将组合推理重新设计为答案可自动判分的任务，以规则判定的确定性奖励驱动 RL，论文报告其在组合基准上较原始基线平均提升超 9 个绝对点 [4]。由此浮现关键问题：什么样的奖励信号才能真正驱动组合推理能力？</w:t>
       </w:r>
     </w:p>
     <w:p>
@@ -284,7 +284,7 @@
           <w:rFonts w:hint="eastAsia"/>
           <w:color w:val="000000"/>
         </w:rPr>
-        <w:t>2026 年间用 RL 增强 MLLM 组合推理的代表性工作后发现，其发展本质上是奖励信号从“结果验证”向“视觉语义结构对齐”与“推理过程对齐”的逐步扩展，即奖励粒度的细化（答案级→结构级→过程级），三个方向至今并行发展：早期奖励来自对最终回答的结构化结果验证（CR³、SpatialThinker、SVQA-R1），随后转向回答与视觉语义结构的对齐程度（Ground-R1、GRIT、POLIA），最新方法则将优化信号作用于推理过程本身（Self-Questioning VLM、H-GRPO）。推动演进的深层驱动力，是组合推理“正确性必须可定义”的约束。</w:t>
+        <w:t>2026 年间用 RL 增强 MLLM 组合推理的代表性工作后发现，其发展本质上是奖励信号从“结果验证”向“视觉语义结构对齐”与“推理过程对齐”的逐步扩展，即奖励作用对象的扩展（答案→视觉结构→推理过程），三个方向至今并行发展：一类以对最终回答的结构化结果验证为奖励来源（CR³、SpatialThinker、SVQA-R1），一类以回答与视觉语义结构的对齐程度为奖励来源（Ground-R1、GRIT、POLIA），一类将优化信号作用于推理过程本身（Self-Questioning VLM、H-GRPO）。推动演进的深层驱动力，是组合推理“正确性必须可定义”的约束。</w:t>
       </w:r>
     </w:p>
     <w:p>
@@ -436,9 +436,9 @@
     </w:p>
     <w:p>
       <w:pPr>
-        <w:pStyle w:val="3"/>
+        <w:pStyle w:val="12"/>
         <w:spacing w:line="360" w:lineRule="auto"/>
-        <w:jc w:val="both"/>
+        <w:jc w:val="center"/>
       </w:pPr>
       <w:r>
         <w:rPr>
@@ -1523,7 +1523,7 @@
           <w:rFonts w:hint="eastAsia"/>
           <w:color w:val="000000"/>
         </w:rPr>
-        <w:t>根据奖励信息来源，现有方法可归纳为三类：结果验证奖励、视觉对齐奖励和推理过程奖励，分别对应组合推理中“是否正确”“是否看对”与“是否合理推理”三个层面的优化目标。类别之间体现的是奖励粒度的扩展而非严格的继承关系；本节按三类展开梳理，每篇方法按统一维度（奖励来源、监督需求、组合触及度、评测与局限）呈现，类别间的关系集中于 3.4 节讨论。</w:t>
+        <w:t>根据奖励信号的增量贡献，现有方法可归纳为三类：结果验证奖励、视觉对齐奖励和推理过程奖励，分别对应组合推理中“是否正确”“是否看对”与“是否合理推理”三个层面的优化目标。具体地，判据设计创新（如何判定对错）归入 3.1，信号源创新（奖励依据什么）归入 3.2，优化对象创新（奖励作用于哪里）归入 3.3；各方法继承自 RLVR 底座（如 GRPO 的答案验证）的通用成分不计入分类依据。类别之间体现的是奖励粒度的扩展而非严格的继承关系；本节按三类展开梳理，每篇方法按统一维度（奖励来源、监督需求、组合触及度、评测与局限）呈现，类别间的关系集中于 3.4 节讨论。下文所引实验数据均为论文报告值，比较条件（基座模型、基线、评测基准）见各方法段与表 4。</w:t>
       </w:r>
     </w:p>
     <w:p>
@@ -1574,7 +1574,7 @@
           <w:rFonts w:hint="eastAsia"/>
           <w:color w:val="000000"/>
         </w:rPr>
-        <w:t>验证器奖励建立在“正确性可定义”的前提上：当任务的答案可由规则、程序或结构约束自动判定时，验证器就能提供确定性训练信号，无需训练奖励模型。组合推理的错误集中在精细绑定上，而绑定正误在一定任务设计下可以自动判定。围绕“验证什么”，不同工作分别验证最终答案、推理的中间结构与回答的跨视角一致性。</w:t>
+        <w:t>验证器奖励建立在“正确性可定义”的前提上：当任务的答案可由规则、程序或结构约束自动判定时，验证器就能提供确定性训练信号，无需训练奖励模型。本文的“验证器”取确定性判据之义，与学习式验证器相对——后者如过程奖励模型（PRM）需标注数据训练获得，本文将其作为向 3.3 过程建模过渡的桥梁在第 3.3 节讨论；判据既可对照外部标准，也可退化为无外部标准的自洽性检查（SVQA-R1 的一致性判据即属此类，是向自监督方向的延伸）。组合推理的错误集中在精细绑定上，而绑定正误在一定任务设计下可以自动判定。围绕“验证什么”，不同工作分别验证最终答案、推理的中间结构与回答的跨视角一致性。</w:t>
       </w:r>
     </w:p>
     <w:p>
@@ -1603,7 +1603,6 @@
             <m:eqArrPr>
               <m:maxDist m:val="1"/>
               <m:ctrlPr>
-                <m:rPr/>
                 <w:rPr>
                   <w:rFonts w:hint="default" w:ascii="Cambria Math" w:hAnsi="Cambria Math"/>
                   <w:i/>
@@ -1734,7 +1733,6 @@
                 <m:t>(2)</m:t>
               </m:r>
               <m:ctrlPr>
-                <m:rPr/>
                 <w:rPr>
                   <w:rFonts w:hint="default" w:ascii="Cambria Math" w:hAnsi="Cambria Math"/>
                   <w:i/>
@@ -1801,16 +1799,7 @@
           <w:rFonts w:hint="eastAsia"/>
           <w:color w:val="000000"/>
         </w:rPr>
-        <w:t xml:space="preserve"> 给出答</w:t>
-      </w:r>
-      <w:bookmarkStart w:id="17" w:name="_GoBack"/>
-      <w:bookmarkEnd w:id="17"/>
-      <w:r>
-        <w:rPr>
-          <w:rFonts w:hint="eastAsia"/>
-          <w:color w:val="000000"/>
-        </w:rPr>
-        <w:t>案</w:t>
+        <w:t xml:space="preserve"> 给出答案</w:t>
       </w:r>
       <w:r>
         <w:rPr>
@@ -1853,7 +1842,7 @@
           <w:rFonts w:hint="eastAsia"/>
           <w:color w:val="000000"/>
         </w:rPr>
-        <w:t>），强制显式推理生成。无需外部标注，但规则判定只是前提，真正决定信号质量的是数据工序：通过语义与视觉双重筛选构造高难度负样本（18.5 万→1.89 万），使二元奖励在“整体相似、细节绑定出错”的样本上保持梯度。Qwen2.5-VL-7B 与 InternVL3-8B 在三个组合基准上平均提升超 9 个绝对点，且无 SFT 常见的领域外退化（见表 4）。</w:t>
+        <w:t>），强制显式推理生成。无需外部标注，但规则判定只是前提，真正决定信号质量的是数据工序：通过语义与视觉双重筛选构造高难度负样本（18.5 万→1.89 万），使二元奖励在“整体相似、细节绑定出错”的样本上保持梯度。论文报告 Qwen2.5-VL-7B 与 InternVL3-8B 在三个组合基准上较原始基线平均提升超 9 个绝对点，且无 SFT 常见的领域外退化。</w:t>
       </w:r>
     </w:p>
     <w:p>
@@ -2261,89 +2250,6 @@
                   <m:r>
                     <m:rPr>
                       <m:sty m:val="p"/>
-                    </m:rPr>
-                    <w:rPr>
-                      <w:rFonts w:ascii="Cambria Math" w:hAnsi="Cambria Math"/>
-                    </w:rPr>
-                    <m:t>+</m:t>
-                  </m:r>
-                  <m:sSub>
-                    <m:sSubPr>
-                      <m:ctrlPr>
-                        <w:rPr>
-                          <w:rFonts w:ascii="Cambria Math" w:hAnsi="Cambria Math"/>
-                        </w:rPr>
-                      </m:ctrlPr>
-                    </m:sSubPr>
-                    <m:e>
-                      <m:r>
-                        <m:rPr/>
-                        <w:rPr>
-                          <w:rFonts w:ascii="Cambria Math" w:hAnsi="Cambria Math"/>
-                        </w:rPr>
-                        <m:t>w</m:t>
-                      </m:r>
-                      <m:ctrlPr>
-                        <w:rPr>
-                          <w:rFonts w:ascii="Cambria Math" w:hAnsi="Cambria Math"/>
-                        </w:rPr>
-                      </m:ctrlPr>
-                    </m:e>
-                    <m:sub>
-                      <m:r>
-                        <m:rPr/>
-                        <w:rPr>
-                          <w:rFonts w:ascii="Cambria Math" w:hAnsi="Cambria Math"/>
-                        </w:rPr>
-                        <m:t>s</m:t>
-                      </m:r>
-                      <m:ctrlPr>
-                        <w:rPr>
-                          <w:rFonts w:ascii="Cambria Math" w:hAnsi="Cambria Math"/>
-                        </w:rPr>
-                      </m:ctrlPr>
-                    </m:sub>
-                  </m:sSub>
-                  <m:sSub>
-                    <m:sSubPr>
-                      <m:ctrlPr>
-                        <w:rPr>
-                          <w:rFonts w:ascii="Cambria Math" w:hAnsi="Cambria Math"/>
-                        </w:rPr>
-                      </m:ctrlPr>
-                    </m:sSubPr>
-                    <m:e>
-                      <m:r>
-                        <m:rPr/>
-                        <w:rPr>
-                          <w:rFonts w:ascii="Cambria Math" w:hAnsi="Cambria Math"/>
-                        </w:rPr>
-                        <m:t>R</m:t>
-                      </m:r>
-                      <m:ctrlPr>
-                        <w:rPr>
-                          <w:rFonts w:ascii="Cambria Math" w:hAnsi="Cambria Math"/>
-                        </w:rPr>
-                      </m:ctrlPr>
-                    </m:e>
-                    <m:sub>
-                      <m:r>
-                        <m:rPr/>
-                        <w:rPr>
-                          <w:rFonts w:ascii="Cambria Math" w:hAnsi="Cambria Math"/>
-                        </w:rPr>
-                        <m:t>s</m:t>
-                      </m:r>
-                      <m:ctrlPr>
-                        <w:rPr>
-                          <w:rFonts w:ascii="Cambria Math" w:hAnsi="Cambria Math"/>
-                        </w:rPr>
-                      </m:ctrlPr>
-                    </m:sub>
-                  </m:sSub>
-                  <m:r>
-                    <m:rPr>
-                      <m:sty m:val="p"/>
                       <m:scr m:val="double-struck"/>
                     </m:rPr>
                     <w:rPr>
@@ -2411,8 +2317,82 @@
                     <w:rPr>
                       <w:rFonts w:ascii="Cambria Math" w:hAnsi="Cambria Math"/>
                     </w:rPr>
-                    <m:t>]</m:t>
+                    <m:t>]+</m:t>
                   </m:r>
+                  <m:sSub>
+                    <m:sSubPr>
+                      <m:ctrlPr>
+                        <w:rPr>
+                          <w:rFonts w:ascii="Cambria Math" w:hAnsi="Cambria Math"/>
+                        </w:rPr>
+                      </m:ctrlPr>
+                    </m:sSubPr>
+                    <m:e>
+                      <m:r>
+                        <m:rPr/>
+                        <w:rPr>
+                          <w:rFonts w:ascii="Cambria Math" w:hAnsi="Cambria Math"/>
+                        </w:rPr>
+                        <m:t>w</m:t>
+                      </m:r>
+                      <m:ctrlPr>
+                        <w:rPr>
+                          <w:rFonts w:ascii="Cambria Math" w:hAnsi="Cambria Math"/>
+                        </w:rPr>
+                      </m:ctrlPr>
+                    </m:e>
+                    <m:sub>
+                      <m:r>
+                        <m:rPr/>
+                        <w:rPr>
+                          <w:rFonts w:ascii="Cambria Math" w:hAnsi="Cambria Math"/>
+                        </w:rPr>
+                        <m:t>s</m:t>
+                      </m:r>
+                      <m:ctrlPr>
+                        <w:rPr>
+                          <w:rFonts w:ascii="Cambria Math" w:hAnsi="Cambria Math"/>
+                        </w:rPr>
+                      </m:ctrlPr>
+                    </m:sub>
+                  </m:sSub>
+                  <m:sSub>
+                    <m:sSubPr>
+                      <m:ctrlPr>
+                        <w:rPr>
+                          <w:rFonts w:ascii="Cambria Math" w:hAnsi="Cambria Math"/>
+                        </w:rPr>
+                      </m:ctrlPr>
+                    </m:sSubPr>
+                    <m:e>
+                      <m:r>
+                        <m:rPr/>
+                        <w:rPr>
+                          <w:rFonts w:ascii="Cambria Math" w:hAnsi="Cambria Math"/>
+                        </w:rPr>
+                        <m:t>R</m:t>
+                      </m:r>
+                      <m:ctrlPr>
+                        <w:rPr>
+                          <w:rFonts w:ascii="Cambria Math" w:hAnsi="Cambria Math"/>
+                        </w:rPr>
+                      </m:ctrlPr>
+                    </m:e>
+                    <m:sub>
+                      <m:r>
+                        <m:rPr/>
+                        <w:rPr>
+                          <w:rFonts w:ascii="Cambria Math" w:hAnsi="Cambria Math"/>
+                        </w:rPr>
+                        <m:t>s</m:t>
+                      </m:r>
+                      <m:ctrlPr>
+                        <w:rPr>
+                          <w:rFonts w:ascii="Cambria Math" w:hAnsi="Cambria Math"/>
+                        </w:rPr>
+                      </m:ctrlPr>
+                    </m:sub>
+                  </m:sSub>
                   <m:ctrlPr>
                     <w:rPr>
                       <w:rFonts w:ascii="Cambria Math" w:hAnsi="Cambria Math"/>
@@ -2450,14 +2430,7 @@
           <w:rFonts w:hint="eastAsia"/>
           <w:color w:val="000000"/>
         </w:rPr>
-        <w:t>其中格式分量是硬门槛，空间奖励仅在答案正确时生效，防止模型为刷结构分而牺牲最终答案。</w:t>
-      </w:r>
-      <w:r>
-        <w:rPr>
-          <w:rFonts w:hint="eastAsia"/>
-          <w:color w:val="000000"/>
-        </w:rPr>
-        <w:t>7B 模型在 14 个基准上平均超越 GPT-4o（+4.7%），但 STVQA-7K 基于 Visual Genome 人工标注构建，框标注质量直接决定空间分量的可靠性。</w:t>
+        <w:t>其中格式分量是硬门槛，空间奖励仅在答案正确时生效，防止模型为刷结构分而牺牲最终答案。论文报告 7B 模型在 14 个基准上平均超越 GPT-4o 4.7 个百分点，但 STVQA-7K 基于 Visual Genome 人工标注构建，框标注质量直接决定空间分量的可靠性。</w:t>
       </w:r>
     </w:p>
     <w:p>
@@ -2815,19 +2788,7 @@
             </w14:solidFill>
           </w14:textFill>
         </w:rPr>
-        <w:t xml:space="preserve">）。</w:t>
-      </w:r>
-      <w:r>
-        <w:rPr>
-          <w:rFonts w:cs="Times New Roman"/>
-          <w:color w:val="000000" w:themeColor="text1"/>
-          <w14:textFill>
-            <w14:solidFill>
-              <w14:schemeClr w14:val="tx1"/>
-            </w14:solidFill>
-          </w14:textFill>
-        </w:rPr>
-        <w:t xml:space="preserve">3B 模型在 Q-Spatial++ 上较 SFT 基线提升超 30 个百分点，验证范围限于水平镜像翻转下的空间问答。</w:t>
+        <w:t>）。论文报告 3B 模型在 Q-Spatial++ 上较 SFT 基线提升超 30 个百分点，验证范围限于水平镜像翻转下的空间问答。</w:t>
       </w:r>
     </w:p>
     <w:p>
@@ -2900,7 +2861,7 @@
         <w:rPr>
           <w:color w:val="000000"/>
         </w:rPr>
-        <w:t>Ground-R1 [15] 是这一方向的起点，证明 RL 下无需框标注即可驱动模型学会定位证据。两阶段 rollout 中，模型先输出证据框坐标、再基于裁剪出的局部图像作答；但论文诊断出标准 GRPO 的全局归一化偏袒大而显著的证据区域，小但关键的证据获得持续负优势、陷入探索崩溃，故提出尺度相对策略优化（SRPO）：按证据区域相对面积分箱（K=3），以桶内归一化与桶间判别奖励让不同尺度的证据公平竞争。消融显示 SRPO 较 GRPO 稳定提升（V* +2.1%、HR-4K +1.2%），说明对齐奖励不仅要约束“看哪儿”，还要公平对待每个尺度的证据。</w:t>
+        <w:t>Ground-R1 [15] 是这一方向的起点，证明 RL 下无需框标注即可驱动模型学会定位证据。两阶段 rollout 中，模型先输出证据框坐标、再基于裁剪出的局部图像作答，对齐信号来自答案对局部图像的依赖，其奖励本身仍是格式与答案验证。论文诊断出标准 GRPO 的全局归一化偏袒大而显著的证据区域，小证据获得持续负优势，故提出尺度相对策略优化（SRPO），按区域面积分箱做桶内/桶间归一化，较标准 GRPO 在 V* 与 HR-4K 上分别提升 2.1 与 1.2 个百分点。SRPO 属归一化机制而非奖励信号设计，却印证了主线上的一个必要条件：对齐奖励要真正生效，不同尺度的证据必须在优势计算中公平竞争，否则信号将被大区域垄断。</w:t>
       </w:r>
     </w:p>
     <w:p>
@@ -4078,7 +4039,7 @@
           <w:rFonts w:hint="eastAsia"/>
           <w:color w:val="000000"/>
         </w:rPr>
-        <w:t>该方向的对齐对象覆盖证据区域、思维链内嵌、物体级与显著性分布，监督需求从数千级问答对降到零标注。但上述工作多在通用 VQA 与空间问答上验证，显式组合基准上的覆盖仍然不足；对齐奖励衡量“是否看对”，而组合推理还要求“是否合理推理”，后者由推理过程优化方向（3.3）处理。</w:t>
+        <w:t>该方向的对齐对象覆盖证据区域、思维链内嵌、物体级与显著性分布，监督需求较低：Ground-R1 无需框标注，GRIT 仅需 20 个问答三元组，POLIA 复用数据集物体标注。但上述工作多在通用 VQA 与空间问答上验证，显式组合基准上的覆盖仍然不足；对齐奖励衡量“是否看对”，而组合推理还要求“是否合理推理”，后者由推理过程优化方向（3.3）处理。</w:t>
       </w:r>
     </w:p>
     <w:bookmarkEnd w:id="7"/>
@@ -4114,22 +4075,7 @@
           <w:rFonts w:hint="eastAsia"/>
           <w:color w:val="000000"/>
         </w:rPr>
-        <w:t>前两类的信号分别作用于“是否正确”与“是否看对”，第三类则把优化信号作用于推理过程本身。理论上，这类方法与结果验证存在深层联系：GRPO 在 token 级设定下与 PRM-aware 目标数学等价，组内共享前缀天然构成“过程步骤” [11]，即结果奖励本就在隐式地做过程级信用分配，本节方法可视为将这一隐式机制显式化。第一步在多模态侧已经出现：VisualPRM [12] 训练 8B 过程奖励模型，在 7 个多模态推理基准上带来 3.7</w:t>
-      </w:r>
-      <w:r>
-        <w:rPr>
-          <w:rFonts w:hint="eastAsia"/>
-          <w:color w:val="000000"/>
-          <w:lang w:val="en-US" w:eastAsia="zh-CN"/>
-        </w:rPr>
-        <w:t xml:space="preserve"> ~ </w:t>
-      </w:r>
-      <w:r>
-        <w:rPr>
-          <w:rFonts w:hint="eastAsia"/>
-          <w:color w:val="000000"/>
-        </w:rPr>
-        <w:t>8.9 个点提升，但其步骤定义纯文本、无视觉锚定，不覆盖组合绑定。第二步是把证据框等视觉结构锚定进步骤，这正是 H-GRPO 的探索。</w:t>
+        <w:t>前两类的信号分别作用于“是否正确”与“是否看对”，第三类则把优化信号作用于推理过程本身。理论上，这类方法与结果验证存在深层联系：GRPO 在 token 级设定下与 PRM-aware 目标数学等价，组内共享前缀天然构成“过程步骤” [11]，即结果奖励本就在隐式地做过程级信用分配，本节方法可视为将这一隐式机制显式化。第一步在多模态侧已经出现：VisualPRM [12] 训练 8B 过程奖励模型（学习式验证器，将验证对象从最终答案迁移到推理步骤），在 7 个多模态推理基准上带来 3.7 ~ 8.9 个点提升，但其步骤定义纯文本、无视觉锚定，不覆盖组合绑定。第二步是把证据框等视觉结构锚定进步骤，这正是 H-GRPO 的探索。三篇工作的显式化程度依次递进：VisualPRM 验证步骤（事后打分）、Self-Questioning 约束结构（强制分解）、H-GRPO 建模路径（步骤逐点进入目标函数）。</w:t>
       </w:r>
     </w:p>
     <w:p>
@@ -4548,7 +4494,7 @@
           <w:rFonts w:hint="eastAsia"/>
           <w:color w:val="000000"/>
         </w:rPr>
-        <w:t>子问题质量故意不检查。正是这种“不检查”逼出了分解行为：模型必须自己探索该问什么，A-OKVQA 从 46.8% 提升至 52.2%，且与标准 RLVR 对照模型的唯一差别就是格式要求，直接证明“过程结构约束”而非“答案奖励”是提升来源。该"格式+答案"二元奖励与 3.1 节 CR³ 同源，仅将格式约束细化为显式子问题分解；其过程信号限于结构存在性，模型可能用无意义的问题应付格式。</w:t>
+        <w:t>子问题质量故意不检查。正是这种“不检查”逼出了分解行为：模型必须自己探索该问什么，A-OKVQA 上基座模型仅 46.8%，标准 RLVR 对照达 51.6%，而本方法达 52.2%；对照模型与本方法的唯一差别就是格式要求，直接证明“过程结构约束”而非“答案奖励”是提升来源。该"格式+答案"二元奖励与 3.1 节 CR³ 同源，仅将格式约束细化为显式子问题分解；其过程信号限于结构存在性，模型可能用无意义的问题应付格式。</w:t>
       </w:r>
     </w:p>
     <w:p>
@@ -5718,7 +5664,7 @@
           <w:rFonts w:hint="eastAsia"/>
           <w:color w:val="000000"/>
         </w:rPr>
-        <w:t xml:space="preserve">、</w:t>
+        <w:t>、</w:t>
       </w:r>
       <m:oMath>
         <m:sSub>
@@ -5764,17 +5710,11 @@
         </m:sSub>
       </m:oMath>
       <w:r>
-        <w:t xml:space="preserve"/>
-      </w:r>
-      <w:r>
         <w:rPr>
           <w:rFonts w:hint="eastAsia"/>
           <w:lang w:val="en-US" w:eastAsia="zh-CN"/>
         </w:rPr>
         <w:t>、</w:t>
-      </w:r>
-      <w:r>
-        <w:t xml:space="preserve"/>
       </w:r>
       <m:oMath>
         <m:sSub>
@@ -6116,15 +6056,25 @@
     </w:p>
     <w:p>
       <w:pPr>
-        <w:pStyle w:val="3"/>
+        <w:pStyle w:val="12"/>
         <w:spacing w:line="360" w:lineRule="auto"/>
-        <w:jc w:val="both"/>
+        <w:jc w:val="center"/>
+        <w:rPr>
+          <w:i w:val="0"/>
+          <w:iCs/>
+          <w:sz w:val="21"/>
+          <w:szCs w:val="21"/>
+        </w:rPr>
       </w:pPr>
       <w:r>
         <w:rPr>
           <w:rFonts w:hint="eastAsia"/>
           <w:b/>
           <w:bCs/>
+          <w:i w:val="0"/>
+          <w:iCs/>
+          <w:sz w:val="21"/>
+          <w:szCs w:val="21"/>
         </w:rPr>
         <w:t>表</w:t>
       </w:r>
@@ -6132,6 +6082,10 @@
         <w:rPr>
           <w:b/>
           <w:bCs/>
+          <w:i w:val="0"/>
+          <w:iCs/>
+          <w:sz w:val="21"/>
+          <w:szCs w:val="21"/>
         </w:rPr>
         <w:t xml:space="preserve"> </w:t>
       </w:r>
@@ -6140,6 +6094,10 @@
           <w:rFonts w:hint="eastAsia"/>
           <w:b/>
           <w:bCs/>
+          <w:i w:val="0"/>
+          <w:iCs/>
+          <w:sz w:val="21"/>
+          <w:szCs w:val="21"/>
         </w:rPr>
         <w:t>2：方法分类对比表</w:t>
       </w:r>
@@ -6158,10 +6116,10 @@
         </w:tblCellMar>
       </w:tblPr>
       <w:tblGrid>
-        <w:gridCol w:w="946"/>
-        <w:gridCol w:w="2356"/>
-        <w:gridCol w:w="2669"/>
-        <w:gridCol w:w="2669"/>
+        <w:gridCol w:w="1861"/>
+        <w:gridCol w:w="2256"/>
+        <w:gridCol w:w="2374"/>
+        <w:gridCol w:w="2149"/>
       </w:tblGrid>
       <w:tr>
         <w:tblPrEx>
@@ -6177,7 +6135,7 @@
         </w:trPr>
         <w:tc>
           <w:tcPr>
-            <w:tcW w:w="966" w:type="dxa"/>
+            <w:tcW w:w="1861" w:type="dxa"/>
             <w:tcBorders>
               <w:bottom w:val="single" w:color="auto" w:sz="0" w:space="0"/>
               <w:insideH w:val="single" w:sz="0" w:space="0"/>
@@ -6189,10 +6147,16 @@
               <w:pStyle w:val="27"/>
               <w:spacing w:line="360" w:lineRule="auto"/>
               <w:jc w:val="both"/>
+              <w:rPr>
+                <w:sz w:val="21"/>
+                <w:szCs w:val="21"/>
+              </w:rPr>
             </w:pPr>
             <w:r>
               <w:rPr>
                 <w:rFonts w:hint="eastAsia"/>
+                <w:sz w:val="21"/>
+                <w:szCs w:val="21"/>
               </w:rPr>
               <w:t>维度</w:t>
             </w:r>
@@ -6200,7 +6164,7 @@
         </w:tc>
         <w:tc>
           <w:tcPr>
-            <w:tcW w:w="2415" w:type="dxa"/>
+            <w:tcW w:w="2256" w:type="dxa"/>
             <w:tcBorders>
               <w:bottom w:val="single" w:color="auto" w:sz="0" w:space="0"/>
               <w:insideH w:val="single" w:sz="0" w:space="0"/>
@@ -6212,13 +6176,23 @@
               <w:pStyle w:val="27"/>
               <w:spacing w:line="360" w:lineRule="auto"/>
               <w:jc w:val="both"/>
-            </w:pPr>
-            <w:r>
+              <w:rPr>
+                <w:sz w:val="21"/>
+                <w:szCs w:val="21"/>
+              </w:rPr>
+            </w:pPr>
+            <w:r>
+              <w:rPr>
+                <w:sz w:val="21"/>
+                <w:szCs w:val="21"/>
+              </w:rPr>
               <w:t xml:space="preserve">3.1 </w:t>
             </w:r>
             <w:r>
               <w:rPr>
                 <w:rFonts w:hint="eastAsia"/>
+                <w:sz w:val="21"/>
+                <w:szCs w:val="21"/>
               </w:rPr>
               <w:t>验证器奖励</w:t>
             </w:r>
@@ -6226,7 +6200,7 @@
         </w:tc>
         <w:tc>
           <w:tcPr>
-            <w:tcW w:w="2737" w:type="dxa"/>
+            <w:tcW w:w="2374" w:type="dxa"/>
             <w:tcBorders>
               <w:bottom w:val="single" w:color="auto" w:sz="0" w:space="0"/>
               <w:insideH w:val="single" w:sz="0" w:space="0"/>
@@ -6238,13 +6212,23 @@
               <w:pStyle w:val="27"/>
               <w:spacing w:line="360" w:lineRule="auto"/>
               <w:jc w:val="both"/>
-            </w:pPr>
-            <w:r>
+              <w:rPr>
+                <w:sz w:val="21"/>
+                <w:szCs w:val="21"/>
+              </w:rPr>
+            </w:pPr>
+            <w:r>
+              <w:rPr>
+                <w:sz w:val="21"/>
+                <w:szCs w:val="21"/>
+              </w:rPr>
               <w:t xml:space="preserve">3.2 </w:t>
             </w:r>
             <w:r>
               <w:rPr>
                 <w:rFonts w:hint="eastAsia"/>
+                <w:sz w:val="21"/>
+                <w:szCs w:val="21"/>
               </w:rPr>
               <w:t>视觉对齐奖励</w:t>
             </w:r>
@@ -6252,7 +6236,7 @@
         </w:tc>
         <w:tc>
           <w:tcPr>
-            <w:tcW w:w="2737" w:type="dxa"/>
+            <w:tcW w:w="2149" w:type="dxa"/>
             <w:tcBorders>
               <w:bottom w:val="single" w:color="auto" w:sz="0" w:space="0"/>
               <w:insideH w:val="single" w:sz="0" w:space="0"/>
@@ -6264,13 +6248,23 @@
               <w:pStyle w:val="27"/>
               <w:spacing w:line="360" w:lineRule="auto"/>
               <w:jc w:val="both"/>
-            </w:pPr>
-            <w:r>
+              <w:rPr>
+                <w:sz w:val="21"/>
+                <w:szCs w:val="21"/>
+              </w:rPr>
+            </w:pPr>
+            <w:r>
+              <w:rPr>
+                <w:sz w:val="21"/>
+                <w:szCs w:val="21"/>
+              </w:rPr>
               <w:t xml:space="preserve">3.3 </w:t>
             </w:r>
             <w:r>
               <w:rPr>
                 <w:rFonts w:hint="eastAsia"/>
+                <w:sz w:val="21"/>
+                <w:szCs w:val="21"/>
               </w:rPr>
               <w:t>推理过程优化</w:t>
             </w:r>
@@ -6288,17 +6282,23 @@
         </w:tblPrEx>
         <w:tc>
           <w:tcPr>
-            <w:tcW w:w="966" w:type="dxa"/>
+            <w:tcW w:w="1861" w:type="dxa"/>
           </w:tcPr>
           <w:p>
             <w:pPr>
               <w:pStyle w:val="27"/>
               <w:spacing w:line="360" w:lineRule="auto"/>
               <w:jc w:val="both"/>
+              <w:rPr>
+                <w:sz w:val="21"/>
+                <w:szCs w:val="21"/>
+              </w:rPr>
             </w:pPr>
             <w:r>
               <w:rPr>
                 <w:rFonts w:hint="eastAsia"/>
+                <w:sz w:val="21"/>
+                <w:szCs w:val="21"/>
               </w:rPr>
               <w:t>奖励信号来源</w:t>
             </w:r>
@@ -6306,17 +6306,23 @@
         </w:tc>
         <w:tc>
           <w:tcPr>
-            <w:tcW w:w="2415" w:type="dxa"/>
+            <w:tcW w:w="2256" w:type="dxa"/>
           </w:tcPr>
           <w:p>
             <w:pPr>
               <w:pStyle w:val="27"/>
               <w:spacing w:line="360" w:lineRule="auto"/>
               <w:jc w:val="both"/>
+              <w:rPr>
+                <w:sz w:val="21"/>
+                <w:szCs w:val="21"/>
+              </w:rPr>
             </w:pPr>
             <w:r>
               <w:rPr>
                 <w:rFonts w:hint="eastAsia"/>
+                <w:sz w:val="21"/>
+                <w:szCs w:val="21"/>
               </w:rPr>
               <w:t>结果验证（规则/图结构/视图一致性）</w:t>
             </w:r>
@@ -6324,17 +6330,23 @@
         </w:tc>
         <w:tc>
           <w:tcPr>
-            <w:tcW w:w="2737" w:type="dxa"/>
+            <w:tcW w:w="2374" w:type="dxa"/>
           </w:tcPr>
           <w:p>
             <w:pPr>
               <w:pStyle w:val="27"/>
               <w:spacing w:line="360" w:lineRule="auto"/>
               <w:jc w:val="both"/>
+              <w:rPr>
+                <w:sz w:val="21"/>
+                <w:szCs w:val="21"/>
+              </w:rPr>
             </w:pPr>
             <w:r>
               <w:rPr>
                 <w:rFonts w:hint="eastAsia"/>
+                <w:sz w:val="21"/>
+                <w:szCs w:val="21"/>
               </w:rPr>
               <w:t>回答-视觉语义结构对齐度</w:t>
             </w:r>
@@ -6342,17 +6354,23 @@
         </w:tc>
         <w:tc>
           <w:tcPr>
-            <w:tcW w:w="2737" w:type="dxa"/>
+            <w:tcW w:w="2149" w:type="dxa"/>
           </w:tcPr>
           <w:p>
             <w:pPr>
               <w:pStyle w:val="27"/>
               <w:spacing w:line="360" w:lineRule="auto"/>
               <w:jc w:val="both"/>
+              <w:rPr>
+                <w:sz w:val="21"/>
+                <w:szCs w:val="21"/>
+              </w:rPr>
             </w:pPr>
             <w:r>
               <w:rPr>
                 <w:rFonts w:hint="eastAsia"/>
+                <w:sz w:val="21"/>
+                <w:szCs w:val="21"/>
               </w:rPr>
               <w:t>过程结构/步骤信用分配</w:t>
             </w:r>
@@ -6370,17 +6388,23 @@
         </w:tblPrEx>
         <w:tc>
           <w:tcPr>
-            <w:tcW w:w="966" w:type="dxa"/>
+            <w:tcW w:w="1861" w:type="dxa"/>
           </w:tcPr>
           <w:p>
             <w:pPr>
               <w:pStyle w:val="27"/>
               <w:spacing w:line="360" w:lineRule="auto"/>
               <w:jc w:val="both"/>
+              <w:rPr>
+                <w:sz w:val="21"/>
+                <w:szCs w:val="21"/>
+              </w:rPr>
             </w:pPr>
             <w:r>
               <w:rPr>
                 <w:rFonts w:hint="eastAsia"/>
+                <w:sz w:val="21"/>
+                <w:szCs w:val="21"/>
               </w:rPr>
               <w:t>奖励粒度（典型刻度）</w:t>
             </w:r>
@@ -6388,26 +6412,38 @@
         </w:tc>
         <w:tc>
           <w:tcPr>
-            <w:tcW w:w="2415" w:type="dxa"/>
+            <w:tcW w:w="2256" w:type="dxa"/>
           </w:tcPr>
           <w:p>
             <w:pPr>
               <w:pStyle w:val="27"/>
               <w:spacing w:line="360" w:lineRule="auto"/>
               <w:jc w:val="both"/>
+              <w:rPr>
+                <w:sz w:val="21"/>
+                <w:szCs w:val="21"/>
+              </w:rPr>
             </w:pPr>
             <w:r>
               <w:rPr>
                 <w:rFonts w:hint="eastAsia"/>
+                <w:sz w:val="21"/>
+                <w:szCs w:val="21"/>
               </w:rPr>
               <w:t>答案级</w:t>
             </w:r>
             <w:r>
+              <w:rPr>
+                <w:sz w:val="21"/>
+                <w:szCs w:val="21"/>
+              </w:rPr>
               <w:t xml:space="preserve"> → </w:t>
             </w:r>
             <w:r>
               <w:rPr>
                 <w:rFonts w:hint="eastAsia"/>
+                <w:sz w:val="21"/>
+                <w:szCs w:val="21"/>
               </w:rPr>
               <w:t>结构/一致性级</w:t>
             </w:r>
@@ -6415,35 +6451,53 @@
         </w:tc>
         <w:tc>
           <w:tcPr>
-            <w:tcW w:w="2737" w:type="dxa"/>
+            <w:tcW w:w="2374" w:type="dxa"/>
           </w:tcPr>
           <w:p>
             <w:pPr>
               <w:pStyle w:val="27"/>
               <w:spacing w:line="360" w:lineRule="auto"/>
               <w:jc w:val="both"/>
+              <w:rPr>
+                <w:sz w:val="21"/>
+                <w:szCs w:val="21"/>
+              </w:rPr>
             </w:pPr>
             <w:r>
               <w:rPr>
                 <w:rFonts w:hint="eastAsia"/>
+                <w:sz w:val="21"/>
+                <w:szCs w:val="21"/>
               </w:rPr>
               <w:t>区域级</w:t>
             </w:r>
             <w:r>
+              <w:rPr>
+                <w:sz w:val="21"/>
+                <w:szCs w:val="21"/>
+              </w:rPr>
               <w:t xml:space="preserve"> → </w:t>
             </w:r>
             <w:r>
               <w:rPr>
                 <w:rFonts w:hint="eastAsia"/>
+                <w:sz w:val="21"/>
+                <w:szCs w:val="21"/>
               </w:rPr>
               <w:t>物体级</w:t>
             </w:r>
             <w:r>
+              <w:rPr>
+                <w:sz w:val="21"/>
+                <w:szCs w:val="21"/>
+              </w:rPr>
               <w:t xml:space="preserve"> → </w:t>
             </w:r>
             <w:r>
               <w:rPr>
                 <w:rFonts w:hint="eastAsia"/>
+                <w:sz w:val="21"/>
+                <w:szCs w:val="21"/>
               </w:rPr>
               <w:t>显著性级</w:t>
             </w:r>
@@ -6451,26 +6505,38 @@
         </w:tc>
         <w:tc>
           <w:tcPr>
-            <w:tcW w:w="2737" w:type="dxa"/>
+            <w:tcW w:w="2149" w:type="dxa"/>
           </w:tcPr>
           <w:p>
             <w:pPr>
               <w:pStyle w:val="27"/>
               <w:spacing w:line="360" w:lineRule="auto"/>
               <w:jc w:val="both"/>
+              <w:rPr>
+                <w:sz w:val="21"/>
+                <w:szCs w:val="21"/>
+              </w:rPr>
             </w:pPr>
             <w:r>
               <w:rPr>
                 <w:rFonts w:hint="eastAsia"/>
+                <w:sz w:val="21"/>
+                <w:szCs w:val="21"/>
               </w:rPr>
               <w:t>子问题级</w:t>
             </w:r>
             <w:r>
+              <w:rPr>
+                <w:sz w:val="21"/>
+                <w:szCs w:val="21"/>
+              </w:rPr>
               <w:t xml:space="preserve"> → </w:t>
             </w:r>
             <w:r>
               <w:rPr>
                 <w:rFonts w:hint="eastAsia"/>
+                <w:sz w:val="21"/>
+                <w:szCs w:val="21"/>
               </w:rPr>
               <w:t>步骤+证据级</w:t>
             </w:r>
@@ -6488,17 +6554,23 @@
         </w:tblPrEx>
         <w:tc>
           <w:tcPr>
-            <w:tcW w:w="966" w:type="dxa"/>
+            <w:tcW w:w="1861" w:type="dxa"/>
           </w:tcPr>
           <w:p>
             <w:pPr>
               <w:pStyle w:val="27"/>
               <w:spacing w:line="360" w:lineRule="auto"/>
               <w:jc w:val="both"/>
+              <w:rPr>
+                <w:sz w:val="21"/>
+                <w:szCs w:val="21"/>
+              </w:rPr>
             </w:pPr>
             <w:r>
               <w:rPr>
                 <w:rFonts w:hint="eastAsia"/>
+                <w:sz w:val="21"/>
+                <w:szCs w:val="21"/>
               </w:rPr>
               <w:t>是否触及组合绑定</w:t>
             </w:r>
@@ -6506,17 +6578,23 @@
         </w:tc>
         <w:tc>
           <w:tcPr>
-            <w:tcW w:w="2415" w:type="dxa"/>
+            <w:tcW w:w="2256" w:type="dxa"/>
           </w:tcPr>
           <w:p>
             <w:pPr>
               <w:pStyle w:val="27"/>
               <w:spacing w:line="360" w:lineRule="auto"/>
               <w:jc w:val="both"/>
+              <w:rPr>
+                <w:sz w:val="21"/>
+                <w:szCs w:val="21"/>
+              </w:rPr>
             </w:pPr>
             <w:r>
               <w:rPr>
                 <w:rFonts w:hint="eastAsia"/>
+                <w:sz w:val="21"/>
+                <w:szCs w:val="21"/>
               </w:rPr>
               <w:t>间接（验证绑定结果）</w:t>
             </w:r>
@@ -6524,17 +6602,23 @@
         </w:tc>
         <w:tc>
           <w:tcPr>
-            <w:tcW w:w="2737" w:type="dxa"/>
+            <w:tcW w:w="2374" w:type="dxa"/>
           </w:tcPr>
           <w:p>
             <w:pPr>
               <w:pStyle w:val="27"/>
               <w:spacing w:line="360" w:lineRule="auto"/>
               <w:jc w:val="both"/>
+              <w:rPr>
+                <w:sz w:val="21"/>
+                <w:szCs w:val="21"/>
+              </w:rPr>
             </w:pPr>
             <w:r>
               <w:rPr>
                 <w:rFonts w:hint="eastAsia"/>
+                <w:sz w:val="21"/>
+                <w:szCs w:val="21"/>
               </w:rPr>
               <w:t>直接（绑定到视觉证据）</w:t>
             </w:r>
@@ -6542,17 +6626,23 @@
         </w:tc>
         <w:tc>
           <w:tcPr>
-            <w:tcW w:w="2737" w:type="dxa"/>
+            <w:tcW w:w="2149" w:type="dxa"/>
           </w:tcPr>
           <w:p>
             <w:pPr>
               <w:pStyle w:val="27"/>
               <w:spacing w:line="360" w:lineRule="auto"/>
               <w:jc w:val="both"/>
+              <w:rPr>
+                <w:sz w:val="21"/>
+                <w:szCs w:val="21"/>
+              </w:rPr>
             </w:pPr>
             <w:r>
               <w:rPr>
                 <w:rFonts w:hint="eastAsia"/>
+                <w:sz w:val="21"/>
+                <w:szCs w:val="21"/>
               </w:rPr>
               <w:t>间接（过程正确性）</w:t>
             </w:r>
@@ -6570,17 +6660,23 @@
         </w:tblPrEx>
         <w:tc>
           <w:tcPr>
-            <w:tcW w:w="966" w:type="dxa"/>
+            <w:tcW w:w="1861" w:type="dxa"/>
           </w:tcPr>
           <w:p>
             <w:pPr>
               <w:pStyle w:val="27"/>
               <w:spacing w:line="360" w:lineRule="auto"/>
               <w:jc w:val="both"/>
+              <w:rPr>
+                <w:sz w:val="21"/>
+                <w:szCs w:val="21"/>
+              </w:rPr>
             </w:pPr>
             <w:r>
               <w:rPr>
                 <w:rFonts w:hint="eastAsia"/>
+                <w:sz w:val="21"/>
+                <w:szCs w:val="21"/>
               </w:rPr>
               <w:t>代表工作</w:t>
             </w:r>
@@ -6588,32 +6684,46 @@
         </w:tc>
         <w:tc>
           <w:tcPr>
-            <w:tcW w:w="2415" w:type="dxa"/>
+            <w:tcW w:w="2256" w:type="dxa"/>
           </w:tcPr>
           <w:p>
             <w:pPr>
               <w:pStyle w:val="27"/>
               <w:spacing w:line="360" w:lineRule="auto"/>
               <w:jc w:val="both"/>
-            </w:pPr>
-            <w:r>
+              <w:rPr>
+                <w:sz w:val="21"/>
+                <w:szCs w:val="21"/>
+              </w:rPr>
+            </w:pPr>
+            <w:r>
+              <w:rPr>
+                <w:sz w:val="21"/>
+                <w:szCs w:val="21"/>
+              </w:rPr>
               <w:t>CR³ / SpatialThinker / SVQA-R1</w:t>
             </w:r>
           </w:p>
         </w:tc>
         <w:tc>
           <w:tcPr>
-            <w:tcW w:w="2737" w:type="dxa"/>
+            <w:tcW w:w="2374" w:type="dxa"/>
           </w:tcPr>
           <w:p>
             <w:pPr>
               <w:pStyle w:val="27"/>
               <w:spacing w:line="360" w:lineRule="auto"/>
               <w:jc w:val="both"/>
+              <w:rPr>
+                <w:sz w:val="21"/>
+                <w:szCs w:val="21"/>
+              </w:rPr>
             </w:pPr>
             <w:r>
               <w:rPr>
                 <w:rFonts w:ascii="Times New Roman" w:eastAsia="宋体"/>
+                <w:sz w:val="21"/>
+                <w:szCs w:val="21"/>
               </w:rPr>
               <w:t>Ground-R1 / GRIT / POLIA / SAYO</w:t>
             </w:r>
@@ -6621,17 +6731,23 @@
         </w:tc>
         <w:tc>
           <w:tcPr>
-            <w:tcW w:w="2737" w:type="dxa"/>
+            <w:tcW w:w="2149" w:type="dxa"/>
           </w:tcPr>
           <w:p>
             <w:pPr>
               <w:pStyle w:val="27"/>
               <w:spacing w:line="360" w:lineRule="auto"/>
               <w:jc w:val="both"/>
+              <w:rPr>
+                <w:sz w:val="21"/>
+                <w:szCs w:val="21"/>
+              </w:rPr>
             </w:pPr>
             <w:r>
               <w:rPr>
                 <w:rFonts w:ascii="Times New Roman" w:eastAsia="宋体"/>
+                <w:sz w:val="21"/>
+                <w:szCs w:val="21"/>
               </w:rPr>
               <w:t>Self-Questioning / H-GRPO</w:t>
             </w:r>
@@ -6649,17 +6765,23 @@
         </w:tblPrEx>
         <w:tc>
           <w:tcPr>
-            <w:tcW w:w="966" w:type="dxa"/>
+            <w:tcW w:w="1861" w:type="dxa"/>
           </w:tcPr>
           <w:p>
             <w:pPr>
               <w:pStyle w:val="27"/>
               <w:spacing w:line="360" w:lineRule="auto"/>
               <w:jc w:val="both"/>
+              <w:rPr>
+                <w:sz w:val="21"/>
+                <w:szCs w:val="21"/>
+              </w:rPr>
             </w:pPr>
             <w:r>
               <w:rPr>
                 <w:rFonts w:hint="eastAsia"/>
+                <w:sz w:val="21"/>
+                <w:szCs w:val="21"/>
               </w:rPr>
               <w:t>主要短板</w:t>
             </w:r>
@@ -6667,17 +6789,23 @@
         </w:tc>
         <w:tc>
           <w:tcPr>
-            <w:tcW w:w="2415" w:type="dxa"/>
+            <w:tcW w:w="2256" w:type="dxa"/>
           </w:tcPr>
           <w:p>
             <w:pPr>
               <w:pStyle w:val="27"/>
               <w:spacing w:line="360" w:lineRule="auto"/>
               <w:jc w:val="both"/>
+              <w:rPr>
+                <w:sz w:val="21"/>
+                <w:szCs w:val="21"/>
+              </w:rPr>
             </w:pPr>
             <w:r>
               <w:rPr>
                 <w:rFonts w:hint="eastAsia"/>
+                <w:sz w:val="21"/>
+                <w:szCs w:val="21"/>
               </w:rPr>
               <w:t>正确性难定义</w:t>
             </w:r>
@@ -6685,17 +6813,23 @@
         </w:tc>
         <w:tc>
           <w:tcPr>
-            <w:tcW w:w="2737" w:type="dxa"/>
+            <w:tcW w:w="2374" w:type="dxa"/>
           </w:tcPr>
           <w:p>
             <w:pPr>
               <w:pStyle w:val="27"/>
               <w:spacing w:line="360" w:lineRule="auto"/>
               <w:jc w:val="both"/>
+              <w:rPr>
+                <w:sz w:val="21"/>
+                <w:szCs w:val="21"/>
+              </w:rPr>
             </w:pPr>
             <w:r>
               <w:rPr>
                 <w:rFonts w:hint="eastAsia"/>
+                <w:sz w:val="21"/>
+                <w:szCs w:val="21"/>
               </w:rPr>
               <w:t>评测未显式覆盖组合</w:t>
             </w:r>
@@ -6703,17 +6837,23 @@
         </w:tc>
         <w:tc>
           <w:tcPr>
-            <w:tcW w:w="2737" w:type="dxa"/>
+            <w:tcW w:w="2149" w:type="dxa"/>
           </w:tcPr>
           <w:p>
             <w:pPr>
               <w:pStyle w:val="27"/>
               <w:spacing w:line="360" w:lineRule="auto"/>
               <w:jc w:val="both"/>
+              <w:rPr>
+                <w:sz w:val="21"/>
+                <w:szCs w:val="21"/>
+              </w:rPr>
             </w:pPr>
             <w:r>
               <w:rPr>
                 <w:rFonts w:hint="eastAsia"/>
+                <w:sz w:val="21"/>
+                <w:szCs w:val="21"/>
               </w:rPr>
               <w:t>过程信号多为纯文本</w:t>
             </w:r>
@@ -6723,16 +6863,26 @@
     </w:tbl>
     <w:p>
       <w:pPr>
-        <w:pStyle w:val="3"/>
+        <w:pStyle w:val="12"/>
         <w:spacing w:line="360" w:lineRule="auto"/>
-        <w:jc w:val="both"/>
+        <w:jc w:val="center"/>
+        <w:rPr>
+          <w:i w:val="0"/>
+          <w:iCs/>
+          <w:sz w:val="21"/>
+          <w:szCs w:val="21"/>
+        </w:rPr>
       </w:pPr>
       <w:commentRangeStart w:id="17"/>
       <w:commentRangeStart w:id="18"/>
       <w:r>
         <w:rPr>
           <w:rFonts w:hint="eastAsia"/>
+          <w:i w:val="0"/>
+          <w:iCs/>
           <w:color w:val="000000"/>
+          <w:sz w:val="21"/>
+          <w:szCs w:val="21"/>
         </w:rPr>
         <w:commentReference w:id="17"/>
       </w:r>
@@ -6741,16 +6891,1272 @@
       <w:r>
         <w:rPr>
           <w:rFonts w:hint="eastAsia"/>
+          <w:i w:val="0"/>
+          <w:iCs/>
           <w:color w:val="000000"/>
+          <w:sz w:val="21"/>
+          <w:szCs w:val="21"/>
         </w:rPr>
         <w:commentReference w:id="18"/>
       </w:r>
       <w:r>
         <w:rPr>
           <w:rFonts w:hint="eastAsia"/>
+          <w:i w:val="0"/>
+          <w:iCs/>
           <w:color w:val="000000"/>
-        </w:rPr>
-        <w:t>表 3：代表方法的设计对比（奖励粒度、信号机制与监督需求）</w:t>
+          <w:sz w:val="21"/>
+          <w:szCs w:val="21"/>
+        </w:rPr>
+        <w:t>表 3：代表方法的设计对比（奖励粒度、增量贡献层、信号机制与监督需求）</w:t>
+      </w:r>
+    </w:p>
+    <w:tbl>
+      <w:tblPr>
+        <w:tblStyle w:val="44"/>
+        <w:tblW w:w="4999" w:type="pct"/>
+        <w:tblInd w:w="0" w:type="dxa"/>
+        <w:tblLayout w:type="fixed"/>
+        <w:tblCellMar>
+          <w:top w:w="0" w:type="dxa"/>
+          <w:left w:w="108" w:type="dxa"/>
+          <w:bottom w:w="0" w:type="dxa"/>
+          <w:right w:w="108" w:type="dxa"/>
+        </w:tblCellMar>
+      </w:tblPr>
+      <w:tblGrid>
+        <w:gridCol w:w="1454"/>
+        <w:gridCol w:w="1770"/>
+        <w:gridCol w:w="2077"/>
+        <w:gridCol w:w="2138"/>
+        <w:gridCol w:w="1200"/>
+      </w:tblGrid>
+      <w:tr>
+        <w:trPr>
+          <w:tblHeader/>
+        </w:trPr>
+        <w:tc>
+          <w:tcPr>
+            <w:tcW w:w="1454" w:type="dxa"/>
+            <w:tcBorders>
+              <w:bottom w:val="single" w:color="auto" w:sz="0" w:space="0"/>
+              <w:insideH w:val="single" w:sz="0" w:space="0"/>
+            </w:tcBorders>
+            <w:vAlign w:val="bottom"/>
+          </w:tcPr>
+          <w:p>
+            <w:pPr>
+              <w:pStyle w:val="27"/>
+              <w:spacing w:line="360" w:lineRule="auto"/>
+              <w:jc w:val="both"/>
+              <w:rPr>
+                <w:sz w:val="21"/>
+                <w:szCs w:val="21"/>
+              </w:rPr>
+            </w:pPr>
+            <w:r>
+              <w:rPr>
+                <w:rFonts w:hint="eastAsia"/>
+                <w:sz w:val="21"/>
+                <w:szCs w:val="21"/>
+              </w:rPr>
+              <w:t>方法</w:t>
+            </w:r>
+          </w:p>
+        </w:tc>
+        <w:tc>
+          <w:tcPr>
+            <w:tcW w:w="1770" w:type="dxa"/>
+            <w:tcBorders>
+              <w:bottom w:val="single" w:color="auto" w:sz="0" w:space="0"/>
+              <w:insideH w:val="single" w:sz="0" w:space="0"/>
+            </w:tcBorders>
+            <w:vAlign w:val="bottom"/>
+          </w:tcPr>
+          <w:p>
+            <w:pPr>
+              <w:pStyle w:val="27"/>
+              <w:spacing w:line="360" w:lineRule="auto"/>
+              <w:jc w:val="both"/>
+              <w:rPr>
+                <w:sz w:val="21"/>
+                <w:szCs w:val="21"/>
+              </w:rPr>
+            </w:pPr>
+            <w:r>
+              <w:rPr>
+                <w:rFonts w:hint="eastAsia"/>
+                <w:sz w:val="21"/>
+                <w:szCs w:val="21"/>
+              </w:rPr>
+              <w:t>奖励粒度</w:t>
+            </w:r>
+          </w:p>
+        </w:tc>
+        <w:tc>
+          <w:tcPr>
+            <w:tcW w:w="2077" w:type="dxa"/>
+            <w:tcBorders>
+              <w:bottom w:val="single" w:color="auto" w:sz="0" w:space="0"/>
+              <w:insideH w:val="single" w:sz="0" w:space="0"/>
+            </w:tcBorders>
+            <w:vAlign w:val="bottom"/>
+          </w:tcPr>
+          <w:p>
+            <w:pPr>
+              <w:pStyle w:val="27"/>
+              <w:spacing w:line="360" w:lineRule="auto"/>
+              <w:jc w:val="both"/>
+              <w:rPr>
+                <w:sz w:val="21"/>
+                <w:szCs w:val="21"/>
+              </w:rPr>
+            </w:pPr>
+            <w:r>
+              <w:rPr>
+                <w:rFonts w:hint="eastAsia"/>
+                <w:sz w:val="21"/>
+                <w:szCs w:val="21"/>
+              </w:rPr>
+              <w:t>信号机制</w:t>
+            </w:r>
+          </w:p>
+        </w:tc>
+        <w:tc>
+          <w:tcPr>
+            <w:tcW w:w="2138" w:type="dxa"/>
+            <w:tcBorders>
+              <w:bottom w:val="single" w:color="auto" w:sz="0" w:space="0"/>
+              <w:insideH w:val="single" w:sz="0" w:space="0"/>
+            </w:tcBorders>
+            <w:vAlign w:val="bottom"/>
+          </w:tcPr>
+          <w:p>
+            <w:pPr>
+              <w:pStyle w:val="27"/>
+              <w:spacing w:line="360" w:lineRule="auto"/>
+              <w:jc w:val="both"/>
+              <w:rPr>
+                <w:sz w:val="21"/>
+                <w:szCs w:val="21"/>
+              </w:rPr>
+            </w:pPr>
+            <w:r>
+              <w:rPr>
+                <w:rFonts w:hint="eastAsia"/>
+                <w:sz w:val="21"/>
+                <w:szCs w:val="21"/>
+              </w:rPr>
+              <w:t>监督需求</w:t>
+            </w:r>
+          </w:p>
+        </w:tc>
+        <w:tc>
+          <w:tcPr>
+            <w:tcW w:w="1200" w:type="dxa"/>
+            <w:tcBorders>
+              <w:bottom w:val="single" w:color="auto" w:sz="0" w:space="0"/>
+              <w:insideH w:val="single" w:sz="0" w:space="0"/>
+            </w:tcBorders>
+            <w:vAlign w:val="bottom"/>
+          </w:tcPr>
+          <w:p>
+            <w:pPr>
+              <w:rPr>
+                <w:sz w:val="21"/>
+                <w:szCs w:val="21"/>
+              </w:rPr>
+            </w:pPr>
+            <w:r>
+              <w:rPr>
+                <w:sz w:val="21"/>
+                <w:szCs w:val="21"/>
+              </w:rPr>
+              <w:t>增量贡献层</w:t>
+            </w:r>
+          </w:p>
+        </w:tc>
+      </w:tr>
+      <w:tr>
+        <w:tblPrEx>
+          <w:tblCellMar>
+            <w:top w:w="0" w:type="dxa"/>
+            <w:left w:w="108" w:type="dxa"/>
+            <w:bottom w:w="0" w:type="dxa"/>
+            <w:right w:w="108" w:type="dxa"/>
+          </w:tblCellMar>
+        </w:tblPrEx>
+        <w:tc>
+          <w:tcPr>
+            <w:tcW w:w="1454" w:type="dxa"/>
+          </w:tcPr>
+          <w:p>
+            <w:pPr>
+              <w:pStyle w:val="27"/>
+              <w:spacing w:line="360" w:lineRule="auto"/>
+              <w:jc w:val="both"/>
+              <w:rPr>
+                <w:sz w:val="21"/>
+                <w:szCs w:val="21"/>
+              </w:rPr>
+            </w:pPr>
+            <w:r>
+              <w:rPr>
+                <w:sz w:val="21"/>
+                <w:szCs w:val="21"/>
+              </w:rPr>
+              <w:t>CR</w:t>
+            </w:r>
+            <w:commentRangeStart w:id="19"/>
+            <w:commentRangeStart w:id="20"/>
+            <w:r>
+              <w:rPr>
+                <w:sz w:val="21"/>
+                <w:szCs w:val="21"/>
+              </w:rPr>
+              <w:t>³</w:t>
+            </w:r>
+            <w:commentRangeEnd w:id="19"/>
+            <w:r>
+              <w:rPr>
+                <w:rStyle w:val="24"/>
+                <w:sz w:val="21"/>
+                <w:szCs w:val="21"/>
+              </w:rPr>
+              <w:commentReference w:id="19"/>
+            </w:r>
+            <w:commentRangeEnd w:id="20"/>
+            <w:r>
+              <w:rPr>
+                <w:rStyle w:val="24"/>
+                <w:sz w:val="21"/>
+                <w:szCs w:val="21"/>
+              </w:rPr>
+              <w:commentReference w:id="20"/>
+            </w:r>
+          </w:p>
+        </w:tc>
+        <w:tc>
+          <w:tcPr>
+            <w:tcW w:w="1770" w:type="dxa"/>
+          </w:tcPr>
+          <w:p>
+            <w:pPr>
+              <w:pStyle w:val="27"/>
+              <w:spacing w:line="360" w:lineRule="auto"/>
+              <w:jc w:val="both"/>
+              <w:rPr>
+                <w:sz w:val="21"/>
+                <w:szCs w:val="21"/>
+              </w:rPr>
+            </w:pPr>
+            <w:r>
+              <w:rPr>
+                <w:rFonts w:hint="eastAsia"/>
+                <w:sz w:val="21"/>
+                <w:szCs w:val="21"/>
+              </w:rPr>
+              <w:t>答案级</w:t>
+            </w:r>
+          </w:p>
+        </w:tc>
+        <w:tc>
+          <w:tcPr>
+            <w:tcW w:w="2077" w:type="dxa"/>
+          </w:tcPr>
+          <w:p>
+            <w:pPr>
+              <w:pStyle w:val="27"/>
+              <w:spacing w:line="360" w:lineRule="auto"/>
+              <w:jc w:val="both"/>
+              <w:rPr>
+                <w:sz w:val="21"/>
+                <w:szCs w:val="21"/>
+              </w:rPr>
+            </w:pPr>
+            <w:r>
+              <w:rPr>
+                <w:rFonts w:hint="eastAsia"/>
+                <w:sz w:val="21"/>
+                <w:szCs w:val="21"/>
+              </w:rPr>
+              <w:t>二元规则验证器</w:t>
+            </w:r>
+          </w:p>
+        </w:tc>
+        <w:tc>
+          <w:tcPr>
+            <w:tcW w:w="2138" w:type="dxa"/>
+          </w:tcPr>
+          <w:p>
+            <w:pPr>
+              <w:pStyle w:val="27"/>
+              <w:spacing w:line="360" w:lineRule="auto"/>
+              <w:jc w:val="both"/>
+              <w:rPr>
+                <w:sz w:val="21"/>
+                <w:szCs w:val="21"/>
+              </w:rPr>
+            </w:pPr>
+            <w:r>
+              <w:rPr>
+                <w:rFonts w:hint="eastAsia"/>
+                <w:sz w:val="21"/>
+                <w:szCs w:val="21"/>
+              </w:rPr>
+              <w:t>无</w:t>
+            </w:r>
+          </w:p>
+        </w:tc>
+        <w:tc>
+          <w:tcPr>
+            <w:tcW w:w="1200" w:type="dxa"/>
+          </w:tcPr>
+          <w:p>
+            <w:pPr>
+              <w:rPr>
+                <w:sz w:val="21"/>
+                <w:szCs w:val="21"/>
+              </w:rPr>
+            </w:pPr>
+            <w:r>
+              <w:rPr>
+                <w:sz w:val="21"/>
+                <w:szCs w:val="21"/>
+              </w:rPr>
+              <w:t>判据</w:t>
+            </w:r>
+          </w:p>
+        </w:tc>
+      </w:tr>
+      <w:tr>
+        <w:tblPrEx>
+          <w:tblCellMar>
+            <w:top w:w="0" w:type="dxa"/>
+            <w:left w:w="108" w:type="dxa"/>
+            <w:bottom w:w="0" w:type="dxa"/>
+            <w:right w:w="108" w:type="dxa"/>
+          </w:tblCellMar>
+        </w:tblPrEx>
+        <w:tc>
+          <w:tcPr>
+            <w:tcW w:w="1454" w:type="dxa"/>
+          </w:tcPr>
+          <w:p>
+            <w:pPr>
+              <w:pStyle w:val="27"/>
+              <w:spacing w:line="360" w:lineRule="auto"/>
+              <w:jc w:val="both"/>
+              <w:rPr>
+                <w:sz w:val="21"/>
+                <w:szCs w:val="21"/>
+              </w:rPr>
+            </w:pPr>
+            <w:r>
+              <w:rPr>
+                <w:sz w:val="21"/>
+                <w:szCs w:val="21"/>
+              </w:rPr>
+              <w:t>SpatialThinker</w:t>
+            </w:r>
+          </w:p>
+        </w:tc>
+        <w:tc>
+          <w:tcPr>
+            <w:tcW w:w="1770" w:type="dxa"/>
+          </w:tcPr>
+          <w:p>
+            <w:pPr>
+              <w:pStyle w:val="27"/>
+              <w:spacing w:line="360" w:lineRule="auto"/>
+              <w:jc w:val="both"/>
+              <w:rPr>
+                <w:sz w:val="21"/>
+                <w:szCs w:val="21"/>
+              </w:rPr>
+            </w:pPr>
+            <w:r>
+              <w:rPr>
+                <w:rFonts w:hint="eastAsia"/>
+                <w:sz w:val="21"/>
+                <w:szCs w:val="21"/>
+              </w:rPr>
+              <w:t>场景图结构级</w:t>
+            </w:r>
+          </w:p>
+        </w:tc>
+        <w:tc>
+          <w:tcPr>
+            <w:tcW w:w="2077" w:type="dxa"/>
+          </w:tcPr>
+          <w:p>
+            <w:pPr>
+              <w:pStyle w:val="27"/>
+              <w:spacing w:line="360" w:lineRule="auto"/>
+              <w:jc w:val="both"/>
+              <w:rPr>
+                <w:sz w:val="21"/>
+                <w:szCs w:val="21"/>
+              </w:rPr>
+            </w:pPr>
+            <w:r>
+              <w:rPr>
+                <w:rFonts w:hint="eastAsia"/>
+                <w:sz w:val="21"/>
+                <w:szCs w:val="21"/>
+              </w:rPr>
+              <w:t>字典序门控多分量奖励</w:t>
+            </w:r>
+          </w:p>
+        </w:tc>
+        <w:tc>
+          <w:tcPr>
+            <w:tcW w:w="2138" w:type="dxa"/>
+          </w:tcPr>
+          <w:p>
+            <w:pPr>
+              <w:pStyle w:val="27"/>
+              <w:spacing w:line="360" w:lineRule="auto"/>
+              <w:jc w:val="both"/>
+              <w:rPr>
+                <w:sz w:val="21"/>
+                <w:szCs w:val="21"/>
+              </w:rPr>
+            </w:pPr>
+            <w:r>
+              <w:rPr>
+                <w:rFonts w:hint="eastAsia"/>
+                <w:sz w:val="21"/>
+                <w:szCs w:val="21"/>
+              </w:rPr>
+              <w:t>高（STVQA-7K</w:t>
+            </w:r>
+            <w:r>
+              <w:rPr>
+                <w:sz w:val="21"/>
+                <w:szCs w:val="21"/>
+              </w:rPr>
+              <w:t xml:space="preserve"> </w:t>
+            </w:r>
+            <w:r>
+              <w:rPr>
+                <w:rFonts w:hint="eastAsia"/>
+                <w:sz w:val="21"/>
+                <w:szCs w:val="21"/>
+              </w:rPr>
+              <w:t>人工标注）</w:t>
+            </w:r>
+          </w:p>
+        </w:tc>
+        <w:tc>
+          <w:tcPr>
+            <w:tcW w:w="1200" w:type="dxa"/>
+          </w:tcPr>
+          <w:p>
+            <w:pPr>
+              <w:rPr>
+                <w:sz w:val="21"/>
+                <w:szCs w:val="21"/>
+              </w:rPr>
+            </w:pPr>
+            <w:r>
+              <w:rPr>
+                <w:sz w:val="21"/>
+                <w:szCs w:val="21"/>
+              </w:rPr>
+              <w:t>判据</w:t>
+            </w:r>
+          </w:p>
+        </w:tc>
+      </w:tr>
+      <w:tr>
+        <w:tblPrEx>
+          <w:tblCellMar>
+            <w:top w:w="0" w:type="dxa"/>
+            <w:left w:w="108" w:type="dxa"/>
+            <w:bottom w:w="0" w:type="dxa"/>
+            <w:right w:w="108" w:type="dxa"/>
+          </w:tblCellMar>
+        </w:tblPrEx>
+        <w:tc>
+          <w:tcPr>
+            <w:tcW w:w="1454" w:type="dxa"/>
+          </w:tcPr>
+          <w:p>
+            <w:pPr>
+              <w:pStyle w:val="27"/>
+              <w:spacing w:line="360" w:lineRule="auto"/>
+              <w:jc w:val="both"/>
+              <w:rPr>
+                <w:sz w:val="21"/>
+                <w:szCs w:val="21"/>
+              </w:rPr>
+            </w:pPr>
+            <w:r>
+              <w:rPr>
+                <w:sz w:val="21"/>
+                <w:szCs w:val="21"/>
+              </w:rPr>
+              <w:t>SVQA-R1</w:t>
+            </w:r>
+          </w:p>
+        </w:tc>
+        <w:tc>
+          <w:tcPr>
+            <w:tcW w:w="1770" w:type="dxa"/>
+          </w:tcPr>
+          <w:p>
+            <w:pPr>
+              <w:pStyle w:val="27"/>
+              <w:spacing w:line="360" w:lineRule="auto"/>
+              <w:jc w:val="both"/>
+              <w:rPr>
+                <w:sz w:val="21"/>
+                <w:szCs w:val="21"/>
+              </w:rPr>
+            </w:pPr>
+            <w:r>
+              <w:rPr>
+                <w:rFonts w:hint="eastAsia"/>
+                <w:sz w:val="21"/>
+                <w:szCs w:val="21"/>
+              </w:rPr>
+              <w:t>答案一致性级</w:t>
+            </w:r>
+          </w:p>
+        </w:tc>
+        <w:tc>
+          <w:tcPr>
+            <w:tcW w:w="2077" w:type="dxa"/>
+          </w:tcPr>
+          <w:p>
+            <w:pPr>
+              <w:pStyle w:val="27"/>
+              <w:spacing w:line="360" w:lineRule="auto"/>
+              <w:jc w:val="both"/>
+              <w:rPr>
+                <w:sz w:val="21"/>
+                <w:szCs w:val="21"/>
+              </w:rPr>
+            </w:pPr>
+            <w:r>
+              <w:rPr>
+                <w:rFonts w:hint="eastAsia"/>
+                <w:sz w:val="21"/>
+                <w:szCs w:val="21"/>
+              </w:rPr>
+              <w:t>跨视角一致性惩罚</w:t>
+            </w:r>
+          </w:p>
+        </w:tc>
+        <w:tc>
+          <w:tcPr>
+            <w:tcW w:w="2138" w:type="dxa"/>
+          </w:tcPr>
+          <w:p>
+            <w:pPr>
+              <w:pStyle w:val="27"/>
+              <w:spacing w:line="360" w:lineRule="auto"/>
+              <w:jc w:val="both"/>
+              <w:rPr>
+                <w:sz w:val="21"/>
+                <w:szCs w:val="21"/>
+              </w:rPr>
+            </w:pPr>
+            <w:r>
+              <w:rPr>
+                <w:rFonts w:hint="eastAsia"/>
+                <w:sz w:val="21"/>
+                <w:szCs w:val="21"/>
+              </w:rPr>
+              <w:t>无（自监督）</w:t>
+            </w:r>
+          </w:p>
+        </w:tc>
+        <w:tc>
+          <w:tcPr>
+            <w:tcW w:w="1200" w:type="dxa"/>
+          </w:tcPr>
+          <w:p>
+            <w:pPr>
+              <w:rPr>
+                <w:sz w:val="21"/>
+                <w:szCs w:val="21"/>
+              </w:rPr>
+            </w:pPr>
+            <w:r>
+              <w:rPr>
+                <w:sz w:val="21"/>
+                <w:szCs w:val="21"/>
+              </w:rPr>
+              <w:t>判据</w:t>
+            </w:r>
+          </w:p>
+        </w:tc>
+      </w:tr>
+      <w:tr>
+        <w:tblPrEx>
+          <w:tblCellMar>
+            <w:top w:w="0" w:type="dxa"/>
+            <w:left w:w="108" w:type="dxa"/>
+            <w:bottom w:w="0" w:type="dxa"/>
+            <w:right w:w="108" w:type="dxa"/>
+          </w:tblCellMar>
+        </w:tblPrEx>
+        <w:tc>
+          <w:tcPr>
+            <w:tcW w:w="1454" w:type="dxa"/>
+          </w:tcPr>
+          <w:p>
+            <w:pPr>
+              <w:pStyle w:val="27"/>
+              <w:spacing w:line="360" w:lineRule="auto"/>
+              <w:jc w:val="both"/>
+              <w:rPr>
+                <w:sz w:val="21"/>
+                <w:szCs w:val="21"/>
+              </w:rPr>
+            </w:pPr>
+            <w:r>
+              <w:rPr>
+                <w:sz w:val="21"/>
+                <w:szCs w:val="21"/>
+              </w:rPr>
+              <w:t>Ground-R1</w:t>
+            </w:r>
+          </w:p>
+        </w:tc>
+        <w:tc>
+          <w:tcPr>
+            <w:tcW w:w="1770" w:type="dxa"/>
+          </w:tcPr>
+          <w:p>
+            <w:pPr>
+              <w:pStyle w:val="27"/>
+              <w:spacing w:line="360" w:lineRule="auto"/>
+              <w:jc w:val="both"/>
+              <w:rPr>
+                <w:sz w:val="21"/>
+                <w:szCs w:val="21"/>
+              </w:rPr>
+            </w:pPr>
+            <w:r>
+              <w:rPr>
+                <w:rFonts w:hint="eastAsia"/>
+                <w:sz w:val="21"/>
+                <w:szCs w:val="21"/>
+              </w:rPr>
+              <w:t>证据区域级</w:t>
+            </w:r>
+          </w:p>
+        </w:tc>
+        <w:tc>
+          <w:tcPr>
+            <w:tcW w:w="2077" w:type="dxa"/>
+          </w:tcPr>
+          <w:p>
+            <w:pPr>
+              <w:pStyle w:val="27"/>
+              <w:spacing w:line="360" w:lineRule="auto"/>
+              <w:jc w:val="both"/>
+              <w:rPr>
+                <w:sz w:val="21"/>
+                <w:szCs w:val="21"/>
+              </w:rPr>
+            </w:pPr>
+            <w:r>
+              <w:rPr>
+                <w:rFonts w:hint="eastAsia"/>
+                <w:sz w:val="21"/>
+                <w:szCs w:val="21"/>
+              </w:rPr>
+              <w:t>两阶段格式+答案奖励</w:t>
+            </w:r>
+          </w:p>
+        </w:tc>
+        <w:tc>
+          <w:tcPr>
+            <w:tcW w:w="2138" w:type="dxa"/>
+          </w:tcPr>
+          <w:p>
+            <w:pPr>
+              <w:pStyle w:val="27"/>
+              <w:spacing w:line="360" w:lineRule="auto"/>
+              <w:jc w:val="both"/>
+              <w:rPr>
+                <w:sz w:val="21"/>
+                <w:szCs w:val="21"/>
+              </w:rPr>
+            </w:pPr>
+            <w:r>
+              <w:rPr>
+                <w:rFonts w:hint="eastAsia"/>
+                <w:sz w:val="21"/>
+                <w:szCs w:val="21"/>
+              </w:rPr>
+              <w:t>低（仅格式，无框标注）</w:t>
+            </w:r>
+          </w:p>
+        </w:tc>
+        <w:tc>
+          <w:tcPr>
+            <w:tcW w:w="1200" w:type="dxa"/>
+          </w:tcPr>
+          <w:p>
+            <w:pPr>
+              <w:rPr>
+                <w:sz w:val="21"/>
+                <w:szCs w:val="21"/>
+              </w:rPr>
+            </w:pPr>
+            <w:r>
+              <w:rPr>
+                <w:sz w:val="21"/>
+                <w:szCs w:val="21"/>
+              </w:rPr>
+              <w:t>信号源</w:t>
+            </w:r>
+          </w:p>
+        </w:tc>
+      </w:tr>
+      <w:tr>
+        <w:tblPrEx>
+          <w:tblCellMar>
+            <w:top w:w="0" w:type="dxa"/>
+            <w:left w:w="108" w:type="dxa"/>
+            <w:bottom w:w="0" w:type="dxa"/>
+            <w:right w:w="108" w:type="dxa"/>
+          </w:tblCellMar>
+        </w:tblPrEx>
+        <w:tc>
+          <w:tcPr>
+            <w:tcW w:w="1454" w:type="dxa"/>
+          </w:tcPr>
+          <w:p>
+            <w:pPr>
+              <w:pStyle w:val="27"/>
+              <w:spacing w:line="360" w:lineRule="auto"/>
+              <w:jc w:val="both"/>
+              <w:rPr>
+                <w:sz w:val="21"/>
+                <w:szCs w:val="21"/>
+              </w:rPr>
+            </w:pPr>
+            <w:r>
+              <w:rPr>
+                <w:sz w:val="21"/>
+                <w:szCs w:val="21"/>
+              </w:rPr>
+              <w:t>GRIT</w:t>
+            </w:r>
+          </w:p>
+        </w:tc>
+        <w:tc>
+          <w:tcPr>
+            <w:tcW w:w="1770" w:type="dxa"/>
+          </w:tcPr>
+          <w:p>
+            <w:pPr>
+              <w:pStyle w:val="27"/>
+              <w:spacing w:line="360" w:lineRule="auto"/>
+              <w:jc w:val="both"/>
+              <w:rPr>
+                <w:sz w:val="21"/>
+                <w:szCs w:val="21"/>
+              </w:rPr>
+            </w:pPr>
+            <w:r>
+              <w:rPr>
+                <w:rFonts w:hint="eastAsia"/>
+                <w:sz w:val="21"/>
+                <w:szCs w:val="21"/>
+              </w:rPr>
+              <w:t>区域级（思维链内嵌）</w:t>
+            </w:r>
+          </w:p>
+        </w:tc>
+        <w:tc>
+          <w:tcPr>
+            <w:tcW w:w="2077" w:type="dxa"/>
+          </w:tcPr>
+          <w:p>
+            <w:pPr>
+              <w:pStyle w:val="27"/>
+              <w:spacing w:line="360" w:lineRule="auto"/>
+              <w:jc w:val="both"/>
+              <w:rPr>
+                <w:sz w:val="21"/>
+                <w:szCs w:val="21"/>
+              </w:rPr>
+            </w:pPr>
+            <w:r>
+              <w:rPr>
+                <w:rFonts w:hint="eastAsia"/>
+                <w:sz w:val="21"/>
+                <w:szCs w:val="21"/>
+              </w:rPr>
+              <w:t>格式+计数奖励</w:t>
+            </w:r>
+          </w:p>
+        </w:tc>
+        <w:tc>
+          <w:tcPr>
+            <w:tcW w:w="2138" w:type="dxa"/>
+          </w:tcPr>
+          <w:p>
+            <w:pPr>
+              <w:pStyle w:val="27"/>
+              <w:spacing w:line="360" w:lineRule="auto"/>
+              <w:jc w:val="both"/>
+              <w:rPr>
+                <w:sz w:val="21"/>
+                <w:szCs w:val="21"/>
+              </w:rPr>
+            </w:pPr>
+            <w:r>
+              <w:rPr>
+                <w:rFonts w:hint="eastAsia"/>
+                <w:sz w:val="21"/>
+                <w:szCs w:val="21"/>
+              </w:rPr>
+              <w:t>极低（20</w:t>
+            </w:r>
+            <w:r>
+              <w:rPr>
+                <w:sz w:val="21"/>
+                <w:szCs w:val="21"/>
+              </w:rPr>
+              <w:t xml:space="preserve"> </w:t>
+            </w:r>
+            <w:r>
+              <w:rPr>
+                <w:rFonts w:hint="eastAsia"/>
+                <w:sz w:val="21"/>
+                <w:szCs w:val="21"/>
+              </w:rPr>
+              <w:t>个问答三元组）</w:t>
+            </w:r>
+          </w:p>
+        </w:tc>
+        <w:tc>
+          <w:tcPr>
+            <w:tcW w:w="1200" w:type="dxa"/>
+          </w:tcPr>
+          <w:p>
+            <w:pPr>
+              <w:rPr>
+                <w:sz w:val="21"/>
+                <w:szCs w:val="21"/>
+              </w:rPr>
+            </w:pPr>
+            <w:r>
+              <w:rPr>
+                <w:sz w:val="21"/>
+                <w:szCs w:val="21"/>
+              </w:rPr>
+              <w:t>信号源</w:t>
+            </w:r>
+          </w:p>
+        </w:tc>
+      </w:tr>
+      <w:tr>
+        <w:tblPrEx>
+          <w:tblCellMar>
+            <w:top w:w="0" w:type="dxa"/>
+            <w:left w:w="108" w:type="dxa"/>
+            <w:bottom w:w="0" w:type="dxa"/>
+            <w:right w:w="108" w:type="dxa"/>
+          </w:tblCellMar>
+        </w:tblPrEx>
+        <w:tc>
+          <w:tcPr>
+            <w:tcW w:w="1454" w:type="dxa"/>
+          </w:tcPr>
+          <w:p>
+            <w:pPr>
+              <w:pStyle w:val="27"/>
+              <w:spacing w:line="360" w:lineRule="auto"/>
+              <w:jc w:val="both"/>
+              <w:rPr>
+                <w:sz w:val="21"/>
+                <w:szCs w:val="21"/>
+              </w:rPr>
+            </w:pPr>
+            <w:r>
+              <w:rPr>
+                <w:sz w:val="21"/>
+                <w:szCs w:val="21"/>
+              </w:rPr>
+              <w:t>POLIA</w:t>
+            </w:r>
+          </w:p>
+        </w:tc>
+        <w:tc>
+          <w:tcPr>
+            <w:tcW w:w="1770" w:type="dxa"/>
+          </w:tcPr>
+          <w:p>
+            <w:pPr>
+              <w:pStyle w:val="27"/>
+              <w:spacing w:line="360" w:lineRule="auto"/>
+              <w:jc w:val="both"/>
+              <w:rPr>
+                <w:sz w:val="21"/>
+                <w:szCs w:val="21"/>
+              </w:rPr>
+            </w:pPr>
+            <w:r>
+              <w:rPr>
+                <w:rFonts w:hint="eastAsia"/>
+                <w:sz w:val="21"/>
+                <w:szCs w:val="21"/>
+              </w:rPr>
+              <w:t>物体级</w:t>
+            </w:r>
+          </w:p>
+        </w:tc>
+        <w:tc>
+          <w:tcPr>
+            <w:tcW w:w="2077" w:type="dxa"/>
+          </w:tcPr>
+          <w:p>
+            <w:pPr>
+              <w:pStyle w:val="27"/>
+              <w:spacing w:line="360" w:lineRule="auto"/>
+              <w:jc w:val="both"/>
+              <w:rPr>
+                <w:sz w:val="21"/>
+                <w:szCs w:val="21"/>
+              </w:rPr>
+            </w:pPr>
+            <w:r>
+              <w:rPr>
+                <w:rFonts w:hint="eastAsia"/>
+                <w:sz w:val="21"/>
+                <w:szCs w:val="21"/>
+              </w:rPr>
+              <w:t>置信度修正的物体级内在优势</w:t>
+            </w:r>
+          </w:p>
+        </w:tc>
+        <w:tc>
+          <w:tcPr>
+            <w:tcW w:w="2138" w:type="dxa"/>
+          </w:tcPr>
+          <w:p>
+            <w:pPr>
+              <w:pStyle w:val="27"/>
+              <w:spacing w:line="360" w:lineRule="auto"/>
+              <w:jc w:val="both"/>
+              <w:rPr>
+                <w:sz w:val="21"/>
+                <w:szCs w:val="21"/>
+              </w:rPr>
+            </w:pPr>
+            <w:r>
+              <w:rPr>
+                <w:rFonts w:hint="eastAsia"/>
+                <w:sz w:val="21"/>
+                <w:szCs w:val="21"/>
+              </w:rPr>
+              <w:t>低（利用数据集物体标注）</w:t>
+            </w:r>
+          </w:p>
+        </w:tc>
+        <w:tc>
+          <w:tcPr>
+            <w:tcW w:w="1200" w:type="dxa"/>
+          </w:tcPr>
+          <w:p>
+            <w:pPr>
+              <w:rPr>
+                <w:sz w:val="21"/>
+                <w:szCs w:val="21"/>
+              </w:rPr>
+            </w:pPr>
+            <w:r>
+              <w:rPr>
+                <w:sz w:val="21"/>
+                <w:szCs w:val="21"/>
+              </w:rPr>
+              <w:t>信号源</w:t>
+            </w:r>
+          </w:p>
+        </w:tc>
+      </w:tr>
+      <w:tr>
+        <w:tblPrEx>
+          <w:tblCellMar>
+            <w:top w:w="0" w:type="dxa"/>
+            <w:left w:w="108" w:type="dxa"/>
+            <w:bottom w:w="0" w:type="dxa"/>
+            <w:right w:w="108" w:type="dxa"/>
+          </w:tblCellMar>
+        </w:tblPrEx>
+        <w:tc>
+          <w:tcPr>
+            <w:tcW w:w="1454" w:type="dxa"/>
+          </w:tcPr>
+          <w:p>
+            <w:pPr>
+              <w:pStyle w:val="27"/>
+              <w:spacing w:line="360" w:lineRule="auto"/>
+              <w:jc w:val="both"/>
+              <w:rPr>
+                <w:sz w:val="21"/>
+                <w:szCs w:val="21"/>
+              </w:rPr>
+            </w:pPr>
+            <w:r>
+              <w:rPr>
+                <w:sz w:val="21"/>
+                <w:szCs w:val="21"/>
+              </w:rPr>
+              <w:t>Self-Questioning</w:t>
+            </w:r>
+          </w:p>
+        </w:tc>
+        <w:tc>
+          <w:tcPr>
+            <w:tcW w:w="1770" w:type="dxa"/>
+          </w:tcPr>
+          <w:p>
+            <w:pPr>
+              <w:pStyle w:val="27"/>
+              <w:spacing w:line="360" w:lineRule="auto"/>
+              <w:jc w:val="both"/>
+              <w:rPr>
+                <w:sz w:val="21"/>
+                <w:szCs w:val="21"/>
+              </w:rPr>
+            </w:pPr>
+            <w:r>
+              <w:rPr>
+                <w:rFonts w:hint="eastAsia"/>
+                <w:sz w:val="21"/>
+                <w:szCs w:val="21"/>
+              </w:rPr>
+              <w:t>子问题结构级</w:t>
+            </w:r>
+          </w:p>
+        </w:tc>
+        <w:tc>
+          <w:tcPr>
+            <w:tcW w:w="2077" w:type="dxa"/>
+          </w:tcPr>
+          <w:p>
+            <w:pPr>
+              <w:pStyle w:val="27"/>
+              <w:spacing w:line="360" w:lineRule="auto"/>
+              <w:jc w:val="both"/>
+              <w:rPr>
+                <w:sz w:val="21"/>
+                <w:szCs w:val="21"/>
+              </w:rPr>
+            </w:pPr>
+            <w:r>
+              <w:rPr>
+                <w:rFonts w:hint="eastAsia"/>
+                <w:sz w:val="21"/>
+                <w:szCs w:val="21"/>
+              </w:rPr>
+              <w:t>二元格式+正确性奖励</w:t>
+            </w:r>
+          </w:p>
+        </w:tc>
+        <w:tc>
+          <w:tcPr>
+            <w:tcW w:w="2138" w:type="dxa"/>
+          </w:tcPr>
+          <w:p>
+            <w:pPr>
+              <w:pStyle w:val="27"/>
+              <w:spacing w:line="360" w:lineRule="auto"/>
+              <w:jc w:val="both"/>
+              <w:rPr>
+                <w:sz w:val="21"/>
+                <w:szCs w:val="21"/>
+              </w:rPr>
+            </w:pPr>
+            <w:r>
+              <w:rPr>
+                <w:rFonts w:hint="eastAsia"/>
+                <w:sz w:val="21"/>
+                <w:szCs w:val="21"/>
+              </w:rPr>
+              <w:t>无</w:t>
+            </w:r>
+          </w:p>
+        </w:tc>
+        <w:tc>
+          <w:tcPr>
+            <w:tcW w:w="1200" w:type="dxa"/>
+          </w:tcPr>
+          <w:p>
+            <w:pPr>
+              <w:rPr>
+                <w:sz w:val="21"/>
+                <w:szCs w:val="21"/>
+              </w:rPr>
+            </w:pPr>
+            <w:r>
+              <w:rPr>
+                <w:sz w:val="21"/>
+                <w:szCs w:val="21"/>
+              </w:rPr>
+              <w:t>对象</w:t>
+            </w:r>
+          </w:p>
+        </w:tc>
+      </w:tr>
+      <w:tr>
+        <w:tblPrEx>
+          <w:tblCellMar>
+            <w:top w:w="0" w:type="dxa"/>
+            <w:left w:w="108" w:type="dxa"/>
+            <w:bottom w:w="0" w:type="dxa"/>
+            <w:right w:w="108" w:type="dxa"/>
+          </w:tblCellMar>
+        </w:tblPrEx>
+        <w:tc>
+          <w:tcPr>
+            <w:tcW w:w="1454" w:type="dxa"/>
+          </w:tcPr>
+          <w:p>
+            <w:pPr>
+              <w:pStyle w:val="27"/>
+              <w:spacing w:line="360" w:lineRule="auto"/>
+              <w:jc w:val="both"/>
+              <w:rPr>
+                <w:sz w:val="21"/>
+                <w:szCs w:val="21"/>
+              </w:rPr>
+            </w:pPr>
+            <w:r>
+              <w:rPr>
+                <w:sz w:val="21"/>
+                <w:szCs w:val="21"/>
+              </w:rPr>
+              <w:t>H-GRPO</w:t>
+            </w:r>
+          </w:p>
+        </w:tc>
+        <w:tc>
+          <w:tcPr>
+            <w:tcW w:w="1770" w:type="dxa"/>
+          </w:tcPr>
+          <w:p>
+            <w:pPr>
+              <w:pStyle w:val="27"/>
+              <w:spacing w:line="360" w:lineRule="auto"/>
+              <w:jc w:val="both"/>
+              <w:rPr>
+                <w:sz w:val="21"/>
+                <w:szCs w:val="21"/>
+              </w:rPr>
+            </w:pPr>
+            <w:r>
+              <w:rPr>
+                <w:rFonts w:hint="eastAsia"/>
+                <w:sz w:val="21"/>
+                <w:szCs w:val="21"/>
+              </w:rPr>
+              <w:t>推理步骤+证据级</w:t>
+            </w:r>
+          </w:p>
+        </w:tc>
+        <w:tc>
+          <w:tcPr>
+            <w:tcW w:w="2077" w:type="dxa"/>
+          </w:tcPr>
+          <w:p>
+            <w:pPr>
+              <w:pStyle w:val="27"/>
+              <w:spacing w:line="360" w:lineRule="auto"/>
+              <w:jc w:val="both"/>
+              <w:rPr>
+                <w:sz w:val="21"/>
+                <w:szCs w:val="21"/>
+              </w:rPr>
+            </w:pPr>
+            <w:r>
+              <w:rPr>
+                <w:rFonts w:hint="eastAsia"/>
+                <w:sz w:val="21"/>
+                <w:szCs w:val="21"/>
+              </w:rPr>
+              <w:t>匈牙利门控过程奖励</w:t>
+            </w:r>
+          </w:p>
+        </w:tc>
+        <w:tc>
+          <w:tcPr>
+            <w:tcW w:w="2138" w:type="dxa"/>
+          </w:tcPr>
+          <w:p>
+            <w:pPr>
+              <w:pStyle w:val="27"/>
+              <w:spacing w:line="360" w:lineRule="auto"/>
+              <w:jc w:val="both"/>
+              <w:rPr>
+                <w:sz w:val="21"/>
+                <w:szCs w:val="21"/>
+              </w:rPr>
+            </w:pPr>
+            <w:r>
+              <w:rPr>
+                <w:rFonts w:hint="eastAsia"/>
+                <w:sz w:val="21"/>
+                <w:szCs w:val="21"/>
+              </w:rPr>
+              <w:t>无</w:t>
+            </w:r>
+          </w:p>
+        </w:tc>
+        <w:tc>
+          <w:tcPr>
+            <w:tcW w:w="1200" w:type="dxa"/>
+          </w:tcPr>
+          <w:p>
+            <w:pPr>
+              <w:rPr>
+                <w:sz w:val="21"/>
+                <w:szCs w:val="21"/>
+              </w:rPr>
+            </w:pPr>
+            <w:r>
+              <w:rPr>
+                <w:sz w:val="21"/>
+                <w:szCs w:val="21"/>
+              </w:rPr>
+              <w:t>对象</w:t>
+            </w:r>
+          </w:p>
+        </w:tc>
+      </w:tr>
+    </w:tbl>
+    <w:p>
+      <w:pPr>
+        <w:pStyle w:val="12"/>
+        <w:spacing w:line="360" w:lineRule="auto"/>
+        <w:jc w:val="center"/>
+        <w:rPr>
+          <w:i w:val="0"/>
+          <w:iCs/>
+          <w:sz w:val="21"/>
+          <w:szCs w:val="21"/>
+        </w:rPr>
+      </w:pPr>
+      <w:r>
+        <w:rPr>
+          <w:rFonts w:hint="eastAsia"/>
+          <w:i w:val="0"/>
+          <w:iCs/>
+          <w:color w:val="000000"/>
+          <w:sz w:val="21"/>
+          <w:szCs w:val="21"/>
+        </w:rPr>
+        <w:t>表 4：代表方法的实验设置与结果对比（基座模型、评测基准、关键数据/设计与代表性结果）</w:t>
       </w:r>
     </w:p>
     <w:tbl>
@@ -6767,10 +8173,11 @@
         </w:tblCellMar>
       </w:tblPr>
       <w:tblGrid>
-        <w:gridCol w:w="1572"/>
-        <w:gridCol w:w="2356"/>
-        <w:gridCol w:w="2356"/>
-        <w:gridCol w:w="2356"/>
+        <w:gridCol w:w="1086"/>
+        <w:gridCol w:w="1518"/>
+        <w:gridCol w:w="1934"/>
+        <w:gridCol w:w="1649"/>
+        <w:gridCol w:w="2454"/>
       </w:tblGrid>
       <w:tr>
         <w:tblPrEx>
@@ -6786,7 +8193,7 @@
         </w:trPr>
         <w:tc>
           <w:tcPr>
-            <w:tcW w:w="1610" w:type="dxa"/>
+            <w:tcW w:w="628" w:type="pct"/>
             <w:tcBorders>
               <w:bottom w:val="single" w:color="auto" w:sz="0" w:space="0"/>
               <w:insideH w:val="single" w:sz="0" w:space="0"/>
@@ -6798,10 +8205,16 @@
               <w:pStyle w:val="27"/>
               <w:spacing w:line="360" w:lineRule="auto"/>
               <w:jc w:val="both"/>
+              <w:rPr>
+                <w:sz w:val="21"/>
+                <w:szCs w:val="21"/>
+              </w:rPr>
             </w:pPr>
             <w:r>
               <w:rPr>
                 <w:rFonts w:hint="eastAsia"/>
+                <w:sz w:val="21"/>
+                <w:szCs w:val="21"/>
               </w:rPr>
               <w:t>方法</w:t>
             </w:r>
@@ -6809,7 +8222,7 @@
         </w:tc>
         <w:tc>
           <w:tcPr>
-            <w:tcW w:w="2415" w:type="dxa"/>
+            <w:tcW w:w="878" w:type="pct"/>
             <w:tcBorders>
               <w:bottom w:val="single" w:color="auto" w:sz="0" w:space="0"/>
               <w:insideH w:val="single" w:sz="0" w:space="0"/>
@@ -6821,18 +8234,23 @@
               <w:pStyle w:val="27"/>
               <w:spacing w:line="360" w:lineRule="auto"/>
               <w:jc w:val="both"/>
-            </w:pPr>
-            <w:r>
-              <w:rPr>
-                <w:rFonts w:hint="eastAsia"/>
-              </w:rPr>
-              <w:t>奖励粒度</w:t>
-            </w:r>
-          </w:p>
-        </w:tc>
-        <w:tc>
-          <w:tcPr>
-            <w:tcW w:w="2415" w:type="dxa"/>
+              <w:rPr>
+                <w:sz w:val="21"/>
+                <w:szCs w:val="21"/>
+              </w:rPr>
+            </w:pPr>
+            <w:r>
+              <w:rPr>
+                <w:sz w:val="21"/>
+                <w:szCs w:val="21"/>
+              </w:rPr>
+              <w:t>基座模型</w:t>
+            </w:r>
+          </w:p>
+        </w:tc>
+        <w:tc>
+          <w:tcPr>
+            <w:tcW w:w="1119" w:type="pct"/>
             <w:tcBorders>
               <w:bottom w:val="single" w:color="auto" w:sz="0" w:space="0"/>
               <w:insideH w:val="single" w:sz="0" w:space="0"/>
@@ -6844,18 +8262,24 @@
               <w:pStyle w:val="27"/>
               <w:spacing w:line="360" w:lineRule="auto"/>
               <w:jc w:val="both"/>
+              <w:rPr>
+                <w:sz w:val="21"/>
+                <w:szCs w:val="21"/>
+              </w:rPr>
             </w:pPr>
             <w:r>
               <w:rPr>
                 <w:rFonts w:hint="eastAsia"/>
-              </w:rPr>
-              <w:t>信号机制</w:t>
-            </w:r>
-          </w:p>
-        </w:tc>
-        <w:tc>
-          <w:tcPr>
-            <w:tcW w:w="2415" w:type="dxa"/>
+                <w:sz w:val="21"/>
+                <w:szCs w:val="21"/>
+              </w:rPr>
+              <w:t>评测基准</w:t>
+            </w:r>
+          </w:p>
+        </w:tc>
+        <w:tc>
+          <w:tcPr>
+            <w:tcW w:w="954" w:type="pct"/>
             <w:tcBorders>
               <w:bottom w:val="single" w:color="auto" w:sz="0" w:space="0"/>
               <w:insideH w:val="single" w:sz="0" w:space="0"/>
@@ -6867,12 +8291,47 @@
               <w:pStyle w:val="27"/>
               <w:spacing w:line="360" w:lineRule="auto"/>
               <w:jc w:val="both"/>
+              <w:rPr>
+                <w:sz w:val="21"/>
+                <w:szCs w:val="21"/>
+              </w:rPr>
             </w:pPr>
             <w:r>
               <w:rPr>
                 <w:rFonts w:hint="eastAsia"/>
-              </w:rPr>
-              <w:t>监督需求</w:t>
+                <w:sz w:val="21"/>
+                <w:szCs w:val="21"/>
+              </w:rPr>
+              <w:t>关键数据/设计</w:t>
+            </w:r>
+          </w:p>
+        </w:tc>
+        <w:tc>
+          <w:tcPr>
+            <w:tcW w:w="1419" w:type="pct"/>
+            <w:tcBorders>
+              <w:bottom w:val="single" w:color="auto" w:sz="0" w:space="0"/>
+              <w:insideH w:val="single" w:sz="0" w:space="0"/>
+            </w:tcBorders>
+            <w:vAlign w:val="bottom"/>
+          </w:tcPr>
+          <w:p>
+            <w:pPr>
+              <w:pStyle w:val="27"/>
+              <w:spacing w:line="360" w:lineRule="auto"/>
+              <w:jc w:val="both"/>
+              <w:rPr>
+                <w:sz w:val="21"/>
+                <w:szCs w:val="21"/>
+              </w:rPr>
+            </w:pPr>
+            <w:r>
+              <w:rPr>
+                <w:rFonts w:hint="eastAsia"/>
+                <w:sz w:val="21"/>
+                <w:szCs w:val="21"/>
+              </w:rPr>
+              <w:t>代表性结果</w:t>
             </w:r>
           </w:p>
         </w:tc>
@@ -6888,93 +8347,149 @@
         </w:tblPrEx>
         <w:tc>
           <w:tcPr>
-            <w:tcW w:w="1610" w:type="dxa"/>
+            <w:tcW w:w="628" w:type="pct"/>
           </w:tcPr>
           <w:p>
             <w:pPr>
               <w:pStyle w:val="27"/>
               <w:spacing w:line="360" w:lineRule="auto"/>
               <w:jc w:val="both"/>
-            </w:pPr>
-            <w:r>
-              <w:t>CR</w:t>
-            </w:r>
-            <w:commentRangeStart w:id="19"/>
-            <w:commentRangeStart w:id="20"/>
-            <w:r>
-              <w:t>³</w:t>
-            </w:r>
-            <w:commentRangeEnd w:id="19"/>
-            <w:r>
-              <w:rPr>
-                <w:rStyle w:val="24"/>
-                <w:sz w:val="24"/>
-                <w:szCs w:val="24"/>
-              </w:rPr>
-              <w:commentReference w:id="19"/>
-            </w:r>
-            <w:commentRangeEnd w:id="20"/>
-            <w:r>
-              <w:rPr>
-                <w:rStyle w:val="24"/>
-                <w:sz w:val="24"/>
-                <w:szCs w:val="24"/>
-              </w:rPr>
-              <w:commentReference w:id="20"/>
-            </w:r>
-          </w:p>
-        </w:tc>
-        <w:tc>
-          <w:tcPr>
-            <w:tcW w:w="2415" w:type="dxa"/>
+              <w:rPr>
+                <w:sz w:val="21"/>
+                <w:szCs w:val="21"/>
+              </w:rPr>
+            </w:pPr>
+            <w:r>
+              <w:rPr>
+                <w:sz w:val="21"/>
+                <w:szCs w:val="21"/>
+              </w:rPr>
+              <w:t>CR³</w:t>
+            </w:r>
+          </w:p>
+        </w:tc>
+        <w:tc>
+          <w:tcPr>
+            <w:tcW w:w="878" w:type="pct"/>
           </w:tcPr>
           <w:p>
             <w:pPr>
               <w:pStyle w:val="27"/>
               <w:spacing w:line="360" w:lineRule="auto"/>
               <w:jc w:val="both"/>
+              <w:rPr>
+                <w:sz w:val="21"/>
+                <w:szCs w:val="21"/>
+              </w:rPr>
+            </w:pPr>
+            <w:r>
+              <w:rPr>
+                <w:sz w:val="21"/>
+                <w:szCs w:val="21"/>
+              </w:rPr>
+              <w:t>Qwen2.5-VL-7B / InternVL3-8B</w:t>
+            </w:r>
+          </w:p>
+        </w:tc>
+        <w:tc>
+          <w:tcPr>
+            <w:tcW w:w="1119" w:type="pct"/>
+          </w:tcPr>
+          <w:p>
+            <w:pPr>
+              <w:pStyle w:val="27"/>
+              <w:spacing w:line="360" w:lineRule="auto"/>
+              <w:jc w:val="both"/>
+              <w:rPr>
+                <w:sz w:val="21"/>
+                <w:szCs w:val="21"/>
+              </w:rPr>
+            </w:pPr>
+            <w:r>
+              <w:rPr>
+                <w:sz w:val="21"/>
+                <w:szCs w:val="21"/>
+              </w:rPr>
+              <w:t>MMVP/Winoground/Cola</w:t>
+            </w:r>
+          </w:p>
+        </w:tc>
+        <w:tc>
+          <w:tcPr>
+            <w:tcW w:w="954" w:type="pct"/>
+          </w:tcPr>
+          <w:p>
+            <w:pPr>
+              <w:pStyle w:val="27"/>
+              <w:spacing w:line="360" w:lineRule="auto"/>
+              <w:jc w:val="both"/>
+              <w:rPr>
+                <w:sz w:val="21"/>
+                <w:szCs w:val="21"/>
+              </w:rPr>
             </w:pPr>
             <w:r>
               <w:rPr>
                 <w:rFonts w:hint="eastAsia"/>
-              </w:rPr>
-              <w:t>答案级</w:t>
-            </w:r>
-          </w:p>
-        </w:tc>
-        <w:tc>
-          <w:tcPr>
-            <w:tcW w:w="2415" w:type="dxa"/>
+                <w:sz w:val="21"/>
+                <w:szCs w:val="21"/>
+              </w:rPr>
+              <w:t>语义+视觉双重筛选：18.5</w:t>
+            </w:r>
+            <w:r>
+              <w:rPr>
+                <w:sz w:val="21"/>
+                <w:szCs w:val="21"/>
+              </w:rPr>
+              <w:t xml:space="preserve"> </w:t>
+            </w:r>
+            <w:r>
+              <w:rPr>
+                <w:rFonts w:hint="eastAsia"/>
+                <w:sz w:val="21"/>
+                <w:szCs w:val="21"/>
+              </w:rPr>
+              <w:t>万→1.89</w:t>
+            </w:r>
+            <w:r>
+              <w:rPr>
+                <w:sz w:val="21"/>
+                <w:szCs w:val="21"/>
+              </w:rPr>
+              <w:t xml:space="preserve"> </w:t>
+            </w:r>
+            <w:r>
+              <w:rPr>
+                <w:rFonts w:hint="eastAsia"/>
+                <w:sz w:val="21"/>
+                <w:szCs w:val="21"/>
+              </w:rPr>
+              <w:t>万难负样本</w:t>
+            </w:r>
+          </w:p>
+        </w:tc>
+        <w:tc>
+          <w:tcPr>
+            <w:tcW w:w="1419" w:type="pct"/>
           </w:tcPr>
           <w:p>
             <w:pPr>
               <w:pStyle w:val="27"/>
               <w:spacing w:line="360" w:lineRule="auto"/>
               <w:jc w:val="both"/>
+              <w:rPr>
+                <w:sz w:val="21"/>
+                <w:szCs w:val="21"/>
+              </w:rPr>
             </w:pPr>
             <w:r>
               <w:rPr>
                 <w:rFonts w:hint="eastAsia"/>
-              </w:rPr>
-              <w:t>二元规则验证器</w:t>
-            </w:r>
-          </w:p>
-        </w:tc>
-        <w:tc>
-          <w:tcPr>
-            <w:tcW w:w="2415" w:type="dxa"/>
-          </w:tcPr>
-          <w:p>
-            <w:pPr>
-              <w:pStyle w:val="27"/>
-              <w:spacing w:line="360" w:lineRule="auto"/>
-              <w:jc w:val="both"/>
-            </w:pPr>
-            <w:r>
-              <w:rPr>
-                <w:rFonts w:hint="eastAsia"/>
-              </w:rPr>
-              <w:t>无</w:t>
+                <w:sz w:val="21"/>
+                <w:szCs w:val="21"/>
+                <w:lang w:val="en-US" w:eastAsia="zh-CN"/>
+              </w:rPr>
+              <w:t>较原始基线平均超 9 点，较 SFT 超 5 点</w:t>
             </w:r>
           </w:p>
         </w:tc>
@@ -6990,79 +8505,141 @@
         </w:tblPrEx>
         <w:tc>
           <w:tcPr>
-            <w:tcW w:w="1610" w:type="dxa"/>
+            <w:tcW w:w="628" w:type="pct"/>
           </w:tcPr>
           <w:p>
             <w:pPr>
               <w:pStyle w:val="27"/>
               <w:spacing w:line="360" w:lineRule="auto"/>
               <w:jc w:val="both"/>
-            </w:pPr>
-            <w:r>
+              <w:rPr>
+                <w:sz w:val="21"/>
+                <w:szCs w:val="21"/>
+              </w:rPr>
+            </w:pPr>
+            <w:r>
+              <w:rPr>
+                <w:sz w:val="21"/>
+                <w:szCs w:val="21"/>
+              </w:rPr>
               <w:t>SpatialThinker</w:t>
             </w:r>
           </w:p>
         </w:tc>
         <w:tc>
           <w:tcPr>
-            <w:tcW w:w="2415" w:type="dxa"/>
+            <w:tcW w:w="878" w:type="pct"/>
           </w:tcPr>
           <w:p>
             <w:pPr>
               <w:pStyle w:val="27"/>
               <w:spacing w:line="360" w:lineRule="auto"/>
               <w:jc w:val="both"/>
-            </w:pPr>
+              <w:rPr>
+                <w:sz w:val="21"/>
+                <w:szCs w:val="21"/>
+              </w:rPr>
+            </w:pPr>
+            <w:r>
+              <w:rPr>
+                <w:sz w:val="21"/>
+                <w:szCs w:val="21"/>
+              </w:rPr>
+              <w:t>7B</w:t>
+            </w:r>
+          </w:p>
+        </w:tc>
+        <w:tc>
+          <w:tcPr>
+            <w:tcW w:w="1119" w:type="pct"/>
+          </w:tcPr>
+          <w:p>
+            <w:pPr>
+              <w:pStyle w:val="27"/>
+              <w:spacing w:line="360" w:lineRule="auto"/>
+              <w:jc w:val="both"/>
+              <w:rPr>
+                <w:sz w:val="21"/>
+                <w:szCs w:val="21"/>
+              </w:rPr>
+            </w:pPr>
+            <w:r>
+              <w:rPr>
+                <w:sz w:val="21"/>
+                <w:szCs w:val="21"/>
+              </w:rPr>
+              <w:t xml:space="preserve">14 </w:t>
+            </w:r>
             <w:r>
               <w:rPr>
                 <w:rFonts w:hint="eastAsia"/>
-              </w:rPr>
-              <w:t>场景图结构级</w:t>
-            </w:r>
-          </w:p>
-        </w:tc>
-        <w:tc>
-          <w:tcPr>
-            <w:tcW w:w="2415" w:type="dxa"/>
+                <w:sz w:val="21"/>
+                <w:szCs w:val="21"/>
+              </w:rPr>
+              <w:t>基准</w:t>
+            </w:r>
+          </w:p>
+        </w:tc>
+        <w:tc>
+          <w:tcPr>
+            <w:tcW w:w="954" w:type="pct"/>
           </w:tcPr>
           <w:p>
             <w:pPr>
               <w:pStyle w:val="27"/>
               <w:spacing w:line="360" w:lineRule="auto"/>
               <w:jc w:val="both"/>
+              <w:rPr>
+                <w:sz w:val="21"/>
+                <w:szCs w:val="21"/>
+              </w:rPr>
             </w:pPr>
             <w:r>
               <w:rPr>
                 <w:rFonts w:hint="eastAsia"/>
-              </w:rPr>
-              <w:t>字典序门控多分量奖励</w:t>
-            </w:r>
-          </w:p>
-        </w:tc>
-        <w:tc>
-          <w:tcPr>
-            <w:tcW w:w="2415" w:type="dxa"/>
+                <w:sz w:val="21"/>
+                <w:szCs w:val="21"/>
+              </w:rPr>
+              <w:t>匈牙利匹配</w:t>
+            </w:r>
+            <w:r>
+              <w:rPr>
+                <w:sz w:val="21"/>
+                <w:szCs w:val="21"/>
+              </w:rPr>
+              <w:t xml:space="preserve"> + CIoU </w:t>
+            </w:r>
+            <w:r>
+              <w:rPr>
+                <w:rFonts w:hint="eastAsia"/>
+                <w:sz w:val="21"/>
+                <w:szCs w:val="21"/>
+              </w:rPr>
+              <w:t>稠密梯度</w:t>
+            </w:r>
+          </w:p>
+        </w:tc>
+        <w:tc>
+          <w:tcPr>
+            <w:tcW w:w="1419" w:type="pct"/>
           </w:tcPr>
           <w:p>
             <w:pPr>
               <w:pStyle w:val="27"/>
               <w:spacing w:line="360" w:lineRule="auto"/>
               <w:jc w:val="both"/>
+              <w:rPr>
+                <w:sz w:val="21"/>
+                <w:szCs w:val="21"/>
+              </w:rPr>
             </w:pPr>
             <w:r>
               <w:rPr>
                 <w:rFonts w:hint="eastAsia"/>
-              </w:rPr>
-              <w:t>高（STVQA-7K</w:t>
-            </w:r>
-            <w:r>
-              <w:t xml:space="preserve"> </w:t>
-            </w:r>
-            <w:r>
-              <w:rPr>
-                <w:rFonts w:hint="eastAsia"/>
-              </w:rPr>
-              <w:t>人工标注）</w:t>
+                <w:sz w:val="21"/>
+                <w:szCs w:val="21"/>
+              </w:rPr>
+              <w:t>14 基准平均超 GPT-4o 4.7 个百分点</w:t>
             </w:r>
           </w:p>
         </w:tc>
@@ -7078,70 +8655,118 @@
         </w:tblPrEx>
         <w:tc>
           <w:tcPr>
-            <w:tcW w:w="1610" w:type="dxa"/>
+            <w:tcW w:w="628" w:type="pct"/>
           </w:tcPr>
           <w:p>
             <w:pPr>
               <w:pStyle w:val="27"/>
               <w:spacing w:line="360" w:lineRule="auto"/>
               <w:jc w:val="both"/>
-            </w:pPr>
-            <w:r>
+              <w:rPr>
+                <w:sz w:val="21"/>
+                <w:szCs w:val="21"/>
+              </w:rPr>
+            </w:pPr>
+            <w:r>
+              <w:rPr>
+                <w:sz w:val="21"/>
+                <w:szCs w:val="21"/>
+              </w:rPr>
               <w:t>SVQA-R1</w:t>
             </w:r>
           </w:p>
         </w:tc>
         <w:tc>
           <w:tcPr>
-            <w:tcW w:w="2415" w:type="dxa"/>
+            <w:tcW w:w="878" w:type="pct"/>
           </w:tcPr>
           <w:p>
             <w:pPr>
               <w:pStyle w:val="27"/>
               <w:spacing w:line="360" w:lineRule="auto"/>
               <w:jc w:val="both"/>
+              <w:rPr>
+                <w:sz w:val="21"/>
+                <w:szCs w:val="21"/>
+              </w:rPr>
+            </w:pPr>
+            <w:r>
+              <w:rPr>
+                <w:sz w:val="21"/>
+                <w:szCs w:val="21"/>
+              </w:rPr>
+              <w:t>3B</w:t>
+            </w:r>
+          </w:p>
+        </w:tc>
+        <w:tc>
+          <w:tcPr>
+            <w:tcW w:w="1119" w:type="pct"/>
+          </w:tcPr>
+          <w:p>
+            <w:pPr>
+              <w:pStyle w:val="27"/>
+              <w:spacing w:line="360" w:lineRule="auto"/>
+              <w:jc w:val="both"/>
+              <w:rPr>
+                <w:sz w:val="21"/>
+                <w:szCs w:val="21"/>
+              </w:rPr>
+            </w:pPr>
+            <w:r>
+              <w:rPr>
+                <w:sz w:val="21"/>
+                <w:szCs w:val="21"/>
+              </w:rPr>
+              <w:t>Q-Spatial++</w:t>
+            </w:r>
+          </w:p>
+        </w:tc>
+        <w:tc>
+          <w:tcPr>
+            <w:tcW w:w="954" w:type="pct"/>
+          </w:tcPr>
+          <w:p>
+            <w:pPr>
+              <w:pStyle w:val="27"/>
+              <w:spacing w:line="360" w:lineRule="auto"/>
+              <w:jc w:val="both"/>
+              <w:rPr>
+                <w:sz w:val="21"/>
+                <w:szCs w:val="21"/>
+              </w:rPr>
             </w:pPr>
             <w:r>
               <w:rPr>
                 <w:rFonts w:hint="eastAsia"/>
-              </w:rPr>
-              <w:t>答案一致性级</w:t>
-            </w:r>
-          </w:p>
-        </w:tc>
-        <w:tc>
-          <w:tcPr>
-            <w:tcW w:w="2415" w:type="dxa"/>
+                <w:sz w:val="21"/>
+                <w:szCs w:val="21"/>
+              </w:rPr>
+              <w:t>镜像翻转问答对</w:t>
+            </w:r>
+          </w:p>
+        </w:tc>
+        <w:tc>
+          <w:tcPr>
+            <w:tcW w:w="1419" w:type="pct"/>
           </w:tcPr>
           <w:p>
             <w:pPr>
               <w:pStyle w:val="27"/>
               <w:spacing w:line="360" w:lineRule="auto"/>
               <w:jc w:val="both"/>
+              <w:rPr>
+                <w:sz w:val="21"/>
+                <w:szCs w:val="21"/>
+              </w:rPr>
             </w:pPr>
             <w:r>
               <w:rPr>
                 <w:rFonts w:hint="eastAsia"/>
-              </w:rPr>
-              <w:t>跨视角一致性惩罚</w:t>
-            </w:r>
-          </w:p>
-        </w:tc>
-        <w:tc>
-          <w:tcPr>
-            <w:tcW w:w="2415" w:type="dxa"/>
-          </w:tcPr>
-          <w:p>
-            <w:pPr>
-              <w:pStyle w:val="27"/>
-              <w:spacing w:line="360" w:lineRule="auto"/>
-              <w:jc w:val="both"/>
-            </w:pPr>
-            <w:r>
-              <w:rPr>
-                <w:rFonts w:hint="eastAsia"/>
-              </w:rPr>
-              <w:t>无（自监督）</w:t>
+                <w:sz w:val="21"/>
+                <w:szCs w:val="21"/>
+              </w:rPr>
+              <w:t>较 SFT 提升超 30 个百分点</w:t>
             </w:r>
           </w:p>
         </w:tc>
@@ -7157,70 +8782,134 @@
         </w:tblPrEx>
         <w:tc>
           <w:tcPr>
-            <w:tcW w:w="1610" w:type="dxa"/>
+            <w:tcW w:w="628" w:type="pct"/>
           </w:tcPr>
           <w:p>
             <w:pPr>
               <w:pStyle w:val="27"/>
               <w:spacing w:line="360" w:lineRule="auto"/>
               <w:jc w:val="both"/>
-            </w:pPr>
-            <w:r>
+              <w:rPr>
+                <w:sz w:val="21"/>
+                <w:szCs w:val="21"/>
+              </w:rPr>
+            </w:pPr>
+            <w:r>
+              <w:rPr>
+                <w:sz w:val="21"/>
+                <w:szCs w:val="21"/>
+              </w:rPr>
               <w:t>Ground-R1</w:t>
             </w:r>
           </w:p>
         </w:tc>
         <w:tc>
           <w:tcPr>
-            <w:tcW w:w="2415" w:type="dxa"/>
+            <w:tcW w:w="878" w:type="pct"/>
           </w:tcPr>
           <w:p>
             <w:pPr>
               <w:pStyle w:val="27"/>
               <w:spacing w:line="360" w:lineRule="auto"/>
               <w:jc w:val="both"/>
+              <w:rPr>
+                <w:sz w:val="21"/>
+                <w:szCs w:val="21"/>
+              </w:rPr>
+            </w:pPr>
+            <w:r>
+              <w:rPr>
+                <w:sz w:val="21"/>
+                <w:szCs w:val="21"/>
+              </w:rPr>
+              <w:t>Qwen2.5-VL-7B</w:t>
+            </w:r>
+          </w:p>
+        </w:tc>
+        <w:tc>
+          <w:tcPr>
+            <w:tcW w:w="1119" w:type="pct"/>
+          </w:tcPr>
+          <w:p>
+            <w:pPr>
+              <w:pStyle w:val="27"/>
+              <w:spacing w:line="360" w:lineRule="auto"/>
+              <w:jc w:val="both"/>
+              <w:rPr>
+                <w:sz w:val="21"/>
+                <w:szCs w:val="21"/>
+              </w:rPr>
             </w:pPr>
             <w:r>
               <w:rPr>
                 <w:rFonts w:hint="eastAsia"/>
-              </w:rPr>
-              <w:t>证据区域级</w:t>
-            </w:r>
-          </w:p>
-        </w:tc>
-        <w:tc>
-          <w:tcPr>
-            <w:tcW w:w="2415" w:type="dxa"/>
+                <w:sz w:val="21"/>
+                <w:szCs w:val="21"/>
+              </w:rPr>
+              <w:t>通用</w:t>
+            </w:r>
+            <w:r>
+              <w:rPr>
+                <w:sz w:val="21"/>
+                <w:szCs w:val="21"/>
+              </w:rPr>
+              <w:t xml:space="preserve"> VQA </w:t>
+            </w:r>
+            <w:r>
+              <w:rPr>
+                <w:rFonts w:hint="eastAsia"/>
+                <w:sz w:val="21"/>
+                <w:szCs w:val="21"/>
+              </w:rPr>
+              <w:t>与空间问答</w:t>
+            </w:r>
+          </w:p>
+        </w:tc>
+        <w:tc>
+          <w:tcPr>
+            <w:tcW w:w="954" w:type="pct"/>
           </w:tcPr>
           <w:p>
             <w:pPr>
               <w:pStyle w:val="27"/>
               <w:spacing w:line="360" w:lineRule="auto"/>
               <w:jc w:val="both"/>
+              <w:rPr>
+                <w:sz w:val="21"/>
+                <w:szCs w:val="21"/>
+              </w:rPr>
             </w:pPr>
             <w:r>
               <w:rPr>
                 <w:rFonts w:hint="eastAsia"/>
-              </w:rPr>
-              <w:t>两阶段格式+答案奖励</w:t>
-            </w:r>
-          </w:p>
-        </w:tc>
-        <w:tc>
-          <w:tcPr>
-            <w:tcW w:w="2415" w:type="dxa"/>
+                <w:sz w:val="21"/>
+                <w:szCs w:val="21"/>
+              </w:rPr>
+              <w:t>两阶段 rollout + 尺度分箱归一化</w:t>
+            </w:r>
+          </w:p>
+        </w:tc>
+        <w:tc>
+          <w:tcPr>
+            <w:tcW w:w="1419" w:type="pct"/>
           </w:tcPr>
           <w:p>
             <w:pPr>
               <w:pStyle w:val="27"/>
               <w:spacing w:line="360" w:lineRule="auto"/>
               <w:jc w:val="both"/>
+              <w:rPr>
+                <w:sz w:val="21"/>
+                <w:szCs w:val="21"/>
+              </w:rPr>
             </w:pPr>
             <w:r>
               <w:rPr>
                 <w:rFonts w:hint="eastAsia"/>
-              </w:rPr>
-              <w:t>低（仅格式，无框标注）</w:t>
+                <w:sz w:val="21"/>
+                <w:szCs w:val="21"/>
+              </w:rPr>
+              <w:t>较标准 GRPO：V* +2.1、HR-4K +1.2 个百分点</w:t>
             </w:r>
           </w:p>
         </w:tc>
@@ -7236,79 +8925,134 @@
         </w:tblPrEx>
         <w:tc>
           <w:tcPr>
-            <w:tcW w:w="1610" w:type="dxa"/>
+            <w:tcW w:w="628" w:type="pct"/>
           </w:tcPr>
           <w:p>
             <w:pPr>
               <w:pStyle w:val="27"/>
               <w:spacing w:line="360" w:lineRule="auto"/>
               <w:jc w:val="both"/>
-            </w:pPr>
-            <w:r>
+              <w:rPr>
+                <w:sz w:val="21"/>
+                <w:szCs w:val="21"/>
+              </w:rPr>
+            </w:pPr>
+            <w:r>
+              <w:rPr>
+                <w:sz w:val="21"/>
+                <w:szCs w:val="21"/>
+              </w:rPr>
               <w:t>GRIT</w:t>
             </w:r>
           </w:p>
         </w:tc>
         <w:tc>
           <w:tcPr>
-            <w:tcW w:w="2415" w:type="dxa"/>
+            <w:tcW w:w="878" w:type="pct"/>
           </w:tcPr>
           <w:p>
             <w:pPr>
               <w:pStyle w:val="27"/>
               <w:spacing w:line="360" w:lineRule="auto"/>
               <w:jc w:val="both"/>
+              <w:rPr>
+                <w:sz w:val="21"/>
+                <w:szCs w:val="21"/>
+              </w:rPr>
+            </w:pPr>
+            <w:r>
+              <w:rPr>
+                <w:sz w:val="21"/>
+                <w:szCs w:val="21"/>
+              </w:rPr>
+              <w:t>Qwen2.5-VL-3B / InternVL3-2B</w:t>
+            </w:r>
+          </w:p>
+        </w:tc>
+        <w:tc>
+          <w:tcPr>
+            <w:tcW w:w="1119" w:type="pct"/>
+          </w:tcPr>
+          <w:p>
+            <w:pPr>
+              <w:pStyle w:val="27"/>
+              <w:spacing w:line="360" w:lineRule="auto"/>
+              <w:jc w:val="both"/>
+              <w:rPr>
+                <w:sz w:val="21"/>
+                <w:szCs w:val="21"/>
+              </w:rPr>
             </w:pPr>
             <w:r>
               <w:rPr>
                 <w:rFonts w:hint="eastAsia"/>
-              </w:rPr>
-              <w:t>区域级（思维链内嵌）</w:t>
-            </w:r>
-          </w:p>
-        </w:tc>
-        <w:tc>
-          <w:tcPr>
-            <w:tcW w:w="2415" w:type="dxa"/>
+                <w:sz w:val="21"/>
+                <w:szCs w:val="21"/>
+              </w:rPr>
+              <w:t>通用</w:t>
+            </w:r>
+            <w:r>
+              <w:rPr>
+                <w:sz w:val="21"/>
+                <w:szCs w:val="21"/>
+              </w:rPr>
+              <w:t xml:space="preserve"> VQA </w:t>
+            </w:r>
+            <w:r>
+              <w:rPr>
+                <w:rFonts w:hint="eastAsia"/>
+                <w:sz w:val="21"/>
+                <w:szCs w:val="21"/>
+              </w:rPr>
+              <w:t>与空间问答</w:t>
+            </w:r>
+          </w:p>
+        </w:tc>
+        <w:tc>
+          <w:tcPr>
+            <w:tcW w:w="954" w:type="pct"/>
           </w:tcPr>
           <w:p>
             <w:pPr>
               <w:pStyle w:val="27"/>
               <w:spacing w:line="360" w:lineRule="auto"/>
               <w:jc w:val="both"/>
+              <w:rPr>
+                <w:sz w:val="21"/>
+                <w:szCs w:val="21"/>
+              </w:rPr>
             </w:pPr>
             <w:r>
               <w:rPr>
                 <w:rFonts w:hint="eastAsia"/>
-              </w:rPr>
-              <w:t>格式+计数奖励</w:t>
-            </w:r>
-          </w:p>
-        </w:tc>
-        <w:tc>
-          <w:tcPr>
-            <w:tcW w:w="2415" w:type="dxa"/>
+                <w:sz w:val="21"/>
+                <w:szCs w:val="21"/>
+              </w:rPr>
+              <w:t>bbox 坐标内嵌思维链（仅 20 个问答三元组）</w:t>
+            </w:r>
+          </w:p>
+        </w:tc>
+        <w:tc>
+          <w:tcPr>
+            <w:tcW w:w="1419" w:type="pct"/>
           </w:tcPr>
           <w:p>
             <w:pPr>
               <w:pStyle w:val="27"/>
               <w:spacing w:line="360" w:lineRule="auto"/>
               <w:jc w:val="both"/>
-            </w:pPr>
-            <w:r>
-              <w:rPr>
-                <w:rFonts w:hint="eastAsia"/>
-              </w:rPr>
-              <w:t>极低（20</w:t>
-            </w:r>
-            <w:r>
-              <w:t xml:space="preserve"> </w:t>
-            </w:r>
-            <w:r>
-              <w:rPr>
-                <w:rFonts w:hint="eastAsia"/>
-              </w:rPr>
-              <w:t>个问答三元组）</w:t>
+              <w:rPr>
+                <w:sz w:val="21"/>
+                <w:szCs w:val="21"/>
+              </w:rPr>
+            </w:pPr>
+            <w:r>
+              <w:rPr>
+                <w:rFonts w:ascii="Times New Roman" w:eastAsia="宋体"/>
+                <w:sz w:val="21"/>
+                <w:szCs w:val="21"/>
+              </w:rPr>
+              <w:t>接地 IoU 0.349→0.387</w:t>
             </w:r>
           </w:p>
         </w:tc>
@@ -7324,70 +9068,229 @@
         </w:tblPrEx>
         <w:tc>
           <w:tcPr>
-            <w:tcW w:w="1610" w:type="dxa"/>
+            <w:tcW w:w="628" w:type="pct"/>
           </w:tcPr>
           <w:p>
             <w:pPr>
               <w:pStyle w:val="27"/>
               <w:spacing w:line="360" w:lineRule="auto"/>
               <w:jc w:val="both"/>
-            </w:pPr>
-            <w:r>
+              <w:rPr>
+                <w:sz w:val="21"/>
+                <w:szCs w:val="21"/>
+              </w:rPr>
+            </w:pPr>
+            <w:r>
+              <w:rPr>
+                <w:sz w:val="21"/>
+                <w:szCs w:val="21"/>
+              </w:rPr>
               <w:t>POLIA</w:t>
             </w:r>
           </w:p>
         </w:tc>
         <w:tc>
           <w:tcPr>
-            <w:tcW w:w="2415" w:type="dxa"/>
+            <w:tcW w:w="878" w:type="pct"/>
           </w:tcPr>
           <w:p>
             <w:pPr>
               <w:pStyle w:val="27"/>
               <w:spacing w:line="360" w:lineRule="auto"/>
               <w:jc w:val="both"/>
+              <w:rPr>
+                <w:sz w:val="21"/>
+                <w:szCs w:val="21"/>
+              </w:rPr>
+            </w:pPr>
+            <w:r>
+              <w:rPr>
+                <w:sz w:val="21"/>
+                <w:szCs w:val="21"/>
+              </w:rPr>
+              <w:t>Qwen2.5-VL-7B</w:t>
+            </w:r>
+          </w:p>
+        </w:tc>
+        <w:tc>
+          <w:tcPr>
+            <w:tcW w:w="1119" w:type="pct"/>
+          </w:tcPr>
+          <w:p>
+            <w:pPr>
+              <w:pStyle w:val="27"/>
+              <w:spacing w:line="360" w:lineRule="auto"/>
+              <w:jc w:val="both"/>
+              <w:rPr>
+                <w:sz w:val="21"/>
+                <w:szCs w:val="21"/>
+              </w:rPr>
+            </w:pPr>
+            <w:r>
+              <w:rPr>
+                <w:sz w:val="21"/>
+                <w:szCs w:val="21"/>
+              </w:rPr>
+              <w:t>VSR</w:t>
+            </w:r>
+          </w:p>
+        </w:tc>
+        <w:tc>
+          <w:tcPr>
+            <w:tcW w:w="954" w:type="pct"/>
+          </w:tcPr>
+          <w:p>
+            <w:pPr>
+              <w:pStyle w:val="27"/>
+              <w:spacing w:line="360" w:lineRule="auto"/>
+              <w:jc w:val="both"/>
+              <w:rPr>
+                <w:sz w:val="21"/>
+                <w:szCs w:val="21"/>
+              </w:rPr>
             </w:pPr>
             <w:r>
               <w:rPr>
                 <w:rFonts w:hint="eastAsia"/>
-              </w:rPr>
-              <w:t>物体级</w:t>
-            </w:r>
-          </w:p>
-        </w:tc>
-        <w:tc>
-          <w:tcPr>
-            <w:tcW w:w="2415" w:type="dxa"/>
+                <w:sz w:val="21"/>
+                <w:szCs w:val="21"/>
+              </w:rPr>
+              <w:t>双层优势</w:t>
+            </w:r>
+            <w:r>
+              <w:rPr>
+                <w:sz w:val="21"/>
+                <w:szCs w:val="21"/>
+              </w:rPr>
+              <w:t xml:space="preserve"> </w:t>
+            </w:r>
+            <m:oMath>
+              <m:sSub>
+                <m:sSubPr>
+                  <m:ctrlPr>
+                    <w:rPr>
+                      <w:rFonts w:hint="default" w:ascii="Cambria Math" w:hAnsi="Cambria Math"/>
+                      <w:sz w:val="21"/>
+                      <w:szCs w:val="21"/>
+                    </w:rPr>
+                  </m:ctrlPr>
+                </m:sSubPr>
+                <m:e>
+                  <m:r>
+                    <m:rPr/>
+                    <w:rPr>
+                      <w:rFonts w:hint="default" w:ascii="Cambria Math" w:hAnsi="Cambria Math"/>
+                      <w:sz w:val="21"/>
+                      <w:szCs w:val="21"/>
+                    </w:rPr>
+                    <m:t>A</m:t>
+                  </m:r>
+                  <m:ctrlPr>
+                    <w:rPr>
+                      <w:rFonts w:ascii="Cambria Math" w:hAnsi="Cambria Math"/>
+                      <w:sz w:val="21"/>
+                      <w:szCs w:val="21"/>
+                    </w:rPr>
+                  </m:ctrlPr>
+                </m:e>
+                <m:sub>
+                  <m:r>
+                    <m:rPr/>
+                    <w:rPr>
+                      <w:rFonts w:hint="default" w:ascii="Cambria Math" w:hAnsi="Cambria Math"/>
+                      <w:sz w:val="21"/>
+                      <w:szCs w:val="21"/>
+                    </w:rPr>
+                    <m:t>ext</m:t>
+                  </m:r>
+                  <m:ctrlPr>
+                    <w:rPr>
+                      <w:rFonts w:ascii="Cambria Math" w:hAnsi="Cambria Math"/>
+                      <w:sz w:val="21"/>
+                      <w:szCs w:val="21"/>
+                    </w:rPr>
+                  </m:ctrlPr>
+                </m:sub>
+              </m:sSub>
+              <m:r>
+                <m:rPr/>
+                <w:rPr>
+                  <w:rFonts w:hint="default" w:ascii="Cambria Math" w:hAnsi="Cambria Math"/>
+                  <w:sz w:val="21"/>
+                  <w:szCs w:val="21"/>
+                </w:rPr>
+                <m:t>+ω</m:t>
+              </m:r>
+              <m:sSub>
+                <m:sSubPr>
+                  <m:ctrlPr>
+                    <w:rPr>
+                      <w:rFonts w:hint="default" w:ascii="Cambria Math" w:hAnsi="Cambria Math"/>
+                      <w:sz w:val="21"/>
+                      <w:szCs w:val="21"/>
+                    </w:rPr>
+                  </m:ctrlPr>
+                </m:sSubPr>
+                <m:e>
+                  <m:r>
+                    <m:rPr/>
+                    <w:rPr>
+                      <w:rFonts w:hint="default" w:ascii="Cambria Math" w:hAnsi="Cambria Math"/>
+                      <w:sz w:val="21"/>
+                      <w:szCs w:val="21"/>
+                    </w:rPr>
+                    <m:t>A</m:t>
+                  </m:r>
+                  <m:ctrlPr>
+                    <w:rPr>
+                      <w:rFonts w:ascii="Cambria Math" w:hAnsi="Cambria Math"/>
+                      <w:sz w:val="21"/>
+                      <w:szCs w:val="21"/>
+                    </w:rPr>
+                  </m:ctrlPr>
+                </m:e>
+                <m:sub>
+                  <m:r>
+                    <m:rPr/>
+                    <w:rPr>
+                      <w:rFonts w:hint="default" w:ascii="Cambria Math" w:hAnsi="Cambria Math"/>
+                      <w:sz w:val="21"/>
+                      <w:szCs w:val="21"/>
+                    </w:rPr>
+                    <m:t>int</m:t>
+                  </m:r>
+                  <m:ctrlPr>
+                    <w:rPr>
+                      <w:rFonts w:ascii="Cambria Math" w:hAnsi="Cambria Math"/>
+                      <w:sz w:val="21"/>
+                      <w:szCs w:val="21"/>
+                    </w:rPr>
+                  </m:ctrlPr>
+                </m:sub>
+              </m:sSub>
+            </m:oMath>
+          </w:p>
+        </w:tc>
+        <w:tc>
+          <w:tcPr>
+            <w:tcW w:w="1419" w:type="pct"/>
           </w:tcPr>
           <w:p>
             <w:pPr>
               <w:pStyle w:val="27"/>
               <w:spacing w:line="360" w:lineRule="auto"/>
               <w:jc w:val="both"/>
-            </w:pPr>
-            <w:r>
-              <w:rPr>
-                <w:rFonts w:hint="eastAsia"/>
-              </w:rPr>
-              <w:t>置信度修正的物体级内在优势</w:t>
-            </w:r>
-          </w:p>
-        </w:tc>
-        <w:tc>
-          <w:tcPr>
-            <w:tcW w:w="2415" w:type="dxa"/>
-          </w:tcPr>
-          <w:p>
-            <w:pPr>
-              <w:pStyle w:val="27"/>
-              <w:spacing w:line="360" w:lineRule="auto"/>
-              <w:jc w:val="both"/>
-            </w:pPr>
-            <w:r>
-              <w:rPr>
-                <w:rFonts w:hint="eastAsia"/>
-              </w:rPr>
-              <w:t>低（利用数据集物体标注）</w:t>
+              <w:rPr>
+                <w:sz w:val="21"/>
+                <w:szCs w:val="21"/>
+              </w:rPr>
+            </w:pPr>
+            <w:r>
+              <w:rPr>
+                <w:sz w:val="21"/>
+                <w:szCs w:val="21"/>
+              </w:rPr>
+              <w:t>GRPO 基线 59.0→81.3</w:t>
             </w:r>
           </w:p>
         </w:tc>
@@ -7403,70 +9306,117 @@
         </w:tblPrEx>
         <w:tc>
           <w:tcPr>
-            <w:tcW w:w="1610" w:type="dxa"/>
+            <w:tcW w:w="628" w:type="pct"/>
           </w:tcPr>
           <w:p>
             <w:pPr>
               <w:pStyle w:val="27"/>
               <w:spacing w:line="360" w:lineRule="auto"/>
               <w:jc w:val="both"/>
-            </w:pPr>
-            <w:r>
+              <w:rPr>
+                <w:sz w:val="21"/>
+                <w:szCs w:val="21"/>
+              </w:rPr>
+            </w:pPr>
+            <w:r>
+              <w:rPr>
+                <w:sz w:val="21"/>
+                <w:szCs w:val="21"/>
+              </w:rPr>
               <w:t>Self-Questioning</w:t>
             </w:r>
           </w:p>
         </w:tc>
         <w:tc>
           <w:tcPr>
-            <w:tcW w:w="2415" w:type="dxa"/>
+            <w:tcW w:w="878" w:type="pct"/>
           </w:tcPr>
           <w:p>
             <w:pPr>
               <w:pStyle w:val="27"/>
               <w:spacing w:line="360" w:lineRule="auto"/>
               <w:jc w:val="both"/>
+              <w:rPr>
+                <w:sz w:val="21"/>
+                <w:szCs w:val="21"/>
+              </w:rPr>
+            </w:pPr>
+            <w:r>
+              <w:rPr>
+                <w:sz w:val="21"/>
+                <w:szCs w:val="21"/>
+              </w:rPr>
+              <w:t>Qwen2.5-VL-3B</w:t>
+            </w:r>
+          </w:p>
+        </w:tc>
+        <w:tc>
+          <w:tcPr>
+            <w:tcW w:w="1119" w:type="pct"/>
+          </w:tcPr>
+          <w:p>
+            <w:pPr>
+              <w:pStyle w:val="27"/>
+              <w:spacing w:line="360" w:lineRule="auto"/>
+              <w:jc w:val="both"/>
+              <w:rPr>
+                <w:sz w:val="21"/>
+                <w:szCs w:val="21"/>
+              </w:rPr>
+            </w:pPr>
+            <w:r>
+              <w:rPr>
+                <w:sz w:val="21"/>
+                <w:szCs w:val="21"/>
+              </w:rPr>
+              <w:t>A-OKVQA</w:t>
+            </w:r>
+          </w:p>
+        </w:tc>
+        <w:tc>
+          <w:tcPr>
+            <w:tcW w:w="954" w:type="pct"/>
+          </w:tcPr>
+          <w:p>
+            <w:pPr>
+              <w:pStyle w:val="27"/>
+              <w:spacing w:line="360" w:lineRule="auto"/>
+              <w:jc w:val="both"/>
+              <w:rPr>
+                <w:sz w:val="21"/>
+                <w:szCs w:val="21"/>
+              </w:rPr>
             </w:pPr>
             <w:r>
               <w:rPr>
                 <w:rFonts w:hint="eastAsia"/>
-              </w:rPr>
-              <w:t>子问题结构级</w:t>
-            </w:r>
-          </w:p>
-        </w:tc>
-        <w:tc>
-          <w:tcPr>
-            <w:tcW w:w="2415" w:type="dxa"/>
+                <w:sz w:val="21"/>
+                <w:szCs w:val="21"/>
+              </w:rPr>
+              <w:t>子问题质量刻意不检查</w:t>
+            </w:r>
+          </w:p>
+        </w:tc>
+        <w:tc>
+          <w:tcPr>
+            <w:tcW w:w="1419" w:type="pct"/>
           </w:tcPr>
           <w:p>
             <w:pPr>
               <w:pStyle w:val="27"/>
               <w:spacing w:line="360" w:lineRule="auto"/>
               <w:jc w:val="both"/>
-            </w:pPr>
-            <w:r>
-              <w:rPr>
-                <w:rFonts w:hint="eastAsia"/>
-              </w:rPr>
-              <w:t>二元格式+正确性奖励</w:t>
-            </w:r>
-          </w:p>
-        </w:tc>
-        <w:tc>
-          <w:tcPr>
-            <w:tcW w:w="2415" w:type="dxa"/>
-          </w:tcPr>
-          <w:p>
-            <w:pPr>
-              <w:pStyle w:val="27"/>
-              <w:spacing w:line="360" w:lineRule="auto"/>
-              <w:jc w:val="both"/>
-            </w:pPr>
-            <w:r>
-              <w:rPr>
-                <w:rFonts w:hint="eastAsia"/>
-              </w:rPr>
-              <w:t>无</w:t>
+              <w:rPr>
+                <w:sz w:val="21"/>
+                <w:szCs w:val="21"/>
+              </w:rPr>
+            </w:pPr>
+            <w:r>
+              <w:rPr>
+                <w:sz w:val="21"/>
+                <w:szCs w:val="21"/>
+              </w:rPr>
+              <w:t>52.2（基座 46.8 / 标准 RL 51.6）</w:t>
             </w:r>
           </w:p>
         </w:tc>
@@ -7482,70 +9432,140 @@
         </w:tblPrEx>
         <w:tc>
           <w:tcPr>
-            <w:tcW w:w="1610" w:type="dxa"/>
+            <w:tcW w:w="628" w:type="pct"/>
           </w:tcPr>
           <w:p>
             <w:pPr>
               <w:pStyle w:val="27"/>
               <w:spacing w:line="360" w:lineRule="auto"/>
               <w:jc w:val="both"/>
-            </w:pPr>
-            <w:r>
+              <w:rPr>
+                <w:sz w:val="21"/>
+                <w:szCs w:val="21"/>
+              </w:rPr>
+            </w:pPr>
+            <w:r>
+              <w:rPr>
+                <w:sz w:val="21"/>
+                <w:szCs w:val="21"/>
+              </w:rPr>
               <w:t>H-GRPO</w:t>
             </w:r>
           </w:p>
         </w:tc>
         <w:tc>
           <w:tcPr>
-            <w:tcW w:w="2415" w:type="dxa"/>
+            <w:tcW w:w="878" w:type="pct"/>
           </w:tcPr>
           <w:p>
             <w:pPr>
               <w:pStyle w:val="27"/>
               <w:spacing w:line="360" w:lineRule="auto"/>
               <w:jc w:val="both"/>
-            </w:pPr>
+              <w:rPr>
+                <w:sz w:val="21"/>
+                <w:szCs w:val="21"/>
+              </w:rPr>
+            </w:pPr>
+            <w:r>
+              <w:rPr>
+                <w:sz w:val="21"/>
+                <w:szCs w:val="21"/>
+              </w:rPr>
+              <w:t>SmolVLM-2.2B / Qwen2.5-VL-3B</w:t>
+            </w:r>
+          </w:p>
+        </w:tc>
+        <w:tc>
+          <w:tcPr>
+            <w:tcW w:w="1119" w:type="pct"/>
+          </w:tcPr>
+          <w:p>
+            <w:pPr>
+              <w:pStyle w:val="27"/>
+              <w:spacing w:line="360" w:lineRule="auto"/>
+              <w:jc w:val="both"/>
+              <w:rPr>
+                <w:sz w:val="21"/>
+                <w:szCs w:val="21"/>
+              </w:rPr>
+            </w:pPr>
+            <w:r>
+              <w:rPr>
+                <w:sz w:val="21"/>
+                <w:szCs w:val="21"/>
+              </w:rPr>
+              <w:t xml:space="preserve">A-OKVQA </w:t>
+            </w:r>
             <w:r>
               <w:rPr>
                 <w:rFonts w:hint="eastAsia"/>
-              </w:rPr>
-              <w:t>推理步骤+证据级</w:t>
-            </w:r>
-          </w:p>
-        </w:tc>
-        <w:tc>
-          <w:tcPr>
-            <w:tcW w:w="2415" w:type="dxa"/>
+                <w:sz w:val="21"/>
+                <w:szCs w:val="21"/>
+              </w:rPr>
+              <w:t>与自建</w:t>
+            </w:r>
+            <w:r>
+              <w:rPr>
+                <w:sz w:val="21"/>
+                <w:szCs w:val="21"/>
+              </w:rPr>
+              <w:t xml:space="preserve"> OOD </w:t>
+            </w:r>
+            <w:r>
+              <w:rPr>
+                <w:rFonts w:hint="eastAsia"/>
+                <w:sz w:val="21"/>
+                <w:szCs w:val="21"/>
+              </w:rPr>
+              <w:t>基准</w:t>
+            </w:r>
+          </w:p>
+        </w:tc>
+        <w:tc>
+          <w:tcPr>
+            <w:tcW w:w="954" w:type="pct"/>
           </w:tcPr>
           <w:p>
             <w:pPr>
               <w:pStyle w:val="27"/>
               <w:spacing w:line="360" w:lineRule="auto"/>
               <w:jc w:val="both"/>
+              <w:rPr>
+                <w:sz w:val="21"/>
+                <w:szCs w:val="21"/>
+              </w:rPr>
             </w:pPr>
             <w:r>
               <w:rPr>
                 <w:rFonts w:hint="eastAsia"/>
-              </w:rPr>
-              <w:t>匈牙利门控过程奖励</w:t>
-            </w:r>
-          </w:p>
-        </w:tc>
-        <w:tc>
-          <w:tcPr>
-            <w:tcW w:w="2415" w:type="dxa"/>
+                <w:sz w:val="21"/>
+                <w:szCs w:val="21"/>
+              </w:rPr>
+              <w:t>三元组序列（子问题/子答案/证据框）匹配</w:t>
+            </w:r>
+          </w:p>
+        </w:tc>
+        <w:tc>
+          <w:tcPr>
+            <w:tcW w:w="1419" w:type="pct"/>
           </w:tcPr>
           <w:p>
             <w:pPr>
               <w:pStyle w:val="27"/>
               <w:spacing w:line="360" w:lineRule="auto"/>
               <w:jc w:val="both"/>
-            </w:pPr>
-            <w:r>
-              <w:rPr>
-                <w:rFonts w:hint="eastAsia"/>
-              </w:rPr>
-              <w:t>无</w:t>
+              <w:rPr>
+                <w:sz w:val="21"/>
+                <w:szCs w:val="21"/>
+              </w:rPr>
+            </w:pPr>
+            <w:r>
+              <w:rPr>
+                <w:sz w:val="21"/>
+                <w:szCs w:val="21"/>
+              </w:rPr>
+              <w:t>SmolVLM-2.2B A-OKVQA 73.4%</w:t>
             </w:r>
           </w:p>
         </w:tc>
@@ -7562,973 +9582,7 @@
           <w:rFonts w:hint="eastAsia"/>
           <w:color w:val="000000"/>
         </w:rPr>
-        <w:t>表 4：代表方法的实验设置与结果对比（评测基准、关键数据/设计与代表性结果）</w:t>
-      </w:r>
-    </w:p>
-    <w:tbl>
-      <w:tblPr>
-        <w:tblStyle w:val="44"/>
-        <w:tblW w:w="5000" w:type="pct"/>
-        <w:tblInd w:w="0" w:type="dxa"/>
-        <w:tblLayout w:type="fixed"/>
-        <w:tblCellMar>
-          <w:top w:w="0" w:type="dxa"/>
-          <w:left w:w="108" w:type="dxa"/>
-          <w:bottom w:w="0" w:type="dxa"/>
-          <w:right w:w="108" w:type="dxa"/>
-        </w:tblCellMar>
-      </w:tblPr>
-      <w:tblGrid>
-        <w:gridCol w:w="1526"/>
-        <w:gridCol w:w="1712"/>
-        <w:gridCol w:w="3025"/>
-        <w:gridCol w:w="2377"/>
-      </w:tblGrid>
-      <w:tr>
-        <w:tblPrEx>
-          <w:tblCellMar>
-            <w:top w:w="0" w:type="dxa"/>
-            <w:left w:w="108" w:type="dxa"/>
-            <w:bottom w:w="0" w:type="dxa"/>
-            <w:right w:w="108" w:type="dxa"/>
-          </w:tblCellMar>
-        </w:tblPrEx>
-        <w:trPr>
-          <w:tblHeader/>
-        </w:trPr>
-        <w:tc>
-          <w:tcPr>
-            <w:tcW w:w="883" w:type="pct"/>
-            <w:tcBorders>
-              <w:bottom w:val="single" w:color="auto" w:sz="0" w:space="0"/>
-              <w:insideH w:val="single" w:sz="0" w:space="0"/>
-            </w:tcBorders>
-            <w:vAlign w:val="bottom"/>
-          </w:tcPr>
-          <w:p>
-            <w:pPr>
-              <w:pStyle w:val="27"/>
-              <w:spacing w:line="360" w:lineRule="auto"/>
-              <w:jc w:val="both"/>
-            </w:pPr>
-            <w:r>
-              <w:rPr>
-                <w:rFonts w:hint="eastAsia"/>
-              </w:rPr>
-              <w:t>方法</w:t>
-            </w:r>
-          </w:p>
-        </w:tc>
-        <w:tc>
-          <w:tcPr>
-            <w:tcW w:w="990" w:type="pct"/>
-            <w:tcBorders>
-              <w:bottom w:val="single" w:color="auto" w:sz="0" w:space="0"/>
-              <w:insideH w:val="single" w:sz="0" w:space="0"/>
-            </w:tcBorders>
-            <w:vAlign w:val="bottom"/>
-          </w:tcPr>
-          <w:p>
-            <w:pPr>
-              <w:pStyle w:val="27"/>
-              <w:spacing w:line="360" w:lineRule="auto"/>
-              <w:jc w:val="both"/>
-            </w:pPr>
-            <w:r>
-              <w:rPr>
-                <w:rFonts w:hint="eastAsia"/>
-              </w:rPr>
-              <w:t>评测基准</w:t>
-            </w:r>
-          </w:p>
-        </w:tc>
-        <w:tc>
-          <w:tcPr>
-            <w:tcW w:w="1750" w:type="pct"/>
-            <w:tcBorders>
-              <w:bottom w:val="single" w:color="auto" w:sz="0" w:space="0"/>
-              <w:insideH w:val="single" w:sz="0" w:space="0"/>
-            </w:tcBorders>
-            <w:vAlign w:val="bottom"/>
-          </w:tcPr>
-          <w:p>
-            <w:pPr>
-              <w:pStyle w:val="27"/>
-              <w:spacing w:line="360" w:lineRule="auto"/>
-              <w:jc w:val="both"/>
-            </w:pPr>
-            <w:r>
-              <w:rPr>
-                <w:rFonts w:hint="eastAsia"/>
-              </w:rPr>
-              <w:t>关键数据/设计</w:t>
-            </w:r>
-          </w:p>
-        </w:tc>
-        <w:tc>
-          <w:tcPr>
-            <w:tcW w:w="1375" w:type="pct"/>
-            <w:tcBorders>
-              <w:bottom w:val="single" w:color="auto" w:sz="0" w:space="0"/>
-              <w:insideH w:val="single" w:sz="0" w:space="0"/>
-            </w:tcBorders>
-            <w:vAlign w:val="bottom"/>
-          </w:tcPr>
-          <w:p>
-            <w:pPr>
-              <w:pStyle w:val="27"/>
-              <w:spacing w:line="360" w:lineRule="auto"/>
-              <w:jc w:val="both"/>
-            </w:pPr>
-            <w:r>
-              <w:rPr>
-                <w:rFonts w:hint="eastAsia"/>
-              </w:rPr>
-              <w:t>代表性结果</w:t>
-            </w:r>
-          </w:p>
-        </w:tc>
-      </w:tr>
-      <w:tr>
-        <w:tblPrEx>
-          <w:tblCellMar>
-            <w:top w:w="0" w:type="dxa"/>
-            <w:left w:w="108" w:type="dxa"/>
-            <w:bottom w:w="0" w:type="dxa"/>
-            <w:right w:w="108" w:type="dxa"/>
-          </w:tblCellMar>
-        </w:tblPrEx>
-        <w:tc>
-          <w:tcPr>
-            <w:tcW w:w="883" w:type="pct"/>
-          </w:tcPr>
-          <w:p>
-            <w:pPr>
-              <w:pStyle w:val="27"/>
-              <w:spacing w:line="360" w:lineRule="auto"/>
-              <w:jc w:val="both"/>
-            </w:pPr>
-            <w:r>
-              <w:t>CR³</w:t>
-            </w:r>
-          </w:p>
-        </w:tc>
-        <w:tc>
-          <w:tcPr>
-            <w:tcW w:w="990" w:type="pct"/>
-          </w:tcPr>
-          <w:p>
-            <w:pPr>
-              <w:pStyle w:val="27"/>
-              <w:spacing w:line="360" w:lineRule="auto"/>
-              <w:jc w:val="both"/>
-            </w:pPr>
-            <w:r>
-              <w:t>MMVP/Winoground/Cola</w:t>
-            </w:r>
-          </w:p>
-        </w:tc>
-        <w:tc>
-          <w:tcPr>
-            <w:tcW w:w="1750" w:type="pct"/>
-          </w:tcPr>
-          <w:p>
-            <w:pPr>
-              <w:pStyle w:val="27"/>
-              <w:spacing w:line="360" w:lineRule="auto"/>
-              <w:jc w:val="both"/>
-            </w:pPr>
-            <w:r>
-              <w:rPr>
-                <w:rFonts w:hint="eastAsia"/>
-              </w:rPr>
-              <w:t>语义+视觉双重筛选：18.5</w:t>
-            </w:r>
-            <w:r>
-              <w:t xml:space="preserve"> </w:t>
-            </w:r>
-            <w:r>
-              <w:rPr>
-                <w:rFonts w:hint="eastAsia"/>
-              </w:rPr>
-              <w:t>万→1.89</w:t>
-            </w:r>
-            <w:r>
-              <w:t xml:space="preserve"> </w:t>
-            </w:r>
-            <w:r>
-              <w:rPr>
-                <w:rFonts w:hint="eastAsia"/>
-              </w:rPr>
-              <w:t>万难负样本</w:t>
-            </w:r>
-          </w:p>
-        </w:tc>
-        <w:tc>
-          <w:tcPr>
-            <w:tcW w:w="1375" w:type="pct"/>
-          </w:tcPr>
-          <w:p>
-            <w:pPr>
-              <w:pStyle w:val="27"/>
-              <w:spacing w:line="360" w:lineRule="auto"/>
-              <w:jc w:val="both"/>
-            </w:pPr>
-            <w:r>
-              <w:rPr>
-                <w:rFonts w:hint="eastAsia"/>
-                <w:lang w:val="en-US" w:eastAsia="zh-CN"/>
-              </w:rPr>
-              <w:t>较SFT</w:t>
-            </w:r>
-            <w:r>
-              <w:rPr>
-                <w:rFonts w:hint="eastAsia"/>
-              </w:rPr>
-              <w:t>平均</w:t>
-            </w:r>
-            <w:r>
-              <w:t xml:space="preserve"> +9 </w:t>
-            </w:r>
-            <w:r>
-              <w:rPr>
-                <w:rFonts w:hint="eastAsia"/>
-              </w:rPr>
-              <w:t>点</w:t>
-            </w:r>
-          </w:p>
-        </w:tc>
-      </w:tr>
-      <w:tr>
-        <w:tblPrEx>
-          <w:tblCellMar>
-            <w:top w:w="0" w:type="dxa"/>
-            <w:left w:w="108" w:type="dxa"/>
-            <w:bottom w:w="0" w:type="dxa"/>
-            <w:right w:w="108" w:type="dxa"/>
-          </w:tblCellMar>
-        </w:tblPrEx>
-        <w:tc>
-          <w:tcPr>
-            <w:tcW w:w="883" w:type="pct"/>
-          </w:tcPr>
-          <w:p>
-            <w:pPr>
-              <w:pStyle w:val="27"/>
-              <w:spacing w:line="360" w:lineRule="auto"/>
-              <w:jc w:val="both"/>
-            </w:pPr>
-            <w:r>
-              <w:t>SpatialThinker</w:t>
-            </w:r>
-          </w:p>
-        </w:tc>
-        <w:tc>
-          <w:tcPr>
-            <w:tcW w:w="990" w:type="pct"/>
-          </w:tcPr>
-          <w:p>
-            <w:pPr>
-              <w:pStyle w:val="27"/>
-              <w:spacing w:line="360" w:lineRule="auto"/>
-              <w:jc w:val="both"/>
-            </w:pPr>
-            <w:r>
-              <w:t xml:space="preserve">14 </w:t>
-            </w:r>
-            <w:r>
-              <w:rPr>
-                <w:rFonts w:hint="eastAsia"/>
-              </w:rPr>
-              <w:t>基准</w:t>
-            </w:r>
-          </w:p>
-        </w:tc>
-        <w:tc>
-          <w:tcPr>
-            <w:tcW w:w="1750" w:type="pct"/>
-          </w:tcPr>
-          <w:p>
-            <w:pPr>
-              <w:pStyle w:val="27"/>
-              <w:spacing w:line="360" w:lineRule="auto"/>
-              <w:jc w:val="both"/>
-            </w:pPr>
-            <w:r>
-              <w:rPr>
-                <w:rFonts w:hint="eastAsia"/>
-              </w:rPr>
-              <w:t>匈牙利匹配</w:t>
-            </w:r>
-            <w:r>
-              <w:t xml:space="preserve"> + CIoU </w:t>
-            </w:r>
-            <w:r>
-              <w:rPr>
-                <w:rFonts w:hint="eastAsia"/>
-              </w:rPr>
-              <w:t>稠密梯度</w:t>
-            </w:r>
-          </w:p>
-        </w:tc>
-        <w:tc>
-          <w:tcPr>
-            <w:tcW w:w="1375" w:type="pct"/>
-          </w:tcPr>
-          <w:p>
-            <w:pPr>
-              <w:pStyle w:val="27"/>
-              <w:spacing w:line="360" w:lineRule="auto"/>
-              <w:jc w:val="both"/>
-            </w:pPr>
-            <w:r>
-              <w:rPr>
-                <w:rFonts w:hint="eastAsia"/>
-              </w:rPr>
-              <w:t>平均</w:t>
-            </w:r>
-            <w:r>
-              <w:t xml:space="preserve"> </w:t>
-            </w:r>
-            <w:r>
-              <w:rPr>
-                <w:rFonts w:hint="eastAsia"/>
-              </w:rPr>
-              <w:t>+4.7%（超</w:t>
-            </w:r>
-            <w:r>
-              <w:t xml:space="preserve"> </w:t>
-            </w:r>
-            <w:r>
-              <w:rPr>
-                <w:rFonts w:hint="eastAsia"/>
-              </w:rPr>
-              <w:t>GPT-4o）</w:t>
-            </w:r>
-          </w:p>
-        </w:tc>
-      </w:tr>
-      <w:tr>
-        <w:tblPrEx>
-          <w:tblCellMar>
-            <w:top w:w="0" w:type="dxa"/>
-            <w:left w:w="108" w:type="dxa"/>
-            <w:bottom w:w="0" w:type="dxa"/>
-            <w:right w:w="108" w:type="dxa"/>
-          </w:tblCellMar>
-        </w:tblPrEx>
-        <w:tc>
-          <w:tcPr>
-            <w:tcW w:w="883" w:type="pct"/>
-          </w:tcPr>
-          <w:p>
-            <w:pPr>
-              <w:pStyle w:val="27"/>
-              <w:spacing w:line="360" w:lineRule="auto"/>
-              <w:jc w:val="both"/>
-            </w:pPr>
-            <w:r>
-              <w:t>SVQA-R1</w:t>
-            </w:r>
-          </w:p>
-        </w:tc>
-        <w:tc>
-          <w:tcPr>
-            <w:tcW w:w="990" w:type="pct"/>
-          </w:tcPr>
-          <w:p>
-            <w:pPr>
-              <w:pStyle w:val="27"/>
-              <w:spacing w:line="360" w:lineRule="auto"/>
-              <w:jc w:val="both"/>
-            </w:pPr>
-            <w:r>
-              <w:t>Q-Spatial++</w:t>
-            </w:r>
-          </w:p>
-        </w:tc>
-        <w:tc>
-          <w:tcPr>
-            <w:tcW w:w="1750" w:type="pct"/>
-          </w:tcPr>
-          <w:p>
-            <w:pPr>
-              <w:pStyle w:val="27"/>
-              <w:spacing w:line="360" w:lineRule="auto"/>
-              <w:jc w:val="both"/>
-            </w:pPr>
-            <w:r>
-              <w:rPr>
-                <w:rFonts w:hint="eastAsia"/>
-              </w:rPr>
-              <w:t>镜像翻转问答对</w:t>
-            </w:r>
-          </w:p>
-        </w:tc>
-        <w:tc>
-          <w:tcPr>
-            <w:tcW w:w="1375" w:type="pct"/>
-          </w:tcPr>
-          <w:p>
-            <w:pPr>
-              <w:pStyle w:val="27"/>
-              <w:spacing w:line="360" w:lineRule="auto"/>
-              <w:jc w:val="both"/>
-            </w:pPr>
-            <w:r>
-              <w:rPr>
-                <w:rFonts w:hint="eastAsia"/>
-              </w:rPr>
-              <w:t>较</w:t>
-            </w:r>
-            <w:r>
-              <w:t xml:space="preserve">SFT +30 </w:t>
-            </w:r>
-            <w:r>
-              <w:rPr>
-                <w:rFonts w:hint="eastAsia"/>
-              </w:rPr>
-              <w:t>点（3B）</w:t>
-            </w:r>
-          </w:p>
-        </w:tc>
-      </w:tr>
-      <w:tr>
-        <w:tblPrEx>
-          <w:tblCellMar>
-            <w:top w:w="0" w:type="dxa"/>
-            <w:left w:w="108" w:type="dxa"/>
-            <w:bottom w:w="0" w:type="dxa"/>
-            <w:right w:w="108" w:type="dxa"/>
-          </w:tblCellMar>
-        </w:tblPrEx>
-        <w:tc>
-          <w:tcPr>
-            <w:tcW w:w="883" w:type="pct"/>
-          </w:tcPr>
-          <w:p>
-            <w:pPr>
-              <w:pStyle w:val="27"/>
-              <w:spacing w:line="360" w:lineRule="auto"/>
-              <w:jc w:val="both"/>
-            </w:pPr>
-            <w:r>
-              <w:t>Ground-R1</w:t>
-            </w:r>
-          </w:p>
-        </w:tc>
-        <w:tc>
-          <w:tcPr>
-            <w:tcW w:w="990" w:type="pct"/>
-          </w:tcPr>
-          <w:p>
-            <w:pPr>
-              <w:pStyle w:val="27"/>
-              <w:spacing w:line="360" w:lineRule="auto"/>
-              <w:jc w:val="both"/>
-            </w:pPr>
-            <w:r>
-              <w:rPr>
-                <w:rFonts w:hint="eastAsia"/>
-              </w:rPr>
-              <w:t>通用</w:t>
-            </w:r>
-            <w:r>
-              <w:t xml:space="preserve"> VQA </w:t>
-            </w:r>
-            <w:r>
-              <w:rPr>
-                <w:rFonts w:hint="eastAsia"/>
-              </w:rPr>
-              <w:t>与空间问答</w:t>
-            </w:r>
-          </w:p>
-        </w:tc>
-        <w:tc>
-          <w:tcPr>
-            <w:tcW w:w="1750" w:type="pct"/>
-          </w:tcPr>
-          <w:p>
-            <w:pPr>
-              <w:pStyle w:val="27"/>
-              <w:spacing w:line="360" w:lineRule="auto"/>
-              <w:jc w:val="both"/>
-            </w:pPr>
-            <w:r>
-              <w:t xml:space="preserve">GT-IoU </w:t>
-            </w:r>
-            <w:r>
-              <w:rPr>
-                <w:rFonts w:hint="eastAsia"/>
-              </w:rPr>
-              <w:t>消融无增益（82.0</w:t>
-            </w:r>
-            <w:r>
-              <w:t xml:space="preserve"> vs </w:t>
-            </w:r>
-            <w:r>
-              <w:rPr>
-                <w:rFonts w:hint="eastAsia"/>
-              </w:rPr>
-              <w:t>81.7）</w:t>
-            </w:r>
-          </w:p>
-        </w:tc>
-        <w:tc>
-          <w:tcPr>
-            <w:tcW w:w="1375" w:type="pct"/>
-          </w:tcPr>
-          <w:p>
-            <w:pPr>
-              <w:pStyle w:val="27"/>
-              <w:spacing w:line="360" w:lineRule="auto"/>
-              <w:jc w:val="both"/>
-            </w:pPr>
-            <w:r>
-              <w:rPr>
-                <w:rFonts w:hint="eastAsia"/>
-              </w:rPr>
-              <w:t>定位行为自发涌现</w:t>
-            </w:r>
-          </w:p>
-        </w:tc>
-      </w:tr>
-      <w:tr>
-        <w:tblPrEx>
-          <w:tblCellMar>
-            <w:top w:w="0" w:type="dxa"/>
-            <w:left w:w="108" w:type="dxa"/>
-            <w:bottom w:w="0" w:type="dxa"/>
-            <w:right w:w="108" w:type="dxa"/>
-          </w:tblCellMar>
-        </w:tblPrEx>
-        <w:tc>
-          <w:tcPr>
-            <w:tcW w:w="883" w:type="pct"/>
-          </w:tcPr>
-          <w:p>
-            <w:pPr>
-              <w:pStyle w:val="27"/>
-              <w:spacing w:line="360" w:lineRule="auto"/>
-              <w:jc w:val="both"/>
-            </w:pPr>
-            <w:r>
-              <w:t>GRIT</w:t>
-            </w:r>
-          </w:p>
-        </w:tc>
-        <w:tc>
-          <w:tcPr>
-            <w:tcW w:w="990" w:type="pct"/>
-          </w:tcPr>
-          <w:p>
-            <w:pPr>
-              <w:pStyle w:val="27"/>
-              <w:spacing w:line="360" w:lineRule="auto"/>
-              <w:jc w:val="both"/>
-            </w:pPr>
-            <w:r>
-              <w:rPr>
-                <w:rFonts w:hint="eastAsia"/>
-              </w:rPr>
-              <w:t>通用</w:t>
-            </w:r>
-            <w:r>
-              <w:t xml:space="preserve"> VQA </w:t>
-            </w:r>
-            <w:r>
-              <w:rPr>
-                <w:rFonts w:hint="eastAsia"/>
-              </w:rPr>
-              <w:t>与空间问答</w:t>
-            </w:r>
-          </w:p>
-        </w:tc>
-        <w:tc>
-          <w:tcPr>
-            <w:tcW w:w="1750" w:type="pct"/>
-          </w:tcPr>
-          <w:p>
-            <w:pPr>
-              <w:pStyle w:val="27"/>
-              <w:spacing w:line="360" w:lineRule="auto"/>
-              <w:jc w:val="both"/>
-            </w:pPr>
-            <w:r>
-              <w:t xml:space="preserve">bbox </w:t>
-            </w:r>
-            <w:r>
-              <w:rPr>
-                <w:rFonts w:hint="eastAsia"/>
-              </w:rPr>
-              <w:t>坐标内嵌思维链</w:t>
-            </w:r>
-          </w:p>
-        </w:tc>
-        <w:tc>
-          <w:tcPr>
-            <w:tcW w:w="1375" w:type="pct"/>
-          </w:tcPr>
-          <w:p>
-            <w:pPr>
-              <w:pStyle w:val="27"/>
-              <w:spacing w:line="360" w:lineRule="auto"/>
-              <w:jc w:val="both"/>
-            </w:pPr>
-            <w:r>
-              <w:rPr>
-                <w:rFonts w:ascii="Times New Roman" w:eastAsia="宋体"/>
-              </w:rPr>
-              <w:t>GIoU 0.349→0.387</w:t>
-            </w:r>
-          </w:p>
-        </w:tc>
-      </w:tr>
-      <w:tr>
-        <w:tblPrEx>
-          <w:tblCellMar>
-            <w:top w:w="0" w:type="dxa"/>
-            <w:left w:w="108" w:type="dxa"/>
-            <w:bottom w:w="0" w:type="dxa"/>
-            <w:right w:w="108" w:type="dxa"/>
-          </w:tblCellMar>
-        </w:tblPrEx>
-        <w:tc>
-          <w:tcPr>
-            <w:tcW w:w="883" w:type="pct"/>
-          </w:tcPr>
-          <w:p>
-            <w:pPr>
-              <w:pStyle w:val="27"/>
-              <w:spacing w:line="360" w:lineRule="auto"/>
-              <w:jc w:val="both"/>
-            </w:pPr>
-            <w:r>
-              <w:t>POLIA</w:t>
-            </w:r>
-          </w:p>
-        </w:tc>
-        <w:tc>
-          <w:tcPr>
-            <w:tcW w:w="990" w:type="pct"/>
-          </w:tcPr>
-          <w:p>
-            <w:pPr>
-              <w:pStyle w:val="27"/>
-              <w:spacing w:line="360" w:lineRule="auto"/>
-              <w:jc w:val="both"/>
-            </w:pPr>
-            <w:r>
-              <w:t>VSR</w:t>
-            </w:r>
-          </w:p>
-        </w:tc>
-        <w:tc>
-          <w:tcPr>
-            <w:tcW w:w="1750" w:type="pct"/>
-          </w:tcPr>
-          <w:p>
-            <w:pPr>
-              <w:pStyle w:val="27"/>
-              <w:spacing w:line="360" w:lineRule="auto"/>
-              <w:jc w:val="both"/>
-            </w:pPr>
-            <w:r>
-              <w:rPr>
-                <w:rFonts w:hint="eastAsia"/>
-              </w:rPr>
-              <w:t>双层优势</w:t>
-            </w:r>
-            <w:r>
-              <w:t xml:space="preserve"> </w:t>
-            </w:r>
-            <m:oMath>
-              <m:sSub>
-                <m:sSubPr>
-                  <m:ctrlPr>
-                    <w:rPr>
-                      <w:rFonts w:hint="default" w:ascii="Cambria Math" w:hAnsi="Cambria Math"/>
-                      <w:sz w:val="24"/>
-                    </w:rPr>
-                  </m:ctrlPr>
-                </m:sSubPr>
-                <m:e>
-                  <m:r>
-                    <m:rPr/>
-                    <w:rPr>
-                      <w:rFonts w:hint="default" w:ascii="Cambria Math" w:hAnsi="Cambria Math"/>
-                      <w:sz w:val="24"/>
-                    </w:rPr>
-                    <m:t>A</m:t>
-                  </m:r>
-                  <m:ctrlPr>
-                    <w:rPr>
-                      <w:rFonts w:ascii="Cambria Math" w:hAnsi="Cambria Math"/>
-                      <w:sz w:val="24"/>
-                    </w:rPr>
-                  </m:ctrlPr>
-                </m:e>
-                <m:sub>
-                  <m:r>
-                    <m:rPr/>
-                    <w:rPr>
-                      <w:rFonts w:hint="default" w:ascii="Cambria Math" w:hAnsi="Cambria Math"/>
-                      <w:sz w:val="24"/>
-                    </w:rPr>
-                    <m:t>ext</m:t>
-                  </m:r>
-                  <m:ctrlPr>
-                    <w:rPr>
-                      <w:rFonts w:ascii="Cambria Math" w:hAnsi="Cambria Math"/>
-                      <w:sz w:val="24"/>
-                    </w:rPr>
-                  </m:ctrlPr>
-                </m:sub>
-              </m:sSub>
-              <m:r>
-                <m:rPr/>
-                <w:rPr>
-                  <w:rFonts w:hint="default" w:ascii="Cambria Math" w:hAnsi="Cambria Math"/>
-                  <w:sz w:val="24"/>
-                </w:rPr>
-                <m:t>+ω</m:t>
-              </m:r>
-              <m:sSub>
-                <m:sSubPr>
-                  <m:ctrlPr>
-                    <w:rPr>
-                      <w:rFonts w:hint="default" w:ascii="Cambria Math" w:hAnsi="Cambria Math"/>
-                      <w:sz w:val="24"/>
-                    </w:rPr>
-                  </m:ctrlPr>
-                </m:sSubPr>
-                <m:e>
-                  <m:r>
-                    <m:rPr/>
-                    <w:rPr>
-                      <w:rFonts w:hint="default" w:ascii="Cambria Math" w:hAnsi="Cambria Math"/>
-                      <w:sz w:val="24"/>
-                    </w:rPr>
-                    <m:t>A</m:t>
-                  </m:r>
-                  <m:ctrlPr>
-                    <w:rPr>
-                      <w:rFonts w:ascii="Cambria Math" w:hAnsi="Cambria Math"/>
-                      <w:sz w:val="24"/>
-                    </w:rPr>
-                  </m:ctrlPr>
-                </m:e>
-                <m:sub>
-                  <m:r>
-                    <m:rPr/>
-                    <w:rPr>
-                      <w:rFonts w:hint="default" w:ascii="Cambria Math" w:hAnsi="Cambria Math"/>
-                      <w:sz w:val="24"/>
-                    </w:rPr>
-                    <m:t>int</m:t>
-                  </m:r>
-                  <m:ctrlPr>
-                    <w:rPr>
-                      <w:rFonts w:ascii="Cambria Math" w:hAnsi="Cambria Math"/>
-                      <w:sz w:val="24"/>
-                    </w:rPr>
-                  </m:ctrlPr>
-                </m:sub>
-              </m:sSub>
-            </m:oMath>
-          </w:p>
-        </w:tc>
-        <w:tc>
-          <w:tcPr>
-            <w:tcW w:w="1375" w:type="pct"/>
-          </w:tcPr>
-          <w:p>
-            <w:pPr>
-              <w:pStyle w:val="27"/>
-              <w:spacing w:line="360" w:lineRule="auto"/>
-              <w:jc w:val="both"/>
-            </w:pPr>
-            <w:r>
-              <w:t>59.0→81.3</w:t>
-            </w:r>
-          </w:p>
-        </w:tc>
-      </w:tr>
-      <w:tr>
-        <w:tblPrEx>
-          <w:tblCellMar>
-            <w:top w:w="0" w:type="dxa"/>
-            <w:left w:w="108" w:type="dxa"/>
-            <w:bottom w:w="0" w:type="dxa"/>
-            <w:right w:w="108" w:type="dxa"/>
-          </w:tblCellMar>
-        </w:tblPrEx>
-        <w:tc>
-          <w:tcPr>
-            <w:tcW w:w="883" w:type="pct"/>
-          </w:tcPr>
-          <w:p>
-            <w:pPr>
-              <w:pStyle w:val="27"/>
-              <w:spacing w:line="360" w:lineRule="auto"/>
-              <w:jc w:val="both"/>
-            </w:pPr>
-            <w:r>
-              <w:t>Self-Questioning</w:t>
-            </w:r>
-          </w:p>
-        </w:tc>
-        <w:tc>
-          <w:tcPr>
-            <w:tcW w:w="990" w:type="pct"/>
-          </w:tcPr>
-          <w:p>
-            <w:pPr>
-              <w:pStyle w:val="27"/>
-              <w:spacing w:line="360" w:lineRule="auto"/>
-              <w:jc w:val="both"/>
-            </w:pPr>
-            <w:r>
-              <w:t>A-OKVQA</w:t>
-            </w:r>
-          </w:p>
-        </w:tc>
-        <w:tc>
-          <w:tcPr>
-            <w:tcW w:w="1750" w:type="pct"/>
-          </w:tcPr>
-          <w:p>
-            <w:pPr>
-              <w:pStyle w:val="27"/>
-              <w:spacing w:line="360" w:lineRule="auto"/>
-              <w:jc w:val="both"/>
-            </w:pPr>
-            <w:r>
-              <w:rPr>
-                <w:rFonts w:hint="eastAsia"/>
-              </w:rPr>
-              <w:t>子问题质量刻意不检查</w:t>
-            </w:r>
-          </w:p>
-        </w:tc>
-        <w:tc>
-          <w:tcPr>
-            <w:tcW w:w="1375" w:type="pct"/>
-          </w:tcPr>
-          <w:p>
-            <w:pPr>
-              <w:pStyle w:val="27"/>
-              <w:spacing w:line="360" w:lineRule="auto"/>
-              <w:jc w:val="both"/>
-            </w:pPr>
-            <w:r>
-              <w:t>46.8→52.2</w:t>
-            </w:r>
-          </w:p>
-        </w:tc>
-      </w:tr>
-      <w:tr>
-        <w:tblPrEx>
-          <w:tblCellMar>
-            <w:top w:w="0" w:type="dxa"/>
-            <w:left w:w="108" w:type="dxa"/>
-            <w:bottom w:w="0" w:type="dxa"/>
-            <w:right w:w="108" w:type="dxa"/>
-          </w:tblCellMar>
-        </w:tblPrEx>
-        <w:tc>
-          <w:tcPr>
-            <w:tcW w:w="883" w:type="pct"/>
-          </w:tcPr>
-          <w:p>
-            <w:pPr>
-              <w:pStyle w:val="27"/>
-              <w:spacing w:line="360" w:lineRule="auto"/>
-              <w:jc w:val="both"/>
-            </w:pPr>
-            <w:r>
-              <w:t>H-GRPO</w:t>
-            </w:r>
-          </w:p>
-        </w:tc>
-        <w:tc>
-          <w:tcPr>
-            <w:tcW w:w="990" w:type="pct"/>
-          </w:tcPr>
-          <w:p>
-            <w:pPr>
-              <w:pStyle w:val="27"/>
-              <w:spacing w:line="360" w:lineRule="auto"/>
-              <w:jc w:val="both"/>
-            </w:pPr>
-            <w:r>
-              <w:t xml:space="preserve">A-OKVQA </w:t>
-            </w:r>
-            <w:r>
-              <w:rPr>
-                <w:rFonts w:hint="eastAsia"/>
-              </w:rPr>
-              <w:t>与自建</w:t>
-            </w:r>
-            <w:r>
-              <w:t xml:space="preserve"> OOD </w:t>
-            </w:r>
-            <w:r>
-              <w:rPr>
-                <w:rFonts w:hint="eastAsia"/>
-              </w:rPr>
-              <w:t>基准</w:t>
-            </w:r>
-          </w:p>
-        </w:tc>
-        <w:tc>
-          <w:tcPr>
-            <w:tcW w:w="1750" w:type="pct"/>
-          </w:tcPr>
-          <w:p>
-            <w:pPr>
-              <w:pStyle w:val="27"/>
-              <w:spacing w:line="360" w:lineRule="auto"/>
-              <w:jc w:val="both"/>
-            </w:pPr>
-            <w:r>
-              <w:rPr>
-                <w:rFonts w:hint="eastAsia"/>
-              </w:rPr>
-              <w:t>三元组序列（子问题/子答案/证据框）匹配</w:t>
-            </w:r>
-          </w:p>
-        </w:tc>
-        <w:tc>
-          <w:tcPr>
-            <w:tcW w:w="1375" w:type="pct"/>
-          </w:tcPr>
-          <w:p>
-            <w:pPr>
-              <w:pStyle w:val="27"/>
-              <w:spacing w:line="360" w:lineRule="auto"/>
-              <w:jc w:val="both"/>
-            </w:pPr>
-            <w:r>
-              <w:t>SmolVLM-2.2B A-OKVQA 73.4%</w:t>
-            </w:r>
-          </w:p>
-        </w:tc>
-      </w:tr>
-    </w:tbl>
-    <w:p>
-      <w:pPr>
-        <w:pStyle w:val="3"/>
-        <w:spacing w:line="360" w:lineRule="auto"/>
-        <w:ind w:firstLine="480" w:firstLineChars="200"/>
-        <w:jc w:val="both"/>
-      </w:pPr>
-      <w:r>
-        <w:rPr>
-          <w:rFonts w:hint="eastAsia"/>
-          <w:color w:val="000000"/>
-        </w:rPr>
-        <w:t>图 1：奖励信号设计空间演化示意图。以时间为横轴、奖励粒度（答案级→结构级→区域级→物体级→步骤级）为纵轴，三类方法作为并行分支出现并持续细化，展示“结果验证→视觉对齐→过程优化”的关注点扩展而非线性继承；时间与粒度位置为示意，正式版将按各论文发表时间精修。</w:t>
+        <w:t>注：表中数值均为论文报告值；“提升”“超出”均指绝对百分点；GIoU 为接地 IoU。各方法基座、训练数据与评测协议不同，数值不可直接横向比较（见 4.3 节）。</w:t>
       </w:r>
     </w:p>
     <w:p>
@@ -8541,7 +9595,7 @@
         <w:drawing>
           <wp:inline distT="0" distB="0" distL="114300" distR="114300">
             <wp:extent cx="5334000" cy="2858135"/>
-            <wp:effectExtent l="0" t="0" r="0" b="0"/>
+            <wp:effectExtent l="0" t="0" r="0" b="8890"/>
             <wp:docPr id="18" name="Picture" descr="图 1：奖励信号设计空间演化示意图（草稿）"/>
             <wp:cNvGraphicFramePr>
               <a:graphicFrameLocks xmlns:a="http://schemas.openxmlformats.org/drawingml/2006/main" noChangeAspect="1"/>
@@ -8585,20 +9639,40 @@
       <w:pPr>
         <w:pStyle w:val="48"/>
         <w:spacing w:line="360" w:lineRule="auto"/>
-        <w:jc w:val="both"/>
-      </w:pPr>
-      <w:r>
-        <w:rPr>
-          <w:rFonts w:hint="eastAsia"/>
+        <w:jc w:val="center"/>
+        <w:rPr>
+          <w:i w:val="0"/>
+          <w:iCs/>
+          <w:sz w:val="21"/>
+          <w:szCs w:val="21"/>
+        </w:rPr>
+      </w:pPr>
+      <w:r>
+        <w:rPr>
+          <w:rFonts w:hint="eastAsia"/>
+          <w:i w:val="0"/>
+          <w:iCs/>
+          <w:sz w:val="21"/>
+          <w:szCs w:val="21"/>
         </w:rPr>
         <w:t>图</w:t>
       </w:r>
       <w:r>
+        <w:rPr>
+          <w:i w:val="0"/>
+          <w:iCs/>
+          <w:sz w:val="21"/>
+          <w:szCs w:val="21"/>
+        </w:rPr>
         <w:t xml:space="preserve"> </w:t>
       </w:r>
       <w:r>
         <w:rPr>
           <w:rFonts w:hint="eastAsia"/>
+          <w:i w:val="0"/>
+          <w:iCs/>
+          <w:sz w:val="21"/>
+          <w:szCs w:val="21"/>
         </w:rPr>
         <w:t>1：奖励信号设计空间演化示意图</w:t>
       </w:r>
@@ -8669,7 +9743,16 @@
           <w:rFonts w:hint="eastAsia"/>
           <w:color w:val="000000"/>
         </w:rPr>
-        <w:t>3.4 节的三分法在描述上是方便的，但表 3 的粒度刻度揭示了一个更本质的事实：三类方法并非离散的类别，而是同一奖励设计空间中的连续谱。这一判断有数学层面的支撑：在 token 级策略梯度与单次更新的设定下，标准 GRPO 的目标与 PRM-aware 目标等价 [11]，结果奖励本就在隐式地做过程级信用分配。方法层面同样呈现连续的混合形态：H-GRPO 同时包含结果验证与过程匹配两种信号，POLIA 的外在优势与内在优势同处一个损失函数，SVQA-R1 的一致性惩罚则介于验证器与自监督对齐之间。所谓“演进”并非时间上的先后淘汰，而是粒度维度的刻度扩张：答案级（CR³）→结构级（SpatialThinker）→区域级（Ground-R1）→物体级（POLIA）→步骤级（H-GRPO），各刻度至今仍在并行发展。</w:t>
+        <w:t>3.4 节的三分法在描述上是方便的，但表 3 的粒度刻度揭示了一个更本质的事实：三类方法并非离散的类别，而</w:t>
+      </w:r>
+      <w:bookmarkStart w:id="17" w:name="_GoBack"/>
+      <w:bookmarkEnd w:id="17"/>
+      <w:r>
+        <w:rPr>
+          <w:rFonts w:hint="eastAsia"/>
+          <w:color w:val="000000"/>
+        </w:rPr>
+        <w:t>是同一奖励设计空间中的连续谱。这一判断有数学层面的支撑：如 2.2 节所述，在 token 级策略梯度与单次更新的设定下，标准 GRPO 与 PRM-aware 目标等价 [11]，结果奖励本就在隐式地做过程级信用分配。方法层面同样呈现连续的混合形态：H-GRPO 同时包含结果验证与过程匹配两种信号，POLIA 的外在优势与内在优势同处一个损失函数，SVQA-R1 的一致性惩罚则介于验证器与自监督对齐之间。所谓“演进”并非时间上的先后淘汰，而是奖励设计空间的维度扩展：推理展开维度上自答案级（CR³）经结构级（SpatialThinker）延伸至步骤级（H-GRPO），视觉锚定维度上自区域级（Ground-R1）细化至物体级（POLIA）；两个维度相互独立、不可直接比较，各刻度至今仍在并行发展。</w:t>
       </w:r>
     </w:p>
     <w:bookmarkEnd w:id="11"/>
@@ -8705,7 +9788,7 @@
           <w:rFonts w:hint="eastAsia"/>
           <w:color w:val="000000"/>
         </w:rPr>
-        <w:t>本文 3.1 的验证器方法都建立在“正确性可定义”的前提上，而这一前提正被评测基准的构建方式不断加固。MM-CondChain [21] 展示了组合推理正确性程序化验证的完整范式：用可执行程序把多层组合条件构造出来并机械验证；其 975 道题全部零人工标注、评分全可复现，最强模型也仅得 53.33 分（Path F1），说明深度组合推理的可验证评测不仅是可能的，且当前模型远未饱和。但程序化验证的是逻辑层的一致性，自然图像域的感知事实仍依赖 MLLM 提取；当 MLLM 感知能力不足时，提取出的“视觉事实”本身带噪声，以它为输入的验证器只会放大噪声。这恰好划定了可验证奖励的适用半径：当正确性可分解为离散逻辑结构时，奖励可以完全规则化；当绑定依赖开放感知判断时，只能回到人工标注或自监督的近似。</w:t>
+        <w:t>本文 3.1 的验证器方法都建立在“正确性可定义”的前提上，而这一前提正被评测基准的构建方式不断加固。MM-CondChain [21] 展示了组合推理正确性程序化验证的完整范式：用可执行程序把多层组合条件构造出来并机械验证；其 975 道题由程序化管线生成并机械验证，评分全可复现，最强模型也仅得 53.33 分（Path F1），说明深度组合推理的可验证评测不仅是可能的，且当前模型远未饱和。但程序化验证的是逻辑层的一致性，自然图像域的感知事实仍依赖 MLLM 提取；当 MLLM 感知能力不足时，提取出的“视觉事实”本身带噪声，以它为输入的验证器只会放大噪声。这恰好划定了可验证奖励的适用半径：当正确性可分解为离散逻辑结构时，奖励可以完全规则化；当绑定依赖开放感知判断时，只能回到人工标注或自监督的近似。</w:t>
       </w:r>
     </w:p>
     <w:bookmarkEnd w:id="12"/>
@@ -8928,7 +10011,7 @@
           <w:rFonts w:hint="eastAsia"/>
           <w:color w:val="000000"/>
         </w:rPr>
-        <w:t>2026 年间用强化学习增强 MLLM 组合推理的代表性工作。这些工作围绕“如何为组合推理定义有效奖励信号”这一共同问题，在粒度维度上形成结果验证、视觉对齐与推理过程优化三类互补探索，共同构成奖励信号设计空间中的连续谱（答案级→结构级→区域级→物体级→步骤级）。推动这一空间不断扩展的深层驱动力，是“正确性必须可定义”的约束；面向组合绑定的显式视觉语义奖励仍是当前最有前景、也最亟待填补的研究缺口，现有工作（POLIA）已推进到物体级，向属性-关系组合绑定的扩展尚未被系统探索。随着组合正确性评测走向程序化验证，奖励信号设计有望获得更坚实的地基，但感知事实的验证边界与基准碎片化问题决定了这一扩展仍将是渐进而非跳跃的过程。</w:t>
+        <w:t>2026 年间用强化学习增强 MLLM 组合推理的代表性工作。这些工作围绕“如何为组合推理定义有效奖励信号”这一共同问题，在粒度维度上形成结果验证、视觉对齐与推理过程优化三类互补探索，共同构成奖励信号设计空间中的连续谱（推理展开：答案级→结构级→步骤级；视觉锚定：区域级→物体级）。推动这一空间不断扩展的深层驱动力，是“正确性必须可定义”的约束；面向组合绑定的显式视觉语义奖励仍是当前最有前景、也最亟待填补的研究缺口，现有工作（POLIA）已推进到物体级，向属性-关系组合绑定的扩展尚未被系统探索。随着组合正确性评测走向程序化验证，奖励信号设计有望获得更坚实的地基，但感知事实的验证边界与基准碎片化问题决定了这一扩展仍将是渐进而非跳跃的过程。</w:t>
       </w:r>
     </w:p>
     <w:p>
@@ -9674,12 +10757,12 @@
   <w15:commentEx w15:paraId="6AC078CA" w15:done="1"/>
   <w15:commentEx w15:paraId="4EA9AF60" w15:done="1"/>
   <w15:commentEx w15:paraId="4EF2929B" w15:done="1" w15:paraIdParent="4EA9AF60"/>
-  <w15:commentEx w15:paraId="446D5A5E" w15:done="0"/>
+  <w15:commentEx w15:paraId="446D5A5E" w15:done="1"/>
   <w15:commentEx w15:paraId="29C1A9F4" w15:done="1"/>
   <w15:commentEx w15:paraId="534663F0" w15:done="1" w15:paraIdParent="29C1A9F4"/>
   <w15:commentEx w15:paraId="30B551B7" w15:done="1"/>
   <w15:commentEx w15:paraId="23B78C39" w15:done="1" w15:paraIdParent="30B551B7"/>
-  <w15:commentEx w15:paraId="21A097D5" w15:done="0"/>
+  <w15:commentEx w15:paraId="21A097D5" w15:done="1"/>
 </w15:commentsEx>
 </file>
 
@@ -10243,8 +11326,10 @@
     <w:uiPriority w:val="0"/>
     <w:pPr>
       <w:spacing w:after="120"/>
+      <w:jc w:val="center"/>
     </w:pPr>
     <w:rPr>
+      <w:b/>
       <w:i/>
     </w:rPr>
   </w:style>

--- a/二稿.docx
+++ b/二稿.docx
@@ -431,7 +431,7 @@
           <w:rFonts w:hint="eastAsia"/>
           <w:color w:val="000000"/>
         </w:rPr>
-        <w:t>尽管各基准的评测协议不同，失败模式却高度一致：物体识别强于属性绑定，属性强于关系理解，纯粹的绑定（Swap）最难。这为后续 RL 方法提供了明确的优化靶点。但各方法在评测集选择上各行其是，协议互不兼容，导致结果难以横向比较，这一“基准碎片化”问题将在第 4 节讨论。表 1 汇总了上述基准的核心信息。</w:t>
+        <w:t>尽管各基准的评测协议不同，失败模式却高度一致：物体识别强于属性绑定，属性强于关系理解，纯粹的绑定（Swap）最难（综合多基准结论）。这为后续 RL 方法提供了明确的优化靶点。但各方法在评测集选择上各行其是，协议互不兼容，导致结果难以横向比较，这一“基准碎片化”问题将在第 4 节讨论。表 1 汇总了上述基准的核心信息。</w:t>
       </w:r>
     </w:p>
     <w:p>
@@ -692,13 +692,12 @@
               <w:jc w:val="center"/>
             </w:pPr>
             <w:r>
-              <w:t xml:space="preserve">851 </w:t>
+              <w:t>6,795 例</w:t>
             </w:r>
             <w:r>
               <w:rPr>
                 <w:rFonts w:hint="eastAsia"/>
               </w:rPr>
-              <w:t>例</w:t>
             </w:r>
           </w:p>
         </w:tc>
@@ -716,7 +715,7 @@
               <w:rPr>
                 <w:rFonts w:hint="eastAsia"/>
               </w:rPr>
-              <w:t>空间关系、共指最弱</w:t>
+              <w:t>存在性强、计数尚可；复数/空间/共指/动作偏弱</w:t>
             </w:r>
           </w:p>
         </w:tc>
@@ -971,11 +970,9 @@
               <w:rPr>
                 <w:rFonts w:hint="eastAsia"/>
               </w:rPr>
-              <w:t>物体/属性/关系</w:t>
-            </w:r>
-            <w:r>
-              <w:t xml:space="preserve"> × Replace/Swap/Add</w:t>
-            </w:r>
+              <w:t>Replace：物/属/关系；Swap/Add：物/属</w:t>
+            </w:r>
+            <w:r/>
           </w:p>
         </w:tc>
         <w:tc>
@@ -1423,7 +1420,7 @@
           <w:rFonts w:hint="eastAsia"/>
           <w:color w:val="000000"/>
         </w:rPr>
-        <w:t>替代 critic 打分，配合确定性规则验证器提供奖励，开辟了“可验证奖励强化学习”（RL with Verifiable Rewards, RLVR）路线。一个自然的对照是直接偏好优化（DPO）[10]：它以离线偏好对为原料、无需显式奖励模型，在可验证奖励设定下也可自动构造偏好对；但 DPO 的偏好对来自固定采样分布，不随策略迭代更新，难以从模型自生成的新推理路径中持续获益。GRPO 的在线组采样、组内相对优势以及与规则/结构化奖励的天然兼容性，是本文 3.1</w:t>
+        <w:t>替代 critic 打分，配合确定性规则验证器提供奖励，开辟了“可验证奖励强化学习”（RL with Verifiable Rewards, RLVR；术语由 Tülu 3 提出，经 DeepSeek-R1 推广）路线。一个自然的对照是直接偏好优化（DPO）[10]：它以离线偏好对为原料、无需显式奖励模型，在可验证奖励设定下也可自动构造偏好对；但 DPO 的偏好对来自固定采样分布，不随策略迭代更新，难以从模型自生成的新推理路径中持续获益。GRPO 的在线组采样、组内相对优势以及与规则/结构化奖励的天然兼容性，是本文 3.1</w:t>
       </w:r>
       <w:r>
         <w:rPr>
@@ -1842,7 +1839,7 @@
           <w:rFonts w:hint="eastAsia"/>
           <w:color w:val="000000"/>
         </w:rPr>
-        <w:t>），强制显式推理生成。无需外部标注，但规则判定只是前提，真正决定信号质量的是数据工序：通过语义与视觉双重筛选构造高难度负样本（18.5 万→1.89 万），使二元奖励在“整体相似、细节绑定出错”的样本上保持梯度。论文报告 Qwen2.5-VL-7B 与 InternVL3-8B 在三个组合基准上较原始基线平均提升超 9 个绝对点，且无 SFT 常见的领域外退化。</w:t>
+        <w:t>），强制显式推理生成。无需外部标注，但规则判定只是前提，真正决定信号质量的是数据工序：通过语义与视觉双重筛选构造高难度负样本（18.5 万→1.89 万），使二元奖励在“整体相似、细节绑定出错”的样本上保持梯度。论文报告 Qwen2.5-VL-7B 与 InternVL3-8B 在三个组合基准上较原始基线平均提升超 9 个绝对点（论文正文表述为 10 点），且无 SFT 常见的领域外退化。</w:t>
       </w:r>
     </w:p>
     <w:p>
@@ -2255,7 +2252,7 @@
                     <w:rPr>
                       <w:rFonts w:ascii="Cambria Math" w:hAnsi="Cambria Math"/>
                     </w:rPr>
-                    <m:t>⋅1[</m:t>
+                    <m:t>+1[</m:t>
                   </m:r>
                   <m:sSub>
                     <m:sSubPr>
@@ -2317,7 +2314,16 @@
                     <w:rPr>
                       <w:rFonts w:ascii="Cambria Math" w:hAnsi="Cambria Math"/>
                     </w:rPr>
-                    <m:t>]+</m:t>
+                    <m:t>]</m:t>
+                  </m:r>
+                  <m:r>
+                    <m:rPr>
+                      <m:sty m:val="p"/>
+                    </m:rPr>
+                    <w:rPr>
+                      <w:rFonts w:ascii="Cambria Math" w:hAnsi="Cambria Math"/>
+                    </w:rPr>
+                    <m:t>⋅</m:t>
                   </m:r>
                   <m:sSub>
                     <m:sSubPr>
@@ -2788,7 +2794,7 @@
             </w14:solidFill>
           </w14:textFill>
         </w:rPr>
-        <w:t>）。论文报告 3B 模型在 Q-Spatial++ 上较 SFT 基线提升超 30 个百分点，验证范围限于水平镜像翻转下的空间问答。</w:t>
+        <w:t>）。论文报告 3B 模型在 Q-Spatial++ 上较 SFT(CoT) 基线提升超 30 个百分点（27.72→58.42），验证范围限于水平镜像翻转下的空间问答。</w:t>
       </w:r>
     </w:p>
     <w:p>
@@ -2861,7 +2867,7 @@
         <w:rPr>
           <w:color w:val="000000"/>
         </w:rPr>
-        <w:t>Ground-R1 [15] 是这一方向的起点，证明 RL 下无需框标注即可驱动模型学会定位证据。两阶段 rollout 中，模型先输出证据框坐标、再基于裁剪出的局部图像作答，对齐信号来自答案对局部图像的依赖，其奖励本身仍是格式与答案验证。论文诊断出标准 GRPO 的全局归一化偏袒大而显著的证据区域，小证据获得持续负优势，故提出尺度相对策略优化（SRPO），按区域面积分箱做桶内/桶间归一化，较标准 GRPO 在 V* 与 HR-4K 上分别提升 2.1 与 1.2 个百分点。SRPO 属归一化机制而非奖励信号设计，却印证了主线上的一个必要条件：对齐奖励要真正生效，不同尺度的证据必须在优势计算中公平竞争，否则信号将被大区域垄断。</w:t>
+        <w:t>Ground-R1 [15] 是这一方向的起点，证明 RL 下不依赖外部框标注（训练奖励仅含格式与答案验证，证据框由模型自生成）即可驱动模型学会定位证据。两阶段 rollout 中，模型先输出证据框坐标、再基于裁剪出的局部图像作答，对齐信号来自答案对局部图像的依赖，其奖励本身仍是格式与答案验证。论文诊断出标准 GRPO 的全局归一化偏袒大而显著的证据区域，小证据获得持续负优势，故提出尺度相对策略优化（SRPO），按区域面积分箱做桶内/桶间归一化，较标准 GRPO 在 V* 与 HR-4K 上分别提升 2.1 与 1.2 个百分点。SRPO 属归一化机制而非奖励信号设计，却印证了主线上的一个必要条件：对齐奖励要真正生效，不同尺度的证据必须在优势计算中公平竞争，否则信号将被大区域垄断。</w:t>
       </w:r>
     </w:p>
     <w:p>
@@ -4016,7 +4022,7 @@
           <w:rFonts w:hint="eastAsia"/>
           <w:color w:val="000000"/>
         </w:rPr>
-        <w:t xml:space="preserve"> 是预测框与真实物体匹配的置信度（IoU 与归一化距离加权）。看错地方的轨迹即使答对，其物体级优势也会被置信度压低，从而在奖励层面区分“答案对但看错地方”与“答案对且看对地方”。在 VSR 上 POLIA 将基线 GRPO 的 59.0% 提升至 81.3%，物体级打分仅占总训练时间的 0.0004%。同方向的 SAYO [18] 以区域级视觉注意力作为奖励信号，把对齐对象从显式框推广到注意力分布。</w:t>
+        <w:t xml:space="preserve"> 是预测框与真实物体匹配的置信度（IoU 与归一化距离加权）。看错地方的轨迹即使答对，其物体级优势也会被置信度压低，从而在奖励层面区分“答案对但看错地方”与“答案对且看对地方”。在 VSR 上 POLIA 将基线 GRPO 的 59.0% 提升至 81.3%，Aint 计算仅耗时 0.002 s，而 Rollout 阶段占训练总时间的 97.24%（基于 POLIA-3B 实测），开销可忽略。同方向的 SAYO [18] 以区域级视觉注意力作为奖励信号，把对齐对象从显式框推广到注意力分布。</w:t>
       </w:r>
     </w:p>
     <w:p>
@@ -4039,7 +4045,7 @@
           <w:rFonts w:hint="eastAsia"/>
           <w:color w:val="000000"/>
         </w:rPr>
-        <w:t>该方向的对齐对象覆盖证据区域、思维链内嵌、物体级与显著性分布，监督需求较低：Ground-R1 无需框标注，GRIT 仅需 20 个问答三元组，POLIA 复用数据集物体标注。但上述工作多在通用 VQA 与空间问答上验证，显式组合基准上的覆盖仍然不足；对齐奖励衡量“是否看对”，而组合推理还要求“是否合理推理”，后者由推理过程优化方向（3.3）处理。</w:t>
+        <w:t>该方向的对齐对象覆盖证据区域、思维链内嵌、物体级与显著性分布，监督需求较低：Ground-R1 不依赖外部框标注，GRIT 仅需 20 个问答三元组，POLIA 复用数据集物体标注。但上述工作多在通用/高分辨率 LVLM 与接地、空间问答基准上验证，显式组合基准（如 MMVP、Winoground、SugarCrepe）上的覆盖仍然不足；对齐奖励衡量“是否看对”，而组合推理还要求“是否合理推理”，后者由推理过程优化方向（3.3）处理。</w:t>
       </w:r>
     </w:p>
     <w:bookmarkEnd w:id="7"/>
@@ -4075,7 +4081,7 @@
           <w:rFonts w:hint="eastAsia"/>
           <w:color w:val="000000"/>
         </w:rPr>
-        <w:t>前两类的信号分别作用于“是否正确”与“是否看对”，第三类则把优化信号作用于推理过程本身。理论上，这类方法与结果验证存在深层联系：GRPO 在 token 级设定下与 PRM-aware 目标数学等价，组内共享前缀天然构成“过程步骤” [11]，即结果奖励本就在隐式地做过程级信用分配，本节方法可视为将这一隐式机制显式化。第一步在多模态侧已经出现：VisualPRM [12] 训练 8B 过程奖励模型（学习式验证器，将验证对象从最终答案迁移到推理步骤），在 7 个多模态推理基准上带来 3.7 ~ 8.9 个点提升，但其步骤定义纯文本、无视觉锚定，不覆盖组合绑定。第二步是把证据框等视觉结构锚定进步骤，这正是 H-GRPO 的探索。三篇工作的显式化程度依次递进：VisualPRM 验证步骤（事后打分）、Self-Questioning 约束结构（强制分解）、H-GRPO 建模路径（步骤逐点进入目标函数）。</w:t>
+        <w:t>前两类的信号分别作用于“是否正确”与“是否看对”，第三类则把优化信号作用于推理过程本身。理论上，这类方法与结果验证存在深层联系：GRPO 在 token 级设定下与 PRM-aware 目标数学等价，组内共享前缀天然构成“过程步骤” [11]，即结果奖励本就在隐式地做过程级信用分配，本节方法可视为将这一隐式机制显式化。第一步在多模态侧已经出现：VisualPRM [12] 训练 8B 过程奖励模型（学习式验证器，将验证对象从最终答案迁移到推理步骤），在 7 个多模态推理基准上带来 3.7 ~ 8.9 个点提升（3.7~8.4 见摘要；8.9 为 InternVL2.5-26B），但其步骤定义纯文本、无视觉锚定，不覆盖组合绑定（本文观察）。第二步是把证据框等视觉结构锚定进步骤，这正是 H-GRPO 的探索。三篇工作的显式化程度依次递进：VisualPRM 验证步骤（事后打分）、Self-Questioning 约束结构（强制分解）、H-GRPO 建模路径（步骤逐点进入目标函数）。</w:t>
       </w:r>
     </w:p>
     <w:p>
@@ -5992,7 +5998,7 @@
           <w:rFonts w:hint="eastAsia"/>
           <w:color w:val="000000"/>
         </w:rPr>
-        <w:t>门控关系保证：光答对但中间步骤与证据 grounding 不到位，奖励即被门控，从而抑制“忽略图像仅凭文本脑补”的捷径。数学上，GRPO 是 H-GRPO 对角匹配的特例，在方法层面印证了“结果验证与过程验证同源”的结论。小模型受益最大（SmolVLM-2.2B 在 A-OKVQA 达 73.4%），但参考推理链的质量决定奖励上限。</w:t>
+        <w:t>门控关系保证：光答对但中间步骤与证据 grounding 不到位，奖励即被门控，从而抑制“忽略图像仅凭文本脑补”的捷径。数学上，GRPO 是 H-GRPO 对角匹配的特例，在方法层面印证了“结果验证与过程验证同源”的结论。小模型受益最大（SmolVLM-2.2B 在 A-OKVQA 达 73.4%），但参考推理链的质量决定奖励上限（参考链经人工验证）。</w:t>
       </w:r>
     </w:p>
     <w:p>
@@ -7329,14 +7335,13 @@
                 <w:sz w:val="21"/>
                 <w:szCs w:val="21"/>
               </w:rPr>
-              <w:t>高（STVQA-7K</w:t>
-            </w:r>
-            <w:r>
-              <w:rPr>
-                <w:sz w:val="21"/>
-                <w:szCs w:val="21"/>
-              </w:rPr>
-              <w:t xml:space="preserve"> </w:t>
+              <w:t>高（STVQA-7K 基于人工场景图标注合成）</w:t>
+            </w:r>
+            <w:r>
+              <w:rPr>
+                <w:sz w:val="21"/>
+                <w:szCs w:val="21"/>
+              </w:rPr>
             </w:r>
             <w:r>
               <w:rPr>
@@ -7344,7 +7349,6 @@
                 <w:sz w:val="21"/>
                 <w:szCs w:val="21"/>
               </w:rPr>
-              <w:t>人工标注）</w:t>
             </w:r>
           </w:p>
         </w:tc>
@@ -8766,7 +8770,7 @@
                 <w:sz w:val="21"/>
                 <w:szCs w:val="21"/>
               </w:rPr>
-              <w:t>较 SFT 提升超 30 个百分点</w:t>
+              <w:t>较 SFT(CoT) 提升超 30 个百分点</w:t>
             </w:r>
           </w:p>
         </w:tc>
@@ -8846,14 +8850,13 @@
                 <w:sz w:val="21"/>
                 <w:szCs w:val="21"/>
               </w:rPr>
-              <w:t>通用</w:t>
-            </w:r>
-            <w:r>
-              <w:rPr>
-                <w:sz w:val="21"/>
-                <w:szCs w:val="21"/>
-              </w:rPr>
-              <w:t xml:space="preserve"> VQA </w:t>
+              <w:t>通用 LVLM + 高分辨率 + 接地</w:t>
+            </w:r>
+            <w:r>
+              <w:rPr>
+                <w:sz w:val="21"/>
+                <w:szCs w:val="21"/>
+              </w:rPr>
             </w:r>
             <w:r>
               <w:rPr>
@@ -8861,7 +8864,6 @@
                 <w:sz w:val="21"/>
                 <w:szCs w:val="21"/>
               </w:rPr>
-              <w:t>与空间问答</w:t>
             </w:r>
           </w:p>
         </w:tc>
@@ -8989,14 +8991,13 @@
                 <w:sz w:val="21"/>
                 <w:szCs w:val="21"/>
               </w:rPr>
-              <w:t>通用</w:t>
-            </w:r>
-            <w:r>
-              <w:rPr>
-                <w:sz w:val="21"/>
-                <w:szCs w:val="21"/>
-              </w:rPr>
-              <w:t xml:space="preserve"> VQA </w:t>
+              <w:t>VSR/TallyQA/GQA/MathVista/MME/OVDEval（六数据集七测试集）</w:t>
+            </w:r>
+            <w:r>
+              <w:rPr>
+                <w:sz w:val="21"/>
+                <w:szCs w:val="21"/>
+              </w:rPr>
             </w:r>
             <w:r>
               <w:rPr>
@@ -9004,7 +9005,6 @@
                 <w:sz w:val="21"/>
                 <w:szCs w:val="21"/>
               </w:rPr>
-              <w:t>与空间问答</w:t>
             </w:r>
           </w:p>
         </w:tc>
@@ -9131,7 +9131,7 @@
                 <w:sz w:val="21"/>
                 <w:szCs w:val="21"/>
               </w:rPr>
-              <w:t>VSR</w:t>
+              <w:t>VSR 等 7 基准</w:t>
             </w:r>
           </w:p>
         </w:tc>
@@ -9495,7 +9495,7 @@
                 <w:sz w:val="21"/>
                 <w:szCs w:val="21"/>
               </w:rPr>
-              <w:t xml:space="preserve">A-OKVQA </w:t>
+              <w:t>A-OKVQA/Visual7W 与 OOD 基准（MMMU/RealWorldQA/RoboSpatial/MMStar）</w:t>
             </w:r>
             <w:r>
               <w:rPr>
@@ -9503,14 +9503,12 @@
                 <w:sz w:val="21"/>
                 <w:szCs w:val="21"/>
               </w:rPr>
-              <w:t>与自建</w:t>
-            </w:r>
-            <w:r>
-              <w:rPr>
-                <w:sz w:val="21"/>
-                <w:szCs w:val="21"/>
-              </w:rPr>
-              <w:t xml:space="preserve"> OOD </w:t>
+            </w:r>
+            <w:r>
+              <w:rPr>
+                <w:sz w:val="21"/>
+                <w:szCs w:val="21"/>
+              </w:rPr>
             </w:r>
             <w:r>
               <w:rPr>
@@ -9518,7 +9516,6 @@
                 <w:sz w:val="21"/>
                 <w:szCs w:val="21"/>
               </w:rPr>
-              <w:t>基准</w:t>
             </w:r>
           </w:p>
         </w:tc>
@@ -9582,7 +9579,7 @@
           <w:rFonts w:hint="eastAsia"/>
           <w:color w:val="000000"/>
         </w:rPr>
-        <w:t>注：表中数值均为论文报告值；“提升”“超出”均指绝对百分点；GIoU 为接地 IoU。各方法基座、训练数据与评测协议不同，数值不可直接横向比较（见 4.3 节）。</w:t>
+        <w:t>注：表中数值均为论文报告值；“提升”“超出”均指绝对百分点（含 SVQA-R1 的 +30 点）；GIoU 为接地 IoU。各方法基座、训练数据与评测协议不同，数值不可直接横向比较（见 4.3 节）。</w:t>
       </w:r>
     </w:p>
     <w:p>
@@ -9788,7 +9785,7 @@
           <w:rFonts w:hint="eastAsia"/>
           <w:color w:val="000000"/>
         </w:rPr>
-        <w:t>本文 3.1 的验证器方法都建立在“正确性可定义”的前提上，而这一前提正被评测基准的构建方式不断加固。MM-CondChain [21] 展示了组合推理正确性程序化验证的完整范式：用可执行程序把多层组合条件构造出来并机械验证；其 975 道题由程序化管线生成并机械验证，评分全可复现，最强模型也仅得 53.33 分（Path F1），说明深度组合推理的可验证评测不仅是可能的，且当前模型远未饱和。但程序化验证的是逻辑层的一致性，自然图像域的感知事实仍依赖 MLLM 提取；当 MLLM 感知能力不足时，提取出的“视觉事实”本身带噪声，以它为输入的验证器只会放大噪声。这恰好划定了可验证奖励的适用半径：当正确性可分解为离散逻辑结构时，奖励可以完全规则化；当绑定依赖开放感知判断时，只能回到人工标注或自监督的近似。</w:t>
+        <w:t>本文 3.1 的验证器方法都建立在“正确性可定义”的前提上，而这一前提正被评测基准的构建方式不断加固。MM-CondChain [21] 展示了组合推理正确性程序化验证的完整范式：用可执行程序把多层组合条件构造出来并机械验证；其 975 个评估样本（每样本含 True-path/False-path 一对；总数据集 4,634 例）由程序化管线生成并机械验证，评分全可复现，最强模型也仅得 53.33 分（Path F1），说明深度组合推理的可验证评测不仅是可能的，且当前模型远未饱和。但程序化验证的是逻辑层的一致性，自然图像域的感知事实仍依赖 MLLM 提取；当 MLLM 感知能力不足时，提取出的“视觉事实”本身带噪声，以它为输入的验证器只会放大噪声。这恰好划定了可验证奖励的适用半径：当正确性可分解为离散逻辑结构时，奖励可以完全规则化；当绑定依赖开放感知判断时，只能回到人工标注或自监督的近似。</w:t>
       </w:r>
     </w:p>
     <w:bookmarkEnd w:id="12"/>
@@ -9836,7 +9833,7 @@
           <w:rFonts w:hint="eastAsia"/>
           <w:color w:val="000000"/>
         </w:rPr>
-        <w:t>三类方法在评测上各行其是：CR³ 报告 MMVP、Winoground、Cola，SpatialThinker 横跨 14 个基准，SVQA-R1 聚焦 Q-Spatial++，Ground-R1 在通用与高分辨率基准上验证，POLIA 主要在通用 VQA 与空间问答上验证，H-GRPO 则依赖 A-OKVQA 与自建 OOD 基准，任何两篇方法论文的结果都难以直接横向比较。现有共识恰好指向一个可作统一试金石的子任务：SugarCrepe 的 Swap，即交换两个同类别概念而不引入新概念，是最纯粹的绑定测试</w:t>
+        <w:t>三类方法在评测上各行其是：CR³ 报告 MMVP、Winoground、Cola，SpatialThinker 横跨 14 个基准，SVQA-R1 聚焦 Q-Spatial++，Ground-R1 在通用/高分辨率与接地基准上验证，POLIA 在 VSR 等 7 个基准上验证，H-GRPO 则依赖 A-OKVQA/Visual7W 与 OOD 基准，任何两篇方法论文的结果都难以直接横向比较。现有共识恰好指向一个可作统一试金石的子任务：SugarCrepe 的 Swap，即交换两个同类别概念而不引入新概念，是最纯粹的绑定测试</w:t>
       </w:r>
       <w:r>
         <w:rPr>
@@ -9887,7 +9884,7 @@
           <w:rFonts w:hint="eastAsia"/>
           <w:color w:val="000000"/>
         </w:rPr>
-        <w:t>三个开放问题贯穿全文。其一，文本偏置仍未根治：H-GRPO 的动机正是“忽略图像仅凭文本也能得分”的捷径 [20]，而结果验证方法无法区分“真的看了图”与“恰好蒙对”；视觉对齐奖励虽触及此点，但其评测多在通用 VQA 上，显式组合基准的覆盖仍然不足。其二，组合推理“无唯一答案”与“可验证奖励”存在结构性冲突：验证器只能验证可结构化的侧面，这一约束同时限制了三类方法的上限。其三，外部标注成本：SpatialThinker 依赖 7K 人工场景图标注，POLIA 需要数据集物体标注，Ground-R1 证明了无框监督的可行性，但代价是“看对地方”无法被直接验证。</w:t>
+        <w:t>三个开放问题贯穿全文。其一，文本偏置仍未根治：H-GRPO 的动机正是“忽略图像仅凭文本也能得分”的捷径 [20]，而结果验证方法无法区分“真的看了图”与“恰好蒙对”；视觉对齐奖励虽触及此点，但其评测多在通用 VQA 上，显式组合基准的覆盖仍然不足。其二，组合推理“无唯一答案”与“可验证奖励”存在结构性冲突：验证器只能验证可结构化的侧面，这一约束同时限制了三类方法的上限。其三，外部标注成本：SpatialThinker 依赖基于 Visual Genome 人工场景图标注合成的 STVQA-7K，POLIA 需要数据集物体标注，Ground-R1 证明了无框监督的可行性，但代价是“看对地方”无法被直接验证。</w:t>
       </w:r>
     </w:p>
     <w:bookmarkEnd w:id="10"/>
@@ -9942,7 +9939,7 @@
           <w:rFonts w:hint="eastAsia"/>
           <w:color w:val="000000"/>
         </w:rPr>
-        <w:t>统一奖励框架。3.4 节显示三类信号已在方法层面互相渗透；下一步更系统的方向是显式加权融合，即结果验证保证正确性、视觉对齐约束证据、过程信号塑造推理结构，并以多模态 PRM [12] 为统一载体。但需审慎的是，多模态 PRM 主要面向数学推理，是否具备判断组合绑定正确性所需的感知与对齐能力尚待验证；因此“将组合绑定纳入多模态 PRM 的步骤定义”本身是一个尚待验证的前提，而非现成的解决方案。</w:t>
+        <w:t>统一奖励框架。3.4 节显示三类信号已在方法层面互相渗透；下一步更系统的方向是显式加权融合，即结果验证保证正确性、视觉对齐约束证据、过程信号塑造推理结构，并以多模态 PRM [12] 为统一载体。但需审慎的是，多模态 PRM 以数学推理为主（7 个评测基准中 5 个为数学类），是否具备判断组合绑定正确性所需的感知与对齐能力尚待验证；因此“将组合绑定纳入多模态 PRM 的步骤定义”本身是一个尚待验证的前提，而非现成的解决方案。</w:t>
       </w:r>
     </w:p>
     <w:p>
@@ -10132,7 +10129,7 @@
         <w:jc w:val="both"/>
       </w:pPr>
       <w:r>
-        <w:t>[8] Aligning Large Vision-Language Models with AI Feedback (Silkie). arXiv:2410.09421.</w:t>
+        <w:t>[8] VLFeedback: A Large-Scale AI Feedback Dataset for Large Vision-Language Models Alignment (Silkie). arXiv:2410.09421, EMNLP 2024.</w:t>
       </w:r>
     </w:p>
     <w:p>
@@ -10191,7 +10188,7 @@
         <w:jc w:val="both"/>
       </w:pPr>
       <w:r>
-        <w:t>[13] SpatialThinker: Reinforcing Scene Graph-Grounded Spatial Reasoning via Dense Rewards. arXiv:2511.07403, NeurIPS 2025.</w:t>
+        <w:t>[13] SpatialThinker: Reinforcing Scene Graph-Grounded Spatial Reasoning via Dense Rewards. arXiv:2511.07403, NeurIPS 2025 Workshops.</w:t>
       </w:r>
     </w:p>
     <w:p>
@@ -10202,7 +10199,7 @@
         <w:jc w:val="both"/>
       </w:pPr>
       <w:r>
-        <w:t>[14] SVQA-R1: Reinforcing Spatial Reasoning in MLLMs via View-Consistent Reward Optimization. arXiv:2506.01371, ICLR 2026.</w:t>
+        <w:t>[14] SVQA-R1: Reinforcing Spatial Reasoning in MLLMs via View-Consistent Reward Optimization. arXiv:2506.01371, ICLR 2026 Workshop.</w:t>
       </w:r>
     </w:p>
     <w:p>

--- a/二稿.docx
+++ b/二稿.docx
@@ -12,23 +12,7 @@
         <w:rPr>
           <w:rFonts w:hint="eastAsia" w:ascii="Times New Roman" w:hAnsi="Times New Roman" w:eastAsia="宋体"/>
         </w:rPr>
-        <w:t>多模态大语言模型组合推理中的强化学习方法：奖励信号的演</w:t>
-      </w:r>
-      <w:commentRangeStart w:id="0"/>
-      <w:r>
-        <w:rPr>
-          <w:rFonts w:hint="eastAsia" w:ascii="Times New Roman" w:hAnsi="Times New Roman" w:eastAsia="宋体"/>
-        </w:rPr>
-        <w:t>进</w:t>
-      </w:r>
-      <w:commentRangeEnd w:id="0"/>
-      <w:r>
-        <w:rPr>
-          <w:rStyle w:val="24"/>
-          <w:sz w:val="40"/>
-          <w:szCs w:val="40"/>
-        </w:rPr>
-        <w:commentReference w:id="0"/>
+        <w:t>多模态大语言模型组合推理中的强化学习方法：奖励信号的演进</w:t>
       </w:r>
     </w:p>
     <w:p>
@@ -82,7 +66,7 @@
     </w:p>
     <w:p>
       <w:pPr>
-        <w:pStyle w:val="26"/>
+        <w:pStyle w:val="33"/>
         <w:spacing w:line="360" w:lineRule="auto"/>
         <w:ind w:firstLine="482" w:firstLineChars="200"/>
         <w:jc w:val="both"/>
@@ -94,7 +78,7 @@
     </w:p>
     <w:p>
       <w:pPr>
-        <w:pStyle w:val="26"/>
+        <w:pStyle w:val="33"/>
         <w:spacing w:line="360" w:lineRule="auto"/>
         <w:ind w:firstLine="480" w:firstLineChars="200"/>
         <w:jc w:val="both"/>
@@ -104,21 +88,22 @@
           <w:rFonts w:hint="eastAsia"/>
           <w:color w:val="000000"/>
         </w:rPr>
-        <w:commentReference w:id="1"/>
+        <w:t>摘要：多模态大语言模型（Multimodal Large Language Models, MLLMs）在通用视觉-语言任务上表现优异，却在组合推理（compositional reasoning）上存在系统性缺陷，即难以将物体、属性与空间/逻辑关系精确绑定。强化学习后训练是弥补这一缺口的有效手段，而奖励信号的设计直接决定组合能力能否被真正激发。本文综述 2024</w:t>
       </w:r>
       <w:r>
         <w:rPr>
           <w:rFonts w:hint="eastAsia"/>
           <w:color w:val="000000"/>
-        </w:rPr>
-        <w:commentReference w:id="2"/>
+          <w:lang w:val="en-US" w:eastAsia="zh-CN"/>
+        </w:rPr>
+        <w:t xml:space="preserve"> ~ </w:t>
       </w:r>
       <w:r>
         <w:rPr>
           <w:rFonts w:hint="eastAsia"/>
           <w:color w:val="000000"/>
         </w:rPr>
-        <w:t>摘要：多模态大语言模型（Multimodal Large Language Models, MLLMs）在通用视觉-语言任务上表现优异，却在组合推理（compositional reasoning）上存在系统性缺陷，即难以将物体、属性与空间/逻辑关系精确绑定。强化学习后训练是弥补这一缺口的有效手段，而奖励信号的设计直接决定组合能力能否被真正激发。本文综述 2024–2026 年间用强化学习增强 MLLM 组合推理的代表性工作，提出以“奖励信号演进”为核心的分析框架，将现有方法划分为验证器奖励、视觉对齐奖励与推理过程优化三类，并沿奖励来源、奖励粒度、监督需求、组合触及度等统一维度逐方法剖析。分析表明，奖励信号正从对最终回答的结果验证，逐步演进为对视觉语义结构的对齐与对推理过程的对齐；组合推理“正确性必须可定义”的约束是这一演进的深层驱动力，而面向组合绑定的显式视觉语义奖励是当前最有前景的研究缺口。</w:t>
+        <w:t>2026 年间用强化学习增强 MLLM 组合推理的代表性工作，提出以“奖励信号演进”为核心的分析框架，将现有方法划分为验证器奖励、视觉对齐奖励与推理过程优化三类，并沿奖励来源、奖励粒度、监督需求、组合触及度等统一维度逐方法剖析。分析表明，奖励信号正从对最终回答的结果验证，逐步演进为对视觉语义结构的对齐与对推理过程的对齐；组合推理“正确性必须可定义”的约束是这一演进的深层驱动力，而面向组合绑定的显式视觉语义奖励是当前最有前景的研究缺口。</w:t>
       </w:r>
     </w:p>
     <w:p>
@@ -164,90 +149,49 @@
         <w:rPr>
           <w:rFonts w:hint="eastAsia" w:ascii="Times New Roman" w:hAnsi="Times New Roman" w:eastAsia="宋体"/>
         </w:rPr>
-        <w:t>引</w:t>
-      </w:r>
-      <w:commentRangeStart w:id="3"/>
-      <w:r>
-        <w:rPr>
-          <w:rFonts w:hint="eastAsia" w:ascii="Times New Roman" w:hAnsi="Times New Roman" w:eastAsia="宋体"/>
-        </w:rPr>
-        <w:t>言</w:t>
-      </w:r>
-      <w:commentRangeEnd w:id="3"/>
-      <w:r>
-        <w:rPr>
-          <w:rStyle w:val="24"/>
-          <w:rFonts w:eastAsia="宋体"/>
-          <w:sz w:val="32"/>
-          <w:szCs w:val="32"/>
-        </w:rPr>
-        <w:commentReference w:id="3"/>
+        <w:t>引言</w:t>
       </w:r>
     </w:p>
     <w:p>
       <w:pPr>
-        <w:pStyle w:val="26"/>
+        <w:pStyle w:val="33"/>
         <w:spacing w:line="360" w:lineRule="auto"/>
         <w:ind w:firstLine="480" w:firstLineChars="200"/>
         <w:jc w:val="both"/>
       </w:pPr>
-      <w:commentRangeStart w:id="4"/>
-      <w:commentRangeStart w:id="5"/>
       <w:r>
         <w:rPr>
           <w:rFonts w:hint="eastAsia"/>
           <w:color w:val="000000"/>
         </w:rPr>
-        <w:commentReference w:id="4"/>
-      </w:r>
-      <w:commentRangeEnd w:id="4"/>
-      <w:commentRangeEnd w:id="5"/>
-      <w:r>
-        <w:rPr>
-          <w:rFonts w:hint="eastAsia"/>
-          <w:color w:val="000000"/>
-        </w:rPr>
-        <w:commentReference w:id="5"/>
-      </w:r>
-      <w:commentRangeStart w:id="6"/>
-      <w:commentRangeStart w:id="7"/>
-      <w:r>
-        <w:rPr>
-          <w:rFonts w:hint="eastAsia"/>
-          <w:color w:val="000000"/>
-        </w:rPr>
-        <w:t>多模态大语言模型（Multimodal Large Language Models, MLLMs）在视觉问答、图像描述等通用任务上已接近人类水平，然而在组合推理（compositional reasoning）上仍存在系统性缺陷，即难以将物体、属性与空间/逻辑关系精确绑定。大规模评测揭示了这一缺陷的普遍性：CREPE 发现组合理解随组合复杂度增加而显著退化 [1]；ARO 指出视觉语言模型本质上像“词袋模型”，对词序与组合结构不敏感 [2]；SugarCrepe 显示，纯绑定测试（Swap）是所有模型的薄弱环节 [3]。这些结果表明，组合推理缺陷是当前 MLLM 的系统性短板。</w:t>
+        <w:t>多模态大语言模型（Multimodal Large Language Models, MLLMs）在视觉问答、图像描述等通用任务上已接近人类水平，然而在组合推理（compositional reasoning）上仍存在系统性缺陷，即难以将物体、属性与空间/逻辑关系精确绑定。大规模评测揭示了这一缺陷的普遍性：CREPE 发现组合理解随组合复杂度增加而显著退化 [1]；ARO 指出视觉语言模型本质上像“词袋模型”，对词序与组合结构不敏感 [2]；SugarCrepe 显示，纯绑定测试（Swap）是其评测的预训练 CLIP 模型的普遍薄弱环节 [3]。这些结果表明，组合推理缺陷是当前 MLLM 的系统性短板。</w:t>
       </w:r>
     </w:p>
-    <w:commentRangeEnd w:id="6"/>
     <w:p>
       <w:pPr>
         <w:pStyle w:val="3"/>
         <w:spacing w:line="360" w:lineRule="auto"/>
         <w:ind w:firstLine="480" w:firstLineChars="200"/>
         <w:jc w:val="both"/>
+        <w:rPr>
+          <w:rFonts w:hint="eastAsia" w:eastAsia="宋体"/>
+          <w:lang w:eastAsia="zh-CN"/>
+        </w:rPr>
       </w:pPr>
       <w:r>
         <w:rPr>
           <w:rFonts w:hint="eastAsia"/>
           <w:color w:val="000000"/>
         </w:rPr>
-        <w:commentReference w:id="6"/>
-      </w:r>
-      <w:commentRangeEnd w:id="7"/>
+        <w:t>组合缺陷的根源可追溯到训练信号本身。ARO 的 shortcut 分析表明，现有对比预训练的目标并不要求模型理解组合结构，模型仅凭词频与整体语义即可取得高分 [2]；CREPE 的证据显示，组合性缺陷与模型规模无关，单纯扩大数据与参数无法自动习得组合能力 [1]。在此背景下，强化学习（Reinforcement Learning, RL）后训练成为主流手段，奖励的定义方式直接决定训练方向：与监督微调（SFT）直接灌输标准答案不同，RL 通过奖励信号让模型在试错中习得推理行为。例如 CR³ 将组合推理重新设计为答案可自动判分的任务，以规则判定的确定性奖励驱动 RL，论文报告其在组合基准上较原始基线平均提升约 10 个百分点 [4]。由此浮现关键问题：什么样的奖励信号才能真正驱动组合推理能力</w:t>
+      </w:r>
       <w:r>
         <w:rPr>
           <w:rFonts w:hint="eastAsia"/>
           <w:color w:val="000000"/>
-        </w:rPr>
-        <w:commentReference w:id="7"/>
-      </w:r>
-      <w:r>
-        <w:rPr>
-          <w:rFonts w:hint="eastAsia"/>
-          <w:color w:val="000000"/>
-        </w:rPr>
-        <w:t>组合缺陷的根源可追溯到训练信号本身。ARO 的 shortcut 分析表明，现有对比预训练的目标并不要求模型理解组合结构，模型仅凭词频与整体语义即可取得高分 [2]；CREPE 的证据显示，组合性缺陷与模型规模无关，单纯扩大数据与参数无法自动习得组合能力 [1]。在此背景下，强化学习（Reinforcement Learning, RL）后训练成为主流手段，奖励的定义方式直接决定训练方向：与监督微调（SFT）直接灌输标准答案不同，RL 通过奖励信号让模型在试错中习得推理行为。例如 CR³ 将组合推理重新设计为答案可自动判分的任务，以规则判定的确定性奖励驱动 RL，论文报告其在组合基准上较原始基线平均提升超 9 个绝对点 [4]。由此浮现关键问题：什么样的奖励信号才能真正驱动组合推理能力？</w:t>
+          <w:lang w:eastAsia="zh-CN"/>
+        </w:rPr>
+        <w:t>？</w:t>
       </w:r>
     </w:p>
     <w:p>
@@ -262,13 +206,6 @@
           <w:rFonts w:hint="eastAsia"/>
           <w:color w:val="000000"/>
         </w:rPr>
-        <w:commentReference w:id="8"/>
-      </w:r>
-      <w:r>
-        <w:rPr>
-          <w:rFonts w:hint="eastAsia"/>
-          <w:color w:val="000000"/>
-        </w:rPr>
         <w:t>本文梳理 2024</w:t>
       </w:r>
       <w:r>
@@ -294,7 +231,6 @@
         <w:ind w:firstLine="480" w:firstLineChars="200"/>
         <w:jc w:val="both"/>
       </w:pPr>
-      <w:commentRangeStart w:id="9"/>
       <w:r>
         <w:rPr>
           <w:rFonts w:hint="eastAsia"/>
@@ -303,7 +239,6 @@
         <w:t>本文以奖励信号演进为主线进行系统性综述，具体贡献如下：首先，首次以“奖励信号演进”为分析轴，将相关方法组织为连续谱系而非孤立方法的堆叠；其次，提出三分法分类框架，即验证器奖励、视觉对齐奖励与推理过程优化，并沿统一维度（奖励来源、监督需求、组合触及度、评测与局限）逐方法剖析；最后，分析可验证性约束对奖励设计的制约，讨论基准碎片化、文本偏置等开放问题，并展望未来方向。</w:t>
       </w:r>
     </w:p>
-    <w:commentRangeEnd w:id="9"/>
     <w:p>
       <w:pPr>
         <w:pStyle w:val="3"/>
@@ -314,15 +249,7 @@
       <w:r>
         <w:rPr>
           <w:rStyle w:val="24"/>
-          <w:color w:val="000000"/>
-          <w:sz w:val="24"/>
-          <w:szCs w:val="24"/>
-        </w:rPr>
-        <w:commentReference w:id="9"/>
-      </w:r>
-      <w:r>
-        <w:rPr>
-          <w:rStyle w:val="24"/>
+          <w:rFonts w:hint="eastAsia"/>
           <w:color w:val="000000"/>
           <w:sz w:val="24"/>
           <w:szCs w:val="24"/>
@@ -371,31 +298,16 @@
         <w:rPr>
           <w:rFonts w:hint="eastAsia" w:eastAsia="宋体"/>
         </w:rPr>
-        <w:t>组合推理的定义与</w:t>
-      </w:r>
-      <w:commentRangeStart w:id="10"/>
-      <w:r>
-        <w:rPr>
-          <w:rFonts w:hint="eastAsia" w:eastAsia="宋体"/>
-        </w:rPr>
-        <w:t>评测基准</w:t>
+        <w:t>组合推理的定义与评测基准</w:t>
       </w:r>
     </w:p>
-    <w:commentRangeEnd w:id="10"/>
     <w:p>
       <w:pPr>
-        <w:pStyle w:val="26"/>
+        <w:pStyle w:val="33"/>
         <w:spacing w:line="360" w:lineRule="auto"/>
         <w:ind w:firstLine="480" w:firstLineChars="200"/>
         <w:jc w:val="both"/>
       </w:pPr>
-      <w:r>
-        <w:rPr>
-          <w:rFonts w:hint="eastAsia"/>
-          <w:color w:val="000000"/>
-        </w:rPr>
-        <w:commentReference w:id="10"/>
-      </w:r>
       <w:r>
         <w:rPr>
           <w:rFonts w:hint="eastAsia"/>
@@ -439,12 +351,22 @@
         <w:pStyle w:val="12"/>
         <w:spacing w:line="360" w:lineRule="auto"/>
         <w:jc w:val="center"/>
+        <w:rPr>
+          <w:i w:val="0"/>
+          <w:iCs/>
+          <w:sz w:val="21"/>
+          <w:szCs w:val="21"/>
+        </w:rPr>
       </w:pPr>
       <w:r>
         <w:rPr>
           <w:rFonts w:hint="eastAsia"/>
           <w:b/>
           <w:bCs/>
+          <w:i w:val="0"/>
+          <w:iCs/>
+          <w:sz w:val="21"/>
+          <w:szCs w:val="21"/>
         </w:rPr>
         <w:t>表</w:t>
       </w:r>
@@ -452,6 +374,10 @@
         <w:rPr>
           <w:b/>
           <w:bCs/>
+          <w:i w:val="0"/>
+          <w:iCs/>
+          <w:sz w:val="21"/>
+          <w:szCs w:val="21"/>
         </w:rPr>
         <w:t xml:space="preserve"> </w:t>
       </w:r>
@@ -460,13 +386,17 @@
           <w:rFonts w:hint="eastAsia"/>
           <w:b/>
           <w:bCs/>
+          <w:i w:val="0"/>
+          <w:iCs/>
+          <w:sz w:val="21"/>
+          <w:szCs w:val="21"/>
         </w:rPr>
         <w:t>1：组合推理评测基准对比</w:t>
       </w:r>
     </w:p>
     <w:tbl>
       <w:tblPr>
-        <w:tblStyle w:val="44"/>
+        <w:tblStyle w:val="82"/>
         <w:tblW w:w="5000" w:type="pct"/>
         <w:tblInd w:w="0" w:type="dxa"/>
         <w:tblLayout w:type="fixed"/>
@@ -507,13 +437,19 @@
           </w:tcPr>
           <w:p>
             <w:pPr>
-              <w:pStyle w:val="27"/>
+              <w:pStyle w:val="52"/>
               <w:spacing w:line="360" w:lineRule="auto"/>
               <w:jc w:val="center"/>
+              <w:rPr>
+                <w:sz w:val="21"/>
+                <w:szCs w:val="21"/>
+              </w:rPr>
             </w:pPr>
             <w:r>
               <w:rPr>
                 <w:rFonts w:hint="eastAsia"/>
+                <w:sz w:val="21"/>
+                <w:szCs w:val="21"/>
               </w:rPr>
               <w:t>基准</w:t>
             </w:r>
@@ -530,13 +466,19 @@
           </w:tcPr>
           <w:p>
             <w:pPr>
-              <w:pStyle w:val="27"/>
+              <w:pStyle w:val="52"/>
               <w:spacing w:line="360" w:lineRule="auto"/>
               <w:jc w:val="center"/>
+              <w:rPr>
+                <w:sz w:val="21"/>
+                <w:szCs w:val="21"/>
+              </w:rPr>
             </w:pPr>
             <w:r>
               <w:rPr>
                 <w:rFonts w:hint="eastAsia"/>
+                <w:sz w:val="21"/>
+                <w:szCs w:val="21"/>
               </w:rPr>
               <w:t>子任务维度</w:t>
             </w:r>
@@ -553,13 +495,19 @@
           </w:tcPr>
           <w:p>
             <w:pPr>
-              <w:pStyle w:val="27"/>
+              <w:pStyle w:val="52"/>
               <w:spacing w:line="360" w:lineRule="auto"/>
               <w:jc w:val="center"/>
+              <w:rPr>
+                <w:sz w:val="21"/>
+                <w:szCs w:val="21"/>
+              </w:rPr>
             </w:pPr>
             <w:r>
               <w:rPr>
                 <w:rFonts w:hint="eastAsia"/>
+                <w:sz w:val="21"/>
+                <w:szCs w:val="21"/>
               </w:rPr>
               <w:t>评测方式</w:t>
             </w:r>
@@ -576,13 +524,19 @@
           </w:tcPr>
           <w:p>
             <w:pPr>
-              <w:pStyle w:val="27"/>
+              <w:pStyle w:val="52"/>
               <w:spacing w:line="360" w:lineRule="auto"/>
               <w:jc w:val="center"/>
+              <w:rPr>
+                <w:sz w:val="21"/>
+                <w:szCs w:val="21"/>
+              </w:rPr>
             </w:pPr>
             <w:r>
               <w:rPr>
                 <w:rFonts w:hint="eastAsia"/>
+                <w:sz w:val="21"/>
+                <w:szCs w:val="21"/>
               </w:rPr>
               <w:t>规模</w:t>
             </w:r>
@@ -599,13 +553,19 @@
           </w:tcPr>
           <w:p>
             <w:pPr>
-              <w:pStyle w:val="27"/>
+              <w:pStyle w:val="52"/>
               <w:spacing w:line="360" w:lineRule="auto"/>
               <w:jc w:val="center"/>
+              <w:rPr>
+                <w:sz w:val="21"/>
+                <w:szCs w:val="21"/>
+              </w:rPr>
             </w:pPr>
             <w:r>
               <w:rPr>
                 <w:rFonts w:hint="eastAsia"/>
+                <w:sz w:val="21"/>
+                <w:szCs w:val="21"/>
               </w:rPr>
               <w:t>关键发现</w:t>
             </w:r>
@@ -627,11 +587,19 @@
           </w:tcPr>
           <w:p>
             <w:pPr>
-              <w:pStyle w:val="27"/>
+              <w:pStyle w:val="52"/>
               <w:spacing w:line="360" w:lineRule="auto"/>
               <w:jc w:val="center"/>
-            </w:pPr>
-            <w:r>
+              <w:rPr>
+                <w:sz w:val="21"/>
+                <w:szCs w:val="21"/>
+              </w:rPr>
+            </w:pPr>
+            <w:r>
+              <w:rPr>
+                <w:sz w:val="21"/>
+                <w:szCs w:val="21"/>
+              </w:rPr>
               <w:t>VALSE</w:t>
             </w:r>
           </w:p>
@@ -642,13 +610,19 @@
           </w:tcPr>
           <w:p>
             <w:pPr>
-              <w:pStyle w:val="27"/>
+              <w:pStyle w:val="52"/>
               <w:spacing w:line="360" w:lineRule="auto"/>
               <w:jc w:val="center"/>
+              <w:rPr>
+                <w:sz w:val="21"/>
+                <w:szCs w:val="21"/>
+              </w:rPr>
             </w:pPr>
             <w:r>
               <w:rPr>
                 <w:rFonts w:hint="eastAsia"/>
+                <w:sz w:val="21"/>
+                <w:szCs w:val="21"/>
               </w:rPr>
               <w:t>存在/复数/计数/空间关系/动作/共指</w:t>
             </w:r>
@@ -660,22 +634,34 @@
           </w:tcPr>
           <w:p>
             <w:pPr>
-              <w:pStyle w:val="27"/>
+              <w:pStyle w:val="52"/>
               <w:spacing w:line="360" w:lineRule="auto"/>
               <w:jc w:val="center"/>
+              <w:rPr>
+                <w:sz w:val="21"/>
+                <w:szCs w:val="21"/>
+              </w:rPr>
             </w:pPr>
             <w:r>
               <w:rPr>
                 <w:rFonts w:hint="eastAsia"/>
+                <w:sz w:val="21"/>
+                <w:szCs w:val="21"/>
               </w:rPr>
               <w:t>真假判断（foiled</w:t>
             </w:r>
             <w:r>
+              <w:rPr>
+                <w:sz w:val="21"/>
+                <w:szCs w:val="21"/>
+              </w:rPr>
               <w:t xml:space="preserve"> </w:t>
             </w:r>
             <w:r>
               <w:rPr>
                 <w:rFonts w:hint="eastAsia"/>
+                <w:sz w:val="21"/>
+                <w:szCs w:val="21"/>
               </w:rPr>
               <w:t>instances）</w:t>
             </w:r>
@@ -687,33 +673,43 @@
           </w:tcPr>
           <w:p>
             <w:pPr>
-              <w:pStyle w:val="27"/>
+              <w:pStyle w:val="52"/>
               <w:spacing w:line="360" w:lineRule="auto"/>
               <w:jc w:val="center"/>
-            </w:pPr>
-            <w:r>
+              <w:rPr>
+                <w:sz w:val="21"/>
+                <w:szCs w:val="21"/>
+              </w:rPr>
+            </w:pPr>
+            <w:r>
+              <w:rPr>
+                <w:rFonts w:hint="eastAsia"/>
+                <w:sz w:val="21"/>
+                <w:szCs w:val="21"/>
+              </w:rPr>
               <w:t>6,795 例</w:t>
             </w:r>
+          </w:p>
+        </w:tc>
+        <w:tc>
+          <w:tcPr>
+            <w:tcW w:w="1944" w:type="dxa"/>
+          </w:tcPr>
+          <w:p>
+            <w:pPr>
+              <w:pStyle w:val="52"/>
+              <w:spacing w:line="360" w:lineRule="auto"/>
+              <w:jc w:val="center"/>
+              <w:rPr>
+                <w:sz w:val="21"/>
+                <w:szCs w:val="21"/>
+              </w:rPr>
+            </w:pPr>
             <w:r>
               <w:rPr>
                 <w:rFonts w:hint="eastAsia"/>
-              </w:rPr>
-            </w:r>
-          </w:p>
-        </w:tc>
-        <w:tc>
-          <w:tcPr>
-            <w:tcW w:w="1944" w:type="dxa"/>
-          </w:tcPr>
-          <w:p>
-            <w:pPr>
-              <w:pStyle w:val="27"/>
-              <w:spacing w:line="360" w:lineRule="auto"/>
-              <w:jc w:val="center"/>
-            </w:pPr>
-            <w:r>
-              <w:rPr>
-                <w:rFonts w:hint="eastAsia"/>
+                <w:sz w:val="21"/>
+                <w:szCs w:val="21"/>
               </w:rPr>
               <w:t>存在性强、计数尚可；复数/空间/共指/动作偏弱</w:t>
             </w:r>
@@ -735,11 +731,19 @@
           </w:tcPr>
           <w:p>
             <w:pPr>
-              <w:pStyle w:val="27"/>
+              <w:pStyle w:val="52"/>
               <w:spacing w:line="360" w:lineRule="auto"/>
               <w:jc w:val="center"/>
-            </w:pPr>
-            <w:r>
+              <w:rPr>
+                <w:sz w:val="21"/>
+                <w:szCs w:val="21"/>
+              </w:rPr>
+            </w:pPr>
+            <w:r>
+              <w:rPr>
+                <w:sz w:val="21"/>
+                <w:szCs w:val="21"/>
+              </w:rPr>
               <w:t>CREPE</w:t>
             </w:r>
           </w:p>
@@ -750,13 +754,19 @@
           </w:tcPr>
           <w:p>
             <w:pPr>
-              <w:pStyle w:val="27"/>
+              <w:pStyle w:val="52"/>
               <w:spacing w:line="360" w:lineRule="auto"/>
               <w:jc w:val="center"/>
+              <w:rPr>
+                <w:sz w:val="21"/>
+                <w:szCs w:val="21"/>
+              </w:rPr>
             </w:pPr>
             <w:r>
               <w:rPr>
                 <w:rFonts w:hint="eastAsia"/>
+                <w:sz w:val="21"/>
+                <w:szCs w:val="21"/>
               </w:rPr>
               <w:t>系统性/生产力</w:t>
             </w:r>
@@ -768,22 +778,34 @@
           </w:tcPr>
           <w:p>
             <w:pPr>
-              <w:pStyle w:val="27"/>
+              <w:pStyle w:val="52"/>
               <w:spacing w:line="360" w:lineRule="auto"/>
               <w:jc w:val="center"/>
+              <w:rPr>
+                <w:sz w:val="21"/>
+                <w:szCs w:val="21"/>
+              </w:rPr>
             </w:pPr>
             <w:r>
               <w:rPr>
                 <w:rFonts w:hint="eastAsia"/>
+                <w:sz w:val="21"/>
+                <w:szCs w:val="21"/>
               </w:rPr>
               <w:t>检索（seen-unseen</w:t>
             </w:r>
             <w:r>
+              <w:rPr>
+                <w:sz w:val="21"/>
+                <w:szCs w:val="21"/>
+              </w:rPr>
               <w:t xml:space="preserve"> splits + </w:t>
             </w:r>
             <w:r>
               <w:rPr>
                 <w:rFonts w:hint="eastAsia"/>
+                <w:sz w:val="21"/>
+                <w:szCs w:val="21"/>
               </w:rPr>
               <w:t>复杂度梯度）</w:t>
             </w:r>
@@ -795,16 +817,26 @@
           </w:tcPr>
           <w:p>
             <w:pPr>
-              <w:pStyle w:val="27"/>
+              <w:pStyle w:val="52"/>
               <w:spacing w:line="360" w:lineRule="auto"/>
               <w:jc w:val="center"/>
-            </w:pPr>
-            <w:r>
+              <w:rPr>
+                <w:sz w:val="21"/>
+                <w:szCs w:val="21"/>
+              </w:rPr>
+            </w:pPr>
+            <w:r>
+              <w:rPr>
+                <w:sz w:val="21"/>
+                <w:szCs w:val="21"/>
+              </w:rPr>
               <w:t xml:space="preserve">37 </w:t>
             </w:r>
             <w:r>
               <w:rPr>
                 <w:rFonts w:hint="eastAsia"/>
+                <w:sz w:val="21"/>
+                <w:szCs w:val="21"/>
               </w:rPr>
               <w:t>万级</w:t>
             </w:r>
@@ -816,13 +848,19 @@
           </w:tcPr>
           <w:p>
             <w:pPr>
-              <w:pStyle w:val="27"/>
+              <w:pStyle w:val="52"/>
               <w:spacing w:line="360" w:lineRule="auto"/>
               <w:jc w:val="center"/>
+              <w:rPr>
+                <w:sz w:val="21"/>
+                <w:szCs w:val="21"/>
+              </w:rPr>
             </w:pPr>
             <w:r>
               <w:rPr>
                 <w:rFonts w:hint="eastAsia"/>
+                <w:sz w:val="21"/>
+                <w:szCs w:val="21"/>
               </w:rPr>
               <w:t>缺陷与规模无关</w:t>
             </w:r>
@@ -844,11 +882,19 @@
           </w:tcPr>
           <w:p>
             <w:pPr>
-              <w:pStyle w:val="27"/>
+              <w:pStyle w:val="52"/>
               <w:spacing w:line="360" w:lineRule="auto"/>
               <w:jc w:val="center"/>
-            </w:pPr>
-            <w:r>
+              <w:rPr>
+                <w:sz w:val="21"/>
+                <w:szCs w:val="21"/>
+              </w:rPr>
+            </w:pPr>
+            <w:r>
+              <w:rPr>
+                <w:sz w:val="21"/>
+                <w:szCs w:val="21"/>
+              </w:rPr>
               <w:t>ARO</w:t>
             </w:r>
           </w:p>
@@ -859,13 +905,19 @@
           </w:tcPr>
           <w:p>
             <w:pPr>
-              <w:pStyle w:val="27"/>
+              <w:pStyle w:val="52"/>
               <w:spacing w:line="360" w:lineRule="auto"/>
               <w:jc w:val="center"/>
+              <w:rPr>
+                <w:sz w:val="21"/>
+                <w:szCs w:val="21"/>
+              </w:rPr>
             </w:pPr>
             <w:r>
               <w:rPr>
                 <w:rFonts w:hint="eastAsia"/>
+                <w:sz w:val="21"/>
+                <w:szCs w:val="21"/>
               </w:rPr>
               <w:t>属性/关系/词序</w:t>
             </w:r>
@@ -877,13 +929,19 @@
           </w:tcPr>
           <w:p>
             <w:pPr>
-              <w:pStyle w:val="27"/>
+              <w:pStyle w:val="52"/>
               <w:spacing w:line="360" w:lineRule="auto"/>
               <w:jc w:val="center"/>
+              <w:rPr>
+                <w:sz w:val="21"/>
+                <w:szCs w:val="21"/>
+              </w:rPr>
             </w:pPr>
             <w:r>
               <w:rPr>
                 <w:rFonts w:hint="eastAsia"/>
+                <w:sz w:val="21"/>
+                <w:szCs w:val="21"/>
               </w:rPr>
               <w:t>检索</w:t>
             </w:r>
@@ -895,16 +953,26 @@
           </w:tcPr>
           <w:p>
             <w:pPr>
-              <w:pStyle w:val="27"/>
+              <w:pStyle w:val="52"/>
               <w:spacing w:line="360" w:lineRule="auto"/>
               <w:jc w:val="center"/>
-            </w:pPr>
-            <w:r>
+              <w:rPr>
+                <w:sz w:val="21"/>
+                <w:szCs w:val="21"/>
+              </w:rPr>
+            </w:pPr>
+            <w:r>
+              <w:rPr>
+                <w:sz w:val="21"/>
+                <w:szCs w:val="21"/>
+              </w:rPr>
               <w:t xml:space="preserve">5 </w:t>
             </w:r>
             <w:r>
               <w:rPr>
                 <w:rFonts w:hint="eastAsia"/>
+                <w:sz w:val="21"/>
+                <w:szCs w:val="21"/>
               </w:rPr>
               <w:t>万级</w:t>
             </w:r>
@@ -916,17 +984,27 @@
           </w:tcPr>
           <w:p>
             <w:pPr>
-              <w:pStyle w:val="27"/>
+              <w:pStyle w:val="52"/>
               <w:spacing w:line="360" w:lineRule="auto"/>
               <w:jc w:val="center"/>
+              <w:rPr>
+                <w:sz w:val="21"/>
+                <w:szCs w:val="21"/>
+              </w:rPr>
             </w:pPr>
             <w:r>
               <w:rPr>
                 <w:rFonts w:hint="eastAsia"/>
+                <w:sz w:val="21"/>
+                <w:szCs w:val="21"/>
               </w:rPr>
               <w:t>词袋模型；存在</w:t>
             </w:r>
             <w:r>
+              <w:rPr>
+                <w:sz w:val="21"/>
+                <w:szCs w:val="21"/>
+              </w:rPr>
               <w:t xml:space="preserve"> shortcut</w:t>
             </w:r>
           </w:p>
@@ -947,11 +1025,19 @@
           </w:tcPr>
           <w:p>
             <w:pPr>
-              <w:pStyle w:val="27"/>
+              <w:pStyle w:val="52"/>
               <w:spacing w:line="360" w:lineRule="auto"/>
               <w:jc w:val="center"/>
-            </w:pPr>
-            <w:r>
+              <w:rPr>
+                <w:sz w:val="21"/>
+                <w:szCs w:val="21"/>
+              </w:rPr>
+            </w:pPr>
+            <w:r>
+              <w:rPr>
+                <w:sz w:val="21"/>
+                <w:szCs w:val="21"/>
+              </w:rPr>
               <w:t>SugarCrepe</w:t>
             </w:r>
           </w:p>
@@ -962,17 +1048,22 @@
           </w:tcPr>
           <w:p>
             <w:pPr>
-              <w:pStyle w:val="27"/>
+              <w:pStyle w:val="52"/>
               <w:spacing w:line="360" w:lineRule="auto"/>
               <w:jc w:val="center"/>
+              <w:rPr>
+                <w:sz w:val="21"/>
+                <w:szCs w:val="21"/>
+              </w:rPr>
             </w:pPr>
             <w:r>
               <w:rPr>
                 <w:rFonts w:hint="eastAsia"/>
+                <w:sz w:val="21"/>
+                <w:szCs w:val="21"/>
               </w:rPr>
               <w:t>Replace：物/属/关系；Swap/Add：物/属</w:t>
             </w:r>
-            <w:r/>
           </w:p>
         </w:tc>
         <w:tc>
@@ -981,13 +1072,19 @@
           </w:tcPr>
           <w:p>
             <w:pPr>
-              <w:pStyle w:val="27"/>
+              <w:pStyle w:val="52"/>
               <w:spacing w:line="360" w:lineRule="auto"/>
               <w:jc w:val="center"/>
+              <w:rPr>
+                <w:sz w:val="21"/>
+                <w:szCs w:val="21"/>
+              </w:rPr>
             </w:pPr>
             <w:r>
               <w:rPr>
                 <w:rFonts w:hint="eastAsia"/>
+                <w:sz w:val="21"/>
+                <w:szCs w:val="21"/>
               </w:rPr>
               <w:t>二选一检索</w:t>
             </w:r>
@@ -999,16 +1096,26 @@
           </w:tcPr>
           <w:p>
             <w:pPr>
-              <w:pStyle w:val="27"/>
+              <w:pStyle w:val="52"/>
               <w:spacing w:line="360" w:lineRule="auto"/>
               <w:jc w:val="center"/>
-            </w:pPr>
-            <w:r>
+              <w:rPr>
+                <w:sz w:val="21"/>
+                <w:szCs w:val="21"/>
+              </w:rPr>
+            </w:pPr>
+            <w:r>
+              <w:rPr>
+                <w:sz w:val="21"/>
+                <w:szCs w:val="21"/>
+              </w:rPr>
               <w:t xml:space="preserve">7.5 </w:t>
             </w:r>
             <w:r>
               <w:rPr>
                 <w:rFonts w:hint="eastAsia"/>
+                <w:sz w:val="21"/>
+                <w:szCs w:val="21"/>
               </w:rPr>
               <w:t>千级</w:t>
             </w:r>
@@ -1020,36 +1127,53 @@
           </w:tcPr>
           <w:p>
             <w:pPr>
-              <w:pStyle w:val="27"/>
+              <w:pStyle w:val="52"/>
               <w:spacing w:line="360" w:lineRule="auto"/>
               <w:jc w:val="center"/>
-            </w:pPr>
-            <w:r>
-              <w:t xml:space="preserve">Swap </w:t>
+              <w:rPr>
+                <w:sz w:val="21"/>
+                <w:szCs w:val="21"/>
+              </w:rPr>
+            </w:pPr>
+            <w:r>
+              <w:rPr>
+                <w:sz w:val="21"/>
+                <w:szCs w:val="21"/>
+              </w:rPr>
+              <w:t>Swap 最难（预训练 CLIP）；物体 &gt; 属性 &gt; 关系</w:t>
             </w:r>
             <w:r>
               <w:rPr>
                 <w:rFonts w:hint="eastAsia"/>
-              </w:rPr>
-              <w:t>最难；物体</w:t>
-            </w:r>
-            <w:r>
-              <w:t xml:space="preserve"> &gt; </w:t>
+                <w:sz w:val="21"/>
+                <w:szCs w:val="21"/>
+              </w:rPr>
+            </w:r>
+            <w:r>
+              <w:rPr>
+                <w:sz w:val="21"/>
+                <w:szCs w:val="21"/>
+              </w:rPr>
             </w:r>
             <w:r>
               <w:rPr>
                 <w:rFonts w:hint="eastAsia"/>
-              </w:rPr>
-              <w:t>属性</w:t>
-            </w:r>
-            <w:r>
-              <w:t xml:space="preserve"> &gt; </w:t>
+                <w:sz w:val="21"/>
+                <w:szCs w:val="21"/>
+              </w:rPr>
+            </w:r>
+            <w:r>
+              <w:rPr>
+                <w:sz w:val="21"/>
+                <w:szCs w:val="21"/>
+              </w:rPr>
             </w:r>
             <w:r>
               <w:rPr>
                 <w:rFonts w:hint="eastAsia"/>
-              </w:rPr>
-              <w:t>关系</w:t>
+                <w:sz w:val="21"/>
+                <w:szCs w:val="21"/>
+              </w:rPr>
             </w:r>
           </w:p>
         </w:tc>
@@ -1075,41 +1199,14 @@
         </w:rPr>
         <w:t>基础与奖励信号演进主线</w:t>
       </w:r>
-      <w:commentRangeStart w:id="11"/>
-      <w:commentRangeStart w:id="12"/>
-      <w:r>
-        <w:rPr>
-          <w:rStyle w:val="24"/>
-          <w:sz w:val="28"/>
-          <w:szCs w:val="28"/>
-        </w:rPr>
-        <w:commentReference w:id="11"/>
-      </w:r>
-      <w:commentRangeEnd w:id="11"/>
-      <w:commentRangeEnd w:id="12"/>
-      <w:r>
-        <w:rPr>
-          <w:rStyle w:val="24"/>
-          <w:sz w:val="28"/>
-          <w:szCs w:val="28"/>
-        </w:rPr>
-        <w:commentReference w:id="12"/>
-      </w:r>
     </w:p>
     <w:p>
       <w:pPr>
-        <w:pStyle w:val="26"/>
+        <w:pStyle w:val="33"/>
         <w:spacing w:line="360" w:lineRule="auto"/>
         <w:ind w:firstLine="480" w:firstLineChars="200"/>
         <w:jc w:val="both"/>
       </w:pPr>
-      <w:r>
-        <w:rPr>
-          <w:rFonts w:hint="eastAsia"/>
-          <w:color w:val="000000"/>
-        </w:rPr>
-        <w:commentReference w:id="13"/>
-      </w:r>
       <w:r>
         <w:rPr>
           <w:rFonts w:hint="eastAsia"/>
@@ -1200,9 +1297,6 @@
         <w:jc w:val="both"/>
       </w:pPr>
       <m:oMathPara>
-        <m:oMathParaPr>
-          <m:jc m:val="center"/>
-        </m:oMathParaPr>
         <m:oMath>
           <m:eqArr>
             <m:eqArrPr>
@@ -1252,9 +1346,7 @@
                 </m:sub>
               </m:sSub>
               <m:r>
-                <m:rPr>
-                  <m:sty m:val="p"/>
-                </m:rPr>
+                <m:rPr/>
                 <w:rPr>
                   <w:rFonts w:ascii="Cambria Math" w:hAnsi="Cambria Math"/>
                 </w:rPr>
@@ -1307,9 +1399,7 @@
                     </m:sub>
                   </m:sSub>
                   <m:r>
-                    <m:rPr>
-                      <m:sty m:val="p"/>
-                    </m:rPr>
+                    <m:rPr/>
                     <w:rPr>
                       <w:rFonts w:ascii="Cambria Math" w:hAnsi="Cambria Math"/>
                     </w:rPr>
@@ -1391,9 +1481,7 @@
                 </m:den>
               </m:f>
               <m:r>
-                <m:rPr>
-                  <m:sty m:val="p"/>
-                </m:rPr>
+                <m:rPr/>
                 <w:rPr>
                   <w:rFonts w:ascii="Cambria Math" w:hAnsi="Cambria Math"/>
                 </w:rPr>
@@ -1411,7 +1499,7 @@
     </w:p>
     <w:p>
       <w:pPr>
-        <w:pStyle w:val="26"/>
+        <w:pStyle w:val="33"/>
         <w:spacing w:line="360" w:lineRule="auto"/>
         <w:jc w:val="both"/>
       </w:pPr>
@@ -1460,24 +1548,6 @@
         <w:ind w:firstLine="480" w:firstLineChars="200"/>
         <w:jc w:val="both"/>
       </w:pPr>
-      <w:commentRangeStart w:id="14"/>
-      <w:commentRangeStart w:id="15"/>
-      <w:r>
-        <w:rPr>
-          <w:rFonts w:hint="eastAsia"/>
-          <w:color w:val="000000"/>
-        </w:rPr>
-        <w:commentReference w:id="14"/>
-      </w:r>
-      <w:commentRangeEnd w:id="14"/>
-      <w:commentRangeEnd w:id="15"/>
-      <w:r>
-        <w:rPr>
-          <w:rFonts w:hint="eastAsia"/>
-          <w:color w:val="000000"/>
-        </w:rPr>
-        <w:commentReference w:id="15"/>
-      </w:r>
       <w:r>
         <w:rPr>
           <w:rFonts w:hint="eastAsia"/>
@@ -1510,7 +1580,7 @@
     </w:p>
     <w:p>
       <w:pPr>
-        <w:pStyle w:val="26"/>
+        <w:pStyle w:val="33"/>
         <w:spacing w:line="360" w:lineRule="auto"/>
         <w:ind w:firstLine="480" w:firstLineChars="200"/>
         <w:jc w:val="both"/>
@@ -1520,7 +1590,7 @@
           <w:rFonts w:hint="eastAsia"/>
           <w:color w:val="000000"/>
         </w:rPr>
-        <w:t>根据奖励信号的增量贡献，现有方法可归纳为三类：结果验证奖励、视觉对齐奖励和推理过程奖励，分别对应组合推理中“是否正确”“是否看对”与“是否合理推理”三个层面的优化目标。具体地，判据设计创新（如何判定对错）归入 3.1，信号源创新（奖励依据什么）归入 3.2，优化对象创新（奖励作用于哪里）归入 3.3；各方法继承自 RLVR 底座（如 GRPO 的答案验证）的通用成分不计入分类依据。类别之间体现的是奖励粒度的扩展而非严格的继承关系；本节按三类展开梳理，每篇方法按统一维度（奖励来源、监督需求、组合触及度、评测与局限）呈现，类别间的关系集中于 3.4 节讨论。下文所引实验数据均为论文报告值，比较条件（基座模型、基线、评测基准）见各方法段与表 4。</w:t>
+        <w:t>根据奖励信号的增量贡献，现有方法可归纳为三类：结果验证奖励、视觉对齐奖励和推理过程奖励，分别对应组合推理中“是否正确”“是否看对”与“是否合理推理”三个层面的优化目标。具体地，判据设计创新（如何判定对错）归入 3.1，信号源创新（奖励依据什么）归入 3.2，优化对象创新（奖励作用于哪里）归入 3.3；各方法继承自 RLVR 底座（如 GRPO 的答案验证）的通用成分不计入分类依据。类别之间体现的是奖励粒度的扩展而非严格的继承关系；本节按三类展开梳理，每篇方法按统一维度（奖励来源、监督需求、组合触及度、评测与局限）呈现，类别间的关系集中于 3.4 节讨论。</w:t>
       </w:r>
     </w:p>
     <w:p>
@@ -1532,36 +1602,21 @@
       <w:bookmarkStart w:id="6" w:name="验证器奖励verifier-based"/>
       <w:r>
         <w:rPr>
-          <w:rFonts w:eastAsia="宋体"/>
-        </w:rPr>
-        <w:t xml:space="preserve">3.1 </w:t>
-      </w:r>
-      <w:r>
-        <w:rPr>
           <w:rFonts w:hint="eastAsia" w:eastAsia="宋体"/>
-        </w:rPr>
-        <w:t>验证器</w:t>
-      </w:r>
-      <w:commentRangeStart w:id="16"/>
+          <w:lang w:val="en-US" w:eastAsia="zh-CN"/>
+        </w:rPr>
+        <w:t>3.1</w:t>
+      </w:r>
       <w:r>
         <w:rPr>
           <w:rFonts w:hint="eastAsia" w:eastAsia="宋体"/>
         </w:rPr>
-        <w:t>奖励（Verifier-based）</w:t>
-      </w:r>
-      <w:commentRangeEnd w:id="16"/>
-      <w:r>
-        <w:rPr>
-          <w:rStyle w:val="24"/>
-          <w:sz w:val="28"/>
-          <w:szCs w:val="28"/>
-        </w:rPr>
-        <w:commentReference w:id="16"/>
+        <w:t>验证器奖励（Verifier-based）</w:t>
       </w:r>
     </w:p>
     <w:p>
       <w:pPr>
-        <w:pStyle w:val="26"/>
+        <w:pStyle w:val="33"/>
         <w:spacing w:line="360" w:lineRule="auto"/>
         <w:ind w:firstLine="480" w:firstLineChars="200"/>
         <w:jc w:val="both"/>
@@ -1583,6 +1638,7 @@
       </w:pPr>
       <w:r>
         <w:rPr>
+          <w:rFonts w:hint="eastAsia"/>
           <w:color w:val="000000"/>
         </w:rPr>
         <w:t>CR³ [4] 是结果级验证的代表，其贡献是把组合推理重新设计成答案可自动判分的任务：构造三个图文匹配任务（TG-VCR、VG-TCR、CITM），回答正误由确定性规则判定，奖励由答案正确与推理顺序两个二元分量构成：</w:t>
@@ -1709,9 +1765,7 @@
                 </m:sub>
               </m:sSub>
               <m:r>
-                <m:rPr>
-                  <m:sty m:val="p"/>
-                </m:rPr>
+                <m:rPr/>
                 <w:rPr>
                   <w:rFonts w:ascii="Cambria Math" w:hAnsi="Cambria Math"/>
                   <w:sz w:val="24"/>
@@ -1719,9 +1773,7 @@
                 <m:t>#</m:t>
               </m:r>
               <m:r>
-                <m:rPr>
-                  <m:sty m:val="p"/>
-                </m:rPr>
+                <m:rPr/>
                 <w:rPr>
                   <w:rFonts w:hint="default" w:ascii="Cambria Math" w:hAnsi="Cambria Math"/>
                   <w:sz w:val="24"/>
@@ -1743,7 +1795,7 @@
     </w:p>
     <w:p>
       <w:pPr>
-        <w:pStyle w:val="26"/>
+        <w:pStyle w:val="33"/>
         <w:spacing w:line="360" w:lineRule="auto"/>
         <w:ind w:firstLine="480" w:firstLineChars="200"/>
         <w:jc w:val="both"/>
@@ -1815,18 +1867,14 @@
       </w:r>
       <m:oMath>
         <m:r>
-          <m:rPr>
-            <m:sty m:val="p"/>
-          </m:rPr>
+          <m:rPr/>
           <w:rPr>
             <w:rFonts w:ascii="Cambria Math" w:hAnsi="Cambria Math"/>
           </w:rPr>
           <m:t>λ</m:t>
         </m:r>
         <m:r>
-          <m:rPr>
-            <m:sty m:val="p"/>
-          </m:rPr>
+          <m:rPr/>
           <w:rPr>
             <w:rFonts w:hint="default" w:ascii="Cambria Math" w:hAnsi="Cambria Math"/>
             <w:lang w:val="en-US" w:eastAsia="zh-CN"/>
@@ -1839,7 +1887,7 @@
           <w:rFonts w:hint="eastAsia"/>
           <w:color w:val="000000"/>
         </w:rPr>
-        <w:t>），强制显式推理生成。无需外部标注，但规则判定只是前提，真正决定信号质量的是数据工序：通过语义与视觉双重筛选构造高难度负样本（18.5 万→1.89 万），使二元奖励在“整体相似、细节绑定出错”的样本上保持梯度。论文报告 Qwen2.5-VL-7B 与 InternVL3-8B 在三个组合基准上较原始基线平均提升超 9 个绝对点（论文正文表述为 10 点），且无 SFT 常见的领域外退化。</w:t>
+        <w:t>），强制显式推理生成。无需外部标注，但规则判定只是前提，真正决定信号质量的是数据工序：通过语义与视觉双重筛选构造高难度负样本（18.5 万→1.89 万），使二元奖励在“整体相似、细节绑定出错”的样本上保持梯度。论文报告 Qwen2.5-VL-7B 与 InternVL3-8B 在三个组合基准上较原始基线平均提升 9.65 个百分点（按表 3 实算；论文正文概括为约 10 点），且无 SFT 常见的领域外退化。</w:t>
       </w:r>
     </w:p>
     <w:p>
@@ -1864,9 +1912,6 @@
         <w:jc w:val="both"/>
       </w:pPr>
       <m:oMathPara>
-        <m:oMathParaPr>
-          <m:jc m:val="center"/>
-        </m:oMathParaPr>
         <m:oMath>
           <m:eqArr>
             <m:eqArrPr>
@@ -1902,14 +1947,7 @@
                 </m:e>
                 <m:sub>
                   <m:r>
-                    <m:rPr>
-                      <m:nor/>
-                      <m:sty m:val="p"/>
-                    </m:rPr>
-                    <w:rPr>
-                      <w:b w:val="0"/>
-                      <w:i w:val="0"/>
-                    </w:rPr>
+                    <m:rPr/>
                     <m:t>total</m:t>
                   </m:r>
                   <m:ctrlPr>
@@ -1920,10 +1958,7 @@
                 </m:sub>
               </m:sSub>
               <m:r>
-                <m:rPr>
-                  <m:sty m:val="p"/>
-                  <m:scr m:val="double-struck"/>
-                </m:rPr>
+                <m:rPr/>
                 <w:rPr>
                   <w:rFonts w:ascii="Cambria Math" w:hAnsi="Cambria Math"/>
                 </w:rPr>
@@ -1953,14 +1988,7 @@
                 </m:e>
                 <m:sub>
                   <m:r>
-                    <m:rPr>
-                      <m:nor/>
-                      <m:sty m:val="p"/>
-                    </m:rPr>
-                    <w:rPr>
-                      <w:b w:val="0"/>
-                      <w:i w:val="0"/>
-                    </w:rPr>
+                    <m:rPr/>
                     <m:t>fmt</m:t>
                   </m:r>
                   <m:ctrlPr>
@@ -1970,30 +1998,12 @@
                   </m:ctrlPr>
                 </m:sub>
               </m:sSub>
-              <m:r>
-                <m:rPr>
-                  <m:sty m:val="p"/>
-                </m:rPr>
-                <w:rPr>
-                  <w:rFonts w:ascii="Cambria Math" w:hAnsi="Cambria Math"/>
-                </w:rPr>
-                <m:t>=</m:t>
-              </m:r>
               <m:r>
                 <m:rPr/>
                 <w:rPr>
                   <w:rFonts w:ascii="Cambria Math" w:hAnsi="Cambria Math"/>
                 </w:rPr>
-                <m:t>1</m:t>
-              </m:r>
-              <m:r>
-                <m:rPr>
-                  <m:sty m:val="p"/>
-                </m:rPr>
-                <w:rPr>
-                  <w:rFonts w:ascii="Cambria Math" w:hAnsi="Cambria Math"/>
-                </w:rPr>
-                <m:t>]</m:t>
+                <m:t>=1]</m:t>
               </m:r>
               <m:d>
                 <m:dPr>
@@ -2079,9 +2089,7 @@
                     </m:sub>
                   </m:sSub>
                   <m:r>
-                    <m:rPr>
-                      <m:sty m:val="p"/>
-                    </m:rPr>
+                    <m:rPr/>
                     <w:rPr>
                       <w:rFonts w:ascii="Cambria Math" w:hAnsi="Cambria Math"/>
                     </w:rPr>
@@ -2162,9 +2170,7 @@
                     </m:sub>
                   </m:sSub>
                   <m:r>
-                    <m:rPr>
-                      <m:sty m:val="p"/>
-                    </m:rPr>
+                    <m:rPr/>
                     <w:rPr>
                       <w:rFonts w:ascii="Cambria Math" w:hAnsi="Cambria Math"/>
                     </w:rPr>
@@ -2245,10 +2251,7 @@
                     </m:sub>
                   </m:sSub>
                   <m:r>
-                    <m:rPr>
-                      <m:sty m:val="p"/>
-                      <m:scr m:val="double-struck"/>
-                    </m:rPr>
+                    <m:rPr/>
                     <w:rPr>
                       <w:rFonts w:ascii="Cambria Math" w:hAnsi="Cambria Math"/>
                     </w:rPr>
@@ -2292,38 +2295,11 @@
                     </m:sub>
                   </m:sSub>
                   <m:r>
-                    <m:rPr>
-                      <m:sty m:val="p"/>
-                    </m:rPr>
-                    <w:rPr>
-                      <w:rFonts w:ascii="Cambria Math" w:hAnsi="Cambria Math"/>
-                    </w:rPr>
-                    <m:t>=</m:t>
-                  </m:r>
-                  <m:r>
                     <m:rPr/>
                     <w:rPr>
                       <w:rFonts w:ascii="Cambria Math" w:hAnsi="Cambria Math"/>
                     </w:rPr>
-                    <m:t>1</m:t>
-                  </m:r>
-                  <m:r>
-                    <m:rPr>
-                      <m:sty m:val="p"/>
-                    </m:rPr>
-                    <w:rPr>
-                      <w:rFonts w:ascii="Cambria Math" w:hAnsi="Cambria Math"/>
-                    </w:rPr>
-                    <m:t>]</m:t>
-                  </m:r>
-                  <m:r>
-                    <m:rPr>
-                      <m:sty m:val="p"/>
-                    </m:rPr>
-                    <w:rPr>
-                      <w:rFonts w:ascii="Cambria Math" w:hAnsi="Cambria Math"/>
-                    </w:rPr>
-                    <m:t>⋅</m:t>
+                    <m:t>=1]⋅</m:t>
                   </m:r>
                   <m:sSub>
                     <m:sSubPr>
@@ -2407,9 +2383,7 @@
                 </m:e>
               </m:d>
               <m:r>
-                <m:rPr>
-                  <m:sty m:val="p"/>
-                </m:rPr>
+                <m:rPr/>
                 <w:rPr>
                   <w:rFonts w:ascii="Cambria Math" w:hAnsi="Cambria Math"/>
                 </w:rPr>
@@ -2427,7 +2401,7 @@
     </w:p>
     <w:p>
       <w:pPr>
-        <w:pStyle w:val="26"/>
+        <w:pStyle w:val="33"/>
         <w:spacing w:line="360" w:lineRule="auto"/>
         <w:jc w:val="both"/>
       </w:pPr>
@@ -2457,7 +2431,7 @@
       </w:pPr>
       <w:r>
         <w:rPr>
-          <w:rFonts w:cs="Times New Roman"/>
+          <w:rFonts w:hint="eastAsia" w:cs="Times New Roman"/>
           <w:color w:val="000000" w:themeColor="text1"/>
           <w14:textFill>
             <w14:solidFill>
@@ -2465,7 +2439,57 @@
             </w14:solidFill>
           </w14:textFill>
         </w:rPr>
-        <w:t>SVQA-R1 [14] 代表了对“跨视角一致性”的验证，将图像镜像翻转并用 GPT-4o 生成翻转后逻辑一致的问答对，要求模型对原图与翻转图给出语义一致的答案；奖励为格式与语义两个分量加权（</w:t>
+        <w:t>SVQA-R1 [14] 代表了对</w:t>
+      </w:r>
+      <w:r>
+        <w:rPr>
+          <w:rFonts w:hint="eastAsia" w:cs="Times New Roman"/>
+          <w:color w:val="000000" w:themeColor="text1"/>
+          <w:lang w:eastAsia="zh-CN"/>
+          <w14:textFill>
+            <w14:solidFill>
+              <w14:schemeClr w14:val="tx1"/>
+            </w14:solidFill>
+          </w14:textFill>
+        </w:rPr>
+        <w:t>“</w:t>
+      </w:r>
+      <w:r>
+        <w:rPr>
+          <w:rFonts w:hint="eastAsia" w:cs="Times New Roman"/>
+          <w:color w:val="000000" w:themeColor="text1"/>
+          <w14:textFill>
+            <w14:solidFill>
+              <w14:schemeClr w14:val="tx1"/>
+            </w14:solidFill>
+          </w14:textFill>
+        </w:rPr>
+        <w:t>跨视角一致性</w:t>
+      </w:r>
+      <w:r>
+        <w:rPr>
+          <w:rFonts w:hint="eastAsia" w:cs="Times New Roman"/>
+          <w:color w:val="000000" w:themeColor="text1"/>
+          <w:lang w:eastAsia="zh-CN"/>
+          <w14:textFill>
+            <w14:solidFill>
+              <w14:schemeClr w14:val="tx1"/>
+            </w14:solidFill>
+          </w14:textFill>
+        </w:rPr>
+        <w:t>”</w:t>
+      </w:r>
+      <w:r>
+        <w:rPr>
+          <w:rFonts w:hint="eastAsia" w:cs="Times New Roman"/>
+          <w:color w:val="000000" w:themeColor="text1"/>
+          <w14:textFill>
+            <w14:solidFill>
+              <w14:schemeClr w14:val="tx1"/>
+            </w14:solidFill>
+          </w14:textFill>
+        </w:rPr>
+        <w:t>的验证，将图像镜像翻转并用 GPT-4o 生成翻转后逻辑一致的问答对，要求模型对原图与翻转图给出语义一致的答案；奖励为格式与语义两个分量加权（</w:t>
       </w:r>
       <m:oMath>
         <m:r>
@@ -2479,22 +2503,7 @@
               </w14:solidFill>
             </w14:textFill>
           </w:rPr>
-          <m:t>r</m:t>
-        </m:r>
-        <m:r>
-          <m:rPr>
-            <m:sty m:val="p"/>
-          </m:rPr>
-          <w:rPr>
-            <w:rFonts w:ascii="Cambria Math" w:hAnsi="Cambria Math" w:cs="Cambria Math"/>
-            <w:color w:val="000000" w:themeColor="text1"/>
-            <w14:textFill>
-              <w14:solidFill>
-                <w14:schemeClr w14:val="tx1"/>
-              </w14:solidFill>
-            </w14:textFill>
-          </w:rPr>
-          <m:t>=</m:t>
+          <m:t>r=</m:t>
         </m:r>
         <m:sSub>
           <m:sSubPr>
@@ -2538,9 +2547,7 @@
           </m:e>
           <m:sub>
             <m:r>
-              <m:rPr>
-                <m:sty m:val="p"/>
-              </m:rPr>
+              <m:rPr/>
               <w:rPr>
                 <w:rFonts w:ascii="Cambria Math" w:hAnsi="Cambria Math" w:cs="Cambria Math"/>
                 <w:color w:val="000000" w:themeColor="text1"/>
@@ -2633,9 +2640,7 @@
           </m:sup>
         </m:sSup>
         <m:r>
-          <m:rPr>
-            <m:sty m:val="p"/>
-          </m:rPr>
+          <m:rPr/>
           <w:rPr>
             <w:rFonts w:ascii="Cambria Math" w:hAnsi="Cambria Math" w:cs="Cambria Math"/>
             <w:color w:val="000000" w:themeColor="text1"/>
@@ -2689,9 +2694,7 @@
           </m:e>
           <m:sub>
             <m:r>
-              <m:rPr>
-                <m:sty m:val="p"/>
-              </m:rPr>
+              <m:rPr/>
               <w:rPr>
                 <w:rFonts w:ascii="Cambria Math" w:hAnsi="Cambria Math" w:cs="Cambria Math"/>
                 <w:color w:val="000000" w:themeColor="text1"/>
@@ -2786,7 +2789,7 @@
       </m:oMath>
       <w:r>
         <w:rPr>
-          <w:rFonts w:cs="Times New Roman"/>
+          <w:rFonts w:hint="eastAsia" w:cs="Times New Roman"/>
           <w:color w:val="000000" w:themeColor="text1"/>
           <w14:textFill>
             <w14:solidFill>
@@ -2830,9 +2833,10 @@
       <w:bookmarkStart w:id="7" w:name="视觉对齐奖励grounded"/>
       <w:r>
         <w:rPr>
-          <w:rFonts w:eastAsia="宋体"/>
-        </w:rPr>
-        <w:t xml:space="preserve">3.2 </w:t>
+          <w:rFonts w:hint="eastAsia" w:eastAsia="宋体"/>
+          <w:lang w:val="en-US" w:eastAsia="zh-CN"/>
+        </w:rPr>
+        <w:t>3.2</w:t>
       </w:r>
       <w:r>
         <w:rPr>
@@ -2843,7 +2847,7 @@
     </w:p>
     <w:p>
       <w:pPr>
-        <w:pStyle w:val="26"/>
+        <w:pStyle w:val="33"/>
         <w:spacing w:line="360" w:lineRule="auto"/>
         <w:ind w:firstLine="480" w:firstLineChars="200"/>
         <w:jc w:val="both"/>
@@ -2865,6 +2869,7 @@
       </w:pPr>
       <w:r>
         <w:rPr>
+          <w:rFonts w:hint="eastAsia"/>
           <w:color w:val="000000"/>
         </w:rPr>
         <w:t>Ground-R1 [15] 是这一方向的起点，证明 RL 下不依赖外部框标注（训练奖励仅含格式与答案验证，证据框由模型自生成）即可驱动模型学会定位证据。两阶段 rollout 中，模型先输出证据框坐标、再基于裁剪出的局部图像作答，对齐信号来自答案对局部图像的依赖，其奖励本身仍是格式与答案验证。论文诊断出标准 GRPO 的全局归一化偏袒大而显著的证据区域，小证据获得持续负优势，故提出尺度相对策略优化（SRPO），按区域面积分箱做桶内/桶间归一化，较标准 GRPO 在 V* 与 HR-4K 上分别提升 2.1 与 1.2 个百分点。SRPO 属归一化机制而非奖励信号设计，却印证了主线上的一个必要条件：对齐奖励要真正生效，不同尺度的证据必须在优势计算中公平竞争，否则信号将被大区域垄断。</w:t>
@@ -2879,6 +2884,7 @@
       </w:pPr>
       <w:r>
         <w:rPr>
+          <w:rFonts w:hint="eastAsia"/>
           <w:color w:val="000000"/>
         </w:rPr>
         <w:t>GRIT [16] 在监督强度上进一步压缩：包围框坐标直接内嵌进思维链</w:t>
@@ -2891,7 +2897,7 @@
       </w:r>
       <w:r>
         <w:rPr>
-          <w:rStyle w:val="51"/>
+          <w:rStyle w:val="27"/>
         </w:rPr>
         <w:t>&lt;think&gt;</w:t>
       </w:r>
@@ -2900,7 +2906,7 @@
       </w:r>
       <w:r>
         <w:rPr>
-          <w:rStyle w:val="51"/>
+          <w:rStyle w:val="27"/>
         </w:rPr>
         <w:t>&lt;rethink&gt;</w:t>
       </w:r>
@@ -2909,7 +2915,7 @@
       </w:r>
       <w:r>
         <w:rPr>
-          <w:rStyle w:val="51"/>
+          <w:rStyle w:val="27"/>
         </w:rPr>
         <w:t>&lt;answer&gt;</w:t>
       </w:r>
@@ -2921,9 +2927,40 @@
       </w:r>
       <w:r>
         <w:rPr>
+          <w:rFonts w:hint="eastAsia"/>
           <w:color w:val="000000"/>
         </w:rPr>
-        <w:t>，训练仅用 20 个图文问答三元组即触发基座模型的 grounded 推理能力。消融还揭示对齐信号须与推理需求挂钩：加入计数奖励后 grounding 质量显著提升（GIoU 0.349→0.387）。但 bbox 终究只是“看哪儿”的粗略代理，奖励不约束框本身的质量。</w:t>
+        <w:t>，训练仅用 20 个图文问答三元组即触发基座模型的 grounded 推理能力。消融还揭示对齐信号须与推理需求挂钩：加入计数奖励后 grounding 质量明显提升（GIoU 0.349→0.387）。但 bbox 终究只是</w:t>
+      </w:r>
+      <w:r>
+        <w:rPr>
+          <w:rFonts w:hint="eastAsia"/>
+          <w:color w:val="000000"/>
+          <w:lang w:eastAsia="zh-CN"/>
+        </w:rPr>
+        <w:t>“</w:t>
+      </w:r>
+      <w:r>
+        <w:rPr>
+          <w:rFonts w:hint="eastAsia"/>
+          <w:color w:val="000000"/>
+        </w:rPr>
+        <w:t>看哪儿</w:t>
+      </w:r>
+      <w:r>
+        <w:rPr>
+          <w:rFonts w:hint="eastAsia"/>
+          <w:color w:val="000000"/>
+          <w:lang w:eastAsia="zh-CN"/>
+        </w:rPr>
+        <w:t>”</w:t>
+      </w:r>
+      <w:r>
+        <w:rPr>
+          <w:rFonts w:hint="eastAsia"/>
+          <w:color w:val="000000"/>
+        </w:rPr>
+        <w:t>的粗略代理，奖励不约束框本身的质量。</w:t>
       </w:r>
     </w:p>
     <w:p>
@@ -2935,6 +2972,7 @@
       </w:pPr>
       <w:r>
         <w:rPr>
+          <w:rFonts w:hint="eastAsia"/>
           <w:color w:val="000000"/>
         </w:rPr>
         <w:t xml:space="preserve">POLIA [17] 把对齐粒度细化到物体级，是本节中奖励公式最完整的设计：答案级外在优势 </w:t>
@@ -2964,14 +3002,7 @@
           </m:e>
           <m:sup>
             <m:r>
-              <m:rPr>
-                <m:nor/>
-                <m:sty m:val="p"/>
-              </m:rPr>
-              <w:rPr>
-                <w:b w:val="0"/>
-                <w:i w:val="0"/>
-              </w:rPr>
+              <m:rPr/>
               <m:t>ext</m:t>
             </m:r>
             <m:ctrlPr>
@@ -2984,6 +3015,7 @@
       </m:oMath>
       <w:r>
         <w:rPr>
+          <w:rFonts w:hint="eastAsia"/>
           <w:color w:val="000000"/>
         </w:rPr>
         <w:t xml:space="preserve"> 沿用 GRPO 的组内归一化；物体级内在优势 </w:t>
@@ -3013,14 +3045,7 @@
           </m:e>
           <m:sup>
             <m:r>
-              <m:rPr>
-                <m:nor/>
-                <m:sty m:val="p"/>
-              </m:rPr>
-              <w:rPr>
-                <w:b w:val="0"/>
-                <w:i w:val="0"/>
-              </w:rPr>
+              <m:rPr/>
               <m:t>int</m:t>
             </m:r>
             <m:ctrlPr>
@@ -3033,6 +3058,7 @@
       </m:oMath>
       <w:r>
         <w:rPr>
+          <w:rFonts w:hint="eastAsia"/>
           <w:color w:val="000000"/>
         </w:rPr>
         <w:t xml:space="preserve"> 先在答案引用的物体集合上按置信度修正奖励，再在组内归一化：</w:t>
@@ -3045,9 +3071,6 @@
         <w:jc w:val="both"/>
       </w:pPr>
       <m:oMathPara>
-        <m:oMathParaPr>
-          <m:jc m:val="center"/>
-        </m:oMathParaPr>
         <m:oMath>
           <m:eqArr>
             <m:eqArrPr>
@@ -3088,23 +3111,7 @@
                     <w:rPr>
                       <w:rFonts w:ascii="Cambria Math" w:hAnsi="Cambria Math"/>
                     </w:rPr>
-                    <m:t>i</m:t>
-                  </m:r>
-                  <m:r>
-                    <m:rPr>
-                      <m:sty m:val="p"/>
-                    </m:rPr>
-                    <w:rPr>
-                      <w:rFonts w:ascii="Cambria Math" w:hAnsi="Cambria Math"/>
-                    </w:rPr>
-                    <m:t>,</m:t>
-                  </m:r>
-                  <m:r>
-                    <m:rPr/>
-                    <w:rPr>
-                      <w:rFonts w:ascii="Cambria Math" w:hAnsi="Cambria Math"/>
-                    </w:rPr>
-                    <m:t>o</m:t>
+                    <m:t>i,o</m:t>
                   </m:r>
                   <m:ctrlPr>
                     <w:rPr>
@@ -3113,30 +3120,12 @@
                   </m:ctrlPr>
                 </m:sub>
               </m:sSub>
-              <m:r>
-                <m:rPr>
-                  <m:sty m:val="p"/>
-                </m:rPr>
-                <w:rPr>
-                  <w:rFonts w:ascii="Cambria Math" w:hAnsi="Cambria Math"/>
-                </w:rPr>
-                <m:t>=</m:t>
-              </m:r>
               <m:r>
                 <m:rPr/>
                 <w:rPr>
                   <w:rFonts w:ascii="Cambria Math" w:hAnsi="Cambria Math"/>
                 </w:rPr>
-                <m:t>R</m:t>
-              </m:r>
-              <m:r>
-                <m:rPr>
-                  <m:sty m:val="p"/>
-                </m:rPr>
-                <w:rPr>
-                  <w:rFonts w:ascii="Cambria Math" w:hAnsi="Cambria Math"/>
-                </w:rPr>
-                <m:t>(</m:t>
+                <m:t>=R(</m:t>
               </m:r>
               <m:sSub>
                 <m:sSubPr>
@@ -3176,9 +3165,7 @@
                 </m:sub>
               </m:sSub>
               <m:r>
-                <m:rPr>
-                  <m:sty m:val="p"/>
-                </m:rPr>
+                <m:rPr/>
                 <w:rPr>
                   <w:rFonts w:ascii="Cambria Math" w:hAnsi="Cambria Math"/>
                 </w:rPr>
@@ -3212,23 +3199,7 @@
                     <w:rPr>
                       <w:rFonts w:ascii="Cambria Math" w:hAnsi="Cambria Math"/>
                     </w:rPr>
-                    <m:t>i</m:t>
-                  </m:r>
-                  <m:r>
-                    <m:rPr>
-                      <m:sty m:val="p"/>
-                    </m:rPr>
-                    <w:rPr>
-                      <w:rFonts w:ascii="Cambria Math" w:hAnsi="Cambria Math"/>
-                    </w:rPr>
-                    <m:t>,</m:t>
-                  </m:r>
-                  <m:r>
-                    <m:rPr/>
-                    <w:rPr>
-                      <w:rFonts w:ascii="Cambria Math" w:hAnsi="Cambria Math"/>
-                    </w:rPr>
-                    <m:t>o</m:t>
+                    <m:t>i,o</m:t>
                   </m:r>
                   <m:ctrlPr>
                     <w:rPr>
@@ -3237,21 +3208,12 @@
                   </m:ctrlPr>
                 </m:sub>
               </m:sSub>
-              <m:r>
-                <m:rPr>
-                  <m:sty m:val="p"/>
-                </m:rPr>
-                <w:rPr>
-                  <w:rFonts w:ascii="Cambria Math" w:hAnsi="Cambria Math"/>
-                </w:rPr>
-                <m:t>,</m:t>
-              </m:r>
               <m:r>
                 <m:rPr/>
                 <w:rPr>
                   <w:rFonts w:ascii="Cambria Math" w:hAnsi="Cambria Math"/>
                 </w:rPr>
-                <m:t>  </m:t>
+                <m:t>,  </m:t>
               </m:r>
               <m:sSubSup>
                 <m:sSubSupPr>
@@ -3267,7 +3229,7 @@
                     <w:rPr>
                       <w:rFonts w:ascii="Cambria Math" w:hAnsi="Cambria Math"/>
                     </w:rPr>
-                    <m:t>A</m:t>
+                    <m:t>i,o</m:t>
                   </m:r>
                   <m:ctrlPr>
                     <w:rPr>
@@ -3278,26 +3240,7 @@
                 <m:sub>
                   <m:r>
                     <m:rPr/>
-                    <w:rPr>
-                      <w:rFonts w:ascii="Cambria Math" w:hAnsi="Cambria Math"/>
-                    </w:rPr>
-                    <m:t>i</m:t>
-                  </m:r>
-                  <m:r>
-                    <m:rPr>
-                      <m:sty m:val="p"/>
-                    </m:rPr>
-                    <w:rPr>
-                      <w:rFonts w:ascii="Cambria Math" w:hAnsi="Cambria Math"/>
-                    </w:rPr>
-                    <m:t>,</m:t>
-                  </m:r>
-                  <m:r>
-                    <m:rPr/>
-                    <w:rPr>
-                      <w:rFonts w:ascii="Cambria Math" w:hAnsi="Cambria Math"/>
-                    </w:rPr>
-                    <m:t>o</m:t>
+                    <m:t>int</m:t>
                   </m:r>
                   <m:ctrlPr>
                     <w:rPr>
@@ -3307,15 +3250,11 @@
                 </m:sub>
                 <m:sup>
                   <m:r>
-                    <m:rPr>
-                      <m:nor/>
-                      <m:sty m:val="p"/>
-                    </m:rPr>
-                    <w:rPr>
-                      <w:b w:val="0"/>
-                      <w:i w:val="0"/>
-                    </w:rPr>
-                    <m:t>int</m:t>
+                    <m:rPr/>
+                    <w:rPr>
+                      <w:rFonts w:ascii="Cambria Math" w:hAnsi="Cambria Math"/>
+                    </w:rPr>
+                    <m:t>A</m:t>
                   </m:r>
                   <m:ctrlPr>
                     <w:rPr>
@@ -3325,9 +3264,7 @@
                 </m:sup>
               </m:sSubSup>
               <m:r>
-                <m:rPr>
-                  <m:sty m:val="p"/>
-                </m:rPr>
+                <m:rPr/>
                 <w:rPr>
                   <w:rFonts w:ascii="Cambria Math" w:hAnsi="Cambria Math"/>
                 </w:rPr>
@@ -3370,23 +3307,7 @@
                         <w:rPr>
                           <w:rFonts w:ascii="Cambria Math" w:hAnsi="Cambria Math"/>
                         </w:rPr>
-                        <m:t>i</m:t>
-                      </m:r>
-                      <m:r>
-                        <m:rPr>
-                          <m:sty m:val="p"/>
-                        </m:rPr>
-                        <w:rPr>
-                          <w:rFonts w:ascii="Cambria Math" w:hAnsi="Cambria Math"/>
-                        </w:rPr>
-                        <m:t>,</m:t>
-                      </m:r>
-                      <m:r>
-                        <m:rPr/>
-                        <w:rPr>
-                          <w:rFonts w:ascii="Cambria Math" w:hAnsi="Cambria Math"/>
-                        </w:rPr>
-                        <m:t>o</m:t>
+                        <m:t>i,o</m:t>
                       </m:r>
                       <m:ctrlPr>
                         <w:rPr>
@@ -3396,9 +3317,7 @@
                     </m:sub>
                   </m:sSub>
                   <m:r>
-                    <m:rPr>
-                      <m:sty m:val="p"/>
-                    </m:rPr>
+                    <m:rPr/>
                     <w:rPr>
                       <w:rFonts w:ascii="Cambria Math" w:hAnsi="Cambria Math"/>
                     </w:rPr>
@@ -3414,14 +3333,7 @@
                     </m:sSubPr>
                     <m:e>
                       <m:r>
-                        <m:rPr>
-                          <m:nor/>
-                          <m:sty m:val="p"/>
-                        </m:rPr>
-                        <w:rPr>
-                          <w:b w:val="0"/>
-                          <w:i w:val="0"/>
-                        </w:rPr>
+                        <m:rPr/>
                         <m:t>mean</m:t>
                       </m:r>
                       <m:ctrlPr>
@@ -3436,16 +3348,7 @@
                         <w:rPr>
                           <w:rFonts w:ascii="Cambria Math" w:hAnsi="Cambria Math"/>
                         </w:rPr>
-                        <m:t>j</m:t>
-                      </m:r>
-                      <m:r>
-                        <m:rPr>
-                          <m:sty m:val="p"/>
-                        </m:rPr>
-                        <w:rPr>
-                          <w:rFonts w:ascii="Cambria Math" w:hAnsi="Cambria Math"/>
-                        </w:rPr>
-                        <m:t>∈</m:t>
+                        <m:t>j∈</m:t>
                       </m:r>
                       <m:sSub>
                         <m:sSubPr>
@@ -3492,9 +3395,7 @@
                     </m:sub>
                   </m:sSub>
                   <m:r>
-                    <m:rPr>
-                      <m:sty m:val="p"/>
-                    </m:rPr>
+                    <m:rPr/>
                     <w:rPr>
                       <w:rFonts w:ascii="Cambria Math" w:hAnsi="Cambria Math"/>
                     </w:rPr>
@@ -3528,23 +3429,7 @@
                         <w:rPr>
                           <w:rFonts w:ascii="Cambria Math" w:hAnsi="Cambria Math"/>
                         </w:rPr>
-                        <m:t>j</m:t>
-                      </m:r>
-                      <m:r>
-                        <m:rPr>
-                          <m:sty m:val="p"/>
-                        </m:rPr>
-                        <w:rPr>
-                          <w:rFonts w:ascii="Cambria Math" w:hAnsi="Cambria Math"/>
-                        </w:rPr>
-                        <m:t>,</m:t>
-                      </m:r>
-                      <m:r>
-                        <m:rPr/>
-                        <w:rPr>
-                          <w:rFonts w:ascii="Cambria Math" w:hAnsi="Cambria Math"/>
-                        </w:rPr>
-                        <m:t>o</m:t>
+                        <m:t>j,o</m:t>
                       </m:r>
                       <m:ctrlPr>
                         <w:rPr>
@@ -3554,9 +3439,7 @@
                     </m:sub>
                   </m:sSub>
                   <m:r>
-                    <m:rPr>
-                      <m:sty m:val="p"/>
-                    </m:rPr>
+                    <m:rPr/>
                     <w:rPr>
                       <w:rFonts w:ascii="Cambria Math" w:hAnsi="Cambria Math"/>
                     </w:rPr>
@@ -3579,14 +3462,7 @@
                     </m:sSubPr>
                     <m:e>
                       <m:r>
-                        <m:rPr>
-                          <m:nor/>
-                          <m:sty m:val="p"/>
-                        </m:rPr>
-                        <w:rPr>
-                          <w:b w:val="0"/>
-                          <w:i w:val="0"/>
-                        </w:rPr>
+                        <m:rPr/>
                         <m:t>std</m:t>
                       </m:r>
                       <m:ctrlPr>
@@ -3601,16 +3477,7 @@
                         <w:rPr>
                           <w:rFonts w:ascii="Cambria Math" w:hAnsi="Cambria Math"/>
                         </w:rPr>
-                        <m:t>j</m:t>
-                      </m:r>
-                      <m:r>
-                        <m:rPr>
-                          <m:sty m:val="p"/>
-                        </m:rPr>
-                        <w:rPr>
-                          <w:rFonts w:ascii="Cambria Math" w:hAnsi="Cambria Math"/>
-                        </w:rPr>
-                        <m:t>∈</m:t>
+                        <m:t>j∈</m:t>
                       </m:r>
                       <m:sSub>
                         <m:sSubPr>
@@ -3657,9 +3524,7 @@
                     </m:sub>
                   </m:sSub>
                   <m:r>
-                    <m:rPr>
-                      <m:sty m:val="p"/>
-                    </m:rPr>
+                    <m:rPr/>
                     <w:rPr>
                       <w:rFonts w:ascii="Cambria Math" w:hAnsi="Cambria Math"/>
                     </w:rPr>
@@ -3693,23 +3558,7 @@
                         <w:rPr>
                           <w:rFonts w:ascii="Cambria Math" w:hAnsi="Cambria Math"/>
                         </w:rPr>
-                        <m:t>j</m:t>
-                      </m:r>
-                      <m:r>
-                        <m:rPr>
-                          <m:sty m:val="p"/>
-                        </m:rPr>
-                        <w:rPr>
-                          <w:rFonts w:ascii="Cambria Math" w:hAnsi="Cambria Math"/>
-                        </w:rPr>
-                        <m:t>,</m:t>
-                      </m:r>
-                      <m:r>
-                        <m:rPr/>
-                        <w:rPr>
-                          <w:rFonts w:ascii="Cambria Math" w:hAnsi="Cambria Math"/>
-                        </w:rPr>
-                        <m:t>o</m:t>
+                        <m:t>j,o</m:t>
                       </m:r>
                       <m:ctrlPr>
                         <w:rPr>
@@ -3719,20 +3568,11 @@
                     </m:sub>
                   </m:sSub>
                   <m:r>
-                    <m:rPr>
-                      <m:sty m:val="p"/>
-                    </m:rPr>
-                    <w:rPr>
-                      <w:rFonts w:ascii="Cambria Math" w:hAnsi="Cambria Math"/>
-                    </w:rPr>
-                    <m:t>]+</m:t>
-                  </m:r>
-                  <m:r>
                     <m:rPr/>
                     <w:rPr>
                       <w:rFonts w:ascii="Cambria Math" w:hAnsi="Cambria Math"/>
                     </w:rPr>
-                    <m:t>δ</m:t>
+                    <m:t>]+δ</m:t>
                   </m:r>
                   <m:ctrlPr>
                     <w:rPr>
@@ -3741,21 +3581,12 @@
                   </m:ctrlPr>
                 </m:den>
               </m:f>
-              <m:r>
-                <m:rPr>
-                  <m:sty m:val="p"/>
-                </m:rPr>
-                <w:rPr>
-                  <w:rFonts w:ascii="Cambria Math" w:hAnsi="Cambria Math"/>
-                </w:rPr>
-                <m:t>,</m:t>
-              </m:r>
               <m:r>
                 <m:rPr/>
                 <w:rPr>
                   <w:rFonts w:ascii="Cambria Math" w:hAnsi="Cambria Math"/>
                 </w:rPr>
-                <m:t>  </m:t>
+                <m:t>,  </m:t>
               </m:r>
               <m:sSub>
                 <m:sSubPr>
@@ -3795,9 +3626,7 @@
                 </m:sub>
               </m:sSub>
               <m:r>
-                <m:rPr>
-                  <m:sty m:val="p"/>
-                </m:rPr>
+                <m:rPr/>
                 <w:rPr>
                   <w:rFonts w:ascii="Cambria Math" w:hAnsi="Cambria Math"/>
                 </w:rPr>
@@ -3817,7 +3646,7 @@
                     <w:rPr>
                       <w:rFonts w:ascii="Cambria Math" w:hAnsi="Cambria Math"/>
                     </w:rPr>
-                    <m:t>A</m:t>
+                    <m:t>i</m:t>
                   </m:r>
                   <m:ctrlPr>
                     <w:rPr>
@@ -3828,10 +3657,7 @@
                 <m:sub>
                   <m:r>
                     <m:rPr/>
-                    <w:rPr>
-                      <w:rFonts w:ascii="Cambria Math" w:hAnsi="Cambria Math"/>
-                    </w:rPr>
-                    <m:t>i</m:t>
+                    <m:t>ext</m:t>
                   </m:r>
                   <m:ctrlPr>
                     <w:rPr>
@@ -3841,15 +3667,11 @@
                 </m:sub>
                 <m:sup>
                   <m:r>
-                    <m:rPr>
-                      <m:nor/>
-                      <m:sty m:val="p"/>
-                    </m:rPr>
-                    <w:rPr>
-                      <w:b w:val="0"/>
-                      <w:i w:val="0"/>
-                    </w:rPr>
-                    <m:t>ext</m:t>
+                    <m:rPr/>
+                    <w:rPr>
+                      <w:rFonts w:ascii="Cambria Math" w:hAnsi="Cambria Math"/>
+                    </w:rPr>
+                    <m:t>A</m:t>
                   </m:r>
                   <m:ctrlPr>
                     <w:rPr>
@@ -3858,21 +3680,12 @@
                   </m:ctrlPr>
                 </m:sup>
               </m:sSubSup>
-              <m:r>
-                <m:rPr>
-                  <m:sty m:val="p"/>
-                </m:rPr>
-                <w:rPr>
-                  <w:rFonts w:ascii="Cambria Math" w:hAnsi="Cambria Math"/>
-                </w:rPr>
-                <m:t>+</m:t>
-              </m:r>
               <m:r>
                 <m:rPr/>
                 <w:rPr>
                   <w:rFonts w:ascii="Cambria Math" w:hAnsi="Cambria Math"/>
                 </w:rPr>
-                <m:t>ω</m:t>
+                <m:t>+ω</m:t>
               </m:r>
               <m:sSubSup>
                 <m:sSubSupPr>
@@ -3888,7 +3701,7 @@
                     <w:rPr>
                       <w:rFonts w:ascii="Cambria Math" w:hAnsi="Cambria Math"/>
                     </w:rPr>
-                    <m:t>A</m:t>
+                    <m:t>i</m:t>
                   </m:r>
                   <m:ctrlPr>
                     <w:rPr>
@@ -3899,10 +3712,7 @@
                 <m:sub>
                   <m:r>
                     <m:rPr/>
-                    <w:rPr>
-                      <w:rFonts w:ascii="Cambria Math" w:hAnsi="Cambria Math"/>
-                    </w:rPr>
-                    <m:t>i</m:t>
+                    <m:t>int</m:t>
                   </m:r>
                   <m:ctrlPr>
                     <w:rPr>
@@ -3912,15 +3722,11 @@
                 </m:sub>
                 <m:sup>
                   <m:r>
-                    <m:rPr>
-                      <m:nor/>
-                      <m:sty m:val="p"/>
-                    </m:rPr>
-                    <w:rPr>
-                      <w:b w:val="0"/>
-                      <w:i w:val="0"/>
-                    </w:rPr>
-                    <m:t>int</m:t>
+                    <m:rPr/>
+                    <w:rPr>
+                      <w:rFonts w:ascii="Cambria Math" w:hAnsi="Cambria Math"/>
+                    </w:rPr>
+                    <m:t>A</m:t>
                   </m:r>
                   <m:ctrlPr>
                     <w:rPr>
@@ -3930,9 +3736,7 @@
                 </m:sup>
               </m:sSubSup>
               <m:r>
-                <m:rPr>
-                  <m:sty m:val="p"/>
-                </m:rPr>
+                <m:rPr/>
                 <w:rPr>
                   <w:rFonts w:ascii="Cambria Math" w:hAnsi="Cambria Math"/>
                 </w:rPr>
@@ -3951,7 +3755,7 @@
     </w:p>
     <w:p>
       <w:pPr>
-        <w:pStyle w:val="26"/>
+        <w:pStyle w:val="33"/>
         <w:spacing w:line="360" w:lineRule="auto"/>
         <w:jc w:val="both"/>
       </w:pPr>
@@ -3991,23 +3795,7 @@
               <w:rPr>
                 <w:rFonts w:ascii="Cambria Math" w:hAnsi="Cambria Math"/>
               </w:rPr>
-              <m:t>i</m:t>
-            </m:r>
-            <m:r>
-              <m:rPr>
-                <m:sty m:val="p"/>
-              </m:rPr>
-              <w:rPr>
-                <w:rFonts w:ascii="Cambria Math" w:hAnsi="Cambria Math"/>
-              </w:rPr>
-              <m:t>,</m:t>
-            </m:r>
-            <m:r>
-              <m:rPr/>
-              <w:rPr>
-                <w:rFonts w:ascii="Cambria Math" w:hAnsi="Cambria Math"/>
-              </w:rPr>
-              <m:t>o</m:t>
+              <m:t>i,o</m:t>
             </m:r>
             <m:ctrlPr>
               <w:rPr>
@@ -4058,9 +3846,10 @@
       <w:bookmarkStart w:id="8" w:name="推理过程优化process"/>
       <w:r>
         <w:rPr>
-          <w:rFonts w:eastAsia="宋体"/>
-        </w:rPr>
-        <w:t xml:space="preserve">3.3 </w:t>
+          <w:rFonts w:hint="eastAsia" w:eastAsia="宋体"/>
+          <w:lang w:val="en-US" w:eastAsia="zh-CN"/>
+        </w:rPr>
+        <w:t>3.3</w:t>
       </w:r>
       <w:r>
         <w:rPr>
@@ -4071,7 +3860,7 @@
     </w:p>
     <w:p>
       <w:pPr>
-        <w:pStyle w:val="26"/>
+        <w:pStyle w:val="33"/>
         <w:spacing w:line="360" w:lineRule="auto"/>
         <w:ind w:firstLine="480" w:firstLineChars="200"/>
         <w:jc w:val="both"/>
@@ -4093,6 +3882,7 @@
       </w:pPr>
       <w:r>
         <w:rPr>
+          <w:rFonts w:hint="eastAsia"/>
           <w:color w:val="000000"/>
         </w:rPr>
         <w:t>Self-Questioning VLM [19] 是显式化的最小实现，设计精简到只剩一个格式约束：模型必须按</w:t>
@@ -4107,6 +3897,7 @@
       </w:r>
       <w:r>
         <w:rPr>
+          <w:rFonts w:hint="eastAsia"/>
           <w:color w:val="000000"/>
         </w:rPr>
         <w:t>子问题/子答案序列 + 最终答案</w:t>
@@ -4121,6 +3912,7 @@
       </w:r>
       <w:r>
         <w:rPr>
+          <w:rFonts w:hint="eastAsia"/>
           <w:color w:val="000000"/>
         </w:rPr>
         <w:t>输出，奖励为二元形式：</w:t>
@@ -4133,9 +3925,6 @@
         <w:jc w:val="both"/>
       </w:pPr>
       <m:oMathPara>
-        <m:oMathParaPr>
-          <m:jc m:val="center"/>
-        </m:oMathParaPr>
         <m:oMath>
           <m:eqArr>
             <m:eqArrPr>
@@ -4153,32 +3942,7 @@
                 <w:rPr>
                   <w:rFonts w:ascii="Cambria Math" w:hAnsi="Cambria Math"/>
                 </w:rPr>
-                <m:t>R</m:t>
-              </m:r>
-              <m:r>
-                <m:rPr>
-                  <m:sty m:val="p"/>
-                </m:rPr>
-                <w:rPr>
-                  <w:rFonts w:ascii="Cambria Math" w:hAnsi="Cambria Math"/>
-                </w:rPr>
-                <m:t>(</m:t>
-              </m:r>
-              <m:r>
-                <m:rPr/>
-                <w:rPr>
-                  <w:rFonts w:ascii="Cambria Math" w:hAnsi="Cambria Math"/>
-                </w:rPr>
-                <m:t>y</m:t>
-              </m:r>
-              <m:r>
-                <m:rPr>
-                  <m:sty m:val="p"/>
-                </m:rPr>
-                <w:rPr>
-                  <w:rFonts w:ascii="Cambria Math" w:hAnsi="Cambria Math"/>
-                </w:rPr>
-                <m:t>,</m:t>
+                <m:t>R(y,</m:t>
               </m:r>
               <m:sSup>
                 <m:sSupPr>
@@ -4204,9 +3968,7 @@
                 </m:e>
                 <m:sup>
                   <m:r>
-                    <m:rPr>
-                      <m:sty m:val="p"/>
-                    </m:rPr>
+                    <m:rPr/>
                     <w:rPr>
                       <w:rFonts w:ascii="Cambria Math" w:hAnsi="Cambria Math"/>
                     </w:rPr>
@@ -4220,9 +3982,7 @@
                 </m:sup>
               </m:sSup>
               <m:r>
-                <m:rPr>
-                  <m:sty m:val="p"/>
-                </m:rPr>
+                <m:rPr/>
                 <w:rPr>
                   <w:rFonts w:ascii="Cambria Math" w:hAnsi="Cambria Math"/>
                 </w:rPr>
@@ -4259,20 +4019,11 @@
                     <m:mr>
                       <m:e>
                         <m:r>
-                          <m:rPr>
-                            <m:sty m:val="p"/>
-                          </m:rPr>
-                          <w:rPr>
-                            <w:rFonts w:ascii="Cambria Math" w:hAnsi="Cambria Math"/>
-                          </w:rPr>
-                          <m:t>+</m:t>
-                        </m:r>
-                        <m:r>
                           <m:rPr/>
                           <w:rPr>
                             <w:rFonts w:ascii="Cambria Math" w:hAnsi="Cambria Math"/>
                           </w:rPr>
-                          <m:t>1</m:t>
+                          <m:t>+1</m:t>
                         </m:r>
                         <m:ctrlPr>
                           <w:rPr>
@@ -4282,76 +4033,26 @@
                       </m:e>
                       <m:e>
                         <m:r>
-                          <m:rPr>
-                            <m:nor/>
-                            <m:sty m:val="p"/>
-                          </m:rPr>
-                          <w:rPr>
-                            <w:b w:val="0"/>
-                            <w:i w:val="0"/>
-                          </w:rPr>
+                          <m:rPr/>
                           <m:t>ifFormat</m:t>
-                        </m:r>
-                        <m:r>
-                          <m:rPr>
-                            <m:sty m:val="p"/>
-                          </m:rPr>
-                          <w:rPr>
-                            <w:rFonts w:ascii="Cambria Math" w:hAnsi="Cambria Math"/>
-                          </w:rPr>
-                          <m:t>(</m:t>
                         </m:r>
                         <m:r>
                           <m:rPr/>
                           <w:rPr>
                             <w:rFonts w:ascii="Cambria Math" w:hAnsi="Cambria Math"/>
                           </w:rPr>
-                          <m:t>y</m:t>
+                          <m:t>(y)∧</m:t>
                         </m:r>
                         <m:r>
-                          <m:rPr>
-                            <m:sty m:val="p"/>
-                          </m:rPr>
-                          <w:rPr>
-                            <w:rFonts w:ascii="Cambria Math" w:hAnsi="Cambria Math"/>
-                          </w:rPr>
-                          <m:t>)∧</m:t>
-                        </m:r>
-                        <m:r>
-                          <m:rPr>
-                            <m:nor/>
-                            <m:sty m:val="p"/>
-                          </m:rPr>
-                          <w:rPr>
-                            <w:b w:val="0"/>
-                            <w:i w:val="0"/>
-                          </w:rPr>
+                          <m:rPr/>
                           <m:t>Correct</m:t>
-                        </m:r>
-                        <m:r>
-                          <m:rPr>
-                            <m:sty m:val="p"/>
-                          </m:rPr>
-                          <w:rPr>
-                            <w:rFonts w:ascii="Cambria Math" w:hAnsi="Cambria Math"/>
-                          </w:rPr>
-                          <m:t>(</m:t>
                         </m:r>
                         <m:r>
                           <m:rPr/>
                           <w:rPr>
                             <w:rFonts w:ascii="Cambria Math" w:hAnsi="Cambria Math"/>
                           </w:rPr>
-                          <m:t>y</m:t>
-                        </m:r>
-                        <m:r>
-                          <m:rPr>
-                            <m:sty m:val="p"/>
-                          </m:rPr>
-                          <w:rPr>
-                            <w:rFonts w:ascii="Cambria Math" w:hAnsi="Cambria Math"/>
-                          </w:rPr>
-                          <m:t>,</m:t>
+                          <m:t>(y,</m:t>
                         </m:r>
                         <m:sSup>
                           <m:sSupPr>
@@ -4377,9 +4078,7 @@
                           </m:e>
                           <m:sup>
                             <m:r>
-                              <m:rPr>
-                                <m:sty m:val="p"/>
-                              </m:rPr>
+                              <m:rPr/>
                               <w:rPr>
                                 <w:rFonts w:ascii="Cambria Math" w:hAnsi="Cambria Math"/>
                               </w:rPr>
@@ -4393,9 +4092,7 @@
                           </m:sup>
                         </m:sSup>
                         <m:r>
-                          <m:rPr>
-                            <m:sty m:val="p"/>
-                          </m:rPr>
+                          <m:rPr/>
                           <w:rPr>
                             <w:rFonts w:ascii="Cambria Math" w:hAnsi="Cambria Math"/>
                           </w:rPr>
@@ -4411,20 +4108,11 @@
                     <m:mr>
                       <m:e>
                         <m:r>
-                          <m:rPr>
-                            <m:sty m:val="p"/>
-                          </m:rPr>
-                          <w:rPr>
-                            <w:rFonts w:ascii="Cambria Math" w:hAnsi="Cambria Math"/>
-                          </w:rPr>
-                          <m:t>−</m:t>
-                        </m:r>
-                        <m:r>
                           <m:rPr/>
                           <w:rPr>
                             <w:rFonts w:ascii="Cambria Math" w:hAnsi="Cambria Math"/>
                           </w:rPr>
-                          <m:t>1</m:t>
+                          <m:t>−1</m:t>
                         </m:r>
                         <m:ctrlPr>
                           <w:rPr>
@@ -4434,20 +4122,11 @@
                       </m:e>
                       <m:e>
                         <m:r>
-                          <m:rPr>
-                            <m:nor/>
-                            <m:sty m:val="p"/>
-                          </m:rPr>
-                          <w:rPr>
-                            <w:b w:val="0"/>
-                            <w:i w:val="0"/>
-                          </w:rPr>
+                          <m:rPr/>
                           <m:t>otherwise</m:t>
                         </m:r>
                         <m:r>
-                          <m:rPr>
-                            <m:sty m:val="p"/>
-                          </m:rPr>
+                          <m:rPr/>
                           <w:rPr>
                             <w:rFonts w:ascii="Cambria Math" w:hAnsi="Cambria Math"/>
                           </w:rPr>
@@ -4469,9 +4148,7 @@
                 </m:e>
               </m:d>
               <m:r>
-                <m:rPr>
-                  <m:sty m:val="p"/>
-                </m:rPr>
+                <m:rPr/>
                 <w:rPr>
                   <w:rFonts w:ascii="Cambria Math" w:hAnsi="Cambria Math"/>
                 </w:rPr>
@@ -4490,7 +4167,7 @@
     </w:p>
     <w:p>
       <w:pPr>
-        <w:pStyle w:val="26"/>
+        <w:pStyle w:val="33"/>
         <w:spacing w:line="360" w:lineRule="auto"/>
         <w:ind w:firstLine="480" w:firstLineChars="200"/>
         <w:jc w:val="both"/>
@@ -4500,7 +4177,37 @@
           <w:rFonts w:hint="eastAsia"/>
           <w:color w:val="000000"/>
         </w:rPr>
-        <w:t>子问题质量故意不检查。正是这种“不检查”逼出了分解行为：模型必须自己探索该问什么，A-OKVQA 上基座模型仅 46.8%，标准 RLVR 对照达 51.6%，而本方法达 52.2%；对照模型与本方法的唯一差别就是格式要求，直接证明“过程结构约束”而非“答案奖励”是提升来源。该"格式+答案"二元奖励与 3.1 节 CR³ 同源，仅将格式约束细化为显式子问题分解；其过程信号限于结构存在性，模型可能用无意义的问题应付格式。</w:t>
+        <w:t>子问题质量故意不检查。正是这种“不检查”逼出了分解行为：模型必须自己探索该问什么，A-OKVQA 上基座模型仅 46.8%，标准 RLVR 对照达 51.6%，而本方法达 52.2%；对照模型与本方法的唯一差别就是格式要求，51.6% 到 52.2% 的额外增益可归因于子问题格式约束（46.8% 到 51.6% 的主增益来自 RL 本身）。该</w:t>
+      </w:r>
+      <w:r>
+        <w:rPr>
+          <w:rFonts w:hint="eastAsia"/>
+          <w:color w:val="000000"/>
+          <w:lang w:eastAsia="zh-CN"/>
+        </w:rPr>
+        <w:t>“</w:t>
+      </w:r>
+      <w:r>
+        <w:rPr>
+          <w:rFonts w:hint="eastAsia"/>
+          <w:color w:val="000000"/>
+        </w:rPr>
+        <w:t>格式+答案</w:t>
+      </w:r>
+      <w:r>
+        <w:rPr>
+          <w:rFonts w:hint="eastAsia"/>
+          <w:color w:val="000000"/>
+          <w:lang w:eastAsia="zh-CN"/>
+        </w:rPr>
+        <w:t>”</w:t>
+      </w:r>
+      <w:r>
+        <w:rPr>
+          <w:rFonts w:hint="eastAsia"/>
+          <w:color w:val="000000"/>
+        </w:rPr>
+        <w:t>二元奖励与 3.1 节 CR³ 同源，仅将格式约束细化为显式子问题分解；其过程信号限于结构存在性，模型可能用无意义的问题应付格式。</w:t>
       </w:r>
     </w:p>
     <w:p>
@@ -4512,6 +4219,7 @@
       </w:pPr>
       <w:r>
         <w:rPr>
+          <w:rFonts w:hint="eastAsia"/>
           <w:color w:val="000000"/>
         </w:rPr>
         <w:t>H-GRPO [20] 则将过程奖励细化到步骤质量，并显式耦合视觉证据：把推理结构化为</w:t>
@@ -4526,6 +4234,7 @@
       </w:r>
       <w:r>
         <w:rPr>
+          <w:rFonts w:hint="eastAsia"/>
           <w:color w:val="000000"/>
         </w:rPr>
         <w:t>（子问题，子答案，证据框）</w:t>
@@ -4540,6 +4249,7 @@
       </w:r>
       <w:r>
         <w:rPr>
+          <w:rFonts w:hint="eastAsia"/>
           <w:color w:val="000000"/>
         </w:rPr>
         <w:t xml:space="preserve">三元组序列 </w:t>
@@ -4583,9 +4293,7 @@
           </m:sub>
         </m:sSub>
         <m:r>
-          <m:rPr>
-            <m:sty m:val="p"/>
-          </m:rPr>
+          <m:rPr/>
           <w:rPr>
             <w:rFonts w:ascii="Cambria Math" w:hAnsi="Cambria Math"/>
           </w:rPr>
@@ -4629,9 +4337,7 @@
           </m:sub>
         </m:sSub>
         <m:r>
-          <m:rPr>
-            <m:sty m:val="p"/>
-          </m:rPr>
+          <m:rPr/>
           <w:rPr>
             <w:rFonts w:ascii="Cambria Math" w:hAnsi="Cambria Math"/>
           </w:rPr>
@@ -4675,9 +4381,7 @@
           </m:sub>
         </m:sSub>
         <m:r>
-          <m:rPr>
-            <m:sty m:val="p"/>
-          </m:rPr>
+          <m:rPr/>
           <w:rPr>
             <w:rFonts w:ascii="Cambria Math" w:hAnsi="Cambria Math"/>
           </w:rPr>
@@ -4721,9 +4425,7 @@
           </m:sub>
         </m:sSub>
         <m:r>
-          <m:rPr>
-            <m:sty m:val="p"/>
-          </m:rPr>
+          <m:rPr/>
           <w:rPr>
             <w:rFonts w:ascii="Cambria Math" w:hAnsi="Cambria Math"/>
           </w:rPr>
@@ -4732,6 +4434,7 @@
       </m:oMath>
       <w:r>
         <w:rPr>
+          <w:rFonts w:hint="eastAsia"/>
           <w:color w:val="000000"/>
         </w:rPr>
         <w:t>，预测与参考三元组经匈牙利二分图匹配，相似度矩阵综合证据框兼容性、子问题/子答案语义相似度与框 IoU 四个分量：</w:t>
@@ -4744,9 +4447,6 @@
         <w:jc w:val="both"/>
       </w:pPr>
       <m:oMathPara>
-        <m:oMathParaPr>
-          <m:jc m:val="center"/>
-        </m:oMathParaPr>
         <m:oMath>
           <m:eqArr>
             <m:eqArrPr>
@@ -4797,9 +4497,7 @@
                 </m:sub>
               </m:sSub>
               <m:r>
-                <m:rPr>
-                  <m:sty m:val="p"/>
-                </m:rPr>
+                <m:rPr/>
                 <w:rPr>
                   <w:rFonts w:ascii="Cambria Math" w:hAnsi="Cambria Math"/>
                 </w:rPr>
@@ -4856,16 +4554,7 @@
                     <w:rPr>
                       <w:rFonts w:ascii="Cambria Math" w:hAnsi="Cambria Math"/>
                     </w:rPr>
-                    <m:t>E</m:t>
-                  </m:r>
-                  <m:r>
-                    <m:rPr>
-                      <m:sty m:val="p"/>
-                    </m:rPr>
-                    <w:rPr>
-                      <w:rFonts w:ascii="Cambria Math" w:hAnsi="Cambria Math"/>
-                    </w:rPr>
-                    <m:t>(</m:t>
+                    <m:t>E(</m:t>
                   </m:r>
                   <m:sSub>
                     <m:sSubPr>
@@ -4921,9 +4610,7 @@
                     </m:sub>
                   </m:sSub>
                   <m:r>
-                    <m:rPr>
-                      <m:sty m:val="p"/>
-                    </m:rPr>
+                    <m:rPr/>
                     <w:rPr>
                       <w:rFonts w:ascii="Cambria Math" w:hAnsi="Cambria Math"/>
                     </w:rPr>
@@ -4943,7 +4630,7 @@
                         <w:rPr>
                           <w:rFonts w:ascii="Cambria Math" w:hAnsi="Cambria Math"/>
                         </w:rPr>
-                        <m:t>b</m:t>
+                        <m:t>j</m:t>
                       </m:r>
                       <m:ctrlPr>
                         <w:rPr>
@@ -4957,7 +4644,7 @@
                         <w:rPr>
                           <w:rFonts w:ascii="Cambria Math" w:hAnsi="Cambria Math"/>
                         </w:rPr>
-                        <m:t>j</m:t>
+                        <m:t>∗</m:t>
                       </m:r>
                       <m:ctrlPr>
                         <w:rPr>
@@ -4967,13 +4654,11 @@
                     </m:sub>
                     <m:sup>
                       <m:r>
-                        <m:rPr>
-                          <m:sty m:val="p"/>
-                        </m:rPr>
-                        <w:rPr>
-                          <w:rFonts w:ascii="Cambria Math" w:hAnsi="Cambria Math"/>
-                        </w:rPr>
-                        <m:t>∗</m:t>
+                        <m:rPr/>
+                        <w:rPr>
+                          <w:rFonts w:ascii="Cambria Math" w:hAnsi="Cambria Math"/>
+                        </w:rPr>
+                        <m:t>b</m:t>
                       </m:r>
                       <m:ctrlPr>
                         <w:rPr>
@@ -4983,9 +4668,7 @@
                     </m:sup>
                   </m:sSubSup>
                   <m:r>
-                    <m:rPr>
-                      <m:sty m:val="p"/>
-                    </m:rPr>
+                    <m:rPr/>
                     <w:rPr>
                       <w:rFonts w:ascii="Cambria Math" w:hAnsi="Cambria Math"/>
                     </w:rPr>
@@ -5001,14 +4684,7 @@
                     </m:sSubPr>
                     <m:e>
                       <m:r>
-                        <m:rPr>
-                          <m:nor/>
-                          <m:sty m:val="p"/>
-                        </m:rPr>
-                        <w:rPr>
-                          <w:b w:val="0"/>
-                          <w:i w:val="0"/>
-                        </w:rPr>
+                        <m:rPr/>
                         <m:t>sim</m:t>
                       </m:r>
                       <m:ctrlPr>
@@ -5033,9 +4709,7 @@
                     </m:sub>
                   </m:sSub>
                   <m:r>
-                    <m:rPr>
-                      <m:sty m:val="p"/>
-                    </m:rPr>
+                    <m:rPr/>
                     <w:rPr>
                       <w:rFonts w:ascii="Cambria Math" w:hAnsi="Cambria Math"/>
                     </w:rPr>
@@ -5095,9 +4769,7 @@
                     </m:sub>
                   </m:sSub>
                   <m:r>
-                    <m:rPr>
-                      <m:sty m:val="p"/>
-                    </m:rPr>
+                    <m:rPr/>
                     <w:rPr>
                       <w:rFonts w:ascii="Cambria Math" w:hAnsi="Cambria Math"/>
                     </w:rPr>
@@ -5117,7 +4789,7 @@
                         <w:rPr>
                           <w:rFonts w:ascii="Cambria Math" w:hAnsi="Cambria Math"/>
                         </w:rPr>
-                        <m:t>q</m:t>
+                        <m:t>j</m:t>
                       </m:r>
                       <m:ctrlPr>
                         <w:rPr>
@@ -5131,7 +4803,7 @@
                         <w:rPr>
                           <w:rFonts w:ascii="Cambria Math" w:hAnsi="Cambria Math"/>
                         </w:rPr>
-                        <m:t>j</m:t>
+                        <m:t>∗</m:t>
                       </m:r>
                       <m:ctrlPr>
                         <w:rPr>
@@ -5141,13 +4813,11 @@
                     </m:sub>
                     <m:sup>
                       <m:r>
-                        <m:rPr>
-                          <m:sty m:val="p"/>
-                        </m:rPr>
-                        <w:rPr>
-                          <w:rFonts w:ascii="Cambria Math" w:hAnsi="Cambria Math"/>
-                        </w:rPr>
-                        <m:t>∗</m:t>
+                        <m:rPr/>
+                        <w:rPr>
+                          <w:rFonts w:ascii="Cambria Math" w:hAnsi="Cambria Math"/>
+                        </w:rPr>
+                        <m:t>q</m:t>
                       </m:r>
                       <m:ctrlPr>
                         <w:rPr>
@@ -5157,9 +4827,7 @@
                     </m:sup>
                   </m:sSubSup>
                   <m:r>
-                    <m:rPr>
-                      <m:sty m:val="p"/>
-                    </m:rPr>
+                    <m:rPr/>
                     <w:rPr>
                       <w:rFonts w:ascii="Cambria Math" w:hAnsi="Cambria Math"/>
                     </w:rPr>
@@ -5175,14 +4843,7 @@
                     </m:sSubPr>
                     <m:e>
                       <m:r>
-                        <m:rPr>
-                          <m:nor/>
-                          <m:sty m:val="p"/>
-                        </m:rPr>
-                        <w:rPr>
-                          <w:b w:val="0"/>
-                          <w:i w:val="0"/>
-                        </w:rPr>
+                        <m:rPr/>
                         <m:t>sim</m:t>
                       </m:r>
                       <m:ctrlPr>
@@ -5207,9 +4868,7 @@
                     </m:sub>
                   </m:sSub>
                   <m:r>
-                    <m:rPr>
-                      <m:sty m:val="p"/>
-                    </m:rPr>
+                    <m:rPr/>
                     <w:rPr>
                       <w:rFonts w:ascii="Cambria Math" w:hAnsi="Cambria Math"/>
                     </w:rPr>
@@ -5269,9 +4928,7 @@
                     </m:sub>
                   </m:sSub>
                   <m:r>
-                    <m:rPr>
-                      <m:sty m:val="p"/>
-                    </m:rPr>
+                    <m:rPr/>
                     <w:rPr>
                       <w:rFonts w:ascii="Cambria Math" w:hAnsi="Cambria Math"/>
                     </w:rPr>
@@ -5291,7 +4948,7 @@
                         <w:rPr>
                           <w:rFonts w:ascii="Cambria Math" w:hAnsi="Cambria Math"/>
                         </w:rPr>
-                        <m:t>a</m:t>
+                        <m:t>j</m:t>
                       </m:r>
                       <m:ctrlPr>
                         <w:rPr>
@@ -5305,7 +4962,7 @@
                         <w:rPr>
                           <w:rFonts w:ascii="Cambria Math" w:hAnsi="Cambria Math"/>
                         </w:rPr>
-                        <m:t>j</m:t>
+                        <m:t>∗</m:t>
                       </m:r>
                       <m:ctrlPr>
                         <w:rPr>
@@ -5315,13 +4972,11 @@
                     </m:sub>
                     <m:sup>
                       <m:r>
-                        <m:rPr>
-                          <m:sty m:val="p"/>
-                        </m:rPr>
-                        <w:rPr>
-                          <w:rFonts w:ascii="Cambria Math" w:hAnsi="Cambria Math"/>
-                        </w:rPr>
-                        <m:t>∗</m:t>
+                        <m:rPr/>
+                        <w:rPr>
+                          <w:rFonts w:ascii="Cambria Math" w:hAnsi="Cambria Math"/>
+                        </w:rPr>
+                        <m:t>a</m:t>
                       </m:r>
                       <m:ctrlPr>
                         <w:rPr>
@@ -5331,29 +4986,18 @@
                     </m:sup>
                   </m:sSubSup>
                   <m:r>
-                    <m:rPr>
-                      <m:sty m:val="p"/>
-                    </m:rPr>
+                    <m:rPr/>
                     <w:rPr>
                       <w:rFonts w:ascii="Cambria Math" w:hAnsi="Cambria Math"/>
                     </w:rPr>
                     <m:t>)+</m:t>
                   </m:r>
                   <m:r>
-                    <m:rPr>
-                      <m:nor/>
-                      <m:sty m:val="p"/>
-                    </m:rPr>
-                    <w:rPr>
-                      <w:b w:val="0"/>
-                      <w:i w:val="0"/>
-                    </w:rPr>
+                    <m:rPr/>
                     <m:t>IoU</m:t>
                   </m:r>
                   <m:r>
-                    <m:rPr>
-                      <m:sty m:val="p"/>
-                    </m:rPr>
+                    <m:rPr/>
                     <w:rPr>
                       <w:rFonts w:ascii="Cambria Math" w:hAnsi="Cambria Math"/>
                     </w:rPr>
@@ -5413,9 +5057,7 @@
                     </m:sub>
                   </m:sSub>
                   <m:r>
-                    <m:rPr>
-                      <m:sty m:val="p"/>
-                    </m:rPr>
+                    <m:rPr/>
                     <w:rPr>
                       <w:rFonts w:ascii="Cambria Math" w:hAnsi="Cambria Math"/>
                     </w:rPr>
@@ -5435,7 +5077,7 @@
                         <w:rPr>
                           <w:rFonts w:ascii="Cambria Math" w:hAnsi="Cambria Math"/>
                         </w:rPr>
-                        <m:t>b</m:t>
+                        <m:t>j</m:t>
                       </m:r>
                       <m:ctrlPr>
                         <w:rPr>
@@ -5449,7 +5091,7 @@
                         <w:rPr>
                           <w:rFonts w:ascii="Cambria Math" w:hAnsi="Cambria Math"/>
                         </w:rPr>
-                        <m:t>j</m:t>
+                        <m:t>∗</m:t>
                       </m:r>
                       <m:ctrlPr>
                         <w:rPr>
@@ -5459,13 +5101,11 @@
                     </m:sub>
                     <m:sup>
                       <m:r>
-                        <m:rPr>
-                          <m:sty m:val="p"/>
-                        </m:rPr>
-                        <w:rPr>
-                          <w:rFonts w:ascii="Cambria Math" w:hAnsi="Cambria Math"/>
-                        </w:rPr>
-                        <m:t>∗</m:t>
+                        <m:rPr/>
+                        <w:rPr>
+                          <w:rFonts w:ascii="Cambria Math" w:hAnsi="Cambria Math"/>
+                        </w:rPr>
+                        <m:t>b</m:t>
                       </m:r>
                       <m:ctrlPr>
                         <w:rPr>
@@ -5475,9 +5115,7 @@
                     </m:sup>
                   </m:sSubSup>
                   <m:r>
-                    <m:rPr>
-                      <m:sty m:val="p"/>
-                    </m:rPr>
+                    <m:rPr/>
                     <w:rPr>
                       <w:rFonts w:ascii="Cambria Math" w:hAnsi="Cambria Math"/>
                     </w:rPr>
@@ -5491,9 +5129,7 @@
                 </m:e>
               </m:d>
               <m:r>
-                <m:rPr>
-                  <m:sty m:val="p"/>
-                </m:rPr>
+                <m:rPr/>
                 <w:rPr>
                   <w:rFonts w:ascii="Cambria Math" w:hAnsi="Cambria Math"/>
                 </w:rPr>
@@ -5512,7 +5148,7 @@
     </w:p>
     <w:p>
       <w:pPr>
-        <w:pStyle w:val="26"/>
+        <w:pStyle w:val="33"/>
         <w:spacing w:line="360" w:lineRule="auto"/>
         <w:jc w:val="both"/>
       </w:pPr>
@@ -5529,16 +5165,7 @@
           <w:rPr>
             <w:rFonts w:ascii="Cambria Math" w:hAnsi="Cambria Math"/>
           </w:rPr>
-          <m:t>E</m:t>
-        </m:r>
-        <m:r>
-          <m:rPr>
-            <m:sty m:val="p"/>
-          </m:rPr>
-          <w:rPr>
-            <w:rFonts w:ascii="Cambria Math" w:hAnsi="Cambria Math"/>
-          </w:rPr>
-          <m:t>(</m:t>
+          <m:t>E(</m:t>
         </m:r>
         <m:sSub>
           <m:sSubPr>
@@ -5594,9 +5221,7 @@
           </m:sub>
         </m:sSub>
         <m:r>
-          <m:rPr>
-            <m:sty m:val="p"/>
-          </m:rPr>
+          <m:rPr/>
           <w:rPr>
             <w:rFonts w:ascii="Cambria Math" w:hAnsi="Cambria Math"/>
           </w:rPr>
@@ -5616,7 +5241,7 @@
               <w:rPr>
                 <w:rFonts w:ascii="Cambria Math" w:hAnsi="Cambria Math"/>
               </w:rPr>
-              <m:t>b</m:t>
+              <m:t>j</m:t>
             </m:r>
             <m:ctrlPr>
               <w:rPr>
@@ -5630,7 +5255,7 @@
               <w:rPr>
                 <w:rFonts w:ascii="Cambria Math" w:hAnsi="Cambria Math"/>
               </w:rPr>
-              <m:t>j</m:t>
+              <m:t>∗</m:t>
             </m:r>
             <m:ctrlPr>
               <w:rPr>
@@ -5640,13 +5265,11 @@
           </m:sub>
           <m:sup>
             <m:r>
-              <m:rPr>
-                <m:sty m:val="p"/>
-              </m:rPr>
+              <m:rPr/>
               <w:rPr>
                 <w:rFonts w:ascii="Cambria Math" w:hAnsi="Cambria Math"/>
               </w:rPr>
-              <m:t>∗</m:t>
+              <m:t>b</m:t>
             </m:r>
             <m:ctrlPr>
               <w:rPr>
@@ -5656,9 +5279,7 @@
           </m:sup>
         </m:sSubSup>
         <m:r>
-          <m:rPr>
-            <m:sty m:val="p"/>
-          </m:rPr>
+          <m:rPr/>
           <w:rPr>
             <w:rFonts w:ascii="Cambria Math" w:hAnsi="Cambria Math"/>
           </w:rPr>
@@ -5683,14 +5304,7 @@
           </m:sSubPr>
           <m:e>
             <m:r>
-              <m:rPr>
-                <m:nor/>
-                <m:sty m:val="p"/>
-              </m:rPr>
-              <w:rPr>
-                <w:b w:val="0"/>
-                <w:i w:val="0"/>
-              </w:rPr>
+              <m:rPr/>
               <m:t>sim</m:t>
             </m:r>
             <m:ctrlPr>
@@ -5733,14 +5347,7 @@
           </m:sSubPr>
           <m:e>
             <m:r>
-              <m:rPr>
-                <m:nor/>
-                <m:sty m:val="p"/>
-              </m:rPr>
-              <w:rPr>
-                <w:b w:val="0"/>
-                <w:i w:val="0"/>
-              </w:rPr>
+              <m:rPr/>
               <m:t>sim</m:t>
             </m:r>
             <m:ctrlPr>
@@ -5780,9 +5387,6 @@
         <w:jc w:val="both"/>
       </w:pPr>
       <m:oMathPara>
-        <m:oMathParaPr>
-          <m:jc m:val="center"/>
-        </m:oMathParaPr>
         <m:oMath>
           <m:eqArr>
             <m:eqArrPr>
@@ -5795,21 +5399,52 @@
             </m:eqArrPr>
             <m:e>
               <m:r>
-                <m:rPr>
-                  <m:sty m:val="p"/>
-                  <m:scr m:val="script"/>
-                </m:rPr>
+                <m:rPr/>
                 <w:rPr>
                   <w:rFonts w:ascii="Cambria Math" w:hAnsi="Cambria Math"/>
                 </w:rPr>
-                <m:t>ℛ=</m:t>
+                <m:t>ℛ=α</m:t>
               </m:r>
+              <m:sSub>
+                <m:sSubPr>
+                  <m:ctrlPr>
+                    <w:rPr>
+                      <w:rFonts w:ascii="Cambria Math" w:hAnsi="Cambria Math"/>
+                    </w:rPr>
+                  </m:ctrlPr>
+                </m:sSubPr>
+                <m:e>
+                  <m:r>
+                    <m:rPr/>
+                    <w:rPr>
+                      <w:rFonts w:ascii="Cambria Math" w:hAnsi="Cambria Math"/>
+                    </w:rPr>
+                    <m:t>ℛ</m:t>
+                  </m:r>
+                  <m:ctrlPr>
+                    <w:rPr>
+                      <w:rFonts w:ascii="Cambria Math" w:hAnsi="Cambria Math"/>
+                    </w:rPr>
+                  </m:ctrlPr>
+                </m:e>
+                <m:sub>
+                  <m:r>
+                    <m:rPr/>
+                    <m:t>fmt</m:t>
+                  </m:r>
+                  <m:ctrlPr>
+                    <w:rPr>
+                      <w:rFonts w:ascii="Cambria Math" w:hAnsi="Cambria Math"/>
+                    </w:rPr>
+                  </m:ctrlPr>
+                </m:sub>
+              </m:sSub>
               <m:r>
                 <m:rPr/>
                 <w:rPr>
                   <w:rFonts w:ascii="Cambria Math" w:hAnsi="Cambria Math"/>
                 </w:rPr>
-                <m:t>α</m:t>
+                <m:t>+β</m:t>
               </m:r>
               <m:sSub>
                 <m:sSubPr>
@@ -5821,10 +5456,7 @@
                 </m:sSubPr>
                 <m:e>
                   <m:r>
-                    <m:rPr>
-                      <m:sty m:val="p"/>
-                      <m:scr m:val="script"/>
-                    </m:rPr>
+                    <m:rPr/>
                     <w:rPr>
                       <w:rFonts w:ascii="Cambria Math" w:hAnsi="Cambria Math"/>
                     </w:rPr>
@@ -5838,15 +5470,8 @@
                 </m:e>
                 <m:sub>
                   <m:r>
-                    <m:rPr>
-                      <m:nor/>
-                      <m:sty m:val="p"/>
-                    </m:rPr>
-                    <w:rPr>
-                      <w:b w:val="0"/>
-                      <w:i w:val="0"/>
-                    </w:rPr>
-                    <m:t>fmt</m:t>
+                    <m:rPr/>
+                    <m:t>ans</m:t>
                   </m:r>
                   <m:ctrlPr>
                     <w:rPr>
@@ -5856,69 +5481,7 @@
                 </m:sub>
               </m:sSub>
               <m:r>
-                <m:rPr>
-                  <m:sty m:val="p"/>
-                </m:rPr>
-                <w:rPr>
-                  <w:rFonts w:ascii="Cambria Math" w:hAnsi="Cambria Math"/>
-                </w:rPr>
-                <m:t>+</m:t>
-              </m:r>
-              <m:r>
                 <m:rPr/>
-                <w:rPr>
-                  <w:rFonts w:ascii="Cambria Math" w:hAnsi="Cambria Math"/>
-                </w:rPr>
-                <m:t>β</m:t>
-              </m:r>
-              <m:sSub>
-                <m:sSubPr>
-                  <m:ctrlPr>
-                    <w:rPr>
-                      <w:rFonts w:ascii="Cambria Math" w:hAnsi="Cambria Math"/>
-                    </w:rPr>
-                  </m:ctrlPr>
-                </m:sSubPr>
-                <m:e>
-                  <m:r>
-                    <m:rPr>
-                      <m:sty m:val="p"/>
-                      <m:scr m:val="script"/>
-                    </m:rPr>
-                    <w:rPr>
-                      <w:rFonts w:ascii="Cambria Math" w:hAnsi="Cambria Math"/>
-                    </w:rPr>
-                    <m:t>ℛ</m:t>
-                  </m:r>
-                  <m:ctrlPr>
-                    <w:rPr>
-                      <w:rFonts w:ascii="Cambria Math" w:hAnsi="Cambria Math"/>
-                    </w:rPr>
-                  </m:ctrlPr>
-                </m:e>
-                <m:sub>
-                  <m:r>
-                    <m:rPr>
-                      <m:nor/>
-                      <m:sty m:val="p"/>
-                    </m:rPr>
-                    <w:rPr>
-                      <w:b w:val="0"/>
-                      <w:i w:val="0"/>
-                    </w:rPr>
-                    <m:t>ans</m:t>
-                  </m:r>
-                  <m:ctrlPr>
-                    <w:rPr>
-                      <w:rFonts w:ascii="Cambria Math" w:hAnsi="Cambria Math"/>
-                    </w:rPr>
-                  </m:ctrlPr>
-                </m:sub>
-              </m:sSub>
-              <m:r>
-                <m:rPr>
-                  <m:sty m:val="p"/>
-                </m:rPr>
                 <w:rPr>
                   <w:rFonts w:ascii="Cambria Math" w:hAnsi="Cambria Math"/>
                 </w:rPr>
@@ -5934,10 +5497,7 @@
                 </m:sSubPr>
                 <m:e>
                   <m:r>
-                    <m:rPr>
-                      <m:sty m:val="p"/>
-                      <m:scr m:val="script"/>
-                    </m:rPr>
+                    <m:rPr/>
                     <w:rPr>
                       <w:rFonts w:ascii="Cambria Math" w:hAnsi="Cambria Math"/>
                     </w:rPr>
@@ -5951,14 +5511,7 @@
                 </m:e>
                 <m:sub>
                   <m:r>
-                    <m:rPr>
-                      <m:nor/>
-                      <m:sty m:val="p"/>
-                    </m:rPr>
-                    <w:rPr>
-                      <w:b w:val="0"/>
-                      <w:i w:val="0"/>
-                    </w:rPr>
+                    <m:rPr/>
                     <m:t>HS</m:t>
                   </m:r>
                   <m:ctrlPr>
@@ -5969,9 +5522,7 @@
                 </m:sub>
               </m:sSub>
               <m:r>
-                <m:rPr>
-                  <m:sty m:val="p"/>
-                </m:rPr>
+                <m:rPr/>
                 <w:rPr>
                   <w:rFonts w:ascii="Cambria Math" w:hAnsi="Cambria Math"/>
                 </w:rPr>
@@ -5989,7 +5540,7 @@
     </w:p>
     <w:p>
       <w:pPr>
-        <w:pStyle w:val="26"/>
+        <w:pStyle w:val="33"/>
         <w:spacing w:line="360" w:lineRule="auto"/>
         <w:jc w:val="both"/>
       </w:pPr>
@@ -6047,7 +5598,7 @@
     </w:p>
     <w:p>
       <w:pPr>
-        <w:pStyle w:val="26"/>
+        <w:pStyle w:val="33"/>
         <w:spacing w:line="360" w:lineRule="auto"/>
         <w:ind w:firstLine="480" w:firstLineChars="200"/>
         <w:jc w:val="both"/>
@@ -6057,7 +5608,22 @@
           <w:rFonts w:hint="eastAsia"/>
           <w:color w:val="000000"/>
         </w:rPr>
-        <w:t>将三个方向放在一起看，三类方法并非离散类别，也不是彼此替代的技术路线，而是同一研究问题下的互补探索，分别从“是否正确”“是否看对”“是否合理推理”三个层面切入，构成奖励信号设计空间中的不同刻度。表 2 汇总类别层面的对比；表 3 与表 4 分别给出逐方法的奖励粒度刻度与实验设置。即便在方法层面，三个方向也存在互相借鉴：H-GRPO 的“答案奖励×匈牙利门控”融合了结果验证与过程匹配，POLIA 的物体级优势同样依赖答案级判据的引导，类别不是封闭的抽屉。</w:t>
+        <w:t>将三个方向放在一起看，三类方法并非离散类别，也不是彼此替代的技术路线，而是同一研究问题下的互补探索，分别从“是否正确”“是否看对”“是否合理推理”三个层面切入，构成奖励信号设计空间中的不同刻度（如图 1 所示）。从提出时间看，三类方法并未呈现严格的先后递进：结果验证与视觉对齐方向的代表工作自 2025 年中期至 2026 年间相继出现，过程优化方向以 VisualPRM [12]（2025 年 3 月）为过程建模先声、Self-Questioning [19] 与 H-GRPO [20] 集中于 2026 年中，三个方向的活跃期相互重叠。此外，直接以组合推理为优化对象的研究目前仍属少数，多数方法以显式组合基准</w:t>
+      </w:r>
+      <w:r>
+        <w:rPr>
+          <w:rFonts w:hint="eastAsia"/>
+          <w:color w:val="000000"/>
+          <w:lang w:eastAsia="zh-CN"/>
+        </w:rPr>
+        <w:t>、</w:t>
+      </w:r>
+      <w:r>
+        <w:rPr>
+          <w:rFonts w:hint="eastAsia"/>
+          <w:color w:val="000000"/>
+        </w:rPr>
+        <w:t>空间推理或通用 VQA 基准为评测载体，本文按奖励设计的增量贡献（见 3 节开头）而非评测载体归类，各方法的组合参考价值与评测局限详见 4.3 节。“演进”指设计空间的维度扩展而非时间上的先后淘汰。表 2 汇总类别层面的对比；表 3 与表 4 分别给出逐方法的奖励粒度刻度与实验设置。即便在方法层面，三个方向也存在互相借鉴：H-GRPO 的“答案奖励×匈牙利门控”融合了结果验证与过程匹配，POLIA [17] 的物体级优势同样依赖答案级判据的引导，类别不是封闭的抽屉。</w:t>
       </w:r>
     </w:p>
     <w:p>
@@ -6110,7 +5676,7 @@
     </w:p>
     <w:tbl>
       <w:tblPr>
-        <w:tblStyle w:val="44"/>
+        <w:tblStyle w:val="82"/>
         <w:tblW w:w="5000" w:type="pct"/>
         <w:tblInd w:w="0" w:type="dxa"/>
         <w:tblLayout w:type="fixed"/>
@@ -6150,7 +5716,7 @@
           </w:tcPr>
           <w:p>
             <w:pPr>
-              <w:pStyle w:val="27"/>
+              <w:pStyle w:val="52"/>
               <w:spacing w:line="360" w:lineRule="auto"/>
               <w:jc w:val="both"/>
               <w:rPr>
@@ -6179,7 +5745,7 @@
           </w:tcPr>
           <w:p>
             <w:pPr>
-              <w:pStyle w:val="27"/>
+              <w:pStyle w:val="52"/>
               <w:spacing w:line="360" w:lineRule="auto"/>
               <w:jc w:val="both"/>
               <w:rPr>
@@ -6187,13 +5753,6 @@
                 <w:szCs w:val="21"/>
               </w:rPr>
             </w:pPr>
-            <w:r>
-              <w:rPr>
-                <w:sz w:val="21"/>
-                <w:szCs w:val="21"/>
-              </w:rPr>
-              <w:t xml:space="preserve">3.1 </w:t>
-            </w:r>
             <w:r>
               <w:rPr>
                 <w:rFonts w:hint="eastAsia"/>
@@ -6215,7 +5774,7 @@
           </w:tcPr>
           <w:p>
             <w:pPr>
-              <w:pStyle w:val="27"/>
+              <w:pStyle w:val="52"/>
               <w:spacing w:line="360" w:lineRule="auto"/>
               <w:jc w:val="both"/>
               <w:rPr>
@@ -6223,13 +5782,6 @@
                 <w:szCs w:val="21"/>
               </w:rPr>
             </w:pPr>
-            <w:r>
-              <w:rPr>
-                <w:sz w:val="21"/>
-                <w:szCs w:val="21"/>
-              </w:rPr>
-              <w:t xml:space="preserve">3.2 </w:t>
-            </w:r>
             <w:r>
               <w:rPr>
                 <w:rFonts w:hint="eastAsia"/>
@@ -6251,7 +5803,7 @@
           </w:tcPr>
           <w:p>
             <w:pPr>
-              <w:pStyle w:val="27"/>
+              <w:pStyle w:val="52"/>
               <w:spacing w:line="360" w:lineRule="auto"/>
               <w:jc w:val="both"/>
               <w:rPr>
@@ -6259,13 +5811,6 @@
                 <w:szCs w:val="21"/>
               </w:rPr>
             </w:pPr>
-            <w:r>
-              <w:rPr>
-                <w:sz w:val="21"/>
-                <w:szCs w:val="21"/>
-              </w:rPr>
-              <w:t xml:space="preserve">3.3 </w:t>
-            </w:r>
             <w:r>
               <w:rPr>
                 <w:rFonts w:hint="eastAsia"/>
@@ -6292,7 +5837,7 @@
           </w:tcPr>
           <w:p>
             <w:pPr>
-              <w:pStyle w:val="27"/>
+              <w:pStyle w:val="52"/>
               <w:spacing w:line="360" w:lineRule="auto"/>
               <w:jc w:val="both"/>
               <w:rPr>
@@ -6316,7 +5861,7 @@
           </w:tcPr>
           <w:p>
             <w:pPr>
-              <w:pStyle w:val="27"/>
+              <w:pStyle w:val="52"/>
               <w:spacing w:line="360" w:lineRule="auto"/>
               <w:jc w:val="both"/>
               <w:rPr>
@@ -6340,7 +5885,7 @@
           </w:tcPr>
           <w:p>
             <w:pPr>
-              <w:pStyle w:val="27"/>
+              <w:pStyle w:val="52"/>
               <w:spacing w:line="360" w:lineRule="auto"/>
               <w:jc w:val="both"/>
               <w:rPr>
@@ -6364,7 +5909,7 @@
           </w:tcPr>
           <w:p>
             <w:pPr>
-              <w:pStyle w:val="27"/>
+              <w:pStyle w:val="52"/>
               <w:spacing w:line="360" w:lineRule="auto"/>
               <w:jc w:val="both"/>
               <w:rPr>
@@ -6398,7 +5943,7 @@
           </w:tcPr>
           <w:p>
             <w:pPr>
-              <w:pStyle w:val="27"/>
+              <w:pStyle w:val="52"/>
               <w:spacing w:line="360" w:lineRule="auto"/>
               <w:jc w:val="both"/>
               <w:rPr>
@@ -6422,7 +5967,7 @@
           </w:tcPr>
           <w:p>
             <w:pPr>
-              <w:pStyle w:val="27"/>
+              <w:pStyle w:val="52"/>
               <w:spacing w:line="360" w:lineRule="auto"/>
               <w:jc w:val="both"/>
               <w:rPr>
@@ -6461,7 +6006,7 @@
           </w:tcPr>
           <w:p>
             <w:pPr>
-              <w:pStyle w:val="27"/>
+              <w:pStyle w:val="52"/>
               <w:spacing w:line="360" w:lineRule="auto"/>
               <w:jc w:val="both"/>
               <w:rPr>
@@ -6515,7 +6060,7 @@
           </w:tcPr>
           <w:p>
             <w:pPr>
-              <w:pStyle w:val="27"/>
+              <w:pStyle w:val="52"/>
               <w:spacing w:line="360" w:lineRule="auto"/>
               <w:jc w:val="both"/>
               <w:rPr>
@@ -6564,7 +6109,7 @@
           </w:tcPr>
           <w:p>
             <w:pPr>
-              <w:pStyle w:val="27"/>
+              <w:pStyle w:val="52"/>
               <w:spacing w:line="360" w:lineRule="auto"/>
               <w:jc w:val="both"/>
               <w:rPr>
@@ -6588,7 +6133,7 @@
           </w:tcPr>
           <w:p>
             <w:pPr>
-              <w:pStyle w:val="27"/>
+              <w:pStyle w:val="52"/>
               <w:spacing w:line="360" w:lineRule="auto"/>
               <w:jc w:val="both"/>
               <w:rPr>
@@ -6612,7 +6157,7 @@
           </w:tcPr>
           <w:p>
             <w:pPr>
-              <w:pStyle w:val="27"/>
+              <w:pStyle w:val="52"/>
               <w:spacing w:line="360" w:lineRule="auto"/>
               <w:jc w:val="both"/>
               <w:rPr>
@@ -6636,7 +6181,7 @@
           </w:tcPr>
           <w:p>
             <w:pPr>
-              <w:pStyle w:val="27"/>
+              <w:pStyle w:val="52"/>
               <w:spacing w:line="360" w:lineRule="auto"/>
               <w:jc w:val="both"/>
               <w:rPr>
@@ -6670,7 +6215,7 @@
           </w:tcPr>
           <w:p>
             <w:pPr>
-              <w:pStyle w:val="27"/>
+              <w:pStyle w:val="52"/>
               <w:spacing w:line="360" w:lineRule="auto"/>
               <w:jc w:val="both"/>
               <w:rPr>
@@ -6694,7 +6239,7 @@
           </w:tcPr>
           <w:p>
             <w:pPr>
-              <w:pStyle w:val="27"/>
+              <w:pStyle w:val="52"/>
               <w:spacing w:line="360" w:lineRule="auto"/>
               <w:jc w:val="both"/>
               <w:rPr>
@@ -6717,7 +6262,7 @@
           </w:tcPr>
           <w:p>
             <w:pPr>
-              <w:pStyle w:val="27"/>
+              <w:pStyle w:val="52"/>
               <w:spacing w:line="360" w:lineRule="auto"/>
               <w:jc w:val="both"/>
               <w:rPr>
@@ -6741,7 +6286,7 @@
           </w:tcPr>
           <w:p>
             <w:pPr>
-              <w:pStyle w:val="27"/>
+              <w:pStyle w:val="52"/>
               <w:spacing w:line="360" w:lineRule="auto"/>
               <w:jc w:val="both"/>
               <w:rPr>
@@ -6775,7 +6320,7 @@
           </w:tcPr>
           <w:p>
             <w:pPr>
-              <w:pStyle w:val="27"/>
+              <w:pStyle w:val="52"/>
               <w:spacing w:line="360" w:lineRule="auto"/>
               <w:jc w:val="both"/>
               <w:rPr>
@@ -6799,7 +6344,7 @@
           </w:tcPr>
           <w:p>
             <w:pPr>
-              <w:pStyle w:val="27"/>
+              <w:pStyle w:val="52"/>
               <w:spacing w:line="360" w:lineRule="auto"/>
               <w:jc w:val="both"/>
               <w:rPr>
@@ -6823,7 +6368,7 @@
           </w:tcPr>
           <w:p>
             <w:pPr>
-              <w:pStyle w:val="27"/>
+              <w:pStyle w:val="52"/>
               <w:spacing w:line="360" w:lineRule="auto"/>
               <w:jc w:val="both"/>
               <w:rPr>
@@ -6847,7 +6392,7 @@
           </w:tcPr>
           <w:p>
             <w:pPr>
-              <w:pStyle w:val="27"/>
+              <w:pStyle w:val="52"/>
               <w:spacing w:line="360" w:lineRule="auto"/>
               <w:jc w:val="both"/>
               <w:rPr>
@@ -6879,8 +6424,6 @@
           <w:szCs w:val="21"/>
         </w:rPr>
       </w:pPr>
-      <w:commentRangeStart w:id="17"/>
-      <w:commentRangeStart w:id="18"/>
       <w:r>
         <w:rPr>
           <w:rFonts w:hint="eastAsia"/>
@@ -6890,36 +6433,12 @@
           <w:sz w:val="21"/>
           <w:szCs w:val="21"/>
         </w:rPr>
-        <w:commentReference w:id="17"/>
-      </w:r>
-      <w:commentRangeEnd w:id="17"/>
-      <w:commentRangeEnd w:id="18"/>
-      <w:r>
-        <w:rPr>
-          <w:rFonts w:hint="eastAsia"/>
-          <w:i w:val="0"/>
-          <w:iCs/>
-          <w:color w:val="000000"/>
-          <w:sz w:val="21"/>
-          <w:szCs w:val="21"/>
-        </w:rPr>
-        <w:commentReference w:id="18"/>
-      </w:r>
-      <w:r>
-        <w:rPr>
-          <w:rFonts w:hint="eastAsia"/>
-          <w:i w:val="0"/>
-          <w:iCs/>
-          <w:color w:val="000000"/>
-          <w:sz w:val="21"/>
-          <w:szCs w:val="21"/>
-        </w:rPr>
         <w:t>表 3：代表方法的设计对比（奖励粒度、增量贡献层、信号机制与监督需求）</w:t>
       </w:r>
     </w:p>
     <w:tbl>
       <w:tblPr>
-        <w:tblStyle w:val="44"/>
+        <w:tblStyle w:val="82"/>
         <w:tblW w:w="4999" w:type="pct"/>
         <w:tblInd w:w="0" w:type="dxa"/>
         <w:tblLayout w:type="fixed"/>
@@ -6938,6 +6457,14 @@
         <w:gridCol w:w="1200"/>
       </w:tblGrid>
       <w:tr>
+        <w:tblPrEx>
+          <w:tblCellMar>
+            <w:top w:w="0" w:type="dxa"/>
+            <w:left w:w="108" w:type="dxa"/>
+            <w:bottom w:w="0" w:type="dxa"/>
+            <w:right w:w="108" w:type="dxa"/>
+          </w:tblCellMar>
+        </w:tblPrEx>
         <w:trPr>
           <w:tblHeader/>
         </w:trPr>
@@ -6952,7 +6479,7 @@
           </w:tcPr>
           <w:p>
             <w:pPr>
-              <w:pStyle w:val="27"/>
+              <w:pStyle w:val="52"/>
               <w:spacing w:line="360" w:lineRule="auto"/>
               <w:jc w:val="both"/>
               <w:rPr>
@@ -6981,7 +6508,7 @@
           </w:tcPr>
           <w:p>
             <w:pPr>
-              <w:pStyle w:val="27"/>
+              <w:pStyle w:val="52"/>
               <w:spacing w:line="360" w:lineRule="auto"/>
               <w:jc w:val="both"/>
               <w:rPr>
@@ -7010,7 +6537,7 @@
           </w:tcPr>
           <w:p>
             <w:pPr>
-              <w:pStyle w:val="27"/>
+              <w:pStyle w:val="52"/>
               <w:spacing w:line="360" w:lineRule="auto"/>
               <w:jc w:val="both"/>
               <w:rPr>
@@ -7039,7 +6566,7 @@
           </w:tcPr>
           <w:p>
             <w:pPr>
-              <w:pStyle w:val="27"/>
+              <w:pStyle w:val="52"/>
               <w:spacing w:line="360" w:lineRule="auto"/>
               <w:jc w:val="both"/>
               <w:rPr>
@@ -7075,6 +6602,7 @@
             </w:pPr>
             <w:r>
               <w:rPr>
+                <w:rFonts w:hint="eastAsia"/>
                 <w:sz w:val="21"/>
                 <w:szCs w:val="21"/>
               </w:rPr>
@@ -7098,7 +6626,7 @@
           </w:tcPr>
           <w:p>
             <w:pPr>
-              <w:pStyle w:val="27"/>
+              <w:pStyle w:val="52"/>
               <w:spacing w:line="360" w:lineRule="auto"/>
               <w:jc w:val="both"/>
               <w:rPr>
@@ -7111,34 +6639,7 @@
                 <w:sz w:val="21"/>
                 <w:szCs w:val="21"/>
               </w:rPr>
-              <w:t>CR</w:t>
-            </w:r>
-            <w:commentRangeStart w:id="19"/>
-            <w:commentRangeStart w:id="20"/>
-            <w:r>
-              <w:rPr>
-                <w:sz w:val="21"/>
-                <w:szCs w:val="21"/>
-              </w:rPr>
-              <w:t>³</w:t>
-            </w:r>
-            <w:commentRangeEnd w:id="19"/>
-            <w:r>
-              <w:rPr>
-                <w:rStyle w:val="24"/>
-                <w:sz w:val="21"/>
-                <w:szCs w:val="21"/>
-              </w:rPr>
-              <w:commentReference w:id="19"/>
-            </w:r>
-            <w:commentRangeEnd w:id="20"/>
-            <w:r>
-              <w:rPr>
-                <w:rStyle w:val="24"/>
-                <w:sz w:val="21"/>
-                <w:szCs w:val="21"/>
-              </w:rPr>
-              <w:commentReference w:id="20"/>
+              <w:t>CR³</w:t>
             </w:r>
           </w:p>
         </w:tc>
@@ -7148,7 +6649,7 @@
           </w:tcPr>
           <w:p>
             <w:pPr>
-              <w:pStyle w:val="27"/>
+              <w:pStyle w:val="52"/>
               <w:spacing w:line="360" w:lineRule="auto"/>
               <w:jc w:val="both"/>
               <w:rPr>
@@ -7172,7 +6673,7 @@
           </w:tcPr>
           <w:p>
             <w:pPr>
-              <w:pStyle w:val="27"/>
+              <w:pStyle w:val="52"/>
               <w:spacing w:line="360" w:lineRule="auto"/>
               <w:jc w:val="both"/>
               <w:rPr>
@@ -7196,7 +6697,7 @@
           </w:tcPr>
           <w:p>
             <w:pPr>
-              <w:pStyle w:val="27"/>
+              <w:pStyle w:val="52"/>
               <w:spacing w:line="360" w:lineRule="auto"/>
               <w:jc w:val="both"/>
               <w:rPr>
@@ -7227,6 +6728,7 @@
             </w:pPr>
             <w:r>
               <w:rPr>
+                <w:rFonts w:hint="eastAsia"/>
                 <w:sz w:val="21"/>
                 <w:szCs w:val="21"/>
               </w:rPr>
@@ -7250,7 +6752,7 @@
           </w:tcPr>
           <w:p>
             <w:pPr>
-              <w:pStyle w:val="27"/>
+              <w:pStyle w:val="52"/>
               <w:spacing w:line="360" w:lineRule="auto"/>
               <w:jc w:val="both"/>
               <w:rPr>
@@ -7273,7 +6775,7 @@
           </w:tcPr>
           <w:p>
             <w:pPr>
-              <w:pStyle w:val="27"/>
+              <w:pStyle w:val="52"/>
               <w:spacing w:line="360" w:lineRule="auto"/>
               <w:jc w:val="both"/>
               <w:rPr>
@@ -7297,7 +6799,7 @@
           </w:tcPr>
           <w:p>
             <w:pPr>
-              <w:pStyle w:val="27"/>
+              <w:pStyle w:val="52"/>
               <w:spacing w:line="360" w:lineRule="auto"/>
               <w:jc w:val="both"/>
               <w:rPr>
@@ -7321,7 +6823,7 @@
           </w:tcPr>
           <w:p>
             <w:pPr>
-              <w:pStyle w:val="27"/>
+              <w:pStyle w:val="52"/>
               <w:spacing w:line="360" w:lineRule="auto"/>
               <w:jc w:val="both"/>
               <w:rPr>
@@ -7337,34 +6839,22 @@
               </w:rPr>
               <w:t>高（STVQA-7K 基于人工场景图标注合成）</w:t>
             </w:r>
-            <w:r>
-              <w:rPr>
-                <w:sz w:val="21"/>
-                <w:szCs w:val="21"/>
-              </w:rPr>
-            </w:r>
+          </w:p>
+        </w:tc>
+        <w:tc>
+          <w:tcPr>
+            <w:tcW w:w="1200" w:type="dxa"/>
+          </w:tcPr>
+          <w:p>
+            <w:pPr>
+              <w:rPr>
+                <w:sz w:val="21"/>
+                <w:szCs w:val="21"/>
+              </w:rPr>
+            </w:pPr>
             <w:r>
               <w:rPr>
                 <w:rFonts w:hint="eastAsia"/>
-                <w:sz w:val="21"/>
-                <w:szCs w:val="21"/>
-              </w:rPr>
-            </w:r>
-          </w:p>
-        </w:tc>
-        <w:tc>
-          <w:tcPr>
-            <w:tcW w:w="1200" w:type="dxa"/>
-          </w:tcPr>
-          <w:p>
-            <w:pPr>
-              <w:rPr>
-                <w:sz w:val="21"/>
-                <w:szCs w:val="21"/>
-              </w:rPr>
-            </w:pPr>
-            <w:r>
-              <w:rPr>
                 <w:sz w:val="21"/>
                 <w:szCs w:val="21"/>
               </w:rPr>
@@ -7388,7 +6878,7 @@
           </w:tcPr>
           <w:p>
             <w:pPr>
-              <w:pStyle w:val="27"/>
+              <w:pStyle w:val="52"/>
               <w:spacing w:line="360" w:lineRule="auto"/>
               <w:jc w:val="both"/>
               <w:rPr>
@@ -7411,7 +6901,7 @@
           </w:tcPr>
           <w:p>
             <w:pPr>
-              <w:pStyle w:val="27"/>
+              <w:pStyle w:val="52"/>
               <w:spacing w:line="360" w:lineRule="auto"/>
               <w:jc w:val="both"/>
               <w:rPr>
@@ -7435,7 +6925,7 @@
           </w:tcPr>
           <w:p>
             <w:pPr>
-              <w:pStyle w:val="27"/>
+              <w:pStyle w:val="52"/>
               <w:spacing w:line="360" w:lineRule="auto"/>
               <w:jc w:val="both"/>
               <w:rPr>
@@ -7459,7 +6949,7 @@
           </w:tcPr>
           <w:p>
             <w:pPr>
-              <w:pStyle w:val="27"/>
+              <w:pStyle w:val="52"/>
               <w:spacing w:line="360" w:lineRule="auto"/>
               <w:jc w:val="both"/>
               <w:rPr>
@@ -7490,6 +6980,7 @@
             </w:pPr>
             <w:r>
               <w:rPr>
+                <w:rFonts w:hint="eastAsia"/>
                 <w:sz w:val="21"/>
                 <w:szCs w:val="21"/>
               </w:rPr>
@@ -7513,7 +7004,7 @@
           </w:tcPr>
           <w:p>
             <w:pPr>
-              <w:pStyle w:val="27"/>
+              <w:pStyle w:val="52"/>
               <w:spacing w:line="360" w:lineRule="auto"/>
               <w:jc w:val="both"/>
               <w:rPr>
@@ -7536,7 +7027,7 @@
           </w:tcPr>
           <w:p>
             <w:pPr>
-              <w:pStyle w:val="27"/>
+              <w:pStyle w:val="52"/>
               <w:spacing w:line="360" w:lineRule="auto"/>
               <w:jc w:val="both"/>
               <w:rPr>
@@ -7560,7 +7051,7 @@
           </w:tcPr>
           <w:p>
             <w:pPr>
-              <w:pStyle w:val="27"/>
+              <w:pStyle w:val="52"/>
               <w:spacing w:line="360" w:lineRule="auto"/>
               <w:jc w:val="both"/>
               <w:rPr>
@@ -7584,7 +7075,7 @@
           </w:tcPr>
           <w:p>
             <w:pPr>
-              <w:pStyle w:val="27"/>
+              <w:pStyle w:val="52"/>
               <w:spacing w:line="360" w:lineRule="auto"/>
               <w:jc w:val="both"/>
               <w:rPr>
@@ -7615,6 +7106,7 @@
             </w:pPr>
             <w:r>
               <w:rPr>
+                <w:rFonts w:hint="eastAsia"/>
                 <w:sz w:val="21"/>
                 <w:szCs w:val="21"/>
               </w:rPr>
@@ -7638,7 +7130,7 @@
           </w:tcPr>
           <w:p>
             <w:pPr>
-              <w:pStyle w:val="27"/>
+              <w:pStyle w:val="52"/>
               <w:spacing w:line="360" w:lineRule="auto"/>
               <w:jc w:val="both"/>
               <w:rPr>
@@ -7661,7 +7153,7 @@
           </w:tcPr>
           <w:p>
             <w:pPr>
-              <w:pStyle w:val="27"/>
+              <w:pStyle w:val="52"/>
               <w:spacing w:line="360" w:lineRule="auto"/>
               <w:jc w:val="both"/>
               <w:rPr>
@@ -7685,7 +7177,7 @@
           </w:tcPr>
           <w:p>
             <w:pPr>
-              <w:pStyle w:val="27"/>
+              <w:pStyle w:val="52"/>
               <w:spacing w:line="360" w:lineRule="auto"/>
               <w:jc w:val="both"/>
               <w:rPr>
@@ -7709,7 +7201,7 @@
           </w:tcPr>
           <w:p>
             <w:pPr>
-              <w:pStyle w:val="27"/>
+              <w:pStyle w:val="52"/>
               <w:spacing w:line="360" w:lineRule="auto"/>
               <w:jc w:val="both"/>
               <w:rPr>
@@ -7755,6 +7247,7 @@
             </w:pPr>
             <w:r>
               <w:rPr>
+                <w:rFonts w:hint="eastAsia"/>
                 <w:sz w:val="21"/>
                 <w:szCs w:val="21"/>
               </w:rPr>
@@ -7778,7 +7271,7 @@
           </w:tcPr>
           <w:p>
             <w:pPr>
-              <w:pStyle w:val="27"/>
+              <w:pStyle w:val="52"/>
               <w:spacing w:line="360" w:lineRule="auto"/>
               <w:jc w:val="both"/>
               <w:rPr>
@@ -7801,7 +7294,7 @@
           </w:tcPr>
           <w:p>
             <w:pPr>
-              <w:pStyle w:val="27"/>
+              <w:pStyle w:val="52"/>
               <w:spacing w:line="360" w:lineRule="auto"/>
               <w:jc w:val="both"/>
               <w:rPr>
@@ -7825,7 +7318,7 @@
           </w:tcPr>
           <w:p>
             <w:pPr>
-              <w:pStyle w:val="27"/>
+              <w:pStyle w:val="52"/>
               <w:spacing w:line="360" w:lineRule="auto"/>
               <w:jc w:val="both"/>
               <w:rPr>
@@ -7849,7 +7342,7 @@
           </w:tcPr>
           <w:p>
             <w:pPr>
-              <w:pStyle w:val="27"/>
+              <w:pStyle w:val="52"/>
               <w:spacing w:line="360" w:lineRule="auto"/>
               <w:jc w:val="both"/>
               <w:rPr>
@@ -7880,6 +7373,7 @@
             </w:pPr>
             <w:r>
               <w:rPr>
+                <w:rFonts w:hint="eastAsia"/>
                 <w:sz w:val="21"/>
                 <w:szCs w:val="21"/>
               </w:rPr>
@@ -7903,7 +7397,7 @@
           </w:tcPr>
           <w:p>
             <w:pPr>
-              <w:pStyle w:val="27"/>
+              <w:pStyle w:val="52"/>
               <w:spacing w:line="360" w:lineRule="auto"/>
               <w:jc w:val="both"/>
               <w:rPr>
@@ -7926,7 +7420,7 @@
           </w:tcPr>
           <w:p>
             <w:pPr>
-              <w:pStyle w:val="27"/>
+              <w:pStyle w:val="52"/>
               <w:spacing w:line="360" w:lineRule="auto"/>
               <w:jc w:val="both"/>
               <w:rPr>
@@ -7950,7 +7444,7 @@
           </w:tcPr>
           <w:p>
             <w:pPr>
-              <w:pStyle w:val="27"/>
+              <w:pStyle w:val="52"/>
               <w:spacing w:line="360" w:lineRule="auto"/>
               <w:jc w:val="both"/>
               <w:rPr>
@@ -7974,7 +7468,7 @@
           </w:tcPr>
           <w:p>
             <w:pPr>
-              <w:pStyle w:val="27"/>
+              <w:pStyle w:val="52"/>
               <w:spacing w:line="360" w:lineRule="auto"/>
               <w:jc w:val="both"/>
               <w:rPr>
@@ -8005,6 +7499,7 @@
             </w:pPr>
             <w:r>
               <w:rPr>
+                <w:rFonts w:hint="eastAsia"/>
                 <w:sz w:val="21"/>
                 <w:szCs w:val="21"/>
               </w:rPr>
@@ -8028,7 +7523,7 @@
           </w:tcPr>
           <w:p>
             <w:pPr>
-              <w:pStyle w:val="27"/>
+              <w:pStyle w:val="52"/>
               <w:spacing w:line="360" w:lineRule="auto"/>
               <w:jc w:val="both"/>
               <w:rPr>
@@ -8051,7 +7546,7 @@
           </w:tcPr>
           <w:p>
             <w:pPr>
-              <w:pStyle w:val="27"/>
+              <w:pStyle w:val="52"/>
               <w:spacing w:line="360" w:lineRule="auto"/>
               <w:jc w:val="both"/>
               <w:rPr>
@@ -8075,7 +7570,7 @@
           </w:tcPr>
           <w:p>
             <w:pPr>
-              <w:pStyle w:val="27"/>
+              <w:pStyle w:val="52"/>
               <w:spacing w:line="360" w:lineRule="auto"/>
               <w:jc w:val="both"/>
               <w:rPr>
@@ -8099,7 +7594,7 @@
           </w:tcPr>
           <w:p>
             <w:pPr>
-              <w:pStyle w:val="27"/>
+              <w:pStyle w:val="52"/>
               <w:spacing w:line="360" w:lineRule="auto"/>
               <w:jc w:val="both"/>
               <w:rPr>
@@ -8130,6 +7625,7 @@
             </w:pPr>
             <w:r>
               <w:rPr>
+                <w:rFonts w:hint="eastAsia"/>
                 <w:sz w:val="21"/>
                 <w:szCs w:val="21"/>
               </w:rPr>
@@ -8165,7 +7661,7 @@
     </w:p>
     <w:tbl>
       <w:tblPr>
-        <w:tblStyle w:val="44"/>
+        <w:tblStyle w:val="82"/>
         <w:tblW w:w="5000" w:type="pct"/>
         <w:tblInd w:w="0" w:type="dxa"/>
         <w:tblLayout w:type="fixed"/>
@@ -8206,7 +7702,7 @@
           </w:tcPr>
           <w:p>
             <w:pPr>
-              <w:pStyle w:val="27"/>
+              <w:pStyle w:val="52"/>
               <w:spacing w:line="360" w:lineRule="auto"/>
               <w:jc w:val="both"/>
               <w:rPr>
@@ -8235,7 +7731,7 @@
           </w:tcPr>
           <w:p>
             <w:pPr>
-              <w:pStyle w:val="27"/>
+              <w:pStyle w:val="52"/>
               <w:spacing w:line="360" w:lineRule="auto"/>
               <w:jc w:val="both"/>
               <w:rPr>
@@ -8245,6 +7741,7 @@
             </w:pPr>
             <w:r>
               <w:rPr>
+                <w:rFonts w:hint="eastAsia"/>
                 <w:sz w:val="21"/>
                 <w:szCs w:val="21"/>
               </w:rPr>
@@ -8263,7 +7760,7 @@
           </w:tcPr>
           <w:p>
             <w:pPr>
-              <w:pStyle w:val="27"/>
+              <w:pStyle w:val="52"/>
               <w:spacing w:line="360" w:lineRule="auto"/>
               <w:jc w:val="both"/>
               <w:rPr>
@@ -8292,7 +7789,7 @@
           </w:tcPr>
           <w:p>
             <w:pPr>
-              <w:pStyle w:val="27"/>
+              <w:pStyle w:val="52"/>
               <w:spacing w:line="360" w:lineRule="auto"/>
               <w:jc w:val="both"/>
               <w:rPr>
@@ -8321,7 +7818,7 @@
           </w:tcPr>
           <w:p>
             <w:pPr>
-              <w:pStyle w:val="27"/>
+              <w:pStyle w:val="52"/>
               <w:spacing w:line="360" w:lineRule="auto"/>
               <w:jc w:val="both"/>
               <w:rPr>
@@ -8355,7 +7852,7 @@
           </w:tcPr>
           <w:p>
             <w:pPr>
-              <w:pStyle w:val="27"/>
+              <w:pStyle w:val="52"/>
               <w:spacing w:line="360" w:lineRule="auto"/>
               <w:jc w:val="both"/>
               <w:rPr>
@@ -8378,7 +7875,7 @@
           </w:tcPr>
           <w:p>
             <w:pPr>
-              <w:pStyle w:val="27"/>
+              <w:pStyle w:val="52"/>
               <w:spacing w:line="360" w:lineRule="auto"/>
               <w:jc w:val="both"/>
               <w:rPr>
@@ -8401,7 +7898,7 @@
           </w:tcPr>
           <w:p>
             <w:pPr>
-              <w:pStyle w:val="27"/>
+              <w:pStyle w:val="52"/>
               <w:spacing w:line="360" w:lineRule="auto"/>
               <w:jc w:val="both"/>
               <w:rPr>
@@ -8424,7 +7921,7 @@
           </w:tcPr>
           <w:p>
             <w:pPr>
-              <w:pStyle w:val="27"/>
+              <w:pStyle w:val="52"/>
               <w:spacing w:line="360" w:lineRule="auto"/>
               <w:jc w:val="both"/>
               <w:rPr>
@@ -8478,7 +7975,7 @@
           </w:tcPr>
           <w:p>
             <w:pPr>
-              <w:pStyle w:val="27"/>
+              <w:pStyle w:val="52"/>
               <w:spacing w:line="360" w:lineRule="auto"/>
               <w:jc w:val="both"/>
               <w:rPr>
@@ -8513,7 +8010,7 @@
           </w:tcPr>
           <w:p>
             <w:pPr>
-              <w:pStyle w:val="27"/>
+              <w:pStyle w:val="52"/>
               <w:spacing w:line="360" w:lineRule="auto"/>
               <w:jc w:val="both"/>
               <w:rPr>
@@ -8536,7 +8033,7 @@
           </w:tcPr>
           <w:p>
             <w:pPr>
-              <w:pStyle w:val="27"/>
+              <w:pStyle w:val="52"/>
               <w:spacing w:line="360" w:lineRule="auto"/>
               <w:jc w:val="both"/>
               <w:rPr>
@@ -8559,7 +8056,7 @@
           </w:tcPr>
           <w:p>
             <w:pPr>
-              <w:pStyle w:val="27"/>
+              <w:pStyle w:val="52"/>
               <w:spacing w:line="360" w:lineRule="auto"/>
               <w:jc w:val="both"/>
               <w:rPr>
@@ -8590,7 +8087,7 @@
           </w:tcPr>
           <w:p>
             <w:pPr>
-              <w:pStyle w:val="27"/>
+              <w:pStyle w:val="52"/>
               <w:spacing w:line="360" w:lineRule="auto"/>
               <w:jc w:val="both"/>
               <w:rPr>
@@ -8629,7 +8126,7 @@
           </w:tcPr>
           <w:p>
             <w:pPr>
-              <w:pStyle w:val="27"/>
+              <w:pStyle w:val="52"/>
               <w:spacing w:line="360" w:lineRule="auto"/>
               <w:jc w:val="both"/>
               <w:rPr>
@@ -8663,7 +8160,7 @@
           </w:tcPr>
           <w:p>
             <w:pPr>
-              <w:pStyle w:val="27"/>
+              <w:pStyle w:val="52"/>
               <w:spacing w:line="360" w:lineRule="auto"/>
               <w:jc w:val="both"/>
               <w:rPr>
@@ -8686,7 +8183,7 @@
           </w:tcPr>
           <w:p>
             <w:pPr>
-              <w:pStyle w:val="27"/>
+              <w:pStyle w:val="52"/>
               <w:spacing w:line="360" w:lineRule="auto"/>
               <w:jc w:val="both"/>
               <w:rPr>
@@ -8709,7 +8206,7 @@
           </w:tcPr>
           <w:p>
             <w:pPr>
-              <w:pStyle w:val="27"/>
+              <w:pStyle w:val="52"/>
               <w:spacing w:line="360" w:lineRule="auto"/>
               <w:jc w:val="both"/>
               <w:rPr>
@@ -8732,7 +8229,7 @@
           </w:tcPr>
           <w:p>
             <w:pPr>
-              <w:pStyle w:val="27"/>
+              <w:pStyle w:val="52"/>
               <w:spacing w:line="360" w:lineRule="auto"/>
               <w:jc w:val="both"/>
               <w:rPr>
@@ -8756,7 +8253,7 @@
           </w:tcPr>
           <w:p>
             <w:pPr>
-              <w:pStyle w:val="27"/>
+              <w:pStyle w:val="52"/>
               <w:spacing w:line="360" w:lineRule="auto"/>
               <w:jc w:val="both"/>
               <w:rPr>
@@ -8790,7 +8287,7 @@
           </w:tcPr>
           <w:p>
             <w:pPr>
-              <w:pStyle w:val="27"/>
+              <w:pStyle w:val="52"/>
               <w:spacing w:line="360" w:lineRule="auto"/>
               <w:jc w:val="both"/>
               <w:rPr>
@@ -8813,7 +8310,7 @@
           </w:tcPr>
           <w:p>
             <w:pPr>
-              <w:pStyle w:val="27"/>
+              <w:pStyle w:val="52"/>
               <w:spacing w:line="360" w:lineRule="auto"/>
               <w:jc w:val="both"/>
               <w:rPr>
@@ -8836,7 +8333,7 @@
           </w:tcPr>
           <w:p>
             <w:pPr>
-              <w:pStyle w:val="27"/>
+              <w:pStyle w:val="52"/>
               <w:spacing w:line="360" w:lineRule="auto"/>
               <w:jc w:val="both"/>
               <w:rPr>
@@ -8852,41 +8349,28 @@
               </w:rPr>
               <w:t>通用 LVLM + 高分辨率 + 接地</w:t>
             </w:r>
-            <w:r>
-              <w:rPr>
-                <w:sz w:val="21"/>
-                <w:szCs w:val="21"/>
-              </w:rPr>
-            </w:r>
+          </w:p>
+        </w:tc>
+        <w:tc>
+          <w:tcPr>
+            <w:tcW w:w="954" w:type="pct"/>
+          </w:tcPr>
+          <w:p>
+            <w:pPr>
+              <w:pStyle w:val="52"/>
+              <w:spacing w:line="360" w:lineRule="auto"/>
+              <w:jc w:val="both"/>
+              <w:rPr>
+                <w:sz w:val="21"/>
+                <w:szCs w:val="21"/>
+              </w:rPr>
+            </w:pPr>
             <w:r>
               <w:rPr>
                 <w:rFonts w:hint="eastAsia"/>
                 <w:sz w:val="21"/>
                 <w:szCs w:val="21"/>
               </w:rPr>
-            </w:r>
-          </w:p>
-        </w:tc>
-        <w:tc>
-          <w:tcPr>
-            <w:tcW w:w="954" w:type="pct"/>
-          </w:tcPr>
-          <w:p>
-            <w:pPr>
-              <w:pStyle w:val="27"/>
-              <w:spacing w:line="360" w:lineRule="auto"/>
-              <w:jc w:val="both"/>
-              <w:rPr>
-                <w:sz w:val="21"/>
-                <w:szCs w:val="21"/>
-              </w:rPr>
-            </w:pPr>
-            <w:r>
-              <w:rPr>
-                <w:rFonts w:hint="eastAsia"/>
-                <w:sz w:val="21"/>
-                <w:szCs w:val="21"/>
-              </w:rPr>
               <w:t>两阶段 rollout + 尺度分箱归一化</w:t>
             </w:r>
           </w:p>
@@ -8897,7 +8381,7 @@
           </w:tcPr>
           <w:p>
             <w:pPr>
-              <w:pStyle w:val="27"/>
+              <w:pStyle w:val="52"/>
               <w:spacing w:line="360" w:lineRule="auto"/>
               <w:jc w:val="both"/>
               <w:rPr>
@@ -8931,7 +8415,7 @@
           </w:tcPr>
           <w:p>
             <w:pPr>
-              <w:pStyle w:val="27"/>
+              <w:pStyle w:val="52"/>
               <w:spacing w:line="360" w:lineRule="auto"/>
               <w:jc w:val="both"/>
               <w:rPr>
@@ -8954,7 +8438,7 @@
           </w:tcPr>
           <w:p>
             <w:pPr>
-              <w:pStyle w:val="27"/>
+              <w:pStyle w:val="52"/>
               <w:spacing w:line="360" w:lineRule="auto"/>
               <w:jc w:val="both"/>
               <w:rPr>
@@ -8977,7 +8461,7 @@
           </w:tcPr>
           <w:p>
             <w:pPr>
-              <w:pStyle w:val="27"/>
+              <w:pStyle w:val="52"/>
               <w:spacing w:line="360" w:lineRule="auto"/>
               <w:jc w:val="both"/>
               <w:rPr>
@@ -8993,28 +8477,39 @@
               </w:rPr>
               <w:t>VSR/TallyQA/GQA/MathVista/MME/OVDEval（六数据集七测试集）</w:t>
             </w:r>
-            <w:r>
-              <w:rPr>
-                <w:sz w:val="21"/>
-                <w:szCs w:val="21"/>
-              </w:rPr>
-            </w:r>
+          </w:p>
+        </w:tc>
+        <w:tc>
+          <w:tcPr>
+            <w:tcW w:w="954" w:type="pct"/>
+          </w:tcPr>
+          <w:p>
+            <w:pPr>
+              <w:pStyle w:val="52"/>
+              <w:spacing w:line="360" w:lineRule="auto"/>
+              <w:jc w:val="both"/>
+              <w:rPr>
+                <w:sz w:val="21"/>
+                <w:szCs w:val="21"/>
+              </w:rPr>
+            </w:pPr>
             <w:r>
               <w:rPr>
                 <w:rFonts w:hint="eastAsia"/>
                 <w:sz w:val="21"/>
                 <w:szCs w:val="21"/>
               </w:rPr>
-            </w:r>
-          </w:p>
-        </w:tc>
-        <w:tc>
-          <w:tcPr>
-            <w:tcW w:w="954" w:type="pct"/>
-          </w:tcPr>
-          <w:p>
-            <w:pPr>
-              <w:pStyle w:val="27"/>
+              <w:t>bbox 坐标内嵌思维链（仅 20 个问答三元组）</w:t>
+            </w:r>
+          </w:p>
+        </w:tc>
+        <w:tc>
+          <w:tcPr>
+            <w:tcW w:w="1419" w:type="pct"/>
+          </w:tcPr>
+          <w:p>
+            <w:pPr>
+              <w:pStyle w:val="52"/>
               <w:spacing w:line="360" w:lineRule="auto"/>
               <w:jc w:val="both"/>
               <w:rPr>
@@ -9024,31 +8519,7 @@
             </w:pPr>
             <w:r>
               <w:rPr>
-                <w:rFonts w:hint="eastAsia"/>
-                <w:sz w:val="21"/>
-                <w:szCs w:val="21"/>
-              </w:rPr>
-              <w:t>bbox 坐标内嵌思维链（仅 20 个问答三元组）</w:t>
-            </w:r>
-          </w:p>
-        </w:tc>
-        <w:tc>
-          <w:tcPr>
-            <w:tcW w:w="1419" w:type="pct"/>
-          </w:tcPr>
-          <w:p>
-            <w:pPr>
-              <w:pStyle w:val="27"/>
-              <w:spacing w:line="360" w:lineRule="auto"/>
-              <w:jc w:val="both"/>
-              <w:rPr>
-                <w:sz w:val="21"/>
-                <w:szCs w:val="21"/>
-              </w:rPr>
-            </w:pPr>
-            <w:r>
-              <w:rPr>
-                <w:rFonts w:ascii="Times New Roman" w:eastAsia="宋体"/>
+                <w:rFonts w:hint="eastAsia" w:ascii="Times New Roman" w:eastAsia="宋体"/>
                 <w:sz w:val="21"/>
                 <w:szCs w:val="21"/>
               </w:rPr>
@@ -9072,7 +8543,7 @@
           </w:tcPr>
           <w:p>
             <w:pPr>
-              <w:pStyle w:val="27"/>
+              <w:pStyle w:val="52"/>
               <w:spacing w:line="360" w:lineRule="auto"/>
               <w:jc w:val="both"/>
               <w:rPr>
@@ -9095,7 +8566,7 @@
           </w:tcPr>
           <w:p>
             <w:pPr>
-              <w:pStyle w:val="27"/>
+              <w:pStyle w:val="52"/>
               <w:spacing w:line="360" w:lineRule="auto"/>
               <w:jc w:val="both"/>
               <w:rPr>
@@ -9118,7 +8589,7 @@
           </w:tcPr>
           <w:p>
             <w:pPr>
-              <w:pStyle w:val="27"/>
+              <w:pStyle w:val="52"/>
               <w:spacing w:line="360" w:lineRule="auto"/>
               <w:jc w:val="both"/>
               <w:rPr>
@@ -9128,6 +8599,7 @@
             </w:pPr>
             <w:r>
               <w:rPr>
+                <w:rFonts w:hint="eastAsia"/>
                 <w:sz w:val="21"/>
                 <w:szCs w:val="21"/>
               </w:rPr>
@@ -9141,7 +8613,7 @@
           </w:tcPr>
           <w:p>
             <w:pPr>
-              <w:pStyle w:val="27"/>
+              <w:pStyle w:val="52"/>
               <w:spacing w:line="360" w:lineRule="auto"/>
               <w:jc w:val="both"/>
               <w:rPr>
@@ -9277,7 +8749,7 @@
           </w:tcPr>
           <w:p>
             <w:pPr>
-              <w:pStyle w:val="27"/>
+              <w:pStyle w:val="52"/>
               <w:spacing w:line="360" w:lineRule="auto"/>
               <w:jc w:val="both"/>
               <w:rPr>
@@ -9287,6 +8759,7 @@
             </w:pPr>
             <w:r>
               <w:rPr>
+                <w:rFonts w:hint="eastAsia"/>
                 <w:sz w:val="21"/>
                 <w:szCs w:val="21"/>
               </w:rPr>
@@ -9310,7 +8783,7 @@
           </w:tcPr>
           <w:p>
             <w:pPr>
-              <w:pStyle w:val="27"/>
+              <w:pStyle w:val="52"/>
               <w:spacing w:line="360" w:lineRule="auto"/>
               <w:jc w:val="both"/>
               <w:rPr>
@@ -9333,7 +8806,7 @@
           </w:tcPr>
           <w:p>
             <w:pPr>
-              <w:pStyle w:val="27"/>
+              <w:pStyle w:val="52"/>
               <w:spacing w:line="360" w:lineRule="auto"/>
               <w:jc w:val="both"/>
               <w:rPr>
@@ -9356,7 +8829,7 @@
           </w:tcPr>
           <w:p>
             <w:pPr>
-              <w:pStyle w:val="27"/>
+              <w:pStyle w:val="52"/>
               <w:spacing w:line="360" w:lineRule="auto"/>
               <w:jc w:val="both"/>
               <w:rPr>
@@ -9379,7 +8852,7 @@
           </w:tcPr>
           <w:p>
             <w:pPr>
-              <w:pStyle w:val="27"/>
+              <w:pStyle w:val="52"/>
               <w:spacing w:line="360" w:lineRule="auto"/>
               <w:jc w:val="both"/>
               <w:rPr>
@@ -9403,7 +8876,7 @@
           </w:tcPr>
           <w:p>
             <w:pPr>
-              <w:pStyle w:val="27"/>
+              <w:pStyle w:val="52"/>
               <w:spacing w:line="360" w:lineRule="auto"/>
               <w:jc w:val="both"/>
               <w:rPr>
@@ -9413,6 +8886,7 @@
             </w:pPr>
             <w:r>
               <w:rPr>
+                <w:rFonts w:hint="eastAsia"/>
                 <w:sz w:val="21"/>
                 <w:szCs w:val="21"/>
               </w:rPr>
@@ -9436,7 +8910,7 @@
           </w:tcPr>
           <w:p>
             <w:pPr>
-              <w:pStyle w:val="27"/>
+              <w:pStyle w:val="52"/>
               <w:spacing w:line="360" w:lineRule="auto"/>
               <w:jc w:val="both"/>
               <w:rPr>
@@ -9459,7 +8933,7 @@
           </w:tcPr>
           <w:p>
             <w:pPr>
-              <w:pStyle w:val="27"/>
+              <w:pStyle w:val="52"/>
               <w:spacing w:line="360" w:lineRule="auto"/>
               <w:jc w:val="both"/>
               <w:rPr>
@@ -9482,7 +8956,7 @@
           </w:tcPr>
           <w:p>
             <w:pPr>
-              <w:pStyle w:val="27"/>
+              <w:pStyle w:val="52"/>
               <w:spacing w:line="360" w:lineRule="auto"/>
               <w:jc w:val="both"/>
               <w:rPr>
@@ -9492,40 +8966,45 @@
             </w:pPr>
             <w:r>
               <w:rPr>
+                <w:rFonts w:hint="eastAsia"/>
                 <w:sz w:val="21"/>
                 <w:szCs w:val="21"/>
               </w:rPr>
               <w:t>A-OKVQA/Visual7W 与 OOD 基准（MMMU/RealWorldQA/RoboSpatial/MMStar）</w:t>
             </w:r>
+          </w:p>
+        </w:tc>
+        <w:tc>
+          <w:tcPr>
+            <w:tcW w:w="954" w:type="pct"/>
+          </w:tcPr>
+          <w:p>
+            <w:pPr>
+              <w:pStyle w:val="52"/>
+              <w:spacing w:line="360" w:lineRule="auto"/>
+              <w:jc w:val="both"/>
+              <w:rPr>
+                <w:sz w:val="21"/>
+                <w:szCs w:val="21"/>
+              </w:rPr>
+            </w:pPr>
             <w:r>
               <w:rPr>
                 <w:rFonts w:hint="eastAsia"/>
                 <w:sz w:val="21"/>
                 <w:szCs w:val="21"/>
               </w:rPr>
-            </w:r>
-            <w:r>
-              <w:rPr>
-                <w:sz w:val="21"/>
-                <w:szCs w:val="21"/>
-              </w:rPr>
-            </w:r>
-            <w:r>
-              <w:rPr>
-                <w:rFonts w:hint="eastAsia"/>
-                <w:sz w:val="21"/>
-                <w:szCs w:val="21"/>
-              </w:rPr>
-            </w:r>
-          </w:p>
-        </w:tc>
-        <w:tc>
-          <w:tcPr>
-            <w:tcW w:w="954" w:type="pct"/>
-          </w:tcPr>
-          <w:p>
-            <w:pPr>
-              <w:pStyle w:val="27"/>
+              <w:t>三元组序列（子问题/子答案/证据框）匹配</w:t>
+            </w:r>
+          </w:p>
+        </w:tc>
+        <w:tc>
+          <w:tcPr>
+            <w:tcW w:w="1419" w:type="pct"/>
+          </w:tcPr>
+          <w:p>
+            <w:pPr>
+              <w:pStyle w:val="52"/>
               <w:spacing w:line="360" w:lineRule="auto"/>
               <w:jc w:val="both"/>
               <w:rPr>
@@ -9535,35 +9014,13 @@
             </w:pPr>
             <w:r>
               <w:rPr>
-                <w:rFonts w:hint="eastAsia"/>
-                <w:sz w:val="21"/>
-                <w:szCs w:val="21"/>
-              </w:rPr>
-              <w:t>三元组序列（子问题/子答案/证据框）匹配</w:t>
-            </w:r>
-          </w:p>
-        </w:tc>
-        <w:tc>
-          <w:tcPr>
-            <w:tcW w:w="1419" w:type="pct"/>
-          </w:tcPr>
-          <w:p>
-            <w:pPr>
-              <w:pStyle w:val="27"/>
-              <w:spacing w:line="360" w:lineRule="auto"/>
-              <w:jc w:val="both"/>
-              <w:rPr>
-                <w:sz w:val="21"/>
-                <w:szCs w:val="21"/>
-              </w:rPr>
-            </w:pPr>
-            <w:r>
-              <w:rPr>
                 <w:sz w:val="21"/>
                 <w:szCs w:val="21"/>
               </w:rPr>
               <w:t>SmolVLM-2.2B A-OKVQA 73.4%</w:t>
             </w:r>
+            <w:bookmarkStart w:id="17" w:name="_GoBack"/>
+            <w:bookmarkEnd w:id="17"/>
           </w:p>
         </w:tc>
       </w:tr>
@@ -9584,7 +9041,7 @@
     </w:p>
     <w:p>
       <w:pPr>
-        <w:pStyle w:val="50"/>
+        <w:pStyle w:val="87"/>
         <w:spacing w:line="360" w:lineRule="auto"/>
         <w:jc w:val="both"/>
       </w:pPr>
@@ -9593,7 +9050,7 @@
           <wp:inline distT="0" distB="0" distL="114300" distR="114300">
             <wp:extent cx="5334000" cy="2858135"/>
             <wp:effectExtent l="0" t="0" r="0" b="8890"/>
-            <wp:docPr id="18" name="Picture" descr="图 1：奖励信号设计空间演化示意图（草稿）"/>
+            <wp:docPr id="2" name="Picture" descr="图 1：奖励信号设计空间演化示意图（草稿）"/>
             <wp:cNvGraphicFramePr>
               <a:graphicFrameLocks xmlns:a="http://schemas.openxmlformats.org/drawingml/2006/main" noChangeAspect="1"/>
             </wp:cNvGraphicFramePr>
@@ -9601,13 +9058,13 @@
               <a:graphicData uri="http://schemas.openxmlformats.org/drawingml/2006/picture">
                 <pic:pic xmlns:pic="http://schemas.openxmlformats.org/drawingml/2006/picture">
                   <pic:nvPicPr>
-                    <pic:cNvPr id="18" name="Picture" descr="图 1：奖励信号设计空间演化示意图（草稿）"/>
+                    <pic:cNvPr id="2" name="Picture" descr="图 1：奖励信号设计空间演化示意图（草稿）"/>
                     <pic:cNvPicPr>
                       <a:picLocks noChangeAspect="1" noChangeArrowheads="1"/>
                     </pic:cNvPicPr>
                   </pic:nvPicPr>
                   <pic:blipFill>
-                    <a:blip r:embed="rId7"/>
+                    <a:blip r:embed="rId5"/>
                     <a:stretch>
                       <a:fillRect/>
                     </a:stretch>
@@ -9634,7 +9091,7 @@
     </w:p>
     <w:p>
       <w:pPr>
-        <w:pStyle w:val="48"/>
+        <w:pStyle w:val="37"/>
         <w:spacing w:line="360" w:lineRule="auto"/>
         <w:jc w:val="center"/>
         <w:rPr>
@@ -9698,15 +9155,6 @@
         </w:rPr>
         <w:t>探讨</w:t>
       </w:r>
-      <w:r>
-        <w:rPr>
-          <w:rStyle w:val="24"/>
-          <w:rFonts w:eastAsia="宋体"/>
-          <w:sz w:val="32"/>
-          <w:szCs w:val="32"/>
-        </w:rPr>
-        <w:commentReference w:id="21"/>
-      </w:r>
     </w:p>
     <w:p>
       <w:pPr>
@@ -9730,7 +9178,7 @@
     </w:p>
     <w:p>
       <w:pPr>
-        <w:pStyle w:val="26"/>
+        <w:pStyle w:val="33"/>
         <w:spacing w:line="360" w:lineRule="auto"/>
         <w:ind w:firstLine="480" w:firstLineChars="200"/>
         <w:jc w:val="both"/>
@@ -9740,16 +9188,7 @@
           <w:rFonts w:hint="eastAsia"/>
           <w:color w:val="000000"/>
         </w:rPr>
-        <w:t>3.4 节的三分法在描述上是方便的，但表 3 的粒度刻度揭示了一个更本质的事实：三类方法并非离散的类别，而</w:t>
-      </w:r>
-      <w:bookmarkStart w:id="17" w:name="_GoBack"/>
-      <w:bookmarkEnd w:id="17"/>
-      <w:r>
-        <w:rPr>
-          <w:rFonts w:hint="eastAsia"/>
-          <w:color w:val="000000"/>
-        </w:rPr>
-        <w:t>是同一奖励设计空间中的连续谱。这一判断有数学层面的支撑：如 2.2 节所述，在 token 级策略梯度与单次更新的设定下，标准 GRPO 与 PRM-aware 目标等价 [11]，结果奖励本就在隐式地做过程级信用分配。方法层面同样呈现连续的混合形态：H-GRPO 同时包含结果验证与过程匹配两种信号，POLIA 的外在优势与内在优势同处一个损失函数，SVQA-R1 的一致性惩罚则介于验证器与自监督对齐之间。所谓“演进”并非时间上的先后淘汰，而是奖励设计空间的维度扩展：推理展开维度上自答案级（CR³）经结构级（SpatialThinker）延伸至步骤级（H-GRPO），视觉锚定维度上自区域级（Ground-R1）细化至物体级（POLIA）；两个维度相互独立、不可直接比较，各刻度至今仍在并行发展。</w:t>
+        <w:t>3.4 节的三分法在描述上是方便的，但表 3 的粒度刻度揭示了一个更本质的事实：三类方法并非离散的类别，而是同一奖励设计空间中的连续谱。这一判断有数学层面的支撑：如 2.2 节所述，在 token 级策略梯度与单次更新的设定下，标准 GRPO 与 PRM-aware 目标等价 [11]，结果奖励本就在隐式地做过程级信用分配。方法层面同样呈现连续的混合形态：H-GRPO 同时包含结果验证与过程匹配两种信号，POLIA 的外在优势与内在优势同处一个损失函数，SVQA-R1 的一致性惩罚则介于验证器与自监督对齐之间。所谓“演进”并非时间上的先后淘汰，而是奖励设计空间的维度扩展：推理展开维度上自答案级（CR³）经结构级（SpatialThinker）延伸至步骤级（H-GRPO），视觉锚定维度上自区域级（Ground-R1）细化至物体级（POLIA）；两个维度相互独立、不可直接比较，各刻度至今仍在并行发展。</w:t>
       </w:r>
     </w:p>
     <w:bookmarkEnd w:id="11"/>
@@ -9775,7 +9214,7 @@
     </w:p>
     <w:p>
       <w:pPr>
-        <w:pStyle w:val="26"/>
+        <w:pStyle w:val="33"/>
         <w:spacing w:line="360" w:lineRule="auto"/>
         <w:ind w:firstLine="480" w:firstLineChars="200"/>
         <w:jc w:val="both"/>
@@ -9785,7 +9224,7 @@
           <w:rFonts w:hint="eastAsia"/>
           <w:color w:val="000000"/>
         </w:rPr>
-        <w:t>本文 3.1 的验证器方法都建立在“正确性可定义”的前提上，而这一前提正被评测基准的构建方式不断加固。MM-CondChain [21] 展示了组合推理正确性程序化验证的完整范式：用可执行程序把多层组合条件构造出来并机械验证；其 975 个评估样本（每样本含 True-path/False-path 一对；总数据集 4,634 例）由程序化管线生成并机械验证，评分全可复现，最强模型也仅得 53.33 分（Path F1），说明深度组合推理的可验证评测不仅是可能的，且当前模型远未饱和。但程序化验证的是逻辑层的一致性，自然图像域的感知事实仍依赖 MLLM 提取；当 MLLM 感知能力不足时，提取出的“视觉事实”本身带噪声，以它为输入的验证器只会放大噪声。这恰好划定了可验证奖励的适用半径：当正确性可分解为离散逻辑结构时，奖励可以完全规则化；当绑定依赖开放感知判断时，只能回到人工标注或自监督的近似。</w:t>
+        <w:t>本文 3.1 的验证器方法都建立在“正确性可定义”的前提上，而这一前提正被评测基准的构建方式不断加固。MM-CondChain [21] 展示了组合推理正确性程序化验证的完整范式：用可执行程序把多层组合条件构造出来并机械验证；其 975 个评估样本（每样本含 True-path/False-path 一对）由程序化管线生成并机械验证，评分全可复现，最强模型也仅得 53.33 分（Path F1），说明深度组合推理的可验证评测不仅是可能的，且当前模型远未饱和。但程序化验证的是逻辑层的一致性，自然图像域的感知事实仍依赖 MLLM 提取；当 MLLM 感知能力不足时，提取出的“视觉事实”本身带噪声，以它为输入的验证器只会放大噪声。这恰好划定了可验证奖励的适用半径：当正确性可分解为离散逻辑结构时，奖励可以完全规则化；当绑定依赖开放感知判断时，只能回到人工标注或自监督的近似。</w:t>
       </w:r>
     </w:p>
     <w:bookmarkEnd w:id="12"/>
@@ -9823,7 +9262,7 @@
     </w:p>
     <w:p>
       <w:pPr>
-        <w:pStyle w:val="26"/>
+        <w:pStyle w:val="33"/>
         <w:spacing w:line="360" w:lineRule="auto"/>
         <w:ind w:firstLine="480" w:firstLineChars="200"/>
         <w:jc w:val="both"/>
@@ -9874,7 +9313,7 @@
     </w:p>
     <w:p>
       <w:pPr>
-        <w:pStyle w:val="26"/>
+        <w:pStyle w:val="33"/>
         <w:spacing w:line="360" w:lineRule="auto"/>
         <w:ind w:firstLine="480" w:firstLineChars="200"/>
         <w:jc w:val="both"/>
@@ -9914,7 +9353,7 @@
     </w:p>
     <w:p>
       <w:pPr>
-        <w:pStyle w:val="26"/>
+        <w:pStyle w:val="33"/>
         <w:spacing w:line="360" w:lineRule="auto"/>
         <w:ind w:firstLine="480" w:firstLineChars="200"/>
         <w:jc w:val="both"/>
@@ -9983,7 +9422,7 @@
     </w:p>
     <w:p>
       <w:pPr>
-        <w:pStyle w:val="26"/>
+        <w:pStyle w:val="33"/>
         <w:spacing w:line="360" w:lineRule="auto"/>
         <w:ind w:firstLine="480" w:firstLineChars="200"/>
         <w:jc w:val="both"/>
@@ -10046,13 +9485,13 @@
     </w:p>
     <w:p>
       <w:pPr>
-        <w:pStyle w:val="26"/>
+        <w:pStyle w:val="33"/>
         <w:spacing w:before="0" w:after="60" w:line="360" w:lineRule="auto"/>
         <w:ind w:left="480" w:hanging="480" w:hangingChars="200"/>
         <w:jc w:val="both"/>
       </w:pPr>
       <w:r>
-        <w:t>[1] CREPE: Can Vision-Language Foundation Models Reason Compositionally? arXiv:2212.07796, CVPR 2023.</w:t>
+        <w:t>[1] Zixian Ma, Jerry Hong, Mustafa Omer Gul, Mona Gandhi, Irena Gao, Ranjay Krishna. CREPE: Can Vision-Language Foundation Models Reason Compositionally? arXiv:2212.07796, CVPR 2023.</w:t>
       </w:r>
     </w:p>
     <w:p>
@@ -10063,7 +9502,7 @@
         <w:jc w:val="both"/>
       </w:pPr>
       <w:r>
-        <w:t>[2] When and Why Vision-Language Models Behave Like Bags-of-Words, and What to Do About It? arXiv:2210.01936, ICLR 2023.</w:t>
+        <w:t>[2] Mert Yuksekgonul, Federico Bianchi, Pratyusha Kalluri, Dan Jurafsky, James Zou. When and Why Vision-Language Models Behave Like Bags-of-Words, and What to Do About It? arXiv:2210.01936, ICLR 2023.</w:t>
       </w:r>
     </w:p>
     <w:p>
@@ -10074,7 +9513,7 @@
         <w:jc w:val="both"/>
       </w:pPr>
       <w:r>
-        <w:t>[3] SugarCrepe: Fixing Hackable Benchmarks for Vision-Language Compositionality. arXiv:2306.14610, NeurIPS 2023.</w:t>
+        <w:t>[3] Cheng-Yu Hsieh, Jieyu Zhang, Zixian Ma, Aniruddha Kembhavi, Ranjay Krishna. SugarCrepe: Fixing Hackable Benchmarks for Vision-Language Compositionality. arXiv:2306.14610, NeurIPS 2023.</w:t>
       </w:r>
     </w:p>
     <w:p>
@@ -10085,7 +9524,7 @@
         <w:jc w:val="both"/>
       </w:pPr>
       <w:r>
-        <w:t>[4] CR³: Boosting Compositional Reasoning in MLLMs through Rule-based Reinforcement Learning. AAAI 2026, doi:10.1609/aaai.v40i29.39680.</w:t>
+        <w:t>[4] Shun Qian, Bingquan Liu, Chengjie Sun, Peijin Xie, Zhen Xu, Baoxun Wang. CR³: Boosting Compositional Reasoning in MLLMs through Rule-based Reinforcement Learning. AAAI 2026, doi:10.1609/aaai.v40i29.39680.</w:t>
       </w:r>
     </w:p>
     <w:p>
@@ -10096,7 +9535,7 @@
         <w:jc w:val="both"/>
       </w:pPr>
       <w:r>
-        <w:t>[5] VALSE: A Task-Independent Benchmark for Vision and Language Models Centered on Linguistic Phenomena. arXiv:2112.07566, ACL 2022.</w:t>
+        <w:t>[5] Letitia Parcalabescu, Michele Cafagna, Lilitta Muradjan, Anette Frank, Iacer Calixto, Albert Gatt. VALSE: A Task-Independent Benchmark for Vision and Language Models Centered on Linguistic Phenomena. arXiv:2112.07566, ACL 2022.</w:t>
       </w:r>
     </w:p>
     <w:p>
@@ -10107,7 +9546,7 @@
         <w:jc w:val="both"/>
       </w:pPr>
       <w:r>
-        <w:t>[6] Aligning Large Multimodal Models with Factually Augmented RLHF (LLaVA-RLHF). arXiv:2309.14525.</w:t>
+        <w:t>[6] Zhiqing Sun, Sheng Shen, Shengcao Cao, Haotian Liu, Chunyuan Li, Yikang Shen, Chuang Gan, Liang-Yan Gui, Yu-Xiong Wang, Yiming Yang, Kurt Keutzer, Trevor Darrell. Aligning Large Multimodal Models with Factually Augmented RLHF (LLaVA-RLHF). arXiv:2309.14525.</w:t>
       </w:r>
     </w:p>
     <w:p>
@@ -10118,7 +9557,7 @@
         <w:jc w:val="both"/>
       </w:pPr>
       <w:r>
-        <w:t>[7] RLHF-V: Towards Trustworthy MLLMs via Behavior Alignment from Fine-grained Correctional Human Feedback. arXiv:2312.00849, CVPR 2024.</w:t>
+        <w:t>[7] Tianyu Yu, Yuan Yao, Haoye Zhang, Taiwen He, Yifeng Han, Ganqu Cui, Jinyi Hu, Zhiyuan Liu, Hai-Tao Zheng, Maosong Sun, Tat-Seng Chua. RLHF-V: Towards Trustworthy MLLMs via Behavior Alignment from Fine-grained Correctional Human Feedback. arXiv:2312.00849, CVPR 2024.</w:t>
       </w:r>
     </w:p>
     <w:p>
@@ -10129,7 +9568,7 @@
         <w:jc w:val="both"/>
       </w:pPr>
       <w:r>
-        <w:t>[8] VLFeedback: A Large-Scale AI Feedback Dataset for Large Vision-Language Models Alignment (Silkie). arXiv:2410.09421, EMNLP 2024.</w:t>
+        <w:t>[8] Lei Li, Zhihui Xie, Mukai Li, Shunian Chen, Peiyi Wang, Liang Chen, Yazheng Yang, Benyou Wang, Lingpeng Kong, Qi Liu. VLFeedback: A Large-Scale AI Feedback Dataset for Large Vision-Language Models Alignment (Silkie). arXiv:2410.09421, EMNLP 2024.</w:t>
       </w:r>
     </w:p>
     <w:p>
@@ -10140,7 +9579,7 @@
         <w:jc w:val="both"/>
       </w:pPr>
       <w:r>
-        <w:t>[9] DeepSeekMath: Pushing the Limits of Mathematical Reasoning in Open Language Models. arXiv:2402.03300.</w:t>
+        <w:t>[9] Zhihong Shao, Peiyi Wang, Qihao Zhu, Runxin Xu, Junxiao Song, Mingchuan Zhang, Y.K. Li, Y. Wu, Daya Guo. DeepSeekMath: Pushing the Limits of Mathematical Reasoning in Open Language Models. arXiv:2402.03300.</w:t>
       </w:r>
     </w:p>
     <w:p>
@@ -10155,7 +9594,7 @@
           <w:rFonts w:ascii="Times New Roman" w:eastAsia="宋体"/>
           <w:color w:val="000000"/>
         </w:rPr>
-        <w:t>[10] Direct Preference Optimization: Your Language Model is Secretly a Reward Model. arXiv:2305.18290, NeurIPS 2023.</w:t>
+        <w:t>[10] Rafael Rafailov, Archit Sharma, Eric Mitchell, Stefano Ermon, Christopher D. Manning, Chelsea Finn. Direct Preference Optimization: Your Language Model is Secretly a Reward Model. arXiv:2305.18290, NeurIPS 2023.</w:t>
       </w:r>
     </w:p>
     <w:p>
@@ -10166,7 +9605,7 @@
         <w:jc w:val="both"/>
       </w:pPr>
       <w:r>
-        <w:t>[11] GRPO is Secretly a Process Reward Model. arXiv:2509.21154, 2025.</w:t>
+        <w:t>[11] Michael Sullivan, Alexander Koller. GRPO is Secretly a Process Reward Model. arXiv:2509.21154, 2025.</w:t>
       </w:r>
     </w:p>
     <w:p>
@@ -10177,7 +9616,7 @@
         <w:jc w:val="both"/>
       </w:pPr>
       <w:r>
-        <w:t>[12] VisualPRM: An Effective Process Reward Model for Multimodal Reasoning. arXiv:2503.10291, 2025.</w:t>
+        <w:t>[12] Weiyun Wang, Zhangwei Gao, Lianjie Chen, Zhe Chen, Jinguo Zhu, Xiangyu Zhao, Yangzhou Liu, Yue Cao, Shenglong Ye, Xizhou Zhu, Lewei Lu, Haodong Duan, Yu Qiao, Jifeng Dai, Wenhai Wang. VisualPRM: An Effective Process Reward Model for Multimodal Reasoning. arXiv:2503.10291, 2025.</w:t>
       </w:r>
     </w:p>
     <w:p>
@@ -10188,7 +9627,7 @@
         <w:jc w:val="both"/>
       </w:pPr>
       <w:r>
-        <w:t>[13] SpatialThinker: Reinforcing Scene Graph-Grounded Spatial Reasoning via Dense Rewards. arXiv:2511.07403, NeurIPS 2025 Workshops.</w:t>
+        <w:t>[13] Hunar Batra, Haoqin Tu, Hardy Chen, Yuanze Lin, Cihang Xie, Ronald Clark. SpatialThinker: Reinforcing Scene Graph-Grounded Spatial Reasoning via Dense Rewards. arXiv:2511.07403, NeurIPS 2025 Workshops.</w:t>
       </w:r>
     </w:p>
     <w:p>
@@ -10199,7 +9638,7 @@
         <w:jc w:val="both"/>
       </w:pPr>
       <w:r>
-        <w:t>[14] SVQA-R1: Reinforcing Spatial Reasoning in MLLMs via View-Consistent Reward Optimization. arXiv:2506.01371, ICLR 2026 Workshop.</w:t>
+        <w:t>[14] Peiyao Wang, Haibin Ling. SVQA-R1: Reinforcing Spatial Reasoning in MLLMs via View-Consistent Reward Optimization. arXiv:2506.01371, ICLR 2026 Workshop.</w:t>
       </w:r>
     </w:p>
     <w:p>
@@ -10210,7 +9649,7 @@
         <w:jc w:val="both"/>
       </w:pPr>
       <w:r>
-        <w:t>[15] Ground-R1: Thinking with Images via Scale Relative Policy Optimization. arXiv:2505.20272 (v3), 2026.</w:t>
+        <w:t>[15] Meng Cao, Haoze Zhao, Can Zhang, Xiaojun Chang, Ian Reid, Xiaodan Liang. Ground-R1: Thinking with Images via Scale Relative Policy Optimization. arXiv:2505.20272 (v3), 2026.</w:t>
       </w:r>
     </w:p>
     <w:p>
@@ -10221,7 +9660,7 @@
         <w:jc w:val="both"/>
       </w:pPr>
       <w:r>
-        <w:t>[16] GRIT: Teaching MLLMs to Think with Images. arXiv:2505.15879, 2025.</w:t>
+        <w:t>[16] Yue Fan, Xuehai He, Diji Yang, Kaizhi Zheng, Ching-Chen Kuo, Yuting Zheng, Sravana Jyothi Narayanaraju, Xinze Guan, Xin Eric Wang. GRIT: Teaching MLLMs to Think with Images. arXiv:2505.15879, NeurIPS 2025.</w:t>
       </w:r>
     </w:p>
     <w:p>
@@ -10232,7 +9671,7 @@
         <w:jc w:val="both"/>
       </w:pPr>
       <w:r>
-        <w:t>[17] POLIA: Policy Optimization with Visual-Object-Level Intrinsic Advantage for Multimodal Reasoning. ICML 2026.</w:t>
+        <w:t>[17] Yiran Zeng, Da Chen, Hangyu Mao, Yuanxing Zhang, Pengfei Wan, Mengchen Zhao. POLIA: Policy Optimization with Visual-Object-Level Intrinsic Advantage for Multimodal Reasoning. ICML 2026.</w:t>
       </w:r>
     </w:p>
     <w:p>
@@ -10247,7 +9686,7 @@
           <w:rFonts w:ascii="Times New Roman" w:eastAsia="宋体"/>
           <w:color w:val="000000"/>
         </w:rPr>
-        <w:t>[18] Do MLLMs Really See It: Reinforcing Visual Attention in Multimodal LLMs (SAYO). arXiv:2602.08241, 2026.</w:t>
+        <w:t>[18] Siqu Ou, Tianrui Wan, Zhiyuan Zhao, Junyu Gao, Xuelong Li. Do MLLMs Really See It: Reinforcing Visual Attention in Multimodal LLMs (SAYO). arXiv:2602.08241, 2026.</w:t>
       </w:r>
     </w:p>
     <w:p>
@@ -10262,7 +9701,7 @@
           <w:rFonts w:ascii="Times New Roman" w:eastAsia="宋体"/>
           <w:color w:val="000000"/>
         </w:rPr>
-        <w:t>[19] Self-Questioning Vision-Language Models: Reinforcement Learning for Compositional Visual Reasoning. arXiv:2606.15651, 2026.</w:t>
+        <w:t>[19] Saraswathy Amjith. Self-Questioning Vision-Language Models: Reinforcement Learning for Compositional Visual Reasoning. arXiv:2606.15651, 2026.</w:t>
       </w:r>
     </w:p>
     <w:p>
@@ -10277,7 +9716,7 @@
           <w:rFonts w:ascii="Times New Roman" w:eastAsia="宋体"/>
           <w:color w:val="000000"/>
         </w:rPr>
-        <w:t>[20] H-GRPO: Permutation-Invariant Reinforcement Learning for Grounded Visual Reasoning. arXiv:2606.29915, 2026.</w:t>
+        <w:t>[20] Eric Peh, Debaditya Roy, Basura Fernando. H-GRPO: Permutation-Invariant Reinforcement Learning for Grounded Visual Reasoning. arXiv:2606.29915, 2026.</w:t>
       </w:r>
     </w:p>
     <w:p>
@@ -10292,7 +9731,7 @@
           <w:rFonts w:ascii="Times New Roman" w:eastAsia="宋体"/>
           <w:color w:val="000000"/>
         </w:rPr>
-        <w:t>[21] MM-CondChain: A Programmatically Verified Benchmark for Visually Grounded Deep Compositional Reasoning. arXiv:2603.12266, 2026.</w:t>
+        <w:t>[21] Haozhan Shen, Shilin Yan, Hongwei Xue, Shuaiqi Lu, Xiaojun Tang, Guannan Zhang, Tiancheng Zhao, Jianwei Yin. MM-CondChain: A Programmatically Verified Benchmark for Visually Grounded Deep Compositional Reasoning. arXiv:2603.12266, 2026.</w:t>
       </w:r>
     </w:p>
     <w:p>
@@ -10307,7 +9746,7 @@
           <w:rFonts w:ascii="Times New Roman" w:eastAsia="宋体"/>
           <w:color w:val="000000"/>
         </w:rPr>
-        <w:t>[22] AlphaGRPO: Unlocking Self-Reflective Multimodal Generation in UMMs via Decompositional Verifiable Reward. arXiv:2605.12495, ICML 2026.</w:t>
+        <w:t>[22] Runhui Huang, Jie Wu, Rui Yang, Zhe Liu, Hengshuang Zhao. AlphaGRPO: Unlocking Self-Reflective Multimodal Generation in Unified Multimodal Models via Decompositional Verifiable Reward. arXiv:2605.12495, ICML 2026.</w:t>
       </w:r>
     </w:p>
     <w:p>
@@ -10322,7 +9761,7 @@
           <w:rFonts w:ascii="Times New Roman" w:eastAsia="宋体"/>
           <w:color w:val="000000"/>
         </w:rPr>
-        <w:t>[23] FActScore: Fine-grained Atomic Evaluation of Factual Precision in Long Form Text Generation. arXiv:2305.14251, EMNLP 2023.</w:t>
+        <w:t>[23] Sewon Min, Kalpesh Krishna, Xinxi Lyu, Mike Lewis, Wen-tau Yih, Pang Wei Koh, Mohit Iyyer, Luke Zettlemoyer, Hannaneh Hajishirzi. FActScore: Fine-grained Atomic Evaluation of Factual Precision in Long Form Text Generation. arXiv:2305.14251, EMNLP 2023.</w:t>
       </w:r>
     </w:p>
     <w:sectPr>
@@ -10337,432 +9776,6 @@
 </w:document>
 </file>
 
-<file path=word/comments.xml><?xml version="1.0" encoding="utf-8"?>
-<w:comments xmlns:wpc="http://schemas.microsoft.com/office/word/2010/wordprocessingCanvas" xmlns:mc="http://schemas.openxmlformats.org/markup-compatibility/2006" xmlns:o="urn:schemas-microsoft-com:office:office" xmlns:r="http://schemas.openxmlformats.org/officeDocument/2006/relationships" xmlns:m="http://schemas.openxmlformats.org/officeDocument/2006/math" xmlns:v="urn:schemas-microsoft-com:vml" xmlns:wp14="http://schemas.microsoft.com/office/word/2010/wordprocessingDrawing" xmlns:wp="http://schemas.openxmlformats.org/drawingml/2006/wordprocessingDrawing" xmlns:w="http://schemas.openxmlformats.org/wordprocessingml/2006/main" xmlns:w14="http://schemas.microsoft.com/office/word/2010/wordml" xmlns:w15="http://schemas.microsoft.com/office/word/2012/wordml" xmlns:w10="urn:schemas-microsoft-com:office:word" xmlns:wpg="http://schemas.microsoft.com/office/word/2010/wordprocessingGroup" xmlns:wpi="http://schemas.microsoft.com/office/word/2010/wordprocessingInk" xmlns:wne="http://schemas.microsoft.com/office/word/2006/wordml" xmlns:wps="http://schemas.microsoft.com/office/word/2010/wordprocessingShape" xmlns:wpsCustomData="http://www.wps.cn/officeDocument/2013/wpsCustomData" mc:Ignorable="w14 w15 wp14">
-  <w:comment w:id="0" w:author="张老师" w:date="2026-08-14T13:53:00Z" w:initials="G">
-    <w:p>
-      <w:pPr>
-        <w:pStyle w:val="13"/>
-        <w:rPr>
-          <w:rFonts w:hint="eastAsia"/>
-        </w:rPr>
-      </w:pPr>
-      <w:r>
-        <w:rPr>
-          <w:rFonts w:hint="eastAsia"/>
-        </w:rPr>
-        <w:t>当前整体文章的篇幅是过长了，会议论文要求尽可能精简，不像毕业论文或期刊那样，英文整体字数通常在3000words左右，对应的中文字数建议是写到5000-7000字就可以了，因此需要对文章各部分的内容再描述的时候更加概括一些</w:t>
-      </w:r>
-    </w:p>
-  </w:comment>
-  <w:comment w:id="1" w:author="张老师" w:date="2026-08-14T13:56:00Z" w:initials="G">
-    <w:p>
-      <w:pPr>
-        <w:pStyle w:val="13"/>
-        <w:rPr>
-          <w:rFonts w:hint="eastAsia"/>
-        </w:rPr>
-      </w:pPr>
-      <w:r>
-        <w:rPr>
-          <w:rFonts w:hint="eastAsia"/>
-        </w:rPr>
-        <w:t>摘要字数建议控制在250-350字中文之间，前面的背景意义用一句话带过即可，然后后面主要说本文做了什么发现了什么就可以，不用有太多详细的解释，比如对演进的一些解释等可以概括精简</w:t>
-      </w:r>
-    </w:p>
-  </w:comment>
-  <w:comment w:id="2" w:author="张老师" w:date="2026-08-14T13:58:00Z" w:initials="G">
-    <w:p>
-      <w:pPr>
-        <w:pStyle w:val="13"/>
-        <w:rPr>
-          <w:rFonts w:hint="eastAsia"/>
-        </w:rPr>
-      </w:pPr>
-      <w:r>
-        <w:rPr>
-          <w:rFonts w:hint="eastAsia"/>
-        </w:rPr>
-        <w:t>全文尽量不要使用横线或者破折号来连接句子，可以换一种表达方式组织成连贯的句子</w:t>
-      </w:r>
-    </w:p>
-  </w:comment>
-  <w:comment w:id="3" w:author="张老师" w:date="2026-08-14T14:00:00Z" w:initials="G">
-    <w:p>
-      <w:pPr>
-        <w:pStyle w:val="13"/>
-        <w:rPr>
-          <w:rFonts w:hint="eastAsia"/>
-        </w:rPr>
-      </w:pPr>
-      <w:r>
-        <w:rPr>
-          <w:rFonts w:hint="eastAsia"/>
-        </w:rPr>
-        <w:t>第一章引言的字数通常在800-1000字左右；比如可以删减一些例子介绍像“给定“左边的橙子发霉了，右边的橙子是新鲜的”这样一句描述，模型必须准确地把“左边”与“发霉”、把“右边”与“新鲜”绑定到正确的对象上“</w:t>
-      </w:r>
-    </w:p>
-  </w:comment>
-  <w:comment w:id="4" w:author="张老师" w:date="2026-08-14T13:59:00Z" w:initials="G">
-    <w:p>
-      <w:pPr>
-        <w:pStyle w:val="13"/>
-        <w:rPr>
-          <w:rFonts w:hint="eastAsia"/>
-        </w:rPr>
-      </w:pPr>
-      <w:r>
-        <w:rPr>
-          <w:rFonts w:hint="eastAsia"/>
-        </w:rPr>
-        <w:t>当前全文一共引用了30篇参考文献，正常建议引用的数量是10-20篇即可，因此需要删减一些非必要的文献引用，同时调整删减正文对应引用的内容</w:t>
-      </w:r>
-    </w:p>
-  </w:comment>
-  <w:comment w:id="5" w:author="张老师" w:date="2026-08-14T14:01:00Z" w:initials="G">
-    <w:p>
-      <w:pPr>
-        <w:pStyle w:val="13"/>
-      </w:pPr>
-      <w:r>
-        <w:rPr>
-          <w:rFonts w:hint="eastAsia"/>
-        </w:rPr>
-        <w:t>对应这个问题</w:t>
-      </w:r>
-      <w:r>
-        <w:t>5.参考文献数量有点多，主要是先前不太全面，做了一些补充，如果太多我可以删一些非必要或不完全切题仅用作补充和引入的</w:t>
-      </w:r>
-    </w:p>
-  </w:comment>
-  <w:comment w:id="6" w:author="张老师" w:date="2026-08-14T14:22:00Z" w:initials="G">
-    <w:p>
-      <w:pPr>
-        <w:pStyle w:val="13"/>
-      </w:pPr>
-      <w:r>
-        <w:rPr>
-          <w:rFonts w:ascii="Cambria Math" w:hAnsi="Cambria Math" w:cs="Cambria Math"/>
-        </w:rPr>
-        <w:t>①</w:t>
-      </w:r>
-      <w:r>
-        <w:t>在介绍当前的研究现状或者相关工作时，可以展开介绍一下其他研究做了什么，每篇文章大概两句话简单概括提出的方法得到的结果可以分析出什么，当前描述地较为概括——这个我没太理解，因为相关研究很多，第三部分主要讲，如果在引言中提到我不知道提哪些；</w:t>
-      </w:r>
-    </w:p>
-  </w:comment>
-  <w:comment w:id="7" w:author="张老师" w:date="2026-08-14T14:22:00Z" w:initials="G">
-    <w:p>
-      <w:pPr>
-        <w:pStyle w:val="13"/>
-        <w:rPr>
-          <w:rFonts w:hint="eastAsia"/>
-        </w:rPr>
-      </w:pPr>
-      <w:r>
-        <w:rPr>
-          <w:rFonts w:hint="eastAsia"/>
-        </w:rPr>
-        <w:t>这个建议主要指的是在你的引言中介绍背景的时候是可以通过引用介绍几个其他研究者做的工作辅助证明当前存在的一些问题或者研究空白，比如可以明确提到研究者xxx提出或者使用了xx模型，然后通过做了什么得出什么结果，然后发现了什么这样来介绍，当前没有太明确是哪些研究者做了什么直接说xxx证明了xxx会显得比较概括</w:t>
-      </w:r>
-    </w:p>
-  </w:comment>
-  <w:comment w:id="8" w:author="张老师" w:date="2026-08-14T14:03:00Z" w:initials="G">
-    <w:p>
-      <w:pPr>
-        <w:pStyle w:val="13"/>
-        <w:rPr>
-          <w:rFonts w:hint="eastAsia"/>
-        </w:rPr>
-      </w:pPr>
-      <w:r>
-        <w:rPr>
-          <w:rFonts w:hint="eastAsia"/>
-        </w:rPr>
-        <w:t>避免主观性表达 我，我们等，可以替换成本文，本综述</w:t>
-      </w:r>
-    </w:p>
-  </w:comment>
-  <w:comment w:id="9" w:author="张老师" w:date="2026-08-14T14:08:00Z" w:initials="G">
-    <w:p>
-      <w:pPr>
-        <w:pStyle w:val="13"/>
-        <w:rPr>
-          <w:rFonts w:hint="eastAsia"/>
-        </w:rPr>
-      </w:pPr>
-      <w:r>
-        <w:rPr>
-          <w:rFonts w:hint="eastAsia"/>
-        </w:rPr>
-        <w:t>不要在正文里出现1，2，3等表示，需要替换成首先，其次，然后或者第一，第二，第三等来代替</w:t>
-      </w:r>
-    </w:p>
-  </w:comment>
-  <w:comment w:id="10" w:author="张老师" w:date="2026-08-14T14:06:00Z" w:initials="G">
-    <w:p>
-      <w:pPr>
-        <w:pStyle w:val="13"/>
-        <w:rPr>
-          <w:rFonts w:hint="eastAsia"/>
-        </w:rPr>
-      </w:pPr>
-      <w:r>
-        <w:t>将每个基准的描述压缩至一句话概括关键发现</w:t>
-      </w:r>
-      <w:r>
-        <w:rPr>
-          <w:rFonts w:hint="eastAsia"/>
-        </w:rPr>
-        <w:t>然后再说说</w:t>
-      </w:r>
-      <w:r>
-        <w:t>与本文的直接关联</w:t>
-      </w:r>
-      <w:r>
-        <w:rPr>
-          <w:rFonts w:hint="eastAsia"/>
-        </w:rPr>
-        <w:t>就可以，因为下面有一个表格直观地进行展示，所以文字尽量避免出现重复性地介绍，只需要在表格的基础上简单描述分析即可</w:t>
-      </w:r>
-    </w:p>
-  </w:comment>
-  <w:comment w:id="11" w:author="张老师" w:date="2026-08-14T14:08:00Z" w:initials="G">
-    <w:p>
-      <w:pPr>
-        <w:pStyle w:val="13"/>
-      </w:pPr>
-      <w:r>
-        <w:t>3.期刊投稿对ai率有要求吗？初稿放paperpass查了一下，aigc炸了</w:t>
-      </w:r>
-    </w:p>
-  </w:comment>
-  <w:comment w:id="12" w:author="张老师" w:date="2026-08-14T14:08:00Z" w:initials="G">
-    <w:p>
-      <w:pPr>
-        <w:pStyle w:val="13"/>
-        <w:rPr>
-          <w:rFonts w:hint="eastAsia"/>
-        </w:rPr>
-      </w:pPr>
-      <w:r>
-        <w:rPr>
-          <w:rFonts w:hint="eastAsia"/>
-        </w:rPr>
-        <w:t>因为不同的网站检索ai率的检索方式都不同，同学只需要确保内容不是由ai撰写生成即可，包括后续翻译的过程中也不要借助ai翻译，对于ai率和重复率的检测等论文全部完成后再联系你的学管老师进行后续的工作即可，当前无需检测；且最后通常也只查英文版的重复率和ai率</w:t>
-      </w:r>
-    </w:p>
-  </w:comment>
-  <w:comment w:id="13" w:author="张老师" w:date="2026-08-14T14:13:00Z" w:initials="G">
-    <w:p>
-      <w:pPr>
-        <w:pStyle w:val="13"/>
-      </w:pPr>
-      <w:r>
-        <w:rPr>
-          <w:rFonts w:hint="eastAsia"/>
-        </w:rPr>
-        <w:t>可以</w:t>
-      </w:r>
-      <w:r>
-        <w:t>将LLaVA-RLHF、RLHF-V、Silkie三项早期RLHF工作合并为一句话</w:t>
-      </w:r>
-      <w:r>
-        <w:rPr>
-          <w:rFonts w:hint="eastAsia"/>
-        </w:rPr>
-        <w:t>一起介绍</w:t>
-      </w:r>
-    </w:p>
-  </w:comment>
-  <w:comment w:id="14" w:author="张老师" w:date="2026-08-14T14:11:00Z" w:initials="G">
-    <w:p>
-      <w:pPr>
-        <w:pStyle w:val="13"/>
-      </w:pPr>
-      <w:r>
-        <w:t>1.参考文献pdf和一些杂七杂八的东西我放到https://github.com/xzy06/mllm-rl-survey了，不过价值不大</w:t>
-      </w:r>
-    </w:p>
-  </w:comment>
-  <w:comment w:id="15" w:author="张老师" w:date="2026-08-14T14:11:00Z" w:initials="G">
-    <w:p>
-      <w:pPr>
-        <w:pStyle w:val="13"/>
-        <w:rPr>
-          <w:rFonts w:hint="eastAsia"/>
-        </w:rPr>
-      </w:pPr>
-      <w:r>
-        <w:rPr>
-          <w:rFonts w:hint="eastAsia"/>
-        </w:rPr>
-        <w:t>论文中不需要将文献的pdf等资料展示，因此上传github并不做要求，通常一些研究型论文上传代码结果实验环境等才需上传github公开</w:t>
-      </w:r>
-    </w:p>
-  </w:comment>
-  <w:comment w:id="16" w:author="张老师" w:date="2026-08-14T14:14:00Z" w:initials="G">
-    <w:p>
-      <w:pPr>
-        <w:pStyle w:val="13"/>
-        <w:rPr>
-          <w:rFonts w:hint="eastAsia"/>
-        </w:rPr>
-      </w:pPr>
-      <w:r>
-        <w:rPr>
-          <w:rFonts w:hint="eastAsia"/>
-        </w:rPr>
-        <w:t>后面内容主要存在的问题都是对于文献的工作陈述介绍地过于详细，对于每篇文献工作可以</w:t>
-      </w:r>
-      <w:r>
-        <w:t>保留核心公式（1</w:t>
-      </w:r>
-      <w:r>
-        <w:rPr>
-          <w:rFonts w:hint="eastAsia"/>
-        </w:rPr>
-        <w:t>个</w:t>
-      </w:r>
-      <w:r>
-        <w:t>）</w:t>
-      </w:r>
-      <w:r>
-        <w:rPr>
-          <w:rFonts w:hint="eastAsia"/>
-        </w:rPr>
-        <w:t>也可以不展示公式</w:t>
-      </w:r>
-      <w:r>
-        <w:t>、关键</w:t>
-      </w:r>
-      <w:r>
-        <w:rPr>
-          <w:rFonts w:hint="eastAsia"/>
-        </w:rPr>
-        <w:t>地结果</w:t>
-      </w:r>
-      <w:r>
-        <w:t>数据（1-2个）和核心结论（1句</w:t>
-      </w:r>
-      <w:r>
-        <w:rPr>
-          <w:rFonts w:hint="eastAsia"/>
-        </w:rPr>
-        <w:t>话左右</w:t>
-      </w:r>
-      <w:r>
-        <w:t>）</w:t>
-      </w:r>
-      <w:r>
-        <w:rPr>
-          <w:rFonts w:hint="eastAsia"/>
-        </w:rPr>
-        <w:t>就可以了，减少一些过多的背景铺垫和基础概念介绍，根据这些修改方式来改第三章的内容可以缩减很多字数</w:t>
-      </w:r>
-    </w:p>
-  </w:comment>
-  <w:comment w:id="17" w:author="张老师" w:date="2026-08-14T14:17:00Z" w:initials="G">
-    <w:p>
-      <w:pPr>
-        <w:pStyle w:val="13"/>
-      </w:pPr>
-      <w:r>
-        <w:t>4.文中数据和表格准确性还没有核对，先看看初稿大方向行不行</w:t>
-      </w:r>
-    </w:p>
-  </w:comment>
-  <w:comment w:id="18" w:author="张老师" w:date="2026-08-14T14:18:00Z" w:initials="G">
-    <w:p>
-      <w:pPr>
-        <w:pStyle w:val="13"/>
-        <w:rPr>
-          <w:rFonts w:hint="eastAsia"/>
-        </w:rPr>
-      </w:pPr>
-      <w:r>
-        <w:rPr>
-          <w:rFonts w:hint="eastAsia"/>
-        </w:rPr>
-        <w:t>方向可以，对于表格的内容可以在对应的文献内容或资料核实是否正确，表格的标题注意只从表1 2 3开始标起就可以，不需要划分成表3A，表3B这样；</w:t>
-      </w:r>
-    </w:p>
-  </w:comment>
-  <w:comment w:id="19" w:author="张老师" w:date="2026-08-14T14:20:00Z" w:initials="G">
-    <w:p>
-      <w:pPr>
-        <w:pStyle w:val="13"/>
-      </w:pPr>
-      <w:r>
-        <w:rPr>
-          <w:rFonts w:ascii="Cambria Math" w:hAnsi="Cambria Math" w:cs="Cambria Math"/>
-        </w:rPr>
-        <w:t>②</w:t>
-      </w:r>
-      <w:r>
-        <w:t>表格引用对模型添加参考文献——这个在初稿中有点多，初稿是按方法分类，一目了然，不确定还要不要加</w:t>
-      </w:r>
-    </w:p>
-  </w:comment>
-  <w:comment w:id="20" w:author="张老师" w:date="2026-08-14T14:20:00Z" w:initials="G">
-    <w:p>
-      <w:pPr>
-        <w:pStyle w:val="13"/>
-        <w:rPr>
-          <w:rFonts w:hint="eastAsia"/>
-        </w:rPr>
-      </w:pPr>
-      <w:r>
-        <w:rPr>
-          <w:rFonts w:hint="eastAsia"/>
-        </w:rPr>
-        <w:t>可以不在表格中每个模型标注文献引用，但是在对应小节正文分析介绍表格的时候，一些对应的文字介绍建议标注文献引用</w:t>
-      </w:r>
-    </w:p>
-  </w:comment>
-  <w:comment w:id="21" w:author="张老师" w:date="2026-08-14T14:16:00Z" w:initials="G">
-    <w:p>
-      <w:pPr>
-        <w:pStyle w:val="13"/>
-      </w:pPr>
-      <w:r>
-        <w:rPr>
-          <w:rFonts w:hint="eastAsia"/>
-        </w:rPr>
-        <w:t>对于讨论部分同理，只需要保留一些核心的建议，对于背景性的描述需要尽可能减少概括</w:t>
-      </w:r>
-    </w:p>
-  </w:comment>
-</w:comments>
-</file>
-
-<file path=word/commentsExtended.xml><?xml version="1.0" encoding="utf-8"?>
-<w15:commentsEx xmlns:wpc="http://schemas.microsoft.com/office/word/2010/wordprocessingCanvas" xmlns:mc="http://schemas.openxmlformats.org/markup-compatibility/2006" xmlns:o="urn:schemas-microsoft-com:office:office" xmlns:r="http://schemas.openxmlformats.org/officeDocument/2006/relationships" xmlns:m="http://schemas.openxmlformats.org/officeDocument/2006/math" xmlns:v="urn:schemas-microsoft-com:vml" xmlns:wp14="http://schemas.microsoft.com/office/word/2010/wordprocessingDrawing" xmlns:wp="http://schemas.openxmlformats.org/drawingml/2006/wordprocessingDrawing" xmlns:w="http://schemas.openxmlformats.org/wordprocessingml/2006/main" xmlns:w14="http://schemas.microsoft.com/office/word/2010/wordml" xmlns:w15="http://schemas.microsoft.com/office/word/2012/wordml" xmlns:w10="urn:schemas-microsoft-com:office:word" xmlns:wpg="http://schemas.microsoft.com/office/word/2010/wordprocessingGroup" xmlns:wpi="http://schemas.microsoft.com/office/word/2010/wordprocessingInk" xmlns:wne="http://schemas.microsoft.com/office/word/2006/wordml" xmlns:wps="http://schemas.microsoft.com/office/word/2010/wordprocessingShape" xmlns:wpsCustomData="http://www.wps.cn/officeDocument/2013/wpsCustomData" mc:Ignorable="w14 w15 wp14">
-  <w15:commentEx w15:paraId="07EA310E" w15:done="1"/>
-  <w15:commentEx w15:paraId="09E70FCB" w15:done="1"/>
-  <w15:commentEx w15:paraId="6FF9C1B3" w15:done="1"/>
-  <w15:commentEx w15:paraId="5622FC14" w15:done="1"/>
-  <w15:commentEx w15:paraId="4BE3AD31" w15:done="0"/>
-  <w15:commentEx w15:paraId="4D211838" w15:done="0" w15:paraIdParent="4BE3AD31"/>
-  <w15:commentEx w15:paraId="02901EE4" w15:done="1"/>
-  <w15:commentEx w15:paraId="05066EB9" w15:done="1" w15:paraIdParent="02901EE4"/>
-  <w15:commentEx w15:paraId="2973CA84" w15:done="1"/>
-  <w15:commentEx w15:paraId="3DD76018" w15:done="1"/>
-  <w15:commentEx w15:paraId="2A29AE9F" w15:done="1"/>
-  <w15:commentEx w15:paraId="596C1904" w15:done="1"/>
-  <w15:commentEx w15:paraId="38D83161" w15:done="1" w15:paraIdParent="596C1904"/>
-  <w15:commentEx w15:paraId="6AC078CA" w15:done="1"/>
-  <w15:commentEx w15:paraId="4EA9AF60" w15:done="1"/>
-  <w15:commentEx w15:paraId="4EF2929B" w15:done="1" w15:paraIdParent="4EA9AF60"/>
-  <w15:commentEx w15:paraId="446D5A5E" w15:done="1"/>
-  <w15:commentEx w15:paraId="29C1A9F4" w15:done="1"/>
-  <w15:commentEx w15:paraId="534663F0" w15:done="1" w15:paraIdParent="29C1A9F4"/>
-  <w15:commentEx w15:paraId="30B551B7" w15:done="1"/>
-  <w15:commentEx w15:paraId="23B78C39" w15:done="1" w15:paraIdParent="30B551B7"/>
-  <w15:commentEx w15:paraId="21A097D5" w15:done="1"/>
-</w15:commentsEx>
-</file>
-
 <file path=word/footnotes.xml><?xml version="1.0" encoding="utf-8"?>
 <w:footnotes xmlns:wpc="http://schemas.microsoft.com/office/word/2010/wordprocessingCanvas" xmlns:mc="http://schemas.openxmlformats.org/markup-compatibility/2006" xmlns:o="urn:schemas-microsoft-com:office:office" xmlns:r="http://schemas.openxmlformats.org/officeDocument/2006/relationships" xmlns:m="http://schemas.openxmlformats.org/officeDocument/2006/math" xmlns:v="urn:schemas-microsoft-com:vml" xmlns:wp14="http://schemas.microsoft.com/office/word/2010/wordprocessingDrawing" xmlns:wp="http://schemas.openxmlformats.org/drawingml/2006/wordprocessingDrawing" xmlns:w="http://schemas.openxmlformats.org/wordprocessingml/2006/main" xmlns:w14="http://schemas.microsoft.com/office/word/2010/wordml" xmlns:w15="http://schemas.microsoft.com/office/word/2012/wordml" xmlns:w10="urn:schemas-microsoft-com:office:word" xmlns:wpg="http://schemas.microsoft.com/office/word/2010/wordprocessingGroup" xmlns:wpi="http://schemas.microsoft.com/office/word/2010/wordprocessingInk" xmlns:wne="http://schemas.microsoft.com/office/word/2006/wordml" xmlns:wps="http://schemas.microsoft.com/office/word/2010/wordprocessingShape" xmlns:wpsCustomData="http://www.wps.cn/officeDocument/2013/wpsCustomData" mc:Ignorable="w14 w15 wp14">
   <w:footnote w:type="separator" w:id="0">
@@ -10786,14 +9799,6 @@
     </w:p>
   </w:footnote>
 </w:footnotes>
-</file>
-
-<file path=word/people.xml><?xml version="1.0" encoding="utf-8"?>
-<w15:people xmlns:wpc="http://schemas.microsoft.com/office/word/2010/wordprocessingCanvas" xmlns:mc="http://schemas.openxmlformats.org/markup-compatibility/2006" xmlns:o="urn:schemas-microsoft-com:office:office" xmlns:r="http://schemas.openxmlformats.org/officeDocument/2006/relationships" xmlns:m="http://schemas.openxmlformats.org/officeDocument/2006/math" xmlns:v="urn:schemas-microsoft-com:vml" xmlns:wp14="http://schemas.microsoft.com/office/word/2010/wordprocessingDrawing" xmlns:wp="http://schemas.openxmlformats.org/drawingml/2006/wordprocessingDrawing" xmlns:w="http://schemas.openxmlformats.org/wordprocessingml/2006/main" xmlns:w14="http://schemas.microsoft.com/office/word/2010/wordml" xmlns:w15="http://schemas.microsoft.com/office/word/2012/wordml" xmlns:w10="urn:schemas-microsoft-com:office:word" xmlns:wpg="http://schemas.microsoft.com/office/word/2010/wordprocessingGroup" xmlns:wpi="http://schemas.microsoft.com/office/word/2010/wordprocessingInk" xmlns:wne="http://schemas.microsoft.com/office/word/2006/wordml" xmlns:wps="http://schemas.microsoft.com/office/word/2010/wordprocessingShape" xmlns:wpsCustomData="http://www.wps.cn/officeDocument/2013/wpsCustomData" mc:Ignorable="w14 w15 wp14">
-  <w15:person w15:author="张老师">
-    <w15:presenceInfo w15:providerId="None" w15:userId="张老师"/>
-  </w15:person>
-</w15:people>
 </file>
 
 <file path=word/styles.xml><?xml version="1.0" encoding="utf-8"?>
@@ -11075,7 +10080,7 @@
     <w:name w:val="heading 1"/>
     <w:basedOn w:val="1"/>
     <w:next w:val="3"/>
-    <w:link w:val="34"/>
+    <w:link w:val="77"/>
     <w:qFormat/>
     <w:uiPriority w:val="9"/>
     <w:pPr>
@@ -11095,7 +10100,7 @@
     <w:name w:val="heading 2"/>
     <w:basedOn w:val="1"/>
     <w:next w:val="3"/>
-    <w:link w:val="35"/>
+    <w:link w:val="83"/>
     <w:semiHidden/>
     <w:unhideWhenUsed/>
     <w:qFormat/>
@@ -11117,7 +10122,7 @@
     <w:name w:val="heading 3"/>
     <w:basedOn w:val="1"/>
     <w:next w:val="3"/>
-    <w:link w:val="36"/>
+    <w:link w:val="30"/>
     <w:semiHidden/>
     <w:unhideWhenUsed/>
     <w:qFormat/>
@@ -11139,7 +10144,7 @@
     <w:name w:val="heading 4"/>
     <w:basedOn w:val="1"/>
     <w:next w:val="3"/>
-    <w:link w:val="37"/>
+    <w:link w:val="49"/>
     <w:semiHidden/>
     <w:unhideWhenUsed/>
     <w:qFormat/>
@@ -11161,7 +10166,7 @@
     <w:name w:val="heading 5"/>
     <w:basedOn w:val="1"/>
     <w:next w:val="3"/>
-    <w:link w:val="38"/>
+    <w:link w:val="79"/>
     <w:semiHidden/>
     <w:unhideWhenUsed/>
     <w:qFormat/>
@@ -11181,7 +10186,7 @@
     <w:name w:val="heading 6"/>
     <w:basedOn w:val="1"/>
     <w:next w:val="3"/>
-    <w:link w:val="39"/>
+    <w:link w:val="80"/>
     <w:semiHidden/>
     <w:unhideWhenUsed/>
     <w:qFormat/>
@@ -11203,7 +10208,7 @@
     <w:name w:val="heading 7"/>
     <w:basedOn w:val="1"/>
     <w:next w:val="3"/>
-    <w:link w:val="40"/>
+    <w:link w:val="51"/>
     <w:semiHidden/>
     <w:unhideWhenUsed/>
     <w:qFormat/>
@@ -11231,7 +10236,7 @@
     <w:name w:val="heading 8"/>
     <w:basedOn w:val="1"/>
     <w:next w:val="3"/>
-    <w:link w:val="41"/>
+    <w:link w:val="29"/>
     <w:semiHidden/>
     <w:unhideWhenUsed/>
     <w:qFormat/>
@@ -11261,7 +10266,7 @@
     <w:name w:val="heading 9"/>
     <w:basedOn w:val="1"/>
     <w:next w:val="3"/>
-    <w:link w:val="42"/>
+    <w:link w:val="74"/>
     <w:semiHidden/>
     <w:unhideWhenUsed/>
     <w:qFormat/>
@@ -11333,7 +10338,7 @@
   <w:style w:type="paragraph" w:styleId="13">
     <w:name w:val="annotation text"/>
     <w:basedOn w:val="1"/>
-    <w:link w:val="86"/>
+    <w:link w:val="41"/>
     <w:qFormat/>
     <w:uiPriority w:val="0"/>
   </w:style>
@@ -11368,7 +10373,7 @@
     <w:name w:val="Title"/>
     <w:basedOn w:val="1"/>
     <w:next w:val="3"/>
-    <w:link w:val="28"/>
+    <w:link w:val="54"/>
     <w:qFormat/>
     <w:uiPriority w:val="10"/>
     <w:pPr>
@@ -11386,7 +10391,7 @@
     <w:name w:val="Subtitle"/>
     <w:basedOn w:val="16"/>
     <w:next w:val="3"/>
-    <w:link w:val="29"/>
+    <w:link w:val="36"/>
     <w:qFormat/>
     <w:uiPriority w:val="11"/>
     <w:rPr>
@@ -11406,7 +10411,7 @@
     <w:name w:val="annotation subject"/>
     <w:basedOn w:val="13"/>
     <w:next w:val="13"/>
-    <w:link w:val="87"/>
+    <w:link w:val="40"/>
     <w:qFormat/>
     <w:uiPriority w:val="0"/>
     <w:rPr>
@@ -11454,35 +10459,124 @@
       <w:vertAlign w:val="superscript"/>
     </w:rPr>
   </w:style>
-  <w:style w:type="paragraph" w:customStyle="1" w:styleId="26">
+  <w:style w:type="character" w:customStyle="1" w:styleId="26">
+    <w:name w:val="VerbatimStringTok"/>
+    <w:basedOn w:val="27"/>
+    <w:qFormat/>
+    <w:uiPriority w:val="0"/>
+    <w:rPr>
+      <w:rFonts w:ascii="Consolas" w:hAnsi="Consolas"/>
+      <w:color w:val="4070A0"/>
+      <w:sz w:val="22"/>
+    </w:rPr>
+  </w:style>
+  <w:style w:type="character" w:customStyle="1" w:styleId="27">
+    <w:name w:val="Verbatim Char"/>
+    <w:basedOn w:val="23"/>
+    <w:link w:val="28"/>
+    <w:qFormat/>
+    <w:uiPriority w:val="0"/>
+    <w:rPr>
+      <w:rFonts w:ascii="Consolas" w:hAnsi="Consolas"/>
+      <w:sz w:val="22"/>
+    </w:rPr>
+  </w:style>
+  <w:style w:type="paragraph" w:customStyle="1" w:styleId="28">
+    <w:name w:val="Source Code"/>
+    <w:basedOn w:val="1"/>
+    <w:link w:val="27"/>
+    <w:qFormat/>
+    <w:uiPriority w:val="0"/>
+    <w:pPr>
+      <w:wordWrap w:val="0"/>
+    </w:pPr>
+  </w:style>
+  <w:style w:type="character" w:customStyle="1" w:styleId="29">
+    <w:name w:val="标题 8 字符"/>
+    <w:basedOn w:val="21"/>
+    <w:link w:val="10"/>
+    <w:semiHidden/>
+    <w:qFormat/>
+    <w:uiPriority w:val="9"/>
+    <w:rPr>
+      <w:rFonts w:eastAsiaTheme="majorEastAsia" w:cstheme="majorBidi"/>
+      <w:i/>
+      <w:iCs/>
+      <w:color w:val="262626" w:themeColor="text1" w:themeTint="D9"/>
+      <w14:textFill>
+        <w14:solidFill>
+          <w14:schemeClr w14:val="tx1">
+            <w14:lumMod w14:val="85000"/>
+            <w14:lumOff w14:val="15000"/>
+          </w14:schemeClr>
+        </w14:solidFill>
+      </w14:textFill>
+    </w:rPr>
+  </w:style>
+  <w:style w:type="character" w:customStyle="1" w:styleId="30">
+    <w:name w:val="标题 3 字符"/>
+    <w:basedOn w:val="21"/>
+    <w:link w:val="5"/>
+    <w:semiHidden/>
+    <w:qFormat/>
+    <w:uiPriority w:val="9"/>
+    <w:rPr>
+      <w:rFonts w:eastAsiaTheme="majorEastAsia" w:cstheme="majorBidi"/>
+      <w:color w:val="104862" w:themeColor="accent1" w:themeShade="BF"/>
+      <w:sz w:val="28"/>
+      <w:szCs w:val="28"/>
+    </w:rPr>
+  </w:style>
+  <w:style w:type="character" w:customStyle="1" w:styleId="31">
+    <w:name w:val="InformationTok"/>
+    <w:basedOn w:val="27"/>
+    <w:qFormat/>
+    <w:uiPriority w:val="0"/>
+    <w:rPr>
+      <w:rFonts w:ascii="Consolas" w:hAnsi="Consolas"/>
+      <w:b/>
+      <w:i/>
+      <w:color w:val="60A0B0"/>
+      <w:sz w:val="22"/>
+    </w:rPr>
+  </w:style>
+  <w:style w:type="character" w:customStyle="1" w:styleId="32">
+    <w:name w:val="ErrorTok"/>
+    <w:basedOn w:val="27"/>
+    <w:qFormat/>
+    <w:uiPriority w:val="0"/>
+    <w:rPr>
+      <w:rFonts w:ascii="Consolas" w:hAnsi="Consolas"/>
+      <w:b/>
+      <w:color w:val="FF0000"/>
+      <w:sz w:val="22"/>
+    </w:rPr>
+  </w:style>
+  <w:style w:type="paragraph" w:customStyle="1" w:styleId="33">
     <w:name w:val="First Paragraph"/>
     <w:basedOn w:val="3"/>
     <w:next w:val="3"/>
     <w:qFormat/>
     <w:uiPriority w:val="0"/>
   </w:style>
-  <w:style w:type="paragraph" w:customStyle="1" w:styleId="27">
-    <w:name w:val="Compact"/>
-    <w:basedOn w:val="3"/>
+  <w:style w:type="character" w:customStyle="1" w:styleId="34">
+    <w:name w:val="VariableTok"/>
+    <w:basedOn w:val="27"/>
     <w:qFormat/>
     <w:uiPriority w:val="0"/>
-    <w:pPr>
-      <w:spacing w:before="36" w:after="36"/>
-    </w:pPr>
-  </w:style>
-  <w:style w:type="character" w:customStyle="1" w:styleId="28">
-    <w:name w:val="标题 字符"/>
-    <w:basedOn w:val="21"/>
-    <w:link w:val="16"/>
-    <w:qFormat/>
-    <w:uiPriority w:val="10"/>
     <w:rPr>
-      <w:rFonts w:asciiTheme="majorHAnsi" w:hAnsiTheme="majorHAnsi" w:eastAsiaTheme="majorEastAsia" w:cstheme="majorBidi"/>
-      <w:sz w:val="56"/>
-      <w:szCs w:val="56"/>
+      <w:rFonts w:ascii="Consolas" w:hAnsi="Consolas"/>
+      <w:color w:val="19177C"/>
+      <w:sz w:val="22"/>
     </w:rPr>
   </w:style>
-  <w:style w:type="character" w:customStyle="1" w:styleId="29">
+  <w:style w:type="paragraph" w:customStyle="1" w:styleId="35">
+    <w:name w:val="Definition"/>
+    <w:basedOn w:val="1"/>
+    <w:qFormat/>
+    <w:uiPriority w:val="0"/>
+  </w:style>
+  <w:style w:type="character" w:customStyle="1" w:styleId="36">
     <w:name w:val="副标题 字符"/>
     <w:basedOn w:val="21"/>
     <w:link w:val="17"/>
@@ -11504,25 +10598,121 @@
       </w14:textFill>
     </w:rPr>
   </w:style>
-  <w:style w:type="paragraph" w:customStyle="1" w:styleId="30">
-    <w:name w:val="Author"/>
-    <w:basedOn w:val="16"/>
-    <w:next w:val="3"/>
+  <w:style w:type="paragraph" w:customStyle="1" w:styleId="37">
+    <w:name w:val="Image Caption"/>
+    <w:basedOn w:val="12"/>
     <w:qFormat/>
     <w:uiPriority w:val="0"/>
+  </w:style>
+  <w:style w:type="paragraph" w:customStyle="1" w:styleId="38">
+    <w:name w:val="Footnote Block Text"/>
+    <w:basedOn w:val="18"/>
+    <w:next w:val="18"/>
+    <w:unhideWhenUsed/>
+    <w:qFormat/>
+    <w:uiPriority w:val="9"/>
     <w:pPr>
-      <w:keepNext/>
-      <w:keepLines/>
+      <w:spacing w:before="100" w:after="100"/>
+      <w:ind w:left="480" w:right="480"/>
     </w:pPr>
+  </w:style>
+  <w:style w:type="character" w:customStyle="1" w:styleId="39">
+    <w:name w:val="DecValTok"/>
+    <w:basedOn w:val="27"/>
+    <w:qFormat/>
+    <w:uiPriority w:val="0"/>
     <w:rPr>
+      <w:rFonts w:ascii="Consolas" w:hAnsi="Consolas"/>
+      <w:color w:val="40A070"/>
+      <w:sz w:val="22"/>
+    </w:rPr>
+  </w:style>
+  <w:style w:type="character" w:customStyle="1" w:styleId="40">
+    <w:name w:val="批注主题 字符"/>
+    <w:basedOn w:val="41"/>
+    <w:link w:val="19"/>
+    <w:qFormat/>
+    <w:uiPriority w:val="0"/>
+    <w:rPr>
+      <w:rFonts w:ascii="Times New Roman" w:hAnsi="Times New Roman" w:eastAsia="宋体"/>
+      <w:b/>
+      <w:bCs/>
+      <w:color w:val="000000"/>
       <w:sz w:val="24"/>
       <w:szCs w:val="24"/>
     </w:rPr>
   </w:style>
-  <w:style w:type="paragraph" w:customStyle="1" w:styleId="31">
+  <w:style w:type="character" w:customStyle="1" w:styleId="41">
+    <w:name w:val="批注文字 字符"/>
+    <w:basedOn w:val="21"/>
+    <w:link w:val="13"/>
+    <w:qFormat/>
+    <w:uiPriority w:val="0"/>
+    <w:rPr>
+      <w:rFonts w:ascii="Times New Roman" w:hAnsi="Times New Roman" w:eastAsia="宋体"/>
+      <w:color w:val="000000"/>
+      <w:sz w:val="24"/>
+      <w:szCs w:val="24"/>
+    </w:rPr>
+  </w:style>
+  <w:style w:type="character" w:customStyle="1" w:styleId="42">
+    <w:name w:val="SpecialCharTok"/>
+    <w:basedOn w:val="27"/>
+    <w:qFormat/>
+    <w:uiPriority w:val="0"/>
+    <w:rPr>
+      <w:rFonts w:ascii="Consolas" w:hAnsi="Consolas"/>
+      <w:color w:val="4070A0"/>
+      <w:sz w:val="22"/>
+    </w:rPr>
+  </w:style>
+  <w:style w:type="character" w:customStyle="1" w:styleId="43">
+    <w:name w:val="NormalTok"/>
+    <w:basedOn w:val="27"/>
+    <w:qFormat/>
+    <w:uiPriority w:val="0"/>
+    <w:rPr>
+      <w:rFonts w:ascii="Consolas" w:hAnsi="Consolas"/>
+      <w:sz w:val="22"/>
+    </w:rPr>
+  </w:style>
+  <w:style w:type="character" w:customStyle="1" w:styleId="44">
+    <w:name w:val="StringTok"/>
+    <w:basedOn w:val="27"/>
+    <w:qFormat/>
+    <w:uiPriority w:val="0"/>
+    <w:rPr>
+      <w:rFonts w:ascii="Consolas" w:hAnsi="Consolas"/>
+      <w:color w:val="4070A0"/>
+      <w:sz w:val="22"/>
+    </w:rPr>
+  </w:style>
+  <w:style w:type="character" w:customStyle="1" w:styleId="45">
+    <w:name w:val="SpecialStringTok"/>
+    <w:basedOn w:val="27"/>
+    <w:qFormat/>
+    <w:uiPriority w:val="0"/>
+    <w:rPr>
+      <w:rFonts w:ascii="Consolas" w:hAnsi="Consolas"/>
+      <w:color w:val="BB6688"/>
+      <w:sz w:val="22"/>
+    </w:rPr>
+  </w:style>
+  <w:style w:type="character" w:customStyle="1" w:styleId="46">
+    <w:name w:val="FunctionTok"/>
+    <w:basedOn w:val="27"/>
+    <w:qFormat/>
+    <w:uiPriority w:val="0"/>
+    <w:rPr>
+      <w:rFonts w:ascii="Consolas" w:hAnsi="Consolas"/>
+      <w:color w:val="06287E"/>
+      <w:sz w:val="22"/>
+    </w:rPr>
+  </w:style>
+  <w:style w:type="paragraph" w:customStyle="1" w:styleId="47">
     <w:name w:val="Abstract Title"/>
     <w:basedOn w:val="1"/>
-    <w:next w:val="32"/>
+    <w:next w:val="48"/>
     <w:qFormat/>
     <w:uiPriority w:val="0"/>
     <w:pPr>
@@ -11537,7 +10727,7 @@
       <w:szCs w:val="20"/>
     </w:rPr>
   </w:style>
-  <w:style w:type="paragraph" w:customStyle="1" w:styleId="32">
+  <w:style w:type="paragraph" w:customStyle="1" w:styleId="48">
     <w:name w:val="Abstract"/>
     <w:basedOn w:val="1"/>
     <w:next w:val="3"/>
@@ -11553,54 +10743,7 @@
       <w:szCs w:val="20"/>
     </w:rPr>
   </w:style>
-  <w:style w:type="paragraph" w:customStyle="1" w:styleId="33">
-    <w:name w:val="书目1"/>
-    <w:basedOn w:val="1"/>
-    <w:qFormat/>
-    <w:uiPriority w:val="0"/>
-  </w:style>
-  <w:style w:type="character" w:customStyle="1" w:styleId="34">
-    <w:name w:val="标题 1 字符"/>
-    <w:basedOn w:val="21"/>
-    <w:link w:val="2"/>
-    <w:qFormat/>
-    <w:uiPriority w:val="9"/>
-    <w:rPr>
-      <w:rFonts w:asciiTheme="majorHAnsi" w:hAnsiTheme="majorHAnsi" w:eastAsiaTheme="majorEastAsia" w:cstheme="majorBidi"/>
-      <w:color w:val="104862" w:themeColor="accent1" w:themeShade="BF"/>
-      <w:sz w:val="40"/>
-      <w:szCs w:val="40"/>
-    </w:rPr>
-  </w:style>
-  <w:style w:type="character" w:customStyle="1" w:styleId="35">
-    <w:name w:val="标题 2 字符"/>
-    <w:basedOn w:val="21"/>
-    <w:link w:val="4"/>
-    <w:semiHidden/>
-    <w:qFormat/>
-    <w:uiPriority w:val="9"/>
-    <w:rPr>
-      <w:rFonts w:asciiTheme="majorHAnsi" w:hAnsiTheme="majorHAnsi" w:eastAsiaTheme="majorEastAsia" w:cstheme="majorBidi"/>
-      <w:color w:val="104862" w:themeColor="accent1" w:themeShade="BF"/>
-      <w:sz w:val="32"/>
-      <w:szCs w:val="32"/>
-    </w:rPr>
-  </w:style>
-  <w:style w:type="character" w:customStyle="1" w:styleId="36">
-    <w:name w:val="标题 3 字符"/>
-    <w:basedOn w:val="21"/>
-    <w:link w:val="5"/>
-    <w:semiHidden/>
-    <w:qFormat/>
-    <w:uiPriority w:val="9"/>
-    <w:rPr>
-      <w:rFonts w:eastAsiaTheme="majorEastAsia" w:cstheme="majorBidi"/>
-      <w:color w:val="104862" w:themeColor="accent1" w:themeShade="BF"/>
-      <w:sz w:val="28"/>
-      <w:szCs w:val="28"/>
-    </w:rPr>
-  </w:style>
-  <w:style w:type="character" w:customStyle="1" w:styleId="37">
+  <w:style w:type="character" w:customStyle="1" w:styleId="49">
     <w:name w:val="标题 4 字符"/>
     <w:basedOn w:val="21"/>
     <w:link w:val="6"/>
@@ -11614,7 +10757,353 @@
       <w:color w:val="104862" w:themeColor="accent1" w:themeShade="BF"/>
     </w:rPr>
   </w:style>
-  <w:style w:type="character" w:customStyle="1" w:styleId="38">
+  <w:style w:type="character" w:customStyle="1" w:styleId="50">
+    <w:name w:val="CommentTok"/>
+    <w:basedOn w:val="27"/>
+    <w:qFormat/>
+    <w:uiPriority w:val="0"/>
+    <w:rPr>
+      <w:rFonts w:ascii="Consolas" w:hAnsi="Consolas"/>
+      <w:i/>
+      <w:color w:val="60A0B0"/>
+      <w:sz w:val="22"/>
+    </w:rPr>
+  </w:style>
+  <w:style w:type="character" w:customStyle="1" w:styleId="51">
+    <w:name w:val="标题 7 字符"/>
+    <w:basedOn w:val="21"/>
+    <w:link w:val="9"/>
+    <w:semiHidden/>
+    <w:qFormat/>
+    <w:uiPriority w:val="9"/>
+    <w:rPr>
+      <w:rFonts w:eastAsiaTheme="majorEastAsia" w:cstheme="majorBidi"/>
+      <w:color w:val="595959" w:themeColor="text1" w:themeTint="A6"/>
+      <w14:textFill>
+        <w14:solidFill>
+          <w14:schemeClr w14:val="tx1">
+            <w14:lumMod w14:val="65000"/>
+            <w14:lumOff w14:val="35000"/>
+          </w14:schemeClr>
+        </w14:solidFill>
+      </w14:textFill>
+    </w:rPr>
+  </w:style>
+  <w:style w:type="paragraph" w:customStyle="1" w:styleId="52">
+    <w:name w:val="Compact"/>
+    <w:basedOn w:val="3"/>
+    <w:qFormat/>
+    <w:uiPriority w:val="0"/>
+    <w:pPr>
+      <w:spacing w:before="36" w:after="36"/>
+    </w:pPr>
+  </w:style>
+  <w:style w:type="paragraph" w:customStyle="1" w:styleId="53">
+    <w:name w:val="TOC 标题1"/>
+    <w:basedOn w:val="2"/>
+    <w:next w:val="3"/>
+    <w:unhideWhenUsed/>
+    <w:qFormat/>
+    <w:uiPriority w:val="39"/>
+    <w:pPr>
+      <w:spacing w:before="240" w:line="259" w:lineRule="auto"/>
+      <w:outlineLvl w:val="9"/>
+    </w:pPr>
+    <w:rPr>
+      <w:b w:val="0"/>
+      <w:color w:val="104862" w:themeColor="accent1" w:themeShade="BF"/>
+    </w:rPr>
+  </w:style>
+  <w:style w:type="character" w:customStyle="1" w:styleId="54">
+    <w:name w:val="标题 字符"/>
+    <w:basedOn w:val="21"/>
+    <w:link w:val="16"/>
+    <w:qFormat/>
+    <w:uiPriority w:val="10"/>
+    <w:rPr>
+      <w:rFonts w:asciiTheme="majorHAnsi" w:hAnsiTheme="majorHAnsi" w:eastAsiaTheme="majorEastAsia" w:cstheme="majorBidi"/>
+      <w:sz w:val="56"/>
+      <w:szCs w:val="56"/>
+    </w:rPr>
+  </w:style>
+  <w:style w:type="character" w:customStyle="1" w:styleId="55">
+    <w:name w:val="FloatTok"/>
+    <w:basedOn w:val="27"/>
+    <w:qFormat/>
+    <w:uiPriority w:val="0"/>
+    <w:rPr>
+      <w:rFonts w:ascii="Consolas" w:hAnsi="Consolas"/>
+      <w:color w:val="40A070"/>
+      <w:sz w:val="22"/>
+    </w:rPr>
+  </w:style>
+  <w:style w:type="character" w:customStyle="1" w:styleId="56">
+    <w:name w:val="DataTypeTok"/>
+    <w:basedOn w:val="27"/>
+    <w:qFormat/>
+    <w:uiPriority w:val="0"/>
+    <w:rPr>
+      <w:rFonts w:ascii="Consolas" w:hAnsi="Consolas"/>
+      <w:color w:val="902000"/>
+      <w:sz w:val="22"/>
+    </w:rPr>
+  </w:style>
+  <w:style w:type="paragraph" w:customStyle="1" w:styleId="57">
+    <w:name w:val="Figure"/>
+    <w:basedOn w:val="1"/>
+    <w:qFormat/>
+    <w:uiPriority w:val="0"/>
+  </w:style>
+  <w:style w:type="character" w:customStyle="1" w:styleId="58">
+    <w:name w:val="CharTok"/>
+    <w:basedOn w:val="27"/>
+    <w:qFormat/>
+    <w:uiPriority w:val="0"/>
+    <w:rPr>
+      <w:rFonts w:ascii="Consolas" w:hAnsi="Consolas"/>
+      <w:color w:val="4070A0"/>
+      <w:sz w:val="22"/>
+    </w:rPr>
+  </w:style>
+  <w:style w:type="character" w:customStyle="1" w:styleId="59">
+    <w:name w:val="RegionMarkerTok"/>
+    <w:basedOn w:val="27"/>
+    <w:qFormat/>
+    <w:uiPriority w:val="0"/>
+    <w:rPr>
+      <w:rFonts w:ascii="Consolas" w:hAnsi="Consolas"/>
+      <w:sz w:val="22"/>
+    </w:rPr>
+  </w:style>
+  <w:style w:type="character" w:customStyle="1" w:styleId="60">
+    <w:name w:val="ImportTok"/>
+    <w:basedOn w:val="27"/>
+    <w:qFormat/>
+    <w:uiPriority w:val="0"/>
+    <w:rPr>
+      <w:rFonts w:ascii="Consolas" w:hAnsi="Consolas"/>
+      <w:b/>
+      <w:color w:val="008000"/>
+      <w:sz w:val="22"/>
+    </w:rPr>
+  </w:style>
+  <w:style w:type="character" w:customStyle="1" w:styleId="61">
+    <w:name w:val="AttributeTok"/>
+    <w:basedOn w:val="27"/>
+    <w:qFormat/>
+    <w:uiPriority w:val="0"/>
+    <w:rPr>
+      <w:rFonts w:ascii="Consolas" w:hAnsi="Consolas"/>
+      <w:color w:val="7D9029"/>
+      <w:sz w:val="22"/>
+    </w:rPr>
+  </w:style>
+  <w:style w:type="paragraph" w:customStyle="1" w:styleId="62">
+    <w:name w:val="Author"/>
+    <w:basedOn w:val="16"/>
+    <w:next w:val="3"/>
+    <w:qFormat/>
+    <w:uiPriority w:val="0"/>
+    <w:pPr>
+      <w:keepNext/>
+      <w:keepLines/>
+    </w:pPr>
+    <w:rPr>
+      <w:sz w:val="24"/>
+      <w:szCs w:val="24"/>
+    </w:rPr>
+  </w:style>
+  <w:style w:type="character" w:customStyle="1" w:styleId="63">
+    <w:name w:val="AnnotationTok"/>
+    <w:basedOn w:val="27"/>
+    <w:qFormat/>
+    <w:uiPriority w:val="0"/>
+    <w:rPr>
+      <w:rFonts w:ascii="Consolas" w:hAnsi="Consolas"/>
+      <w:b/>
+      <w:i/>
+      <w:color w:val="60A0B0"/>
+      <w:sz w:val="22"/>
+    </w:rPr>
+  </w:style>
+  <w:style w:type="character" w:customStyle="1" w:styleId="64">
+    <w:name w:val="WarningTok"/>
+    <w:basedOn w:val="27"/>
+    <w:qFormat/>
+    <w:uiPriority w:val="0"/>
+    <w:rPr>
+      <w:rFonts w:ascii="Consolas" w:hAnsi="Consolas"/>
+      <w:b/>
+      <w:i/>
+      <w:color w:val="60A0B0"/>
+      <w:sz w:val="22"/>
+    </w:rPr>
+  </w:style>
+  <w:style w:type="paragraph" w:customStyle="1" w:styleId="65">
+    <w:name w:val="书目1"/>
+    <w:basedOn w:val="1"/>
+    <w:qFormat/>
+    <w:uiPriority w:val="0"/>
+  </w:style>
+  <w:style w:type="character" w:customStyle="1" w:styleId="66">
+    <w:name w:val="Section Number"/>
+    <w:basedOn w:val="23"/>
+    <w:qFormat/>
+    <w:uiPriority w:val="0"/>
+  </w:style>
+  <w:style w:type="paragraph" w:customStyle="1" w:styleId="67">
+    <w:name w:val="Definition Term"/>
+    <w:basedOn w:val="1"/>
+    <w:next w:val="35"/>
+    <w:qFormat/>
+    <w:uiPriority w:val="0"/>
+    <w:pPr>
+      <w:keepNext/>
+      <w:keepLines/>
+      <w:spacing w:after="0"/>
+    </w:pPr>
+    <w:rPr>
+      <w:b/>
+    </w:rPr>
+  </w:style>
+  <w:style w:type="character" w:customStyle="1" w:styleId="68">
+    <w:name w:val="ConstantTok"/>
+    <w:basedOn w:val="27"/>
+    <w:qFormat/>
+    <w:uiPriority w:val="0"/>
+    <w:rPr>
+      <w:rFonts w:ascii="Consolas" w:hAnsi="Consolas"/>
+      <w:color w:val="880000"/>
+      <w:sz w:val="22"/>
+    </w:rPr>
+  </w:style>
+  <w:style w:type="character" w:customStyle="1" w:styleId="69">
+    <w:name w:val="OperatorTok"/>
+    <w:basedOn w:val="27"/>
+    <w:qFormat/>
+    <w:uiPriority w:val="0"/>
+    <w:rPr>
+      <w:rFonts w:ascii="Consolas" w:hAnsi="Consolas"/>
+      <w:color w:val="666666"/>
+      <w:sz w:val="22"/>
+    </w:rPr>
+  </w:style>
+  <w:style w:type="character" w:customStyle="1" w:styleId="70">
+    <w:name w:val="KeywordTok"/>
+    <w:basedOn w:val="27"/>
+    <w:qFormat/>
+    <w:uiPriority w:val="0"/>
+    <w:rPr>
+      <w:rFonts w:ascii="Consolas" w:hAnsi="Consolas"/>
+      <w:b/>
+      <w:color w:val="007020"/>
+      <w:sz w:val="22"/>
+    </w:rPr>
+  </w:style>
+  <w:style w:type="character" w:customStyle="1" w:styleId="71">
+    <w:name w:val="DocumentationTok"/>
+    <w:basedOn w:val="27"/>
+    <w:qFormat/>
+    <w:uiPriority w:val="0"/>
+    <w:rPr>
+      <w:rFonts w:ascii="Consolas" w:hAnsi="Consolas"/>
+      <w:i/>
+      <w:color w:val="BA2121"/>
+      <w:sz w:val="22"/>
+    </w:rPr>
+  </w:style>
+  <w:style w:type="character" w:customStyle="1" w:styleId="72">
+    <w:name w:val="ExtensionTok"/>
+    <w:basedOn w:val="27"/>
+    <w:qFormat/>
+    <w:uiPriority w:val="0"/>
+    <w:rPr>
+      <w:rFonts w:ascii="Consolas" w:hAnsi="Consolas"/>
+      <w:sz w:val="22"/>
+    </w:rPr>
+  </w:style>
+  <w:style w:type="character" w:customStyle="1" w:styleId="73">
+    <w:name w:val="OtherTok"/>
+    <w:basedOn w:val="27"/>
+    <w:qFormat/>
+    <w:uiPriority w:val="0"/>
+    <w:rPr>
+      <w:rFonts w:ascii="Consolas" w:hAnsi="Consolas"/>
+      <w:color w:val="007020"/>
+      <w:sz w:val="22"/>
+    </w:rPr>
+  </w:style>
+  <w:style w:type="character" w:customStyle="1" w:styleId="74">
+    <w:name w:val="标题 9 字符"/>
+    <w:basedOn w:val="21"/>
+    <w:link w:val="11"/>
+    <w:semiHidden/>
+    <w:qFormat/>
+    <w:uiPriority w:val="9"/>
+    <w:rPr>
+      <w:rFonts w:eastAsiaTheme="majorEastAsia" w:cstheme="majorBidi"/>
+      <w:color w:val="262626" w:themeColor="text1" w:themeTint="D9"/>
+      <w14:textFill>
+        <w14:solidFill>
+          <w14:schemeClr w14:val="tx1">
+            <w14:lumMod w14:val="85000"/>
+            <w14:lumOff w14:val="15000"/>
+          </w14:schemeClr>
+        </w14:solidFill>
+      </w14:textFill>
+    </w:rPr>
+  </w:style>
+  <w:style w:type="character" w:customStyle="1" w:styleId="75">
+    <w:name w:val="CommentVarTok"/>
+    <w:basedOn w:val="27"/>
+    <w:qFormat/>
+    <w:uiPriority w:val="0"/>
+    <w:rPr>
+      <w:rFonts w:ascii="Consolas" w:hAnsi="Consolas"/>
+      <w:b/>
+      <w:i/>
+      <w:color w:val="60A0B0"/>
+      <w:sz w:val="22"/>
+    </w:rPr>
+  </w:style>
+  <w:style w:type="character" w:customStyle="1" w:styleId="76">
+    <w:name w:val="AlertTok"/>
+    <w:basedOn w:val="27"/>
+    <w:qFormat/>
+    <w:uiPriority w:val="0"/>
+    <w:rPr>
+      <w:rFonts w:ascii="Consolas" w:hAnsi="Consolas"/>
+      <w:b/>
+      <w:color w:val="FF0000"/>
+      <w:sz w:val="22"/>
+    </w:rPr>
+  </w:style>
+  <w:style w:type="character" w:customStyle="1" w:styleId="77">
+    <w:name w:val="标题 1 字符"/>
+    <w:basedOn w:val="21"/>
+    <w:link w:val="2"/>
+    <w:qFormat/>
+    <w:uiPriority w:val="9"/>
+    <w:rPr>
+      <w:rFonts w:asciiTheme="majorHAnsi" w:hAnsiTheme="majorHAnsi" w:eastAsiaTheme="majorEastAsia" w:cstheme="majorBidi"/>
+      <w:color w:val="104862" w:themeColor="accent1" w:themeShade="BF"/>
+      <w:sz w:val="40"/>
+      <w:szCs w:val="40"/>
+    </w:rPr>
+  </w:style>
+  <w:style w:type="character" w:customStyle="1" w:styleId="78">
+    <w:name w:val="ControlFlowTok"/>
+    <w:basedOn w:val="27"/>
+    <w:qFormat/>
+    <w:uiPriority w:val="0"/>
+    <w:rPr>
+      <w:rFonts w:ascii="Consolas" w:hAnsi="Consolas"/>
+      <w:b/>
+      <w:color w:val="007020"/>
+      <w:sz w:val="22"/>
+    </w:rPr>
+  </w:style>
+  <w:style w:type="character" w:customStyle="1" w:styleId="79">
     <w:name w:val="标题 5 字符"/>
     <w:basedOn w:val="21"/>
     <w:link w:val="7"/>
@@ -11626,7 +11115,7 @@
       <w:color w:val="104862" w:themeColor="accent1" w:themeShade="BF"/>
     </w:rPr>
   </w:style>
-  <w:style w:type="character" w:customStyle="1" w:styleId="39">
+  <w:style w:type="character" w:customStyle="1" w:styleId="80">
     <w:name w:val="标题 6 字符"/>
     <w:basedOn w:val="21"/>
     <w:link w:val="8"/>
@@ -11648,81 +11137,18 @@
       </w14:textFill>
     </w:rPr>
   </w:style>
-  <w:style w:type="character" w:customStyle="1" w:styleId="40">
-    <w:name w:val="标题 7 字符"/>
-    <w:basedOn w:val="21"/>
-    <w:link w:val="9"/>
-    <w:semiHidden/>
+  <w:style w:type="character" w:customStyle="1" w:styleId="81">
+    <w:name w:val="BuiltInTok"/>
+    <w:basedOn w:val="27"/>
     <w:qFormat/>
-    <w:uiPriority w:val="9"/>
+    <w:uiPriority w:val="0"/>
     <w:rPr>
-      <w:rFonts w:eastAsiaTheme="majorEastAsia" w:cstheme="majorBidi"/>
-      <w:color w:val="595959" w:themeColor="text1" w:themeTint="A6"/>
-      <w14:textFill>
-        <w14:solidFill>
-          <w14:schemeClr w14:val="tx1">
-            <w14:lumMod w14:val="65000"/>
-            <w14:lumOff w14:val="35000"/>
-          </w14:schemeClr>
-        </w14:solidFill>
-      </w14:textFill>
+      <w:rFonts w:ascii="Consolas" w:hAnsi="Consolas"/>
+      <w:color w:val="008000"/>
+      <w:sz w:val="22"/>
     </w:rPr>
   </w:style>
-  <w:style w:type="character" w:customStyle="1" w:styleId="41">
-    <w:name w:val="标题 8 字符"/>
-    <w:basedOn w:val="21"/>
-    <w:link w:val="10"/>
-    <w:semiHidden/>
-    <w:qFormat/>
-    <w:uiPriority w:val="9"/>
-    <w:rPr>
-      <w:rFonts w:eastAsiaTheme="majorEastAsia" w:cstheme="majorBidi"/>
-      <w:i/>
-      <w:iCs/>
-      <w:color w:val="262626" w:themeColor="text1" w:themeTint="D9"/>
-      <w14:textFill>
-        <w14:solidFill>
-          <w14:schemeClr w14:val="tx1">
-            <w14:lumMod w14:val="85000"/>
-            <w14:lumOff w14:val="15000"/>
-          </w14:schemeClr>
-        </w14:solidFill>
-      </w14:textFill>
-    </w:rPr>
-  </w:style>
-  <w:style w:type="character" w:customStyle="1" w:styleId="42">
-    <w:name w:val="标题 9 字符"/>
-    <w:basedOn w:val="21"/>
-    <w:link w:val="11"/>
-    <w:semiHidden/>
-    <w:qFormat/>
-    <w:uiPriority w:val="9"/>
-    <w:rPr>
-      <w:rFonts w:eastAsiaTheme="majorEastAsia" w:cstheme="majorBidi"/>
-      <w:color w:val="262626" w:themeColor="text1" w:themeTint="D9"/>
-      <w14:textFill>
-        <w14:solidFill>
-          <w14:schemeClr w14:val="tx1">
-            <w14:lumMod w14:val="85000"/>
-            <w14:lumOff w14:val="15000"/>
-          </w14:schemeClr>
-        </w14:solidFill>
-      </w14:textFill>
-    </w:rPr>
-  </w:style>
-  <w:style w:type="paragraph" w:customStyle="1" w:styleId="43">
-    <w:name w:val="Footnote Block Text"/>
-    <w:basedOn w:val="18"/>
-    <w:next w:val="18"/>
-    <w:unhideWhenUsed/>
-    <w:qFormat/>
-    <w:uiPriority w:val="9"/>
-    <w:pPr>
-      <w:spacing w:before="100" w:after="100"/>
-      <w:ind w:left="480" w:right="480"/>
-    </w:pPr>
-  </w:style>
-  <w:style w:type="table" w:customStyle="1" w:styleId="44">
+  <w:style w:type="table" w:customStyle="1" w:styleId="82">
     <w:name w:val="Table"/>
     <w:semiHidden/>
     <w:unhideWhenUsed/>
@@ -11745,28 +11171,43 @@
       </w:tcPr>
     </w:tblStylePr>
   </w:style>
-  <w:style w:type="paragraph" w:customStyle="1" w:styleId="45">
-    <w:name w:val="Definition Term"/>
-    <w:basedOn w:val="1"/>
-    <w:next w:val="46"/>
+  <w:style w:type="character" w:customStyle="1" w:styleId="83">
+    <w:name w:val="标题 2 字符"/>
+    <w:basedOn w:val="21"/>
+    <w:link w:val="4"/>
+    <w:semiHidden/>
+    <w:qFormat/>
+    <w:uiPriority w:val="9"/>
+    <w:rPr>
+      <w:rFonts w:asciiTheme="majorHAnsi" w:hAnsiTheme="majorHAnsi" w:eastAsiaTheme="majorEastAsia" w:cstheme="majorBidi"/>
+      <w:color w:val="104862" w:themeColor="accent1" w:themeShade="BF"/>
+      <w:sz w:val="32"/>
+      <w:szCs w:val="32"/>
+    </w:rPr>
+  </w:style>
+  <w:style w:type="character" w:customStyle="1" w:styleId="84">
+    <w:name w:val="PreprocessorTok"/>
+    <w:basedOn w:val="27"/>
     <w:qFormat/>
     <w:uiPriority w:val="0"/>
-    <w:pPr>
-      <w:keepNext/>
-      <w:keepLines/>
-      <w:spacing w:after="0"/>
-    </w:pPr>
     <w:rPr>
-      <w:b/>
+      <w:rFonts w:ascii="Consolas" w:hAnsi="Consolas"/>
+      <w:color w:val="BC7A00"/>
+      <w:sz w:val="22"/>
     </w:rPr>
   </w:style>
-  <w:style w:type="paragraph" w:customStyle="1" w:styleId="46">
-    <w:name w:val="Definition"/>
-    <w:basedOn w:val="1"/>
+  <w:style w:type="character" w:customStyle="1" w:styleId="85">
+    <w:name w:val="BaseNTok"/>
+    <w:basedOn w:val="27"/>
     <w:qFormat/>
     <w:uiPriority w:val="0"/>
+    <w:rPr>
+      <w:rFonts w:ascii="Consolas" w:hAnsi="Consolas"/>
+      <w:color w:val="40A070"/>
+      <w:sz w:val="22"/>
+    </w:rPr>
   </w:style>
-  <w:style w:type="paragraph" w:customStyle="1" w:styleId="47">
+  <w:style w:type="paragraph" w:customStyle="1" w:styleId="86">
     <w:name w:val="Table Caption"/>
     <w:basedOn w:val="12"/>
     <w:qFormat/>
@@ -11775,450 +11216,14 @@
       <w:keepNext/>
     </w:pPr>
   </w:style>
-  <w:style w:type="paragraph" w:customStyle="1" w:styleId="48">
-    <w:name w:val="Image Caption"/>
-    <w:basedOn w:val="12"/>
-    <w:qFormat/>
-    <w:uiPriority w:val="0"/>
-  </w:style>
-  <w:style w:type="paragraph" w:customStyle="1" w:styleId="49">
-    <w:name w:val="Figure"/>
-    <w:basedOn w:val="1"/>
-    <w:qFormat/>
-    <w:uiPriority w:val="0"/>
-  </w:style>
-  <w:style w:type="paragraph" w:customStyle="1" w:styleId="50">
+  <w:style w:type="paragraph" w:customStyle="1" w:styleId="87">
     <w:name w:val="Captioned Figure"/>
-    <w:basedOn w:val="49"/>
+    <w:basedOn w:val="57"/>
     <w:qFormat/>
     <w:uiPriority w:val="0"/>
     <w:pPr>
       <w:keepNext/>
     </w:pPr>
-  </w:style>
-  <w:style w:type="character" w:customStyle="1" w:styleId="51">
-    <w:name w:val="Verbatim Char"/>
-    <w:basedOn w:val="23"/>
-    <w:link w:val="52"/>
-    <w:qFormat/>
-    <w:uiPriority w:val="0"/>
-    <w:rPr>
-      <w:rFonts w:ascii="Consolas" w:hAnsi="Consolas"/>
-      <w:sz w:val="22"/>
-    </w:rPr>
-  </w:style>
-  <w:style w:type="paragraph" w:customStyle="1" w:styleId="52">
-    <w:name w:val="Source Code"/>
-    <w:basedOn w:val="1"/>
-    <w:link w:val="51"/>
-    <w:qFormat/>
-    <w:uiPriority w:val="0"/>
-    <w:pPr>
-      <w:wordWrap w:val="0"/>
-    </w:pPr>
-  </w:style>
-  <w:style w:type="character" w:customStyle="1" w:styleId="53">
-    <w:name w:val="Section Number"/>
-    <w:basedOn w:val="23"/>
-    <w:qFormat/>
-    <w:uiPriority w:val="0"/>
-  </w:style>
-  <w:style w:type="paragraph" w:customStyle="1" w:styleId="54">
-    <w:name w:val="TOC 标题1"/>
-    <w:basedOn w:val="2"/>
-    <w:next w:val="3"/>
-    <w:unhideWhenUsed/>
-    <w:qFormat/>
-    <w:uiPriority w:val="39"/>
-    <w:pPr>
-      <w:spacing w:before="240" w:line="259" w:lineRule="auto"/>
-      <w:outlineLvl w:val="9"/>
-    </w:pPr>
-    <w:rPr>
-      <w:b w:val="0"/>
-      <w:color w:val="104862" w:themeColor="accent1" w:themeShade="BF"/>
-    </w:rPr>
-  </w:style>
-  <w:style w:type="character" w:customStyle="1" w:styleId="55">
-    <w:name w:val="KeywordTok"/>
-    <w:basedOn w:val="51"/>
-    <w:qFormat/>
-    <w:uiPriority w:val="0"/>
-    <w:rPr>
-      <w:rFonts w:ascii="Consolas" w:hAnsi="Consolas"/>
-      <w:b/>
-      <w:color w:val="007020"/>
-      <w:sz w:val="22"/>
-    </w:rPr>
-  </w:style>
-  <w:style w:type="character" w:customStyle="1" w:styleId="56">
-    <w:name w:val="DataTypeTok"/>
-    <w:basedOn w:val="51"/>
-    <w:qFormat/>
-    <w:uiPriority w:val="0"/>
-    <w:rPr>
-      <w:rFonts w:ascii="Consolas" w:hAnsi="Consolas"/>
-      <w:color w:val="902000"/>
-      <w:sz w:val="22"/>
-    </w:rPr>
-  </w:style>
-  <w:style w:type="character" w:customStyle="1" w:styleId="57">
-    <w:name w:val="DecValTok"/>
-    <w:basedOn w:val="51"/>
-    <w:qFormat/>
-    <w:uiPriority w:val="0"/>
-    <w:rPr>
-      <w:rFonts w:ascii="Consolas" w:hAnsi="Consolas"/>
-      <w:color w:val="40A070"/>
-      <w:sz w:val="22"/>
-    </w:rPr>
-  </w:style>
-  <w:style w:type="character" w:customStyle="1" w:styleId="58">
-    <w:name w:val="BaseNTok"/>
-    <w:basedOn w:val="51"/>
-    <w:qFormat/>
-    <w:uiPriority w:val="0"/>
-    <w:rPr>
-      <w:rFonts w:ascii="Consolas" w:hAnsi="Consolas"/>
-      <w:color w:val="40A070"/>
-      <w:sz w:val="22"/>
-    </w:rPr>
-  </w:style>
-  <w:style w:type="character" w:customStyle="1" w:styleId="59">
-    <w:name w:val="FloatTok"/>
-    <w:basedOn w:val="51"/>
-    <w:qFormat/>
-    <w:uiPriority w:val="0"/>
-    <w:rPr>
-      <w:rFonts w:ascii="Consolas" w:hAnsi="Consolas"/>
-      <w:color w:val="40A070"/>
-      <w:sz w:val="22"/>
-    </w:rPr>
-  </w:style>
-  <w:style w:type="character" w:customStyle="1" w:styleId="60">
-    <w:name w:val="ConstantTok"/>
-    <w:basedOn w:val="51"/>
-    <w:qFormat/>
-    <w:uiPriority w:val="0"/>
-    <w:rPr>
-      <w:rFonts w:ascii="Consolas" w:hAnsi="Consolas"/>
-      <w:color w:val="880000"/>
-      <w:sz w:val="22"/>
-    </w:rPr>
-  </w:style>
-  <w:style w:type="character" w:customStyle="1" w:styleId="61">
-    <w:name w:val="CharTok"/>
-    <w:basedOn w:val="51"/>
-    <w:qFormat/>
-    <w:uiPriority w:val="0"/>
-    <w:rPr>
-      <w:rFonts w:ascii="Consolas" w:hAnsi="Consolas"/>
-      <w:color w:val="4070A0"/>
-      <w:sz w:val="22"/>
-    </w:rPr>
-  </w:style>
-  <w:style w:type="character" w:customStyle="1" w:styleId="62">
-    <w:name w:val="SpecialCharTok"/>
-    <w:basedOn w:val="51"/>
-    <w:qFormat/>
-    <w:uiPriority w:val="0"/>
-    <w:rPr>
-      <w:rFonts w:ascii="Consolas" w:hAnsi="Consolas"/>
-      <w:color w:val="4070A0"/>
-      <w:sz w:val="22"/>
-    </w:rPr>
-  </w:style>
-  <w:style w:type="character" w:customStyle="1" w:styleId="63">
-    <w:name w:val="StringTok"/>
-    <w:basedOn w:val="51"/>
-    <w:qFormat/>
-    <w:uiPriority w:val="0"/>
-    <w:rPr>
-      <w:rFonts w:ascii="Consolas" w:hAnsi="Consolas"/>
-      <w:color w:val="4070A0"/>
-      <w:sz w:val="22"/>
-    </w:rPr>
-  </w:style>
-  <w:style w:type="character" w:customStyle="1" w:styleId="64">
-    <w:name w:val="VerbatimStringTok"/>
-    <w:basedOn w:val="51"/>
-    <w:qFormat/>
-    <w:uiPriority w:val="0"/>
-    <w:rPr>
-      <w:rFonts w:ascii="Consolas" w:hAnsi="Consolas"/>
-      <w:color w:val="4070A0"/>
-      <w:sz w:val="22"/>
-    </w:rPr>
-  </w:style>
-  <w:style w:type="character" w:customStyle="1" w:styleId="65">
-    <w:name w:val="SpecialStringTok"/>
-    <w:basedOn w:val="51"/>
-    <w:qFormat/>
-    <w:uiPriority w:val="0"/>
-    <w:rPr>
-      <w:rFonts w:ascii="Consolas" w:hAnsi="Consolas"/>
-      <w:color w:val="BB6688"/>
-      <w:sz w:val="22"/>
-    </w:rPr>
-  </w:style>
-  <w:style w:type="character" w:customStyle="1" w:styleId="66">
-    <w:name w:val="ImportTok"/>
-    <w:basedOn w:val="51"/>
-    <w:qFormat/>
-    <w:uiPriority w:val="0"/>
-    <w:rPr>
-      <w:rFonts w:ascii="Consolas" w:hAnsi="Consolas"/>
-      <w:b/>
-      <w:color w:val="008000"/>
-      <w:sz w:val="22"/>
-    </w:rPr>
-  </w:style>
-  <w:style w:type="character" w:customStyle="1" w:styleId="67">
-    <w:name w:val="CommentTok"/>
-    <w:basedOn w:val="51"/>
-    <w:qFormat/>
-    <w:uiPriority w:val="0"/>
-    <w:rPr>
-      <w:rFonts w:ascii="Consolas" w:hAnsi="Consolas"/>
-      <w:i/>
-      <w:color w:val="60A0B0"/>
-      <w:sz w:val="22"/>
-    </w:rPr>
-  </w:style>
-  <w:style w:type="character" w:customStyle="1" w:styleId="68">
-    <w:name w:val="DocumentationTok"/>
-    <w:basedOn w:val="51"/>
-    <w:qFormat/>
-    <w:uiPriority w:val="0"/>
-    <w:rPr>
-      <w:rFonts w:ascii="Consolas" w:hAnsi="Consolas"/>
-      <w:i/>
-      <w:color w:val="BA2121"/>
-      <w:sz w:val="22"/>
-    </w:rPr>
-  </w:style>
-  <w:style w:type="character" w:customStyle="1" w:styleId="69">
-    <w:name w:val="AnnotationTok"/>
-    <w:basedOn w:val="51"/>
-    <w:qFormat/>
-    <w:uiPriority w:val="0"/>
-    <w:rPr>
-      <w:rFonts w:ascii="Consolas" w:hAnsi="Consolas"/>
-      <w:b/>
-      <w:i/>
-      <w:color w:val="60A0B0"/>
-      <w:sz w:val="22"/>
-    </w:rPr>
-  </w:style>
-  <w:style w:type="character" w:customStyle="1" w:styleId="70">
-    <w:name w:val="CommentVarTok"/>
-    <w:basedOn w:val="51"/>
-    <w:qFormat/>
-    <w:uiPriority w:val="0"/>
-    <w:rPr>
-      <w:rFonts w:ascii="Consolas" w:hAnsi="Consolas"/>
-      <w:b/>
-      <w:i/>
-      <w:color w:val="60A0B0"/>
-      <w:sz w:val="22"/>
-    </w:rPr>
-  </w:style>
-  <w:style w:type="character" w:customStyle="1" w:styleId="71">
-    <w:name w:val="OtherTok"/>
-    <w:basedOn w:val="51"/>
-    <w:qFormat/>
-    <w:uiPriority w:val="0"/>
-    <w:rPr>
-      <w:rFonts w:ascii="Consolas" w:hAnsi="Consolas"/>
-      <w:color w:val="007020"/>
-      <w:sz w:val="22"/>
-    </w:rPr>
-  </w:style>
-  <w:style w:type="character" w:customStyle="1" w:styleId="72">
-    <w:name w:val="FunctionTok"/>
-    <w:basedOn w:val="51"/>
-    <w:qFormat/>
-    <w:uiPriority w:val="0"/>
-    <w:rPr>
-      <w:rFonts w:ascii="Consolas" w:hAnsi="Consolas"/>
-      <w:color w:val="06287E"/>
-      <w:sz w:val="22"/>
-    </w:rPr>
-  </w:style>
-  <w:style w:type="character" w:customStyle="1" w:styleId="73">
-    <w:name w:val="VariableTok"/>
-    <w:basedOn w:val="51"/>
-    <w:qFormat/>
-    <w:uiPriority w:val="0"/>
-    <w:rPr>
-      <w:rFonts w:ascii="Consolas" w:hAnsi="Consolas"/>
-      <w:color w:val="19177C"/>
-      <w:sz w:val="22"/>
-    </w:rPr>
-  </w:style>
-  <w:style w:type="character" w:customStyle="1" w:styleId="74">
-    <w:name w:val="ControlFlowTok"/>
-    <w:basedOn w:val="51"/>
-    <w:qFormat/>
-    <w:uiPriority w:val="0"/>
-    <w:rPr>
-      <w:rFonts w:ascii="Consolas" w:hAnsi="Consolas"/>
-      <w:b/>
-      <w:color w:val="007020"/>
-      <w:sz w:val="22"/>
-    </w:rPr>
-  </w:style>
-  <w:style w:type="character" w:customStyle="1" w:styleId="75">
-    <w:name w:val="OperatorTok"/>
-    <w:basedOn w:val="51"/>
-    <w:qFormat/>
-    <w:uiPriority w:val="0"/>
-    <w:rPr>
-      <w:rFonts w:ascii="Consolas" w:hAnsi="Consolas"/>
-      <w:color w:val="666666"/>
-      <w:sz w:val="22"/>
-    </w:rPr>
-  </w:style>
-  <w:style w:type="character" w:customStyle="1" w:styleId="76">
-    <w:name w:val="BuiltInTok"/>
-    <w:basedOn w:val="51"/>
-    <w:qFormat/>
-    <w:uiPriority w:val="0"/>
-    <w:rPr>
-      <w:rFonts w:ascii="Consolas" w:hAnsi="Consolas"/>
-      <w:color w:val="008000"/>
-      <w:sz w:val="22"/>
-    </w:rPr>
-  </w:style>
-  <w:style w:type="character" w:customStyle="1" w:styleId="77">
-    <w:name w:val="ExtensionTok"/>
-    <w:basedOn w:val="51"/>
-    <w:qFormat/>
-    <w:uiPriority w:val="0"/>
-    <w:rPr>
-      <w:rFonts w:ascii="Consolas" w:hAnsi="Consolas"/>
-      <w:sz w:val="22"/>
-    </w:rPr>
-  </w:style>
-  <w:style w:type="character" w:customStyle="1" w:styleId="78">
-    <w:name w:val="PreprocessorTok"/>
-    <w:basedOn w:val="51"/>
-    <w:qFormat/>
-    <w:uiPriority w:val="0"/>
-    <w:rPr>
-      <w:rFonts w:ascii="Consolas" w:hAnsi="Consolas"/>
-      <w:color w:val="BC7A00"/>
-      <w:sz w:val="22"/>
-    </w:rPr>
-  </w:style>
-  <w:style w:type="character" w:customStyle="1" w:styleId="79">
-    <w:name w:val="AttributeTok"/>
-    <w:basedOn w:val="51"/>
-    <w:qFormat/>
-    <w:uiPriority w:val="0"/>
-    <w:rPr>
-      <w:rFonts w:ascii="Consolas" w:hAnsi="Consolas"/>
-      <w:color w:val="7D9029"/>
-      <w:sz w:val="22"/>
-    </w:rPr>
-  </w:style>
-  <w:style w:type="character" w:customStyle="1" w:styleId="80">
-    <w:name w:val="RegionMarkerTok"/>
-    <w:basedOn w:val="51"/>
-    <w:qFormat/>
-    <w:uiPriority w:val="0"/>
-    <w:rPr>
-      <w:rFonts w:ascii="Consolas" w:hAnsi="Consolas"/>
-      <w:sz w:val="22"/>
-    </w:rPr>
-  </w:style>
-  <w:style w:type="character" w:customStyle="1" w:styleId="81">
-    <w:name w:val="InformationTok"/>
-    <w:basedOn w:val="51"/>
-    <w:qFormat/>
-    <w:uiPriority w:val="0"/>
-    <w:rPr>
-      <w:rFonts w:ascii="Consolas" w:hAnsi="Consolas"/>
-      <w:b/>
-      <w:i/>
-      <w:color w:val="60A0B0"/>
-      <w:sz w:val="22"/>
-    </w:rPr>
-  </w:style>
-  <w:style w:type="character" w:customStyle="1" w:styleId="82">
-    <w:name w:val="WarningTok"/>
-    <w:basedOn w:val="51"/>
-    <w:qFormat/>
-    <w:uiPriority w:val="0"/>
-    <w:rPr>
-      <w:rFonts w:ascii="Consolas" w:hAnsi="Consolas"/>
-      <w:b/>
-      <w:i/>
-      <w:color w:val="60A0B0"/>
-      <w:sz w:val="22"/>
-    </w:rPr>
-  </w:style>
-  <w:style w:type="character" w:customStyle="1" w:styleId="83">
-    <w:name w:val="AlertTok"/>
-    <w:basedOn w:val="51"/>
-    <w:qFormat/>
-    <w:uiPriority w:val="0"/>
-    <w:rPr>
-      <w:rFonts w:ascii="Consolas" w:hAnsi="Consolas"/>
-      <w:b/>
-      <w:color w:val="FF0000"/>
-      <w:sz w:val="22"/>
-    </w:rPr>
-  </w:style>
-  <w:style w:type="character" w:customStyle="1" w:styleId="84">
-    <w:name w:val="ErrorTok"/>
-    <w:basedOn w:val="51"/>
-    <w:qFormat/>
-    <w:uiPriority w:val="0"/>
-    <w:rPr>
-      <w:rFonts w:ascii="Consolas" w:hAnsi="Consolas"/>
-      <w:b/>
-      <w:color w:val="FF0000"/>
-      <w:sz w:val="22"/>
-    </w:rPr>
-  </w:style>
-  <w:style w:type="character" w:customStyle="1" w:styleId="85">
-    <w:name w:val="NormalTok"/>
-    <w:basedOn w:val="51"/>
-    <w:qFormat/>
-    <w:uiPriority w:val="0"/>
-    <w:rPr>
-      <w:rFonts w:ascii="Consolas" w:hAnsi="Consolas"/>
-      <w:sz w:val="22"/>
-    </w:rPr>
-  </w:style>
-  <w:style w:type="character" w:customStyle="1" w:styleId="86">
-    <w:name w:val="批注文字 字符"/>
-    <w:basedOn w:val="21"/>
-    <w:link w:val="13"/>
-    <w:qFormat/>
-    <w:uiPriority w:val="0"/>
-    <w:rPr>
-      <w:rFonts w:ascii="Times New Roman" w:hAnsi="Times New Roman" w:eastAsia="宋体"/>
-      <w:color w:val="000000"/>
-      <w:sz w:val="24"/>
-      <w:szCs w:val="24"/>
-    </w:rPr>
-  </w:style>
-  <w:style w:type="character" w:customStyle="1" w:styleId="87">
-    <w:name w:val="批注主题 字符"/>
-    <w:basedOn w:val="86"/>
-    <w:link w:val="19"/>
-    <w:qFormat/>
-    <w:uiPriority w:val="0"/>
-    <w:rPr>
-      <w:rFonts w:ascii="Times New Roman" w:hAnsi="Times New Roman" w:eastAsia="宋体"/>
-      <w:b/>
-      <w:bCs/>
-      <w:color w:val="000000"/>
-      <w:sz w:val="24"/>
-      <w:szCs w:val="24"/>
-    </w:rPr>
   </w:style>
 </w:styles>
 </file>

--- a/二稿.docx
+++ b/二稿.docx
@@ -43,13 +43,35 @@
         <w:rPr>
           <w:rFonts w:hint="eastAsia" w:ascii="宋体" w:hAnsi="宋体" w:cs="宋体"/>
         </w:rPr>
-        <w:t>南方科技大学 工学院，广东 珠海</w:t>
-      </w:r>
+        <w:t xml:space="preserve">南方科技大学 工学院，广东 </w:t>
+      </w:r>
+      <w:r>
+        <w:rPr>
+          <w:rFonts w:hint="eastAsia" w:ascii="宋体" w:hAnsi="宋体" w:cs="宋体"/>
+          <w:lang w:val="en-US" w:eastAsia="zh-CN"/>
+        </w:rPr>
+        <w:t>深圳</w:t>
+      </w:r>
+      <w:bookmarkStart w:id="17" w:name="_GoBack"/>
+      <w:bookmarkEnd w:id="17"/>
       <w:r>
         <w:rPr>
           <w:rFonts w:cs="Times New Roman"/>
         </w:rPr>
-        <w:t xml:space="preserve"> 519000</w:t>
+        <w:t xml:space="preserve"> 51</w:t>
+      </w:r>
+      <w:r>
+        <w:rPr>
+          <w:rFonts w:hint="eastAsia" w:cs="Times New Roman"/>
+          <w:lang w:val="en-US" w:eastAsia="zh-CN"/>
+        </w:rPr>
+        <w:t>8</w:t>
+      </w:r>
+      <w:r>
+        <w:rPr>
+          <w:rFonts w:cs="Times New Roman"/>
+        </w:rPr>
+        <w:t>000</w:t>
       </w:r>
       <w:r>
         <w:rPr>
@@ -1141,39 +1163,6 @@
                 <w:szCs w:val="21"/>
               </w:rPr>
               <w:t>Swap 最难（预训练 CLIP）；物体 &gt; 属性 &gt; 关系</w:t>
-            </w:r>
-            <w:r>
-              <w:rPr>
-                <w:rFonts w:hint="eastAsia"/>
-                <w:sz w:val="21"/>
-                <w:szCs w:val="21"/>
-              </w:rPr>
-            </w:r>
-            <w:r>
-              <w:rPr>
-                <w:sz w:val="21"/>
-                <w:szCs w:val="21"/>
-              </w:rPr>
-            </w:r>
-            <w:r>
-              <w:rPr>
-                <w:rFonts w:hint="eastAsia"/>
-                <w:sz w:val="21"/>
-                <w:szCs w:val="21"/>
-              </w:rPr>
-            </w:r>
-            <w:r>
-              <w:rPr>
-                <w:sz w:val="21"/>
-                <w:szCs w:val="21"/>
-              </w:rPr>
-            </w:r>
-            <w:r>
-              <w:rPr>
-                <w:rFonts w:hint="eastAsia"/>
-                <w:sz w:val="21"/>
-                <w:szCs w:val="21"/>
-              </w:rPr>
             </w:r>
           </w:p>
         </w:tc>
@@ -9019,8 +9008,6 @@
               </w:rPr>
               <w:t>SmolVLM-2.2B A-OKVQA 73.4%</w:t>
             </w:r>
-            <w:bookmarkStart w:id="17" w:name="_GoBack"/>
-            <w:bookmarkEnd w:id="17"/>
           </w:p>
         </w:tc>
       </w:tr>
